--- a/DOCS/BaoCaoKhoaLuan/BaoCaoKhoaLuan-GMP.docx
+++ b/DOCS/BaoCaoKhoaLuan/BaoCaoKhoaLuan-GMP.docx
@@ -3437,7 +3437,7 @@
                 <w:noProof/>
                 <w:webHidden/>
               </w:rPr>
-              <w:t>6</w:t>
+              <w:t>5</w:t>
             </w:r>
             <w:r>
               <w:rPr>
@@ -3508,7 +3508,7 @@
                 <w:noProof/>
                 <w:webHidden/>
               </w:rPr>
-              <w:t>6</w:t>
+              <w:t>5</w:t>
             </w:r>
             <w:r>
               <w:rPr>
@@ -3579,7 +3579,7 @@
                 <w:noProof/>
                 <w:webHidden/>
               </w:rPr>
-              <w:t>6</w:t>
+              <w:t>5</w:t>
             </w:r>
             <w:r>
               <w:rPr>
@@ -3650,7 +3650,7 @@
                 <w:noProof/>
                 <w:webHidden/>
               </w:rPr>
-              <w:t>8</w:t>
+              <w:t>7</w:t>
             </w:r>
             <w:r>
               <w:rPr>
@@ -3721,7 +3721,7 @@
                 <w:noProof/>
                 <w:webHidden/>
               </w:rPr>
-              <w:t>9</w:t>
+              <w:t>8</w:t>
             </w:r>
             <w:r>
               <w:rPr>
@@ -3792,7 +3792,7 @@
                 <w:noProof/>
                 <w:webHidden/>
               </w:rPr>
-              <w:t>10</w:t>
+              <w:t>9</w:t>
             </w:r>
             <w:r>
               <w:rPr>
@@ -3863,7 +3863,7 @@
                 <w:noProof/>
                 <w:webHidden/>
               </w:rPr>
-              <w:t>10</w:t>
+              <w:t>9</w:t>
             </w:r>
             <w:r>
               <w:rPr>
@@ -3934,7 +3934,7 @@
                 <w:noProof/>
                 <w:webHidden/>
               </w:rPr>
-              <w:t>12</w:t>
+              <w:t>11</w:t>
             </w:r>
             <w:r>
               <w:rPr>
@@ -4005,7 +4005,7 @@
                 <w:noProof/>
                 <w:webHidden/>
               </w:rPr>
-              <w:t>12</w:t>
+              <w:t>11</w:t>
             </w:r>
             <w:r>
               <w:rPr>
@@ -4076,7 +4076,7 @@
                 <w:noProof/>
                 <w:webHidden/>
               </w:rPr>
-              <w:t>13</w:t>
+              <w:t>12</w:t>
             </w:r>
             <w:r>
               <w:rPr>
@@ -4147,7 +4147,7 @@
                 <w:noProof/>
                 <w:webHidden/>
               </w:rPr>
-              <w:t>14</w:t>
+              <w:t>13</w:t>
             </w:r>
             <w:r>
               <w:rPr>
@@ -4218,7 +4218,7 @@
                 <w:noProof/>
                 <w:webHidden/>
               </w:rPr>
-              <w:t>14</w:t>
+              <w:t>13</w:t>
             </w:r>
             <w:r>
               <w:rPr>
@@ -4289,7 +4289,7 @@
                 <w:noProof/>
                 <w:webHidden/>
               </w:rPr>
-              <w:t>14</w:t>
+              <w:t>13</w:t>
             </w:r>
             <w:r>
               <w:rPr>
@@ -4360,7 +4360,7 @@
                 <w:noProof/>
                 <w:webHidden/>
               </w:rPr>
-              <w:t>14</w:t>
+              <w:t>13</w:t>
             </w:r>
             <w:r>
               <w:rPr>
@@ -4431,7 +4431,7 @@
                 <w:noProof/>
                 <w:webHidden/>
               </w:rPr>
-              <w:t>14</w:t>
+              <w:t>13</w:t>
             </w:r>
             <w:r>
               <w:rPr>
@@ -4502,7 +4502,7 @@
                 <w:noProof/>
                 <w:webHidden/>
               </w:rPr>
-              <w:t>16</w:t>
+              <w:t>15</w:t>
             </w:r>
             <w:r>
               <w:rPr>
@@ -4573,7 +4573,7 @@
                 <w:noProof/>
                 <w:webHidden/>
               </w:rPr>
-              <w:t>16</w:t>
+              <w:t>15</w:t>
             </w:r>
             <w:r>
               <w:rPr>
@@ -4652,7 +4652,7 @@
                 <w:noProof/>
                 <w:webHidden/>
               </w:rPr>
-              <w:t>16</w:t>
+              <w:t>15</w:t>
             </w:r>
             <w:r>
               <w:rPr>
@@ -4723,7 +4723,7 @@
                 <w:noProof/>
                 <w:webHidden/>
               </w:rPr>
-              <w:t>16</w:t>
+              <w:t>15</w:t>
             </w:r>
             <w:r>
               <w:rPr>
@@ -4794,7 +4794,7 @@
                 <w:noProof/>
                 <w:webHidden/>
               </w:rPr>
-              <w:t>17</w:t>
+              <w:t>16</w:t>
             </w:r>
             <w:r>
               <w:rPr>
@@ -4865,7 +4865,7 @@
                 <w:noProof/>
                 <w:webHidden/>
               </w:rPr>
-              <w:t>17</w:t>
+              <w:t>16</w:t>
             </w:r>
             <w:r>
               <w:rPr>
@@ -4936,7 +4936,7 @@
                 <w:noProof/>
                 <w:webHidden/>
               </w:rPr>
-              <w:t>18</w:t>
+              <w:t>17</w:t>
             </w:r>
             <w:r>
               <w:rPr>
@@ -5007,7 +5007,7 @@
                 <w:noProof/>
                 <w:webHidden/>
               </w:rPr>
-              <w:t>18</w:t>
+              <w:t>17</w:t>
             </w:r>
             <w:r>
               <w:rPr>
@@ -5078,7 +5078,7 @@
                 <w:noProof/>
                 <w:webHidden/>
               </w:rPr>
-              <w:t>18</w:t>
+              <w:t>17</w:t>
             </w:r>
             <w:r>
               <w:rPr>
@@ -5149,7 +5149,7 @@
                 <w:noProof/>
                 <w:webHidden/>
               </w:rPr>
-              <w:t>18</w:t>
+              <w:t>17</w:t>
             </w:r>
             <w:r>
               <w:rPr>
@@ -5220,7 +5220,7 @@
                 <w:noProof/>
                 <w:webHidden/>
               </w:rPr>
-              <w:t>19</w:t>
+              <w:t>18</w:t>
             </w:r>
             <w:r>
               <w:rPr>
@@ -21361,8 +21361,17 @@
           <w:szCs w:val="26"/>
           <w:lang w:val="vi-VN"/>
         </w:rPr>
-        <w:t xml:space="preserve">Đặt cả Use-case: </w:t>
-      </w:r>
+        <w:t>Đặc tả Use-case: Kiểm Tra Vệ Sinh Và Môi Trường</w:t>
+      </w:r>
+    </w:p>
+    <w:p>
+      <w:pPr>
+        <w:rPr>
+          <w:sz w:val="26"/>
+          <w:szCs w:val="26"/>
+          <w:lang w:val="vi-VN"/>
+        </w:rPr>
+      </w:pPr>
       <w:r>
         <w:rPr>
           <w:b/>
@@ -21371,19 +21380,449 @@
           <w:szCs w:val="26"/>
           <w:lang w:val="vi-VN"/>
         </w:rPr>
-        <w:t>Kiểm tra môi trường</w:t>
+        <w:t>Use case nghiệp vụ:</w:t>
+      </w:r>
+      <w:r>
+        <w:rPr>
+          <w:sz w:val="26"/>
+          <w:szCs w:val="26"/>
+          <w:lang w:val="vi-VN"/>
+        </w:rPr>
+        <w:t xml:space="preserve"> Kiểm Tra Vệ Sinh Và Môi Trường</w:t>
       </w:r>
     </w:p>
     <w:p>
       <w:pPr>
         <w:rPr>
-          <w:b/>
-          <w:bCs/>
           <w:sz w:val="26"/>
           <w:szCs w:val="26"/>
           <w:lang w:val="vi-VN"/>
         </w:rPr>
       </w:pPr>
+      <w:r>
+        <w:rPr>
+          <w:sz w:val="26"/>
+          <w:szCs w:val="26"/>
+          <w:lang w:val="vi-VN"/>
+        </w:rPr>
+        <w:t>Use case này mô tả quy trình kiểm tra vệ sinh và điều kiện môi trường trước khi thực hiện các bước sản xuất cao khô. Mục tiêu của use case là đảm bảo môi trường sản xuất đáp ứng đầy đủ các tiêu chuẩn vệ sinh và kỹ thuật.</w:t>
+      </w:r>
+    </w:p>
+    <w:p>
+      <w:pPr>
+        <w:rPr>
+          <w:sz w:val="26"/>
+          <w:szCs w:val="26"/>
+          <w:lang w:val="vi-VN"/>
+        </w:rPr>
+      </w:pPr>
+      <w:r>
+        <w:rPr>
+          <w:sz w:val="26"/>
+          <w:szCs w:val="26"/>
+          <w:lang w:val="vi-VN"/>
+        </w:rPr>
+        <w:t>Các dòng cơ bản:</w:t>
+      </w:r>
+    </w:p>
+    <w:p>
+      <w:pPr>
+        <w:ind w:left="720"/>
+        <w:rPr>
+          <w:sz w:val="26"/>
+          <w:szCs w:val="26"/>
+          <w:lang w:val="vi-VN"/>
+        </w:rPr>
+      </w:pPr>
+      <w:r>
+        <w:rPr>
+          <w:sz w:val="26"/>
+          <w:szCs w:val="26"/>
+          <w:lang w:val="vi-VN"/>
+        </w:rPr>
+        <w:t>1. Kiểm tra vệ sinh phòng cân:</w:t>
+      </w:r>
+    </w:p>
+    <w:p>
+      <w:pPr>
+        <w:ind w:left="720"/>
+        <w:rPr>
+          <w:sz w:val="26"/>
+          <w:szCs w:val="26"/>
+          <w:lang w:val="vi-VN"/>
+        </w:rPr>
+      </w:pPr>
+      <w:r>
+        <w:rPr>
+          <w:sz w:val="26"/>
+          <w:szCs w:val="26"/>
+          <w:lang w:val="vi-VN"/>
+        </w:rPr>
+        <w:t xml:space="preserve">   o Nhân viên kiểm tra vệ sinh phòng cân, đảm bảo không có bụi bẩn, rác thải hoặc các yếu tố không đạt chuẩn.</w:t>
+      </w:r>
+    </w:p>
+    <w:p>
+      <w:pPr>
+        <w:ind w:left="720"/>
+        <w:rPr>
+          <w:sz w:val="26"/>
+          <w:szCs w:val="26"/>
+          <w:lang w:val="vi-VN"/>
+        </w:rPr>
+      </w:pPr>
+      <w:r>
+        <w:rPr>
+          <w:sz w:val="26"/>
+          <w:szCs w:val="26"/>
+          <w:lang w:val="vi-VN"/>
+        </w:rPr>
+        <w:t xml:space="preserve">   o Ghi nhận trạng thái vệ sinh của phòng cân (sạch hoặc không sạch).</w:t>
+      </w:r>
+    </w:p>
+    <w:p>
+      <w:pPr>
+        <w:ind w:left="720"/>
+        <w:rPr>
+          <w:sz w:val="26"/>
+          <w:szCs w:val="26"/>
+          <w:lang w:val="vi-VN"/>
+        </w:rPr>
+      </w:pPr>
+      <w:r>
+        <w:rPr>
+          <w:sz w:val="26"/>
+          <w:szCs w:val="26"/>
+          <w:lang w:val="vi-VN"/>
+        </w:rPr>
+        <w:t>2. Kiểm tra các chỉ số môi trường, máy móc:</w:t>
+      </w:r>
+    </w:p>
+    <w:p>
+      <w:pPr>
+        <w:ind w:left="720"/>
+        <w:rPr>
+          <w:sz w:val="26"/>
+          <w:szCs w:val="26"/>
+          <w:lang w:val="vi-VN"/>
+        </w:rPr>
+      </w:pPr>
+      <w:r>
+        <w:rPr>
+          <w:sz w:val="26"/>
+          <w:szCs w:val="26"/>
+          <w:lang w:val="vi-VN"/>
+        </w:rPr>
+        <w:t xml:space="preserve">   o Nhiệt độ: Đo và ghi nhận nhiệt độ trong</w:t>
+      </w:r>
+      <w:r>
+        <w:rPr>
+          <w:sz w:val="26"/>
+          <w:szCs w:val="26"/>
+          <w:lang w:val="vi-VN"/>
+        </w:rPr>
+        <w:t xml:space="preserve"> các</w:t>
+      </w:r>
+      <w:r>
+        <w:rPr>
+          <w:sz w:val="26"/>
+          <w:szCs w:val="26"/>
+          <w:lang w:val="vi-VN"/>
+        </w:rPr>
+        <w:t xml:space="preserve"> phòng</w:t>
+      </w:r>
+      <w:r>
+        <w:rPr>
+          <w:sz w:val="26"/>
+          <w:szCs w:val="26"/>
+          <w:lang w:val="vi-VN"/>
+        </w:rPr>
+        <w:t xml:space="preserve"> xấy,</w:t>
+      </w:r>
+      <w:r>
+        <w:rPr>
+          <w:sz w:val="26"/>
+          <w:szCs w:val="26"/>
+          <w:lang w:val="vi-VN"/>
+        </w:rPr>
+        <w:t xml:space="preserve"> cân</w:t>
+      </w:r>
+      <w:r>
+        <w:rPr>
+          <w:sz w:val="26"/>
+          <w:szCs w:val="26"/>
+          <w:lang w:val="vi-VN"/>
+        </w:rPr>
+        <w:t xml:space="preserve"> và trộn</w:t>
+      </w:r>
+      <w:r>
+        <w:rPr>
+          <w:sz w:val="26"/>
+          <w:szCs w:val="26"/>
+          <w:lang w:val="vi-VN"/>
+        </w:rPr>
+        <w:t>. Yêu cầu phải nằm trong phạm vi 21°C – 25°C.</w:t>
+      </w:r>
+    </w:p>
+    <w:p>
+      <w:pPr>
+        <w:ind w:left="720"/>
+        <w:rPr>
+          <w:sz w:val="26"/>
+          <w:szCs w:val="26"/>
+          <w:lang w:val="vi-VN"/>
+        </w:rPr>
+      </w:pPr>
+      <w:r>
+        <w:rPr>
+          <w:sz w:val="26"/>
+          <w:szCs w:val="26"/>
+          <w:lang w:val="vi-VN"/>
+        </w:rPr>
+        <w:t xml:space="preserve">   o Độ ẩm: Đo và ghi nhận độ ẩm, đảm bảo từ 45% – 70%.</w:t>
+      </w:r>
+    </w:p>
+    <w:p>
+      <w:pPr>
+        <w:ind w:left="720"/>
+        <w:rPr>
+          <w:sz w:val="26"/>
+          <w:szCs w:val="26"/>
+          <w:lang w:val="vi-VN"/>
+        </w:rPr>
+      </w:pPr>
+      <w:r>
+        <w:rPr>
+          <w:sz w:val="26"/>
+          <w:szCs w:val="26"/>
+          <w:lang w:val="vi-VN"/>
+        </w:rPr>
+        <w:t xml:space="preserve">   o Áp lực phòng: Kiểm tra và ghi nhận áp lực phòng, yêu cầu ≥ 10 Pa.</w:t>
+      </w:r>
+    </w:p>
+    <w:p>
+      <w:pPr>
+        <w:ind w:left="720"/>
+        <w:rPr>
+          <w:sz w:val="26"/>
+          <w:szCs w:val="26"/>
+          <w:lang w:val="vi-VN"/>
+        </w:rPr>
+      </w:pPr>
+      <w:r>
+        <w:rPr>
+          <w:sz w:val="26"/>
+          <w:szCs w:val="26"/>
+          <w:lang w:val="vi-VN"/>
+        </w:rPr>
+        <w:t xml:space="preserve">   o Máy móc: Kiểm tra trạng thái máy móc và dụng cụ (sạch hoặc không sạch).</w:t>
+      </w:r>
+    </w:p>
+    <w:p>
+      <w:pPr>
+        <w:ind w:left="720"/>
+        <w:rPr>
+          <w:sz w:val="26"/>
+          <w:szCs w:val="26"/>
+          <w:lang w:val="vi-VN"/>
+        </w:rPr>
+      </w:pPr>
+      <w:r>
+        <w:rPr>
+          <w:sz w:val="26"/>
+          <w:szCs w:val="26"/>
+          <w:lang w:val="vi-VN"/>
+        </w:rPr>
+        <w:t>3. Ghi nhận kết quả kiểm tra:</w:t>
+      </w:r>
+    </w:p>
+    <w:p>
+      <w:pPr>
+        <w:ind w:left="720"/>
+        <w:rPr>
+          <w:sz w:val="26"/>
+          <w:szCs w:val="26"/>
+          <w:lang w:val="vi-VN"/>
+        </w:rPr>
+      </w:pPr>
+      <w:r>
+        <w:rPr>
+          <w:sz w:val="26"/>
+          <w:szCs w:val="26"/>
+          <w:lang w:val="vi-VN"/>
+        </w:rPr>
+        <w:t xml:space="preserve">   o Nhân viên ghi nhận toàn bộ kết quả kiểm tra vệ sinh và môi trường.</w:t>
+      </w:r>
+    </w:p>
+    <w:p>
+      <w:pPr>
+        <w:ind w:left="720"/>
+        <w:rPr>
+          <w:sz w:val="26"/>
+          <w:szCs w:val="26"/>
+          <w:lang w:val="vi-VN"/>
+        </w:rPr>
+      </w:pPr>
+      <w:r>
+        <w:rPr>
+          <w:sz w:val="26"/>
+          <w:szCs w:val="26"/>
+          <w:lang w:val="vi-VN"/>
+        </w:rPr>
+        <w:t xml:space="preserve">   o Nếu đạt chuẩn, xác nhận và chuyển sang bước tiếp theo trong quy trình sản xuất.</w:t>
+      </w:r>
+    </w:p>
+    <w:p>
+      <w:pPr>
+        <w:rPr>
+          <w:sz w:val="26"/>
+          <w:szCs w:val="26"/>
+          <w:lang w:val="vi-VN"/>
+        </w:rPr>
+      </w:pPr>
+      <w:r>
+        <w:rPr>
+          <w:sz w:val="26"/>
+          <w:szCs w:val="26"/>
+          <w:lang w:val="vi-VN"/>
+        </w:rPr>
+        <w:t>Các dòng thay thế:</w:t>
+      </w:r>
+    </w:p>
+    <w:p>
+      <w:pPr>
+        <w:rPr>
+          <w:sz w:val="26"/>
+          <w:szCs w:val="26"/>
+          <w:lang w:val="vi-VN"/>
+        </w:rPr>
+      </w:pPr>
+      <w:r>
+        <w:rPr>
+          <w:sz w:val="26"/>
+          <w:szCs w:val="26"/>
+          <w:lang w:val="vi-VN"/>
+        </w:rPr>
+        <w:t>• Tại bước 1:</w:t>
+      </w:r>
+    </w:p>
+    <w:p>
+      <w:pPr>
+        <w:rPr>
+          <w:sz w:val="26"/>
+          <w:szCs w:val="26"/>
+          <w:lang w:val="vi-VN"/>
+        </w:rPr>
+      </w:pPr>
+      <w:r>
+        <w:rPr>
+          <w:sz w:val="26"/>
+          <w:szCs w:val="26"/>
+          <w:lang w:val="vi-VN"/>
+        </w:rPr>
+        <w:t xml:space="preserve">   o Nếu phòng cân không đạt yêu cầu vệ sinh (ví dụ: có bụi bẩn, rác thải), nhân viên kiểm tra dừng quy trình và thông báo cho bộ phận phụ trách để xử lý.</w:t>
+      </w:r>
+    </w:p>
+    <w:p>
+      <w:pPr>
+        <w:rPr>
+          <w:sz w:val="26"/>
+          <w:szCs w:val="26"/>
+          <w:lang w:val="vi-VN"/>
+        </w:rPr>
+      </w:pPr>
+      <w:r>
+        <w:rPr>
+          <w:sz w:val="26"/>
+          <w:szCs w:val="26"/>
+          <w:lang w:val="vi-VN"/>
+        </w:rPr>
+        <w:t xml:space="preserve">   o Sau khi xử lý, nhân viên thực hiện kiểm tra lại.</w:t>
+      </w:r>
+    </w:p>
+    <w:p>
+      <w:pPr>
+        <w:rPr>
+          <w:sz w:val="26"/>
+          <w:szCs w:val="26"/>
+          <w:lang w:val="vi-VN"/>
+        </w:rPr>
+      </w:pPr>
+      <w:r>
+        <w:rPr>
+          <w:sz w:val="26"/>
+          <w:szCs w:val="26"/>
+          <w:lang w:val="vi-VN"/>
+        </w:rPr>
+        <w:t>• Tại bước 2:</w:t>
+      </w:r>
+    </w:p>
+    <w:p>
+      <w:pPr>
+        <w:rPr>
+          <w:sz w:val="26"/>
+          <w:szCs w:val="26"/>
+          <w:lang w:val="vi-VN"/>
+        </w:rPr>
+      </w:pPr>
+      <w:r>
+        <w:rPr>
+          <w:sz w:val="26"/>
+          <w:szCs w:val="26"/>
+          <w:lang w:val="vi-VN"/>
+        </w:rPr>
+        <w:t xml:space="preserve">   o Nếu một hoặc nhiều chỉ số môi trường không nằm trong giới hạn tiêu chuẩn:</w:t>
+      </w:r>
+    </w:p>
+    <w:p>
+      <w:pPr>
+        <w:rPr>
+          <w:sz w:val="26"/>
+          <w:szCs w:val="26"/>
+          <w:lang w:val="vi-VN"/>
+        </w:rPr>
+      </w:pPr>
+      <w:r>
+        <w:rPr>
+          <w:sz w:val="26"/>
+          <w:szCs w:val="26"/>
+          <w:lang w:val="vi-VN"/>
+        </w:rPr>
+        <w:t xml:space="preserve">     ▪ Nhân viên kiểm tra: Ghi nhận các chỉ số không đạt và báo cáo cho bộ phận kỹ thuật để điều chỉnh môi trường.</w:t>
+      </w:r>
+    </w:p>
+    <w:p>
+      <w:pPr>
+        <w:rPr>
+          <w:sz w:val="26"/>
+          <w:szCs w:val="26"/>
+          <w:lang w:val="vi-VN"/>
+        </w:rPr>
+      </w:pPr>
+      <w:r>
+        <w:rPr>
+          <w:sz w:val="26"/>
+          <w:szCs w:val="26"/>
+          <w:lang w:val="vi-VN"/>
+        </w:rPr>
+        <w:t xml:space="preserve">     ▪ Người giám sát: Phê duyệt việc tạm ngừng quy trình để đảm bảo điều kiện môi trường đạt yêu cầu.</w:t>
+      </w:r>
+    </w:p>
+    <w:p>
+      <w:pPr>
+        <w:rPr>
+          <w:sz w:val="26"/>
+          <w:szCs w:val="26"/>
+          <w:lang w:val="vi-VN"/>
+        </w:rPr>
+      </w:pPr>
+      <w:r>
+        <w:rPr>
+          <w:sz w:val="26"/>
+          <w:szCs w:val="26"/>
+          <w:lang w:val="vi-VN"/>
+        </w:rPr>
+        <w:t xml:space="preserve">   o Sau khi điều chỉnh, thực hiện đo lại các chỉ số và ghi nhận kết quả mới.</w:t>
+      </w:r>
     </w:p>
     <w:p>
       <w:pPr>

--- a/DOCS/BaoCaoKhoaLuan/BaoCaoKhoaLuan-GMP.docx
+++ b/DOCS/BaoCaoKhoaLuan/BaoCaoKhoaLuan-GMP.docx
@@ -21904,6 +21904,688 @@
         </w:rPr>
         <w:t>Xấy TD 8</w:t>
       </w:r>
+      <w:r>
+        <w:rPr>
+          <w:b/>
+          <w:bCs/>
+          <w:sz w:val="26"/>
+          <w:szCs w:val="26"/>
+          <w:lang w:val="vi-VN"/>
+        </w:rPr>
+        <w:t xml:space="preserve"> và xấy NLC 3</w:t>
+      </w:r>
+    </w:p>
+    <w:p>
+      <w:pPr>
+        <w:rPr>
+          <w:sz w:val="26"/>
+          <w:szCs w:val="26"/>
+          <w:lang w:val="vi-VN"/>
+        </w:rPr>
+      </w:pPr>
+      <w:r>
+        <w:rPr>
+          <w:b/>
+          <w:bCs/>
+          <w:sz w:val="26"/>
+          <w:szCs w:val="26"/>
+          <w:lang w:val="vi-VN"/>
+        </w:rPr>
+        <w:t>Use case nghiệp vụ:</w:t>
+      </w:r>
+      <w:r>
+        <w:rPr>
+          <w:sz w:val="26"/>
+          <w:szCs w:val="26"/>
+          <w:lang w:val="vi-VN"/>
+        </w:rPr>
+        <w:t xml:space="preserve"> Thực thi công đoạn Sấy</w:t>
+      </w:r>
+    </w:p>
+    <w:p>
+      <w:pPr>
+        <w:rPr>
+          <w:sz w:val="26"/>
+          <w:szCs w:val="26"/>
+          <w:lang w:val="vi-VN"/>
+        </w:rPr>
+      </w:pPr>
+      <w:r>
+        <w:rPr>
+          <w:sz w:val="26"/>
+          <w:szCs w:val="26"/>
+          <w:lang w:val="vi-VN"/>
+        </w:rPr>
+        <w:t>Use case mô tả việc giám sát nhiệt độ, thời gian và kiểm soát chất lượng sản phẩm thông qua chỉ số độ ẩm sau khi sấy.</w:t>
+      </w:r>
+    </w:p>
+    <w:p>
+      <w:pPr>
+        <w:rPr>
+          <w:sz w:val="26"/>
+          <w:szCs w:val="26"/>
+          <w:lang w:val="vi-VN"/>
+        </w:rPr>
+      </w:pPr>
+      <w:r>
+        <w:rPr>
+          <w:sz w:val="26"/>
+          <w:szCs w:val="26"/>
+          <w:lang w:val="vi-VN"/>
+        </w:rPr>
+        <w:t>Các dòng cơ bản:</w:t>
+      </w:r>
+    </w:p>
+    <w:p>
+      <w:pPr>
+        <w:ind w:left="720"/>
+        <w:rPr>
+          <w:sz w:val="26"/>
+          <w:szCs w:val="26"/>
+          <w:lang w:val="vi-VN"/>
+        </w:rPr>
+      </w:pPr>
+      <w:r>
+        <w:rPr>
+          <w:sz w:val="26"/>
+          <w:szCs w:val="26"/>
+          <w:lang w:val="vi-VN"/>
+        </w:rPr>
+        <w:t>1. Giám sát sấy:</w:t>
+      </w:r>
+    </w:p>
+    <w:p>
+      <w:pPr>
+        <w:ind w:left="720"/>
+        <w:rPr>
+          <w:sz w:val="26"/>
+          <w:szCs w:val="26"/>
+          <w:lang w:val="vi-VN"/>
+        </w:rPr>
+      </w:pPr>
+      <w:r>
+        <w:rPr>
+          <w:sz w:val="26"/>
+          <w:szCs w:val="26"/>
+          <w:lang w:val="vi-VN"/>
+        </w:rPr>
+        <w:t xml:space="preserve">   o Ghi nhận nhiệt độ sấy cài đặt và theo dõi nhiệt độ thực tế trong quá trình thiết bị vận hành.</w:t>
+      </w:r>
+    </w:p>
+    <w:p>
+      <w:pPr>
+        <w:ind w:left="720"/>
+        <w:rPr>
+          <w:sz w:val="26"/>
+          <w:szCs w:val="26"/>
+          <w:lang w:val="vi-VN"/>
+        </w:rPr>
+      </w:pPr>
+      <w:r>
+        <w:rPr>
+          <w:sz w:val="26"/>
+          <w:szCs w:val="26"/>
+          <w:lang w:val="vi-VN"/>
+        </w:rPr>
+        <w:t>2. Kiểm tra chất lượng:</w:t>
+      </w:r>
+    </w:p>
+    <w:p>
+      <w:pPr>
+        <w:ind w:left="720"/>
+        <w:rPr>
+          <w:sz w:val="26"/>
+          <w:szCs w:val="26"/>
+          <w:lang w:val="vi-VN"/>
+        </w:rPr>
+      </w:pPr>
+      <w:r>
+        <w:rPr>
+          <w:sz w:val="26"/>
+          <w:szCs w:val="26"/>
+          <w:lang w:val="vi-VN"/>
+        </w:rPr>
+        <w:t xml:space="preserve">   o Thực hiện đo và nhập chỉ số độ ẩm của sản phẩm sau khi kết thúc quá trình sấy (yêu cầu đạt chuẩn &lt; 5%).</w:t>
+      </w:r>
+    </w:p>
+    <w:p>
+      <w:pPr>
+        <w:ind w:left="720"/>
+        <w:rPr>
+          <w:sz w:val="26"/>
+          <w:szCs w:val="26"/>
+          <w:lang w:val="vi-VN"/>
+        </w:rPr>
+      </w:pPr>
+      <w:r>
+        <w:rPr>
+          <w:sz w:val="26"/>
+          <w:szCs w:val="26"/>
+          <w:lang w:val="vi-VN"/>
+        </w:rPr>
+        <w:t>3. Ký xác nhận hoàn tất:</w:t>
+      </w:r>
+    </w:p>
+    <w:p>
+      <w:pPr>
+        <w:ind w:left="720"/>
+        <w:rPr>
+          <w:sz w:val="26"/>
+          <w:szCs w:val="26"/>
+          <w:lang w:val="vi-VN"/>
+        </w:rPr>
+      </w:pPr>
+      <w:r>
+        <w:rPr>
+          <w:sz w:val="26"/>
+          <w:szCs w:val="26"/>
+          <w:lang w:val="vi-VN"/>
+        </w:rPr>
+        <w:lastRenderedPageBreak/>
+        <w:t xml:space="preserve">   o Nhân viên thực hiện nhập mã số cá nhân để ký tên điện tử và đóng công đoạn sấy.</w:t>
+      </w:r>
+    </w:p>
+    <w:p>
+      <w:pPr>
+        <w:rPr>
+          <w:sz w:val="26"/>
+          <w:szCs w:val="26"/>
+          <w:lang w:val="vi-VN"/>
+        </w:rPr>
+      </w:pPr>
+      <w:r>
+        <w:rPr>
+          <w:sz w:val="26"/>
+          <w:szCs w:val="26"/>
+          <w:lang w:val="vi-VN"/>
+        </w:rPr>
+        <w:t>Các dòng thay thế:</w:t>
+      </w:r>
+    </w:p>
+    <w:p>
+      <w:pPr>
+        <w:rPr>
+          <w:sz w:val="26"/>
+          <w:szCs w:val="26"/>
+          <w:lang w:val="vi-VN"/>
+        </w:rPr>
+      </w:pPr>
+      <w:r>
+        <w:rPr>
+          <w:sz w:val="26"/>
+          <w:szCs w:val="26"/>
+          <w:lang w:val="vi-VN"/>
+        </w:rPr>
+        <w:t>• Tại bước 2: Nếu độ ẩm sản phẩm vẫn cao hơn 5%, hệ thống yêu cầu công nhân thực hiện sấy bổ sung cho đến khi đạt yêu cầu.</w:t>
+      </w:r>
+    </w:p>
+    <w:p>
+      <w:pPr>
+        <w:rPr>
+          <w:b/>
+          <w:bCs/>
+          <w:sz w:val="26"/>
+          <w:szCs w:val="26"/>
+          <w:lang w:val="vi-VN"/>
+        </w:rPr>
+      </w:pPr>
+      <w:r>
+        <w:rPr>
+          <w:b/>
+          <w:bCs/>
+          <w:sz w:val="26"/>
+          <w:szCs w:val="26"/>
+          <w:lang w:val="vi-VN"/>
+        </w:rPr>
+        <w:t xml:space="preserve">3. </w:t>
+      </w:r>
+      <w:r>
+        <w:rPr>
+          <w:b/>
+          <w:bCs/>
+          <w:sz w:val="26"/>
+          <w:szCs w:val="26"/>
+          <w:lang w:val="vi-VN"/>
+        </w:rPr>
+        <w:t xml:space="preserve">Đặc tả Use-case: Cân </w:t>
+      </w:r>
+      <w:r>
+        <w:rPr>
+          <w:b/>
+          <w:bCs/>
+          <w:sz w:val="26"/>
+          <w:szCs w:val="26"/>
+          <w:lang w:val="vi-VN"/>
+        </w:rPr>
+        <w:t>Nguyên Liệu Sản Xuất Viên Nang</w:t>
+      </w:r>
+    </w:p>
+    <w:p>
+      <w:pPr>
+        <w:rPr>
+          <w:sz w:val="26"/>
+          <w:szCs w:val="26"/>
+          <w:lang w:val="vi-VN"/>
+        </w:rPr>
+      </w:pPr>
+      <w:r>
+        <w:rPr>
+          <w:b/>
+          <w:bCs/>
+          <w:sz w:val="26"/>
+          <w:szCs w:val="26"/>
+          <w:lang w:val="vi-VN"/>
+        </w:rPr>
+        <w:t>Use case nghiệp vụ:</w:t>
+      </w:r>
+      <w:r>
+        <w:rPr>
+          <w:sz w:val="26"/>
+          <w:szCs w:val="26"/>
+          <w:lang w:val="vi-VN"/>
+        </w:rPr>
+        <w:t xml:space="preserve"> Cân Nguyên Liệu Sản Xuất </w:t>
+      </w:r>
+      <w:r>
+        <w:rPr>
+          <w:sz w:val="26"/>
+          <w:szCs w:val="26"/>
+          <w:lang w:val="vi-VN"/>
+        </w:rPr>
+        <w:t>Viên Nang</w:t>
+      </w:r>
+    </w:p>
+    <w:p>
+      <w:pPr>
+        <w:rPr>
+          <w:sz w:val="26"/>
+          <w:szCs w:val="26"/>
+          <w:lang w:val="vi-VN"/>
+        </w:rPr>
+      </w:pPr>
+      <w:r>
+        <w:rPr>
+          <w:sz w:val="26"/>
+          <w:szCs w:val="26"/>
+          <w:lang w:val="vi-VN"/>
+        </w:rPr>
+        <w:t>Use case bắt đầu khi nhân viên cân thực hiện việc cân nguyên liệu để sản xuất. Mục tiêu của use case là cung cấp quy trình hiện cân nguyên liệu theo tiêu chuẩn.</w:t>
+      </w:r>
+    </w:p>
+    <w:p>
+      <w:pPr>
+        <w:rPr>
+          <w:sz w:val="26"/>
+          <w:szCs w:val="26"/>
+          <w:lang w:val="vi-VN"/>
+        </w:rPr>
+      </w:pPr>
+      <w:r>
+        <w:rPr>
+          <w:sz w:val="26"/>
+          <w:szCs w:val="26"/>
+          <w:lang w:val="vi-VN"/>
+        </w:rPr>
+        <w:t>Các dòng cơ bản:</w:t>
+      </w:r>
+    </w:p>
+    <w:p>
+      <w:pPr>
+        <w:ind w:left="720"/>
+        <w:rPr>
+          <w:sz w:val="26"/>
+          <w:szCs w:val="26"/>
+          <w:lang w:val="vi-VN"/>
+        </w:rPr>
+      </w:pPr>
+      <w:r>
+        <w:rPr>
+          <w:sz w:val="26"/>
+          <w:szCs w:val="26"/>
+          <w:lang w:val="vi-VN"/>
+        </w:rPr>
+        <w:t>1. Nhân viên cân thực hiện cân nguyên liệu:</w:t>
+      </w:r>
+    </w:p>
+    <w:p>
+      <w:pPr>
+        <w:ind w:left="720"/>
+        <w:rPr>
+          <w:sz w:val="26"/>
+          <w:szCs w:val="26"/>
+          <w:lang w:val="vi-VN"/>
+        </w:rPr>
+      </w:pPr>
+      <w:r>
+        <w:rPr>
+          <w:sz w:val="26"/>
+          <w:szCs w:val="26"/>
+          <w:lang w:val="vi-VN"/>
+        </w:rPr>
+        <w:t xml:space="preserve">   o Công nhân thực hiện cân lượng nguyên liệu theo yêu cầu định mức hiển thị trên ứng dụng máy tính bảng.</w:t>
+      </w:r>
+    </w:p>
+    <w:p>
+      <w:pPr>
+        <w:ind w:left="720"/>
+        <w:rPr>
+          <w:sz w:val="26"/>
+          <w:szCs w:val="26"/>
+          <w:lang w:val="vi-VN"/>
+        </w:rPr>
+      </w:pPr>
+      <w:r>
+        <w:rPr>
+          <w:sz w:val="26"/>
+          <w:szCs w:val="26"/>
+          <w:lang w:val="vi-VN"/>
+        </w:rPr>
+        <w:t xml:space="preserve">   o Nhập khối lượng thực tế đã cân được vào hệ thống và kiểm tra sai lệch (sai số cho phép trong khoảng ±5%).</w:t>
+      </w:r>
+    </w:p>
+    <w:p>
+      <w:pPr>
+        <w:ind w:left="720"/>
+        <w:rPr>
+          <w:sz w:val="26"/>
+          <w:szCs w:val="26"/>
+          <w:lang w:val="vi-VN"/>
+        </w:rPr>
+      </w:pPr>
+      <w:r>
+        <w:rPr>
+          <w:sz w:val="26"/>
+          <w:szCs w:val="26"/>
+          <w:lang w:val="vi-VN"/>
+        </w:rPr>
+        <w:t>2. Xác nhận và lưu kết quả:</w:t>
+      </w:r>
+    </w:p>
+    <w:p>
+      <w:pPr>
+        <w:ind w:left="720"/>
+        <w:rPr>
+          <w:sz w:val="26"/>
+          <w:szCs w:val="26"/>
+          <w:lang w:val="vi-VN"/>
+        </w:rPr>
+      </w:pPr>
+      <w:r>
+        <w:rPr>
+          <w:sz w:val="26"/>
+          <w:szCs w:val="26"/>
+          <w:lang w:val="vi-VN"/>
+        </w:rPr>
+        <w:t xml:space="preserve">   o Nhân viên cân nhập mã số cá nhân để thực hiện ký tên điện tử, xác nhận trách nhiệm cho khối lượng đã cân.</w:t>
+      </w:r>
+    </w:p>
+    <w:p>
+      <w:pPr>
+        <w:rPr>
+          <w:sz w:val="26"/>
+          <w:szCs w:val="26"/>
+          <w:lang w:val="vi-VN"/>
+        </w:rPr>
+      </w:pPr>
+      <w:r>
+        <w:rPr>
+          <w:sz w:val="26"/>
+          <w:szCs w:val="26"/>
+          <w:lang w:val="vi-VN"/>
+        </w:rPr>
+        <w:t>Các dòng thay thế:</w:t>
+      </w:r>
+    </w:p>
+    <w:p>
+      <w:pPr>
+        <w:rPr>
+          <w:sz w:val="26"/>
+          <w:szCs w:val="26"/>
+          <w:lang w:val="vi-VN"/>
+        </w:rPr>
+      </w:pPr>
+      <w:r>
+        <w:rPr>
+          <w:sz w:val="26"/>
+          <w:szCs w:val="26"/>
+          <w:lang w:val="vi-VN"/>
+        </w:rPr>
+        <w:t>• Tại bước 1: Nếu khối lượng thực tế sai lệch quá 5% so với yêu cầu, nhân viên phải thực hiện cân lại hoặc giải trình lý do theo quy định.</w:t>
+      </w:r>
+    </w:p>
+    <w:p>
+      <w:pPr>
+        <w:rPr>
+          <w:b/>
+          <w:bCs/>
+          <w:sz w:val="26"/>
+          <w:szCs w:val="26"/>
+          <w:lang w:val="vi-VN"/>
+        </w:rPr>
+      </w:pPr>
+      <w:r>
+        <w:rPr>
+          <w:b/>
+          <w:bCs/>
+          <w:sz w:val="26"/>
+          <w:szCs w:val="26"/>
+          <w:lang w:val="vi-VN"/>
+        </w:rPr>
+        <w:t xml:space="preserve">4. </w:t>
+      </w:r>
+      <w:r>
+        <w:rPr>
+          <w:b/>
+          <w:bCs/>
+          <w:sz w:val="26"/>
+          <w:szCs w:val="26"/>
+          <w:lang w:val="vi-VN"/>
+        </w:rPr>
+        <w:t xml:space="preserve">Đặc tả Use-case: Trộn </w:t>
+      </w:r>
+      <w:r>
+        <w:rPr>
+          <w:b/>
+          <w:bCs/>
+          <w:sz w:val="26"/>
+          <w:szCs w:val="26"/>
+          <w:lang w:val="vi-VN"/>
+        </w:rPr>
+        <w:t>Khô</w:t>
+      </w:r>
+    </w:p>
+    <w:p>
+      <w:pPr>
+        <w:rPr>
+          <w:sz w:val="26"/>
+          <w:szCs w:val="26"/>
+          <w:lang w:val="vi-VN"/>
+        </w:rPr>
+      </w:pPr>
+      <w:r>
+        <w:rPr>
+          <w:b/>
+          <w:bCs/>
+          <w:sz w:val="26"/>
+          <w:szCs w:val="26"/>
+          <w:lang w:val="vi-VN"/>
+        </w:rPr>
+        <w:t>Use case nghiệp vụ:</w:t>
+      </w:r>
+      <w:r>
+        <w:rPr>
+          <w:sz w:val="26"/>
+          <w:szCs w:val="26"/>
+          <w:lang w:val="vi-VN"/>
+        </w:rPr>
+        <w:t xml:space="preserve"> Trộn </w:t>
+      </w:r>
+      <w:r>
+        <w:rPr>
+          <w:sz w:val="26"/>
+          <w:szCs w:val="26"/>
+          <w:lang w:val="vi-VN"/>
+        </w:rPr>
+        <w:t>Khô</w:t>
+      </w:r>
+    </w:p>
+    <w:p>
+      <w:pPr>
+        <w:rPr>
+          <w:sz w:val="26"/>
+          <w:szCs w:val="26"/>
+          <w:lang w:val="vi-VN"/>
+        </w:rPr>
+      </w:pPr>
+      <w:r>
+        <w:rPr>
+          <w:sz w:val="26"/>
+          <w:szCs w:val="26"/>
+          <w:lang w:val="vi-VN"/>
+        </w:rPr>
+        <w:t>Use case mô tả quy trình vận hành máy trộn nguyên liệu, ghi nhận thời gian và tốc độ quay của máy.</w:t>
+      </w:r>
+    </w:p>
+    <w:p>
+      <w:pPr>
+        <w:rPr>
+          <w:sz w:val="26"/>
+          <w:szCs w:val="26"/>
+          <w:lang w:val="vi-VN"/>
+        </w:rPr>
+      </w:pPr>
+      <w:r>
+        <w:rPr>
+          <w:sz w:val="26"/>
+          <w:szCs w:val="26"/>
+          <w:lang w:val="vi-VN"/>
+        </w:rPr>
+        <w:t>Các dòng cơ bản:</w:t>
+      </w:r>
+    </w:p>
+    <w:p>
+      <w:pPr>
+        <w:ind w:left="720"/>
+        <w:rPr>
+          <w:sz w:val="26"/>
+          <w:szCs w:val="26"/>
+          <w:lang w:val="vi-VN"/>
+        </w:rPr>
+      </w:pPr>
+      <w:r>
+        <w:rPr>
+          <w:sz w:val="26"/>
+          <w:szCs w:val="26"/>
+          <w:lang w:val="vi-VN"/>
+        </w:rPr>
+        <w:t>1. Vận hành máy trộn:</w:t>
+      </w:r>
+    </w:p>
+    <w:p>
+      <w:pPr>
+        <w:ind w:left="720"/>
+        <w:rPr>
+          <w:sz w:val="26"/>
+          <w:szCs w:val="26"/>
+          <w:lang w:val="vi-VN"/>
+        </w:rPr>
+      </w:pPr>
+      <w:r>
+        <w:rPr>
+          <w:sz w:val="26"/>
+          <w:szCs w:val="26"/>
+          <w:lang w:val="vi-VN"/>
+        </w:rPr>
+        <w:t xml:space="preserve">   o Nhập thời gian bắt đầu chạy máy và tốc độ quay thực tế của thiết bị.</w:t>
+      </w:r>
+    </w:p>
+    <w:p>
+      <w:pPr>
+        <w:ind w:left="720"/>
+        <w:rPr>
+          <w:sz w:val="26"/>
+          <w:szCs w:val="26"/>
+          <w:lang w:val="vi-VN"/>
+        </w:rPr>
+      </w:pPr>
+      <w:r>
+        <w:rPr>
+          <w:sz w:val="26"/>
+          <w:szCs w:val="26"/>
+          <w:lang w:val="vi-VN"/>
+        </w:rPr>
+        <w:t xml:space="preserve">   o Xác nhận đã thực hiện nạp các loại nguyên liệu vào máy theo đúng trình tự hướng dẫn.</w:t>
+      </w:r>
+    </w:p>
+    <w:p>
+      <w:pPr>
+        <w:ind w:left="720"/>
+        <w:rPr>
+          <w:sz w:val="26"/>
+          <w:szCs w:val="26"/>
+          <w:lang w:val="vi-VN"/>
+        </w:rPr>
+      </w:pPr>
+      <w:r>
+        <w:rPr>
+          <w:sz w:val="26"/>
+          <w:szCs w:val="26"/>
+          <w:lang w:val="vi-VN"/>
+        </w:rPr>
+        <w:t>2. Hoàn tất công đoạn:</w:t>
+      </w:r>
+    </w:p>
+    <w:p>
+      <w:pPr>
+        <w:ind w:left="720"/>
+        <w:rPr>
+          <w:sz w:val="26"/>
+          <w:szCs w:val="26"/>
+          <w:lang w:val="vi-VN"/>
+        </w:rPr>
+      </w:pPr>
+      <w:r>
+        <w:rPr>
+          <w:sz w:val="26"/>
+          <w:szCs w:val="26"/>
+          <w:lang w:val="vi-VN"/>
+        </w:rPr>
+        <w:t xml:space="preserve">   o Nhập thời gian dừng máy và thực hiện ký tên cá nhân để hoàn thành bước trộn.</w:t>
+      </w:r>
+    </w:p>
+    <w:p>
+      <w:pPr>
+        <w:rPr>
+          <w:sz w:val="26"/>
+          <w:szCs w:val="26"/>
+          <w:lang w:val="vi-VN"/>
+        </w:rPr>
+      </w:pPr>
+      <w:r>
+        <w:rPr>
+          <w:sz w:val="26"/>
+          <w:szCs w:val="26"/>
+          <w:lang w:val="vi-VN"/>
+        </w:rPr>
+        <w:t>Các dòng thay thế:</w:t>
+      </w:r>
+    </w:p>
+    <w:p>
+      <w:pPr>
+        <w:rPr>
+          <w:sz w:val="26"/>
+          <w:szCs w:val="26"/>
+          <w:lang w:val="vi-VN"/>
+        </w:rPr>
+      </w:pPr>
+      <w:r>
+        <w:rPr>
+          <w:sz w:val="26"/>
+          <w:szCs w:val="26"/>
+          <w:lang w:val="vi-VN"/>
+        </w:rPr>
+        <w:t>• Nếu thời gian trộn thực tế ít hơn thời gian quy định trong quy trình chuẩn, hệ thống sẽ đưa ra cảnh báo cho người vận hành.</w:t>
+      </w:r>
     </w:p>
     <w:p>
       <w:pPr>
@@ -21919,6 +22601,7 @@
         <w:rPr>
           <w:sz w:val="28"/>
           <w:szCs w:val="28"/>
+          <w:lang w:val="vi-VN"/>
         </w:rPr>
         <w:t>2.</w:t>
       </w:r>
@@ -21926,6 +22609,7 @@
         <w:rPr>
           <w:sz w:val="28"/>
           <w:szCs w:val="28"/>
+          <w:lang w:val="vi-VN"/>
         </w:rPr>
         <w:t>3</w:t>
       </w:r>
@@ -21933,6 +22617,7 @@
         <w:rPr>
           <w:sz w:val="28"/>
           <w:szCs w:val="28"/>
+          <w:lang w:val="vi-VN"/>
         </w:rPr>
         <w:t xml:space="preserve">. </w:t>
       </w:r>
@@ -21941,6 +22626,7 @@
         <w:rPr>
           <w:sz w:val="28"/>
           <w:szCs w:val="28"/>
+          <w:lang w:val="vi-VN"/>
         </w:rPr>
         <w:t>MÔ</w:t>
       </w:r>

--- a/DOCS/BaoCaoKhoaLuan/BaoCaoKhoaLuan-GMP.docx
+++ b/DOCS/BaoCaoKhoaLuan/BaoCaoKhoaLuan-GMP.docx
@@ -22589,6 +22589,1406 @@
     </w:p>
     <w:p>
       <w:pPr>
+        <w:rPr>
+          <w:b/>
+          <w:bCs/>
+          <w:sz w:val="26"/>
+          <w:szCs w:val="26"/>
+          <w:lang w:val="vi-VN"/>
+        </w:rPr>
+      </w:pPr>
+      <w:r>
+        <w:rPr>
+          <w:b/>
+          <w:bCs/>
+          <w:sz w:val="26"/>
+          <w:szCs w:val="26"/>
+          <w:lang w:val="vi-VN"/>
+        </w:rPr>
+        <w:t xml:space="preserve">5. </w:t>
+      </w:r>
+      <w:r>
+        <w:rPr>
+          <w:b/>
+          <w:bCs/>
+          <w:sz w:val="26"/>
+          <w:szCs w:val="26"/>
+          <w:lang w:val="vi-VN"/>
+        </w:rPr>
+        <w:t>Đặc tả Use-case: Ký xác nhận điện tử (Digital Signature)</w:t>
+      </w:r>
+    </w:p>
+    <w:p>
+      <w:pPr>
+        <w:rPr>
+          <w:sz w:val="26"/>
+          <w:szCs w:val="26"/>
+          <w:lang w:val="vi-VN"/>
+        </w:rPr>
+      </w:pPr>
+      <w:r>
+        <w:rPr>
+          <w:b/>
+          <w:bCs/>
+          <w:sz w:val="26"/>
+          <w:szCs w:val="26"/>
+          <w:lang w:val="vi-VN"/>
+        </w:rPr>
+        <w:t>Use case nghiệp vụ:</w:t>
+      </w:r>
+      <w:r>
+        <w:rPr>
+          <w:sz w:val="26"/>
+          <w:szCs w:val="26"/>
+          <w:lang w:val="vi-VN"/>
+        </w:rPr>
+        <w:t xml:space="preserve"> Ký xác nhận điện tử (Digital Signature)</w:t>
+      </w:r>
+    </w:p>
+    <w:p>
+      <w:pPr>
+        <w:rPr>
+          <w:sz w:val="26"/>
+          <w:szCs w:val="26"/>
+          <w:lang w:val="vi-VN"/>
+        </w:rPr>
+      </w:pPr>
+      <w:r>
+        <w:rPr>
+          <w:sz w:val="26"/>
+          <w:szCs w:val="26"/>
+          <w:lang w:val="vi-VN"/>
+        </w:rPr>
+        <w:t>Use case mô tả cơ chế xác thực trách nhiệm của nhân sự sau mỗi bước công việc bằng mã số PIN định danh cá nhân.</w:t>
+      </w:r>
+    </w:p>
+    <w:p>
+      <w:pPr>
+        <w:rPr>
+          <w:sz w:val="26"/>
+          <w:szCs w:val="26"/>
+          <w:lang w:val="vi-VN"/>
+        </w:rPr>
+      </w:pPr>
+      <w:r>
+        <w:rPr>
+          <w:sz w:val="26"/>
+          <w:szCs w:val="26"/>
+          <w:lang w:val="vi-VN"/>
+        </w:rPr>
+        <w:t>Các dòng cơ bản:</w:t>
+      </w:r>
+    </w:p>
+    <w:p>
+      <w:pPr>
+        <w:ind w:left="720"/>
+        <w:rPr>
+          <w:sz w:val="26"/>
+          <w:szCs w:val="26"/>
+          <w:lang w:val="vi-VN"/>
+        </w:rPr>
+      </w:pPr>
+      <w:r>
+        <w:rPr>
+          <w:sz w:val="26"/>
+          <w:szCs w:val="26"/>
+          <w:lang w:val="vi-VN"/>
+        </w:rPr>
+        <w:t>1. Thực hiện ký số:</w:t>
+      </w:r>
+    </w:p>
+    <w:p>
+      <w:pPr>
+        <w:ind w:left="720"/>
+        <w:rPr>
+          <w:sz w:val="26"/>
+          <w:szCs w:val="26"/>
+          <w:lang w:val="vi-VN"/>
+        </w:rPr>
+      </w:pPr>
+      <w:r>
+        <w:rPr>
+          <w:sz w:val="26"/>
+          <w:szCs w:val="26"/>
+          <w:lang w:val="vi-VN"/>
+        </w:rPr>
+        <w:t xml:space="preserve">   o Khi hoàn thành một công đoạn, hệ thống yêu cầu nhân viên nhập mã số cá nhân gồm 6 chữ số.</w:t>
+      </w:r>
+    </w:p>
+    <w:p>
+      <w:pPr>
+        <w:ind w:left="720"/>
+        <w:rPr>
+          <w:sz w:val="26"/>
+          <w:szCs w:val="26"/>
+          <w:lang w:val="vi-VN"/>
+        </w:rPr>
+      </w:pPr>
+      <w:r>
+        <w:rPr>
+          <w:sz w:val="26"/>
+          <w:szCs w:val="26"/>
+          <w:lang w:val="vi-VN"/>
+        </w:rPr>
+        <w:t xml:space="preserve">   o Hệ thống kiểm tra mã PIN và lưu vết tên người thực hiện kèm thời điểm xác nhận chính xác vào nhật ký điện tử.</w:t>
+      </w:r>
+    </w:p>
+    <w:p>
+      <w:pPr>
+        <w:rPr>
+          <w:sz w:val="26"/>
+          <w:szCs w:val="26"/>
+          <w:lang w:val="vi-VN"/>
+        </w:rPr>
+      </w:pPr>
+      <w:r>
+        <w:rPr>
+          <w:sz w:val="26"/>
+          <w:szCs w:val="26"/>
+          <w:lang w:val="vi-VN"/>
+        </w:rPr>
+        <w:lastRenderedPageBreak/>
+        <w:t>Các dòng thay thế:</w:t>
+      </w:r>
+    </w:p>
+    <w:p>
+      <w:pPr>
+        <w:rPr>
+          <w:sz w:val="26"/>
+          <w:szCs w:val="26"/>
+          <w:lang w:val="vi-VN"/>
+        </w:rPr>
+      </w:pPr>
+      <w:r>
+        <w:rPr>
+          <w:sz w:val="26"/>
+          <w:szCs w:val="26"/>
+          <w:lang w:val="vi-VN"/>
+        </w:rPr>
+        <w:t>• Tại bước 1: Nếu nhập sai mã số PIN, hệ thống sẽ thông báo lỗi và yêu cầu thực hiện lại.</w:t>
+      </w:r>
+    </w:p>
+    <w:p>
+      <w:pPr>
+        <w:rPr>
+          <w:b/>
+          <w:bCs/>
+          <w:sz w:val="26"/>
+          <w:szCs w:val="26"/>
+          <w:lang w:val="vi-VN"/>
+        </w:rPr>
+      </w:pPr>
+      <w:r>
+        <w:rPr>
+          <w:b/>
+          <w:bCs/>
+          <w:sz w:val="26"/>
+          <w:szCs w:val="26"/>
+          <w:lang w:val="vi-VN"/>
+        </w:rPr>
+        <w:t xml:space="preserve">6. </w:t>
+      </w:r>
+      <w:r>
+        <w:rPr>
+          <w:b/>
+          <w:bCs/>
+          <w:sz w:val="26"/>
+          <w:szCs w:val="26"/>
+          <w:lang w:val="vi-VN"/>
+        </w:rPr>
+        <w:t>Đặc tả Use-case: Quản lý Tài khoản và Thông tin nhân viên</w:t>
+      </w:r>
+    </w:p>
+    <w:p>
+      <w:pPr>
+        <w:rPr>
+          <w:sz w:val="26"/>
+          <w:szCs w:val="26"/>
+          <w:lang w:val="vi-VN"/>
+        </w:rPr>
+      </w:pPr>
+      <w:r>
+        <w:rPr>
+          <w:b/>
+          <w:bCs/>
+          <w:sz w:val="26"/>
+          <w:szCs w:val="26"/>
+          <w:lang w:val="vi-VN"/>
+        </w:rPr>
+        <w:t>Use case nghiệp vụ:</w:t>
+      </w:r>
+      <w:r>
+        <w:rPr>
+          <w:sz w:val="26"/>
+          <w:szCs w:val="26"/>
+          <w:lang w:val="vi-VN"/>
+        </w:rPr>
+        <w:t xml:space="preserve"> Quản lý thông tin nhân viên</w:t>
+      </w:r>
+    </w:p>
+    <w:p>
+      <w:pPr>
+        <w:rPr>
+          <w:sz w:val="26"/>
+          <w:szCs w:val="26"/>
+          <w:lang w:val="vi-VN"/>
+        </w:rPr>
+      </w:pPr>
+      <w:r>
+        <w:rPr>
+          <w:sz w:val="26"/>
+          <w:szCs w:val="26"/>
+          <w:lang w:val="vi-VN"/>
+        </w:rPr>
+        <w:t>Use case bắt đầu khi quản lý nhân sự thực hiện việc quản lý và cập nhật dữ liệu liên quan đến nhân viên trong hệ thống. Mục tiêu của use case là đảm bảo thông tin nhân viên luôn được cập nhật chính xác và đầy đủ.</w:t>
+      </w:r>
+    </w:p>
+    <w:p>
+      <w:pPr>
+        <w:rPr>
+          <w:sz w:val="26"/>
+          <w:szCs w:val="26"/>
+          <w:lang w:val="vi-VN"/>
+        </w:rPr>
+      </w:pPr>
+      <w:r>
+        <w:rPr>
+          <w:sz w:val="26"/>
+          <w:szCs w:val="26"/>
+          <w:lang w:val="vi-VN"/>
+        </w:rPr>
+        <w:t>Các dòng cơ bản:</w:t>
+      </w:r>
+    </w:p>
+    <w:p>
+      <w:pPr>
+        <w:ind w:left="720"/>
+        <w:rPr>
+          <w:sz w:val="26"/>
+          <w:szCs w:val="26"/>
+          <w:lang w:val="vi-VN"/>
+        </w:rPr>
+      </w:pPr>
+      <w:r>
+        <w:rPr>
+          <w:sz w:val="26"/>
+          <w:szCs w:val="26"/>
+          <w:lang w:val="vi-VN"/>
+        </w:rPr>
+        <w:t>1. Quản lý nhân sự cập nhật hồ sơ:</w:t>
+      </w:r>
+    </w:p>
+    <w:p>
+      <w:pPr>
+        <w:ind w:left="720"/>
+        <w:rPr>
+          <w:sz w:val="26"/>
+          <w:szCs w:val="26"/>
+          <w:lang w:val="vi-VN"/>
+        </w:rPr>
+      </w:pPr>
+      <w:r>
+        <w:rPr>
+          <w:sz w:val="26"/>
+          <w:szCs w:val="26"/>
+          <w:lang w:val="vi-VN"/>
+        </w:rPr>
+        <w:t xml:space="preserve">   o Quản lý nhân sự nhập và cập nhật thông tin nhân viên vào hệ thống quản lý nhân sự.</w:t>
+      </w:r>
+    </w:p>
+    <w:p>
+      <w:pPr>
+        <w:ind w:left="720"/>
+        <w:rPr>
+          <w:sz w:val="26"/>
+          <w:szCs w:val="26"/>
+          <w:lang w:val="vi-VN"/>
+        </w:rPr>
+      </w:pPr>
+      <w:r>
+        <w:rPr>
+          <w:sz w:val="26"/>
+          <w:szCs w:val="26"/>
+          <w:lang w:val="vi-VN"/>
+        </w:rPr>
+        <w:t xml:space="preserve">   o Thiết lập mã số xác nhận cá nhân (mã PIN) gồm 6 chữ số để nhân viên dùng làm chữ ký điện tử.</w:t>
+      </w:r>
+    </w:p>
+    <w:p>
+      <w:pPr>
+        <w:ind w:left="720"/>
+        <w:rPr>
+          <w:sz w:val="26"/>
+          <w:szCs w:val="26"/>
+          <w:lang w:val="vi-VN"/>
+        </w:rPr>
+      </w:pPr>
+      <w:r>
+        <w:rPr>
+          <w:sz w:val="26"/>
+          <w:szCs w:val="26"/>
+          <w:lang w:val="vi-VN"/>
+        </w:rPr>
+        <w:t>2. Theo dõi và kiểm tra:</w:t>
+      </w:r>
+    </w:p>
+    <w:p>
+      <w:pPr>
+        <w:ind w:left="720"/>
+        <w:rPr>
+          <w:sz w:val="26"/>
+          <w:szCs w:val="26"/>
+          <w:lang w:val="vi-VN"/>
+        </w:rPr>
+      </w:pPr>
+      <w:r>
+        <w:rPr>
+          <w:sz w:val="26"/>
+          <w:szCs w:val="26"/>
+          <w:lang w:val="vi-VN"/>
+        </w:rPr>
+        <w:t xml:space="preserve">   o Quản lý nhân sự theo dõi và kiểm tra thông tin nhân viên để đảm bảo dữ liệu không có sai sót.</w:t>
+      </w:r>
+    </w:p>
+    <w:p>
+      <w:pPr>
+        <w:ind w:left="720"/>
+        <w:rPr>
+          <w:sz w:val="26"/>
+          <w:szCs w:val="26"/>
+          <w:lang w:val="vi-VN"/>
+        </w:rPr>
+      </w:pPr>
+      <w:r>
+        <w:rPr>
+          <w:sz w:val="26"/>
+          <w:szCs w:val="26"/>
+          <w:lang w:val="vi-VN"/>
+        </w:rPr>
+        <w:t xml:space="preserve">   o Hệ thống lưu trữ các thông tin cập nhật và tự động ghi lại người đã thực hiện thao tác quản trị này.</w:t>
+      </w:r>
+    </w:p>
+    <w:p>
+      <w:pPr>
+        <w:rPr>
+          <w:sz w:val="26"/>
+          <w:szCs w:val="26"/>
+          <w:lang w:val="vi-VN"/>
+        </w:rPr>
+      </w:pPr>
+      <w:r>
+        <w:rPr>
+          <w:sz w:val="26"/>
+          <w:szCs w:val="26"/>
+          <w:lang w:val="vi-VN"/>
+        </w:rPr>
+        <w:t>Các dòng thay thế:</w:t>
+      </w:r>
+    </w:p>
+    <w:p>
+      <w:pPr>
+        <w:rPr>
+          <w:sz w:val="26"/>
+          <w:szCs w:val="26"/>
+          <w:lang w:val="vi-VN"/>
+        </w:rPr>
+      </w:pPr>
+      <w:r>
+        <w:rPr>
+          <w:sz w:val="26"/>
+          <w:szCs w:val="26"/>
+          <w:lang w:val="vi-VN"/>
+        </w:rPr>
+        <w:t>• Tại bước 2: Nếu thông tin nhân viên bị thiếu hoặc không chính xác, quản lý nhân sự sẽ yêu cầu nhân viên bổ sung và chỉnh sửa.</w:t>
+      </w:r>
+    </w:p>
+    <w:p>
+      <w:pPr>
+        <w:rPr>
+          <w:b/>
+          <w:bCs/>
+          <w:sz w:val="26"/>
+          <w:szCs w:val="26"/>
+          <w:lang w:val="vi-VN"/>
+        </w:rPr>
+      </w:pPr>
+      <w:r>
+        <w:rPr>
+          <w:b/>
+          <w:bCs/>
+          <w:sz w:val="26"/>
+          <w:szCs w:val="26"/>
+          <w:lang w:val="vi-VN"/>
+        </w:rPr>
+        <w:t xml:space="preserve">7. </w:t>
+      </w:r>
+      <w:r>
+        <w:rPr>
+          <w:b/>
+          <w:bCs/>
+          <w:sz w:val="26"/>
+          <w:szCs w:val="26"/>
+          <w:lang w:val="vi-VN"/>
+        </w:rPr>
+        <w:t>Đặc tả Use-case: Quản lý nguyên liệu</w:t>
+      </w:r>
+    </w:p>
+    <w:p>
+      <w:pPr>
+        <w:rPr>
+          <w:sz w:val="26"/>
+          <w:szCs w:val="26"/>
+          <w:lang w:val="vi-VN"/>
+        </w:rPr>
+      </w:pPr>
+      <w:r>
+        <w:rPr>
+          <w:b/>
+          <w:bCs/>
+          <w:sz w:val="26"/>
+          <w:szCs w:val="26"/>
+          <w:lang w:val="vi-VN"/>
+        </w:rPr>
+        <w:t>Use case nghiệp vụ:</w:t>
+      </w:r>
+      <w:r>
+        <w:rPr>
+          <w:sz w:val="26"/>
+          <w:szCs w:val="26"/>
+          <w:lang w:val="vi-VN"/>
+        </w:rPr>
+        <w:t xml:space="preserve"> Quản lý nguyên liệu</w:t>
+      </w:r>
+    </w:p>
+    <w:p>
+      <w:pPr>
+        <w:rPr>
+          <w:sz w:val="26"/>
+          <w:szCs w:val="26"/>
+          <w:lang w:val="vi-VN"/>
+        </w:rPr>
+      </w:pPr>
+      <w:r>
+        <w:rPr>
+          <w:sz w:val="26"/>
+          <w:szCs w:val="26"/>
+          <w:lang w:val="vi-VN"/>
+        </w:rPr>
+        <w:t>Use case bắt đầu khi quản lý kho theo dõi lượng nguyên liệu trong kho và thực hiện đặt hàng khi cần thiết. Mục tiêu của use case là đảm bảo nguồn nguyên liệu luôn đủ đáp ứng cho quá trình sản xuất.</w:t>
+      </w:r>
+    </w:p>
+    <w:p>
+      <w:pPr>
+        <w:rPr>
+          <w:sz w:val="26"/>
+          <w:szCs w:val="26"/>
+          <w:lang w:val="vi-VN"/>
+        </w:rPr>
+      </w:pPr>
+      <w:r>
+        <w:rPr>
+          <w:sz w:val="26"/>
+          <w:szCs w:val="26"/>
+          <w:lang w:val="vi-VN"/>
+        </w:rPr>
+        <w:t>Các dòng cơ bản:</w:t>
+      </w:r>
+    </w:p>
+    <w:p>
+      <w:pPr>
+        <w:ind w:left="720"/>
+        <w:rPr>
+          <w:sz w:val="26"/>
+          <w:szCs w:val="26"/>
+          <w:lang w:val="vi-VN"/>
+        </w:rPr>
+      </w:pPr>
+      <w:r>
+        <w:rPr>
+          <w:sz w:val="26"/>
+          <w:szCs w:val="26"/>
+          <w:lang w:val="vi-VN"/>
+        </w:rPr>
+        <w:t>1. Kiểm tra tồn kho:</w:t>
+      </w:r>
+    </w:p>
+    <w:p>
+      <w:pPr>
+        <w:ind w:left="720"/>
+        <w:rPr>
+          <w:sz w:val="26"/>
+          <w:szCs w:val="26"/>
+          <w:lang w:val="vi-VN"/>
+        </w:rPr>
+      </w:pPr>
+      <w:r>
+        <w:rPr>
+          <w:sz w:val="26"/>
+          <w:szCs w:val="26"/>
+          <w:lang w:val="vi-VN"/>
+        </w:rPr>
+        <w:t xml:space="preserve">   o Quản lý kho kiểm tra số lượng nguyên liệu hiện tại trong kho so với số nguyên liệu cần dùng cho các lệnh sản xuất sắp tới.</w:t>
+      </w:r>
+    </w:p>
+    <w:p>
+      <w:pPr>
+        <w:ind w:left="720"/>
+        <w:rPr>
+          <w:sz w:val="26"/>
+          <w:szCs w:val="26"/>
+          <w:lang w:val="vi-VN"/>
+        </w:rPr>
+      </w:pPr>
+      <w:r>
+        <w:rPr>
+          <w:sz w:val="26"/>
+          <w:szCs w:val="26"/>
+          <w:lang w:val="vi-VN"/>
+        </w:rPr>
+        <w:t>2. Cập nhật và đặt hàng:</w:t>
+      </w:r>
+    </w:p>
+    <w:p>
+      <w:pPr>
+        <w:ind w:left="720"/>
+        <w:rPr>
+          <w:sz w:val="26"/>
+          <w:szCs w:val="26"/>
+          <w:lang w:val="vi-VN"/>
+        </w:rPr>
+      </w:pPr>
+      <w:r>
+        <w:rPr>
+          <w:sz w:val="26"/>
+          <w:szCs w:val="26"/>
+          <w:lang w:val="vi-VN"/>
+        </w:rPr>
+        <w:t xml:space="preserve">   o Quản lý kho cập nhật lượng nguyên liệu đã sử dụng và thực hiện lập yêu cầu đặt hàng bổ sung nếu cần thiết.</w:t>
+      </w:r>
+    </w:p>
+    <w:p>
+      <w:pPr>
+        <w:ind w:left="720"/>
+        <w:rPr>
+          <w:sz w:val="26"/>
+          <w:szCs w:val="26"/>
+          <w:lang w:val="vi-VN"/>
+        </w:rPr>
+      </w:pPr>
+      <w:r>
+        <w:rPr>
+          <w:sz w:val="26"/>
+          <w:szCs w:val="26"/>
+          <w:lang w:val="vi-VN"/>
+        </w:rPr>
+        <w:t xml:space="preserve">   o Ghi nhận các yêu cầu bảo quản đặc biệt về nhiệt độ và độ ẩm cho từng loại nguyên liệu.</w:t>
+      </w:r>
+    </w:p>
+    <w:p>
+      <w:pPr>
+        <w:rPr>
+          <w:sz w:val="26"/>
+          <w:szCs w:val="26"/>
+          <w:lang w:val="vi-VN"/>
+        </w:rPr>
+      </w:pPr>
+      <w:r>
+        <w:rPr>
+          <w:sz w:val="26"/>
+          <w:szCs w:val="26"/>
+          <w:lang w:val="vi-VN"/>
+        </w:rPr>
+        <w:t>Các dòng thay thế:</w:t>
+      </w:r>
+    </w:p>
+    <w:p>
+      <w:pPr>
+        <w:rPr>
+          <w:sz w:val="26"/>
+          <w:szCs w:val="26"/>
+          <w:lang w:val="vi-VN"/>
+        </w:rPr>
+      </w:pPr>
+      <w:r>
+        <w:rPr>
+          <w:sz w:val="26"/>
+          <w:szCs w:val="26"/>
+          <w:lang w:val="vi-VN"/>
+        </w:rPr>
+        <w:t>• Tại bước 1: Nếu nguyên liệu sắp hết hoặc không đủ cho cỡ lô dự kiến, quản lý kho sẽ lập đơn đặt hàng để bổ sung nguyên liệu kịp thời.</w:t>
+      </w:r>
+    </w:p>
+    <w:p>
+      <w:pPr>
+        <w:rPr>
+          <w:b/>
+          <w:bCs/>
+          <w:sz w:val="26"/>
+          <w:szCs w:val="26"/>
+          <w:lang w:val="vi-VN"/>
+        </w:rPr>
+      </w:pPr>
+      <w:r>
+        <w:rPr>
+          <w:b/>
+          <w:bCs/>
+          <w:sz w:val="26"/>
+          <w:szCs w:val="26"/>
+          <w:lang w:val="vi-VN"/>
+        </w:rPr>
+        <w:t xml:space="preserve">8. </w:t>
+      </w:r>
+      <w:r>
+        <w:rPr>
+          <w:b/>
+          <w:bCs/>
+          <w:sz w:val="26"/>
+          <w:szCs w:val="26"/>
+          <w:lang w:val="vi-VN"/>
+        </w:rPr>
+        <w:t>Đặc tả Use-case: Quản lý Thiết bị và Kiểm Tra Thiết Bị Sử Dụng</w:t>
+      </w:r>
+    </w:p>
+    <w:p>
+      <w:pPr>
+        <w:rPr>
+          <w:sz w:val="26"/>
+          <w:szCs w:val="26"/>
+          <w:lang w:val="vi-VN"/>
+        </w:rPr>
+      </w:pPr>
+      <w:r>
+        <w:rPr>
+          <w:b/>
+          <w:bCs/>
+          <w:sz w:val="26"/>
+          <w:szCs w:val="26"/>
+          <w:lang w:val="vi-VN"/>
+        </w:rPr>
+        <w:t>Use case nghiệp vụ:</w:t>
+      </w:r>
+      <w:r>
+        <w:rPr>
+          <w:sz w:val="26"/>
+          <w:szCs w:val="26"/>
+          <w:lang w:val="vi-VN"/>
+        </w:rPr>
+        <w:t xml:space="preserve"> Quản lý Thiết bị và Kiểm Tra Thiết Bị Sử Dụng</w:t>
+      </w:r>
+    </w:p>
+    <w:p>
+      <w:pPr>
+        <w:rPr>
+          <w:sz w:val="26"/>
+          <w:szCs w:val="26"/>
+          <w:lang w:val="vi-VN"/>
+        </w:rPr>
+      </w:pPr>
+      <w:r>
+        <w:rPr>
+          <w:sz w:val="26"/>
+          <w:szCs w:val="26"/>
+          <w:lang w:val="vi-VN"/>
+        </w:rPr>
+        <w:t>Use case mô tả việc theo dõi danh sách máy móc và kiểm soát trạng thái vệ sinh của thiết bị trước khi bắt đầu mỗi mẻ sản xuất.</w:t>
+      </w:r>
+    </w:p>
+    <w:p>
+      <w:pPr>
+        <w:rPr>
+          <w:sz w:val="26"/>
+          <w:szCs w:val="26"/>
+          <w:lang w:val="vi-VN"/>
+        </w:rPr>
+      </w:pPr>
+      <w:r>
+        <w:rPr>
+          <w:sz w:val="26"/>
+          <w:szCs w:val="26"/>
+          <w:lang w:val="vi-VN"/>
+        </w:rPr>
+        <w:t>Các dòng cơ bản:</w:t>
+      </w:r>
+    </w:p>
+    <w:p>
+      <w:pPr>
+        <w:ind w:left="720"/>
+        <w:rPr>
+          <w:sz w:val="26"/>
+          <w:szCs w:val="26"/>
+          <w:lang w:val="vi-VN"/>
+        </w:rPr>
+      </w:pPr>
+      <w:r>
+        <w:rPr>
+          <w:sz w:val="26"/>
+          <w:szCs w:val="26"/>
+          <w:lang w:val="vi-VN"/>
+        </w:rPr>
+        <w:t>1. Quản lý thông tin thiết bị:</w:t>
+      </w:r>
+    </w:p>
+    <w:p>
+      <w:pPr>
+        <w:ind w:left="720"/>
+        <w:rPr>
+          <w:sz w:val="26"/>
+          <w:szCs w:val="26"/>
+          <w:lang w:val="vi-VN"/>
+        </w:rPr>
+      </w:pPr>
+      <w:r>
+        <w:rPr>
+          <w:sz w:val="26"/>
+          <w:szCs w:val="26"/>
+          <w:lang w:val="vi-VN"/>
+        </w:rPr>
+        <w:t xml:space="preserve">   o Nhập tên máy, mã số máy và vị trí lắp đặt máy trong phân xưởng sản xuất.</w:t>
+      </w:r>
+    </w:p>
+    <w:p>
+      <w:pPr>
+        <w:ind w:left="720"/>
+        <w:rPr>
+          <w:sz w:val="26"/>
+          <w:szCs w:val="26"/>
+          <w:lang w:val="vi-VN"/>
+        </w:rPr>
+      </w:pPr>
+      <w:r>
+        <w:rPr>
+          <w:sz w:val="26"/>
+          <w:szCs w:val="26"/>
+          <w:lang w:val="vi-VN"/>
+        </w:rPr>
+        <w:lastRenderedPageBreak/>
+        <w:t xml:space="preserve">   o Cập nhật trạng thái hiện tại của máy: Đang sẵn sàng làm việc, Đang chờ vệ sinh hoặc Đang sửa chữa.</w:t>
+      </w:r>
+    </w:p>
+    <w:p>
+      <w:pPr>
+        <w:ind w:left="720"/>
+        <w:rPr>
+          <w:sz w:val="26"/>
+          <w:szCs w:val="26"/>
+          <w:lang w:val="vi-VN"/>
+        </w:rPr>
+      </w:pPr>
+      <w:r>
+        <w:rPr>
+          <w:sz w:val="26"/>
+          <w:szCs w:val="26"/>
+          <w:lang w:val="vi-VN"/>
+        </w:rPr>
+        <w:t>2. Kiểm tra trước khi sử dụng:</w:t>
+      </w:r>
+    </w:p>
+    <w:p>
+      <w:pPr>
+        <w:ind w:left="720"/>
+        <w:rPr>
+          <w:sz w:val="26"/>
+          <w:szCs w:val="26"/>
+          <w:lang w:val="vi-VN"/>
+        </w:rPr>
+      </w:pPr>
+      <w:r>
+        <w:rPr>
+          <w:sz w:val="26"/>
+          <w:szCs w:val="26"/>
+          <w:lang w:val="vi-VN"/>
+        </w:rPr>
+        <w:t xml:space="preserve">   o Công nhân thực hiện tra cứu trạng thái máy trên ứng dụng di động để đảm bảo máy đủ điều kiện vận hành và đã được vệ sinh sạch sẽ.</w:t>
+      </w:r>
+    </w:p>
+    <w:p>
+      <w:pPr>
+        <w:rPr>
+          <w:sz w:val="26"/>
+          <w:szCs w:val="26"/>
+          <w:lang w:val="vi-VN"/>
+        </w:rPr>
+      </w:pPr>
+      <w:r>
+        <w:rPr>
+          <w:sz w:val="26"/>
+          <w:szCs w:val="26"/>
+          <w:lang w:val="vi-VN"/>
+        </w:rPr>
+        <w:t>Các dòng thay thế:</w:t>
+      </w:r>
+    </w:p>
+    <w:p>
+      <w:pPr>
+        <w:rPr>
+          <w:sz w:val="26"/>
+          <w:szCs w:val="26"/>
+          <w:lang w:val="vi-VN"/>
+        </w:rPr>
+      </w:pPr>
+      <w:r>
+        <w:rPr>
+          <w:sz w:val="26"/>
+          <w:szCs w:val="26"/>
+          <w:lang w:val="vi-VN"/>
+        </w:rPr>
+        <w:t>• Nếu thiết bị đang ở trạng thái "Chờ vệ sinh", hệ thống sẽ ngăn chặn việc khởi tạo công đoạn sản xuất trên máy đó.</w:t>
+      </w:r>
+    </w:p>
+    <w:p>
+      <w:pPr>
+        <w:rPr>
+          <w:b/>
+          <w:bCs/>
+          <w:sz w:val="26"/>
+          <w:szCs w:val="26"/>
+          <w:lang w:val="vi-VN"/>
+        </w:rPr>
+      </w:pPr>
+      <w:r>
+        <w:rPr>
+          <w:b/>
+          <w:bCs/>
+          <w:sz w:val="26"/>
+          <w:szCs w:val="26"/>
+          <w:lang w:val="vi-VN"/>
+        </w:rPr>
+        <w:t>9.</w:t>
+      </w:r>
+      <w:r>
+        <w:rPr>
+          <w:b/>
+          <w:bCs/>
+          <w:sz w:val="26"/>
+          <w:szCs w:val="26"/>
+          <w:lang w:val="vi-VN"/>
+        </w:rPr>
+        <w:t xml:space="preserve"> Đặc tả Use-case: </w:t>
+      </w:r>
+      <w:r>
+        <w:rPr>
+          <w:b/>
+          <w:bCs/>
+          <w:sz w:val="26"/>
+          <w:szCs w:val="26"/>
+          <w:lang w:val="vi-VN"/>
+        </w:rPr>
+        <w:t>Quản Lý</w:t>
+      </w:r>
+      <w:r>
+        <w:rPr>
+          <w:b/>
+          <w:bCs/>
+          <w:sz w:val="26"/>
+          <w:szCs w:val="26"/>
+          <w:lang w:val="vi-VN"/>
+        </w:rPr>
+        <w:t xml:space="preserve"> Công </w:t>
+      </w:r>
+      <w:r>
+        <w:rPr>
+          <w:b/>
+          <w:bCs/>
+          <w:sz w:val="26"/>
+          <w:szCs w:val="26"/>
+          <w:lang w:val="vi-VN"/>
+        </w:rPr>
+        <w:t>T</w:t>
+      </w:r>
+      <w:r>
+        <w:rPr>
+          <w:b/>
+          <w:bCs/>
+          <w:sz w:val="26"/>
+          <w:szCs w:val="26"/>
+          <w:lang w:val="vi-VN"/>
+        </w:rPr>
+        <w:t>hức</w:t>
+      </w:r>
+    </w:p>
+    <w:p>
+      <w:pPr>
+        <w:rPr>
+          <w:sz w:val="26"/>
+          <w:szCs w:val="26"/>
+          <w:lang w:val="vi-VN"/>
+        </w:rPr>
+      </w:pPr>
+      <w:r>
+        <w:rPr>
+          <w:b/>
+          <w:bCs/>
+          <w:sz w:val="26"/>
+          <w:szCs w:val="26"/>
+          <w:lang w:val="vi-VN"/>
+        </w:rPr>
+        <w:t>Use case nghiệp vụ:</w:t>
+      </w:r>
+      <w:r>
+        <w:rPr>
+          <w:sz w:val="26"/>
+          <w:szCs w:val="26"/>
+          <w:lang w:val="vi-VN"/>
+        </w:rPr>
+        <w:t xml:space="preserve"> </w:t>
+      </w:r>
+      <w:r>
+        <w:rPr>
+          <w:sz w:val="26"/>
+          <w:szCs w:val="26"/>
+          <w:lang w:val="vi-VN"/>
+        </w:rPr>
+        <w:t>Quản Lý</w:t>
+      </w:r>
+      <w:r>
+        <w:rPr>
+          <w:sz w:val="26"/>
+          <w:szCs w:val="26"/>
+          <w:lang w:val="vi-VN"/>
+        </w:rPr>
+        <w:t xml:space="preserve"> Công </w:t>
+      </w:r>
+      <w:r>
+        <w:rPr>
+          <w:sz w:val="26"/>
+          <w:szCs w:val="26"/>
+          <w:lang w:val="vi-VN"/>
+        </w:rPr>
+        <w:t>T</w:t>
+      </w:r>
+      <w:r>
+        <w:rPr>
+          <w:sz w:val="26"/>
+          <w:szCs w:val="26"/>
+          <w:lang w:val="vi-VN"/>
+        </w:rPr>
+        <w:t>hức</w:t>
+      </w:r>
+    </w:p>
+    <w:p>
+      <w:pPr>
+        <w:rPr>
+          <w:sz w:val="26"/>
+          <w:szCs w:val="26"/>
+          <w:lang w:val="vi-VN"/>
+        </w:rPr>
+      </w:pPr>
+      <w:r>
+        <w:rPr>
+          <w:sz w:val="26"/>
+          <w:szCs w:val="26"/>
+          <w:lang w:val="vi-VN"/>
+        </w:rPr>
+        <w:t>Use case mô tả việc xây dựng bộ khung định mức nguyên liệu và các bước thực hiện chuẩn để sản xuất một sản phẩm thuốc.</w:t>
+      </w:r>
+    </w:p>
+    <w:p>
+      <w:pPr>
+        <w:rPr>
+          <w:sz w:val="26"/>
+          <w:szCs w:val="26"/>
+          <w:lang w:val="vi-VN"/>
+        </w:rPr>
+      </w:pPr>
+      <w:r>
+        <w:rPr>
+          <w:sz w:val="26"/>
+          <w:szCs w:val="26"/>
+          <w:lang w:val="vi-VN"/>
+        </w:rPr>
+        <w:t>Các dòng cơ bản:</w:t>
+      </w:r>
+    </w:p>
+    <w:p>
+      <w:pPr>
+        <w:ind w:left="720"/>
+        <w:rPr>
+          <w:sz w:val="26"/>
+          <w:szCs w:val="26"/>
+          <w:lang w:val="vi-VN"/>
+        </w:rPr>
+      </w:pPr>
+      <w:r>
+        <w:rPr>
+          <w:sz w:val="26"/>
+          <w:szCs w:val="26"/>
+          <w:lang w:val="vi-VN"/>
+        </w:rPr>
+        <w:t>1. Lập công thức chuẩn:</w:t>
+      </w:r>
+    </w:p>
+    <w:p>
+      <w:pPr>
+        <w:ind w:left="720"/>
+        <w:rPr>
+          <w:sz w:val="26"/>
+          <w:szCs w:val="26"/>
+          <w:lang w:val="vi-VN"/>
+        </w:rPr>
+      </w:pPr>
+      <w:r>
+        <w:rPr>
+          <w:sz w:val="26"/>
+          <w:szCs w:val="26"/>
+          <w:lang w:val="vi-VN"/>
+        </w:rPr>
+        <w:t xml:space="preserve">   o Người quản lý nhập tên sản phẩm, quy mô lô hàng tiêu chuẩn và danh sách các nguyên liệu cần thiết theo định mức.</w:t>
+      </w:r>
+    </w:p>
+    <w:p>
+      <w:pPr>
+        <w:ind w:left="720"/>
+        <w:rPr>
+          <w:sz w:val="26"/>
+          <w:szCs w:val="26"/>
+          <w:lang w:val="vi-VN"/>
+        </w:rPr>
+      </w:pPr>
+      <w:r>
+        <w:rPr>
+          <w:sz w:val="26"/>
+          <w:szCs w:val="26"/>
+          <w:lang w:val="vi-VN"/>
+        </w:rPr>
+        <w:t xml:space="preserve">   o Thiết lập trình tự các bước công đoạn sản xuất (ví dụ: Cân, Trộn, Sấy).</w:t>
+      </w:r>
+    </w:p>
+    <w:p>
+      <w:pPr>
+        <w:ind w:left="720"/>
+        <w:rPr>
+          <w:sz w:val="26"/>
+          <w:szCs w:val="26"/>
+          <w:lang w:val="vi-VN"/>
+        </w:rPr>
+      </w:pPr>
+      <w:r>
+        <w:rPr>
+          <w:sz w:val="26"/>
+          <w:szCs w:val="26"/>
+          <w:lang w:val="vi-VN"/>
+        </w:rPr>
+        <w:t>2. Thẩm định và duyệt:</w:t>
+      </w:r>
+    </w:p>
+    <w:p>
+      <w:pPr>
+        <w:ind w:left="720"/>
+        <w:rPr>
+          <w:sz w:val="26"/>
+          <w:szCs w:val="26"/>
+          <w:lang w:val="vi-VN"/>
+        </w:rPr>
+      </w:pPr>
+      <w:r>
+        <w:rPr>
+          <w:sz w:val="26"/>
+          <w:szCs w:val="26"/>
+          <w:lang w:val="vi-VN"/>
+        </w:rPr>
+        <w:t xml:space="preserve">   o Quản lý thực hiện duyệt công thức gốc để làm căn cứ tính toán cho các lệnh sản xuất thực tế.</w:t>
+      </w:r>
+    </w:p>
+    <w:p>
+      <w:pPr>
+        <w:rPr>
+          <w:sz w:val="26"/>
+          <w:szCs w:val="26"/>
+          <w:lang w:val="vi-VN"/>
+        </w:rPr>
+      </w:pPr>
+      <w:r>
+        <w:rPr>
+          <w:sz w:val="26"/>
+          <w:szCs w:val="26"/>
+          <w:lang w:val="vi-VN"/>
+        </w:rPr>
+        <w:t>Các dòng thay thế:</w:t>
+      </w:r>
+    </w:p>
+    <w:p>
+      <w:pPr>
+        <w:rPr>
+          <w:sz w:val="26"/>
+          <w:szCs w:val="26"/>
+          <w:lang w:val="vi-VN"/>
+        </w:rPr>
+      </w:pPr>
+      <w:r>
+        <w:rPr>
+          <w:sz w:val="26"/>
+          <w:szCs w:val="26"/>
+          <w:lang w:val="vi-VN"/>
+        </w:rPr>
+        <w:t>• Nếu công thức thiếu thông tin về các thành phần nguyên liệu chính, hệ thống sẽ chặn việc phê duyệt để đảm bảo an toàn.</w:t>
+      </w:r>
+    </w:p>
+    <w:p>
+      <w:pPr>
+        <w:rPr>
+          <w:b/>
+          <w:bCs/>
+          <w:sz w:val="26"/>
+          <w:szCs w:val="26"/>
+          <w:lang w:val="vi-VN"/>
+        </w:rPr>
+      </w:pPr>
+      <w:r>
+        <w:rPr>
+          <w:b/>
+          <w:bCs/>
+          <w:sz w:val="26"/>
+          <w:szCs w:val="26"/>
+          <w:lang w:val="vi-VN"/>
+        </w:rPr>
+        <w:t xml:space="preserve">10. </w:t>
+      </w:r>
+      <w:r>
+        <w:rPr>
+          <w:b/>
+          <w:bCs/>
+          <w:sz w:val="26"/>
+          <w:szCs w:val="26"/>
+          <w:lang w:val="vi-VN"/>
+        </w:rPr>
+        <w:t xml:space="preserve">Đặc tả Use-case: Lập Lệnh </w:t>
+      </w:r>
+      <w:r>
+        <w:rPr>
+          <w:b/>
+          <w:bCs/>
+          <w:sz w:val="26"/>
+          <w:szCs w:val="26"/>
+          <w:lang w:val="vi-VN"/>
+        </w:rPr>
+        <w:t>S</w:t>
+      </w:r>
+      <w:r>
+        <w:rPr>
+          <w:b/>
+          <w:bCs/>
+          <w:sz w:val="26"/>
+          <w:szCs w:val="26"/>
+          <w:lang w:val="vi-VN"/>
+        </w:rPr>
+        <w:t xml:space="preserve">ản </w:t>
+      </w:r>
+      <w:r>
+        <w:rPr>
+          <w:b/>
+          <w:bCs/>
+          <w:sz w:val="26"/>
+          <w:szCs w:val="26"/>
+          <w:lang w:val="vi-VN"/>
+        </w:rPr>
+        <w:t>X</w:t>
+      </w:r>
+      <w:r>
+        <w:rPr>
+          <w:b/>
+          <w:bCs/>
+          <w:sz w:val="26"/>
+          <w:szCs w:val="26"/>
+          <w:lang w:val="vi-VN"/>
+        </w:rPr>
+        <w:t>uất</w:t>
+      </w:r>
+    </w:p>
+    <w:p>
+      <w:pPr>
+        <w:rPr>
+          <w:sz w:val="26"/>
+          <w:szCs w:val="26"/>
+          <w:lang w:val="vi-VN"/>
+        </w:rPr>
+      </w:pPr>
+      <w:r>
+        <w:rPr>
+          <w:b/>
+          <w:bCs/>
+          <w:sz w:val="26"/>
+          <w:szCs w:val="26"/>
+          <w:lang w:val="vi-VN"/>
+        </w:rPr>
+        <w:t>Use case nghiệp vụ:</w:t>
+      </w:r>
+      <w:r>
+        <w:rPr>
+          <w:sz w:val="26"/>
+          <w:szCs w:val="26"/>
+          <w:lang w:val="vi-VN"/>
+        </w:rPr>
+        <w:t xml:space="preserve"> </w:t>
+      </w:r>
+      <w:r>
+        <w:rPr>
+          <w:sz w:val="26"/>
+          <w:szCs w:val="26"/>
+          <w:lang w:val="vi-VN"/>
+        </w:rPr>
+        <w:t>Lập Lệnh Sản Xuất</w:t>
+      </w:r>
+    </w:p>
+    <w:p>
+      <w:pPr>
+        <w:rPr>
+          <w:sz w:val="26"/>
+          <w:szCs w:val="26"/>
+          <w:lang w:val="vi-VN"/>
+        </w:rPr>
+      </w:pPr>
+      <w:r>
+        <w:rPr>
+          <w:sz w:val="26"/>
+          <w:szCs w:val="26"/>
+          <w:lang w:val="vi-VN"/>
+        </w:rPr>
+        <w:t>Use case mô tả việc khởi tạo một yêu cầu sản xuất cụ thể dựa trên quy trình gốc và quy mô mẻ hàng thực tế.</w:t>
+      </w:r>
+    </w:p>
+    <w:p>
+      <w:pPr>
+        <w:rPr>
+          <w:sz w:val="26"/>
+          <w:szCs w:val="26"/>
+          <w:lang w:val="vi-VN"/>
+        </w:rPr>
+      </w:pPr>
+      <w:r>
+        <w:rPr>
+          <w:sz w:val="26"/>
+          <w:szCs w:val="26"/>
+          <w:lang w:val="vi-VN"/>
+        </w:rPr>
+        <w:t>Các dòng cơ bản:</w:t>
+      </w:r>
+    </w:p>
+    <w:p>
+      <w:pPr>
+        <w:ind w:left="720"/>
+        <w:rPr>
+          <w:sz w:val="26"/>
+          <w:szCs w:val="26"/>
+          <w:lang w:val="vi-VN"/>
+        </w:rPr>
+      </w:pPr>
+      <w:r>
+        <w:rPr>
+          <w:sz w:val="26"/>
+          <w:szCs w:val="26"/>
+          <w:lang w:val="vi-VN"/>
+        </w:rPr>
+        <w:t>1. Tạo lệnh mới:</w:t>
+      </w:r>
+    </w:p>
+    <w:p>
+      <w:pPr>
+        <w:ind w:left="720"/>
+        <w:rPr>
+          <w:sz w:val="26"/>
+          <w:szCs w:val="26"/>
+          <w:lang w:val="vi-VN"/>
+        </w:rPr>
+      </w:pPr>
+      <w:r>
+        <w:rPr>
+          <w:sz w:val="26"/>
+          <w:szCs w:val="26"/>
+          <w:lang w:val="vi-VN"/>
+        </w:rPr>
+        <w:t xml:space="preserve">   o Người lập kế hoạch chọn công thức thuốc đã duyệt và nhập số lượng thành phẩm cần làm.</w:t>
+      </w:r>
+    </w:p>
+    <w:p>
+      <w:pPr>
+        <w:ind w:left="720"/>
+        <w:rPr>
+          <w:sz w:val="26"/>
+          <w:szCs w:val="26"/>
+          <w:lang w:val="vi-VN"/>
+        </w:rPr>
+      </w:pPr>
+      <w:r>
+        <w:rPr>
+          <w:sz w:val="26"/>
+          <w:szCs w:val="26"/>
+          <w:lang w:val="vi-VN"/>
+        </w:rPr>
+        <w:t xml:space="preserve">   o Hệ thống tự động tính toán ra tổng khối lượng tất cả nguyên liệu cần chuẩn bị cho lệnh này.</w:t>
+      </w:r>
+    </w:p>
+    <w:p>
+      <w:pPr>
+        <w:ind w:left="720"/>
+        <w:rPr>
+          <w:sz w:val="26"/>
+          <w:szCs w:val="26"/>
+          <w:lang w:val="vi-VN"/>
+        </w:rPr>
+      </w:pPr>
+      <w:r>
+        <w:rPr>
+          <w:sz w:val="26"/>
+          <w:szCs w:val="26"/>
+          <w:lang w:val="vi-VN"/>
+        </w:rPr>
+        <w:t>2. Lưu trữ kế hoạch:</w:t>
+      </w:r>
+    </w:p>
+    <w:p>
+      <w:pPr>
+        <w:ind w:left="720"/>
+        <w:rPr>
+          <w:sz w:val="26"/>
+          <w:szCs w:val="26"/>
+          <w:lang w:val="vi-VN"/>
+        </w:rPr>
+      </w:pPr>
+      <w:r>
+        <w:rPr>
+          <w:sz w:val="26"/>
+          <w:szCs w:val="26"/>
+          <w:lang w:val="vi-VN"/>
+        </w:rPr>
+        <w:t xml:space="preserve">   o Lệnh sản xuất được lưu ở trạng thái chờ phê duyệt trên hệ thống quản lý chung.</w:t>
+      </w:r>
+    </w:p>
+    <w:p>
+      <w:pPr>
+        <w:rPr>
+          <w:sz w:val="26"/>
+          <w:szCs w:val="26"/>
+          <w:lang w:val="vi-VN"/>
+        </w:rPr>
+      </w:pPr>
+      <w:r>
+        <w:rPr>
+          <w:sz w:val="26"/>
+          <w:szCs w:val="26"/>
+          <w:lang w:val="vi-VN"/>
+        </w:rPr>
+        <w:t>Các dòng thay thế:</w:t>
+      </w:r>
+    </w:p>
+    <w:p>
+      <w:pPr>
+        <w:rPr>
+          <w:sz w:val="26"/>
+          <w:szCs w:val="26"/>
+          <w:lang w:val="vi-VN"/>
+        </w:rPr>
+      </w:pPr>
+      <w:r>
+        <w:rPr>
+          <w:sz w:val="26"/>
+          <w:szCs w:val="26"/>
+          <w:lang w:val="vi-VN"/>
+        </w:rPr>
+        <w:t>• Tại bước 1: Nếu số lượng sản xuất vượt quá năng lực của thiết bị hiện có, hệ thống sẽ hiển thị cảnh báo cho người dùng.</w:t>
+      </w:r>
+    </w:p>
+    <w:p>
+      <w:pPr>
         <w:pStyle w:val="Heading2"/>
         <w:rPr>
           <w:sz w:val="28"/>
@@ -22830,6 +24230,7 @@
           <w:szCs w:val="28"/>
           <w:lang w:val="vi-VN"/>
         </w:rPr>
+        <w:lastRenderedPageBreak/>
         <w:t>2.5 KẾT CHƯƠNG</w:t>
       </w:r>
     </w:p>
@@ -22842,7 +24243,6 @@
         <w:rPr>
           <w:noProof/>
         </w:rPr>
-        <w:lastRenderedPageBreak/>
         <w:drawing>
           <wp:inline distT="0" distB="0" distL="0" distR="0" wp14:anchorId="122A1461" wp14:editId="735C82BC">
             <wp:extent cx="5943600" cy="7962900"/>
@@ -22901,6 +24301,7 @@
           <w:b/>
           <w:bCs/>
         </w:rPr>
+        <w:lastRenderedPageBreak/>
         <w:t>Quy</w:t>
       </w:r>
       <w:proofErr w:type="spellEnd"/>
@@ -23011,7 +24412,6 @@
       </w:pPr>
       <w:proofErr w:type="spellStart"/>
       <w:r>
-        <w:lastRenderedPageBreak/>
         <w:t>Dữ</w:t>
       </w:r>
       <w:proofErr w:type="spellEnd"/>

--- a/DOCS/BaoCaoKhoaLuan/BaoCaoKhoaLuan-GMP.docx
+++ b/DOCS/BaoCaoKhoaLuan/BaoCaoKhoaLuan-GMP.docx
@@ -1336,23 +1336,7 @@
           <w:sz w:val="28"/>
           <w:szCs w:val="28"/>
         </w:rPr>
-        <w:t>TP. HỒ CHÍ MINH, tháng</w:t>
-      </w:r>
-      <w:proofErr w:type="gramStart"/>
-      <w:r>
-        <w:rPr>
-          <w:sz w:val="28"/>
-          <w:szCs w:val="28"/>
-        </w:rPr>
-        <w:t>....năm</w:t>
-      </w:r>
-      <w:proofErr w:type="gramEnd"/>
-      <w:r>
-        <w:rPr>
-          <w:sz w:val="28"/>
-          <w:szCs w:val="28"/>
-        </w:rPr>
-        <w:t xml:space="preserve"> 202..</w:t>
+        <w:t>TP. HỒ CHÍ MINH, tháng....năm 202..</w:t>
       </w:r>
       <w:r>
         <w:rPr>
@@ -7503,7 +7487,7 @@
         <w:pStyle w:val="NormalWeb"/>
         <w:numPr>
           <w:ilvl w:val="0"/>
-          <w:numId w:val="10"/>
+          <w:numId w:val="3"/>
         </w:numPr>
         <w:tabs>
           <w:tab w:val="clear" w:pos="720"/>
@@ -7529,7 +7513,7 @@
         <w:pStyle w:val="NormalWeb"/>
         <w:numPr>
           <w:ilvl w:val="0"/>
-          <w:numId w:val="10"/>
+          <w:numId w:val="3"/>
         </w:numPr>
         <w:rPr>
           <w:sz w:val="26"/>
@@ -7551,7 +7535,7 @@
         <w:pStyle w:val="NormalWeb"/>
         <w:numPr>
           <w:ilvl w:val="0"/>
-          <w:numId w:val="10"/>
+          <w:numId w:val="3"/>
         </w:numPr>
         <w:rPr>
           <w:sz w:val="26"/>
@@ -7659,7 +7643,7 @@
         <w:pStyle w:val="NormalWeb"/>
         <w:numPr>
           <w:ilvl w:val="0"/>
-          <w:numId w:val="11"/>
+          <w:numId w:val="4"/>
         </w:numPr>
         <w:rPr>
           <w:sz w:val="26"/>
@@ -7793,7 +7777,7 @@
         <w:pStyle w:val="NormalWeb"/>
         <w:numPr>
           <w:ilvl w:val="0"/>
-          <w:numId w:val="11"/>
+          <w:numId w:val="4"/>
         </w:numPr>
         <w:rPr>
           <w:sz w:val="26"/>
@@ -7867,7 +7851,7 @@
         <w:pStyle w:val="NormalWeb"/>
         <w:numPr>
           <w:ilvl w:val="0"/>
-          <w:numId w:val="11"/>
+          <w:numId w:val="4"/>
         </w:numPr>
         <w:rPr>
           <w:sz w:val="26"/>
@@ -7889,7 +7873,7 @@
         <w:pStyle w:val="NormalWeb"/>
         <w:numPr>
           <w:ilvl w:val="0"/>
-          <w:numId w:val="11"/>
+          <w:numId w:val="4"/>
         </w:numPr>
         <w:rPr>
           <w:sz w:val="26"/>
@@ -8219,7 +8203,7 @@
         <w:pStyle w:val="NormalWeb"/>
         <w:numPr>
           <w:ilvl w:val="0"/>
-          <w:numId w:val="9"/>
+          <w:numId w:val="2"/>
         </w:numPr>
         <w:rPr>
           <w:sz w:val="26"/>
@@ -8241,7 +8225,7 @@
         <w:pStyle w:val="NormalWeb"/>
         <w:numPr>
           <w:ilvl w:val="0"/>
-          <w:numId w:val="9"/>
+          <w:numId w:val="2"/>
         </w:numPr>
         <w:rPr>
           <w:sz w:val="26"/>
@@ -8263,7 +8247,7 @@
         <w:pStyle w:val="NormalWeb"/>
         <w:numPr>
           <w:ilvl w:val="0"/>
-          <w:numId w:val="9"/>
+          <w:numId w:val="2"/>
         </w:numPr>
         <w:rPr>
           <w:sz w:val="26"/>
@@ -8285,7 +8269,7 @@
         <w:pStyle w:val="NormalWeb"/>
         <w:numPr>
           <w:ilvl w:val="0"/>
-          <w:numId w:val="9"/>
+          <w:numId w:val="2"/>
         </w:numPr>
         <w:rPr>
           <w:sz w:val="26"/>
@@ -8416,6 +8400,9 @@
         <w:jc w:val="center"/>
       </w:pPr>
       <w:r>
+        <w:rPr>
+          <w:noProof/>
+        </w:rPr>
         <w:drawing>
           <wp:inline distT="0" distB="0" distL="0" distR="0" wp14:anchorId="7735E841" wp14:editId="0A6A5EC7">
             <wp:extent cx="5731510" cy="2708910"/>
@@ -8533,17 +8520,8 @@
           <w:szCs w:val="26"/>
           <w:lang w:val="vi-VN"/>
         </w:rPr>
-        <w:t>1. Đặc tả Use-case: Kiểm tra vệ sinh và môi trường</w:t>
-      </w:r>
-    </w:p>
-    <w:p>
-      <w:pPr>
-        <w:rPr>
-          <w:sz w:val="26"/>
-          <w:szCs w:val="26"/>
-          <w:lang w:val="vi-VN"/>
-        </w:rPr>
-      </w:pPr>
+        <w:t xml:space="preserve">1. Đặc tả Use-case: </w:t>
+      </w:r>
       <w:r>
         <w:rPr>
           <w:b/>
@@ -8552,6 +8530,25 @@
           <w:szCs w:val="26"/>
           <w:lang w:val="vi-VN"/>
         </w:rPr>
+        <w:t>Lập Kế hoạch và Ban hành Lệnh Sản Xuất</w:t>
+      </w:r>
+    </w:p>
+    <w:p>
+      <w:pPr>
+        <w:rPr>
+          <w:sz w:val="26"/>
+          <w:szCs w:val="26"/>
+          <w:lang w:val="vi-VN"/>
+        </w:rPr>
+      </w:pPr>
+      <w:r>
+        <w:rPr>
+          <w:b/>
+          <w:bCs/>
+          <w:sz w:val="26"/>
+          <w:szCs w:val="26"/>
+          <w:lang w:val="vi-VN"/>
+        </w:rPr>
         <w:t>Use case nghiệp vụ:</w:t>
       </w:r>
       <w:r>
@@ -8560,31 +8557,6 @@
           <w:szCs w:val="26"/>
           <w:lang w:val="vi-VN"/>
         </w:rPr>
-        <w:t xml:space="preserve"> Kiểm tra điều kiện sản xuất</w:t>
-      </w:r>
-    </w:p>
-    <w:p>
-      <w:pPr>
-        <w:rPr>
-          <w:sz w:val="26"/>
-          <w:szCs w:val="26"/>
-          <w:lang w:val="vi-VN"/>
-        </w:rPr>
-      </w:pPr>
-      <w:r>
-        <w:rPr>
-          <w:sz w:val="26"/>
-          <w:szCs w:val="26"/>
-          <w:lang w:val="vi-VN"/>
-        </w:rPr>
-        <w:t>Use case bắt đầu khi nhân viên sản xuất</w:t>
-      </w:r>
-      <w:r>
-        <w:rPr>
-          <w:sz w:val="26"/>
-          <w:szCs w:val="26"/>
-          <w:lang w:val="vi-VN"/>
-        </w:rPr>
         <w:t xml:space="preserve"> </w:t>
       </w:r>
       <w:r>
@@ -8593,7 +8565,56 @@
           <w:szCs w:val="26"/>
           <w:lang w:val="vi-VN"/>
         </w:rPr>
-        <w:t>đăng nhập hệ thống Mobile và bắt đầu thực hiện một mẻ sản xuất mới. Mục tiêu nhằm đảm bảo môi trường và thiết bị đạt chuẩn GMP trước khi vận hành.</w:t>
+        <w:t>Lập Kế hoạch và Ban hành Lệnh Sản Xuất</w:t>
+      </w:r>
+    </w:p>
+    <w:p>
+      <w:pPr>
+        <w:rPr>
+          <w:sz w:val="26"/>
+          <w:szCs w:val="26"/>
+          <w:lang w:val="vi-VN"/>
+        </w:rPr>
+      </w:pPr>
+      <w:r>
+        <w:rPr>
+          <w:sz w:val="26"/>
+          <w:szCs w:val="26"/>
+          <w:lang w:val="vi-VN"/>
+        </w:rPr>
+        <w:t xml:space="preserve">Use case bắt đầu </w:t>
+      </w:r>
+      <w:r>
+        <w:rPr>
+          <w:sz w:val="26"/>
+          <w:szCs w:val="26"/>
+          <w:lang w:val="vi-VN"/>
+        </w:rPr>
+        <w:t>khi</w:t>
+      </w:r>
+      <w:r>
+        <w:rPr>
+          <w:sz w:val="26"/>
+          <w:szCs w:val="26"/>
+          <w:lang w:val="vi-VN"/>
+        </w:rPr>
+        <w:t xml:space="preserve"> </w:t>
+      </w:r>
+      <w:r>
+        <w:rPr>
+          <w:sz w:val="26"/>
+          <w:szCs w:val="26"/>
+          <w:lang w:val="vi-VN"/>
+        </w:rPr>
+        <w:t>nhân viên quản lý</w:t>
+      </w:r>
+      <w:r>
+        <w:rPr>
+          <w:sz w:val="26"/>
+          <w:szCs w:val="26"/>
+          <w:lang w:val="vi-VN"/>
+        </w:rPr>
+        <w:t xml:space="preserve"> tiếp nhận yêu cầu sản xuất và bắt đầu thiết lập thông tin để ban hành Lệnh sản xuất xuống xưởng. Mục tiêu nhằm đảm bảo số lượng, công thức, định mức vật tư và Quy trình công đoạn (Routing) sản xuất rõ ràng.</w:t>
       </w:r>
     </w:p>
     <w:p>
@@ -8622,7 +8643,7 @@
         <w:pStyle w:val="ListParagraph"/>
         <w:numPr>
           <w:ilvl w:val="0"/>
-          <w:numId w:val="41"/>
+          <w:numId w:val="33"/>
         </w:numPr>
         <w:rPr>
           <w:sz w:val="26"/>
@@ -8636,23 +8657,15 @@
           <w:szCs w:val="26"/>
           <w:lang w:val="vi-VN"/>
         </w:rPr>
-        <w:t>Nhân viên</w:t>
-      </w:r>
-      <w:r>
-        <w:rPr>
-          <w:sz w:val="26"/>
-          <w:szCs w:val="26"/>
-          <w:lang w:val="vi-VN"/>
-        </w:rPr>
-        <w:t xml:space="preserve"> sản xuất kiểm tra điều kiện vệ sinh và môi trường</w:t>
-      </w:r>
-      <w:r>
-        <w:rPr>
-          <w:sz w:val="26"/>
-          <w:szCs w:val="26"/>
-          <w:lang w:val="vi-VN"/>
-        </w:rPr>
-        <w:t>.</w:t>
+        <w:t>Nhân viên quản lý</w:t>
+      </w:r>
+      <w:r>
+        <w:rPr>
+          <w:sz w:val="26"/>
+          <w:szCs w:val="26"/>
+          <w:lang w:val="vi-VN"/>
+        </w:rPr>
+        <w:t xml:space="preserve"> đăng nhập vào hệ thống quản lý.</w:t>
       </w:r>
     </w:p>
     <w:p>
@@ -8660,7 +8673,7 @@
         <w:pStyle w:val="ListParagraph"/>
         <w:numPr>
           <w:ilvl w:val="0"/>
-          <w:numId w:val="41"/>
+          <w:numId w:val="33"/>
         </w:numPr>
         <w:rPr>
           <w:sz w:val="26"/>
@@ -8674,23 +8687,7 @@
           <w:szCs w:val="26"/>
           <w:lang w:val="vi-VN"/>
         </w:rPr>
-        <w:t>Hệ thống hiển thị biểu mẫu kiểm tra điều kiện</w:t>
-      </w:r>
-      <w:r>
-        <w:rPr>
-          <w:sz w:val="26"/>
-          <w:szCs w:val="26"/>
-          <w:lang w:val="vi-VN"/>
-        </w:rPr>
-        <w:t xml:space="preserve"> vệ sinh và môi trường</w:t>
-      </w:r>
-      <w:r>
-        <w:rPr>
-          <w:sz w:val="26"/>
-          <w:szCs w:val="26"/>
-          <w:lang w:val="vi-VN"/>
-        </w:rPr>
-        <w:t>.</w:t>
+        <w:t>Hệ thống hiển thị danh sách công thức sản xuất hiện có.</w:t>
       </w:r>
     </w:p>
     <w:p>
@@ -8698,7 +8695,7 @@
         <w:pStyle w:val="ListParagraph"/>
         <w:numPr>
           <w:ilvl w:val="0"/>
-          <w:numId w:val="41"/>
+          <w:numId w:val="33"/>
         </w:numPr>
         <w:rPr>
           <w:sz w:val="26"/>
@@ -8712,23 +8709,15 @@
           <w:szCs w:val="26"/>
           <w:lang w:val="vi-VN"/>
         </w:rPr>
-        <w:t>Nhân viên</w:t>
-      </w:r>
-      <w:r>
-        <w:rPr>
-          <w:sz w:val="26"/>
-          <w:szCs w:val="26"/>
-          <w:lang w:val="vi-VN"/>
-        </w:rPr>
-        <w:t xml:space="preserve"> sản xuất</w:t>
-      </w:r>
-      <w:r>
-        <w:rPr>
-          <w:sz w:val="26"/>
-          <w:szCs w:val="26"/>
-          <w:lang w:val="vi-VN"/>
-        </w:rPr>
-        <w:t xml:space="preserve"> ghi nhận trạng thái vệ sinh (Phòng cân, Máy móc, Dụng cụ) là "Sạch".</w:t>
+        <w:t>Nhân viên quản lý</w:t>
+      </w:r>
+      <w:r>
+        <w:rPr>
+          <w:sz w:val="26"/>
+          <w:szCs w:val="26"/>
+          <w:lang w:val="vi-VN"/>
+        </w:rPr>
+        <w:t xml:space="preserve"> lựa chọn công thức, thiết lập cỡ lô và số lượng mẻ cần sản xuất.</w:t>
       </w:r>
     </w:p>
     <w:p>
@@ -8736,7 +8725,7 @@
         <w:pStyle w:val="ListParagraph"/>
         <w:numPr>
           <w:ilvl w:val="0"/>
-          <w:numId w:val="41"/>
+          <w:numId w:val="33"/>
         </w:numPr>
         <w:rPr>
           <w:sz w:val="26"/>
@@ -8750,23 +8739,23 @@
           <w:szCs w:val="26"/>
           <w:lang w:val="vi-VN"/>
         </w:rPr>
-        <w:t>Nhân viên</w:t>
-      </w:r>
-      <w:r>
-        <w:rPr>
-          <w:sz w:val="26"/>
-          <w:szCs w:val="26"/>
-          <w:lang w:val="vi-VN"/>
-        </w:rPr>
-        <w:t xml:space="preserve"> sản xuất</w:t>
-      </w:r>
-      <w:r>
-        <w:rPr>
-          <w:sz w:val="26"/>
-          <w:szCs w:val="26"/>
-          <w:lang w:val="vi-VN"/>
-        </w:rPr>
-        <w:t xml:space="preserve"> nhập các thông số môi trường thực tế: Nhiệt độ (21°C – 25°C), Độ ẩm (45% – 70%), Áp suất (≥ 10 Pa).</w:t>
+        <w:t>Hệ thống tự động tính BOM</w:t>
+      </w:r>
+      <w:r>
+        <w:rPr>
+          <w:sz w:val="26"/>
+          <w:szCs w:val="26"/>
+          <w:lang w:val="vi-VN"/>
+        </w:rPr>
+        <w:t xml:space="preserve"> </w:t>
+      </w:r>
+      <w:r>
+        <w:rPr>
+          <w:sz w:val="26"/>
+          <w:szCs w:val="26"/>
+          <w:lang w:val="vi-VN"/>
+        </w:rPr>
+        <w:t>cần thiết cho lệnh.</w:t>
       </w:r>
     </w:p>
     <w:p>
@@ -8774,7 +8763,7 @@
         <w:pStyle w:val="ListParagraph"/>
         <w:numPr>
           <w:ilvl w:val="0"/>
-          <w:numId w:val="41"/>
+          <w:numId w:val="33"/>
         </w:numPr>
         <w:rPr>
           <w:sz w:val="26"/>
@@ -8788,23 +8777,15 @@
           <w:szCs w:val="26"/>
           <w:lang w:val="vi-VN"/>
         </w:rPr>
-        <w:t>Hệ thống kiểm tra các chỉ số so với định mức kỹ thuật</w:t>
-      </w:r>
-      <w:r>
-        <w:rPr>
-          <w:sz w:val="26"/>
-          <w:szCs w:val="26"/>
-          <w:lang w:val="vi-VN"/>
-        </w:rPr>
-        <w:t xml:space="preserve"> </w:t>
-      </w:r>
-      <w:r>
-        <w:rPr>
-          <w:sz w:val="26"/>
-          <w:szCs w:val="26"/>
-          <w:lang w:val="vi-VN"/>
-        </w:rPr>
-        <w:t>đã thiết lập trong công thức.</w:t>
+        <w:t>Nhân viên quản lý</w:t>
+      </w:r>
+      <w:r>
+        <w:rPr>
+          <w:sz w:val="26"/>
+          <w:szCs w:val="26"/>
+          <w:lang w:val="vi-VN"/>
+        </w:rPr>
+        <w:t xml:space="preserve"> xác nhận và ban hành Lệnh sản xuất theo đúng Quy trình Routing.</w:t>
       </w:r>
     </w:p>
     <w:p>
@@ -8812,7 +8793,7 @@
         <w:pStyle w:val="ListParagraph"/>
         <w:numPr>
           <w:ilvl w:val="0"/>
-          <w:numId w:val="41"/>
+          <w:numId w:val="33"/>
         </w:numPr>
         <w:rPr>
           <w:sz w:val="26"/>
@@ -8826,7 +8807,60 @@
           <w:szCs w:val="26"/>
           <w:lang w:val="vi-VN"/>
         </w:rPr>
-        <w:t>Nhân viên nhập PIN để ký tên điện tử xác nhận.</w:t>
+        <w:t xml:space="preserve">Hệ thống lưu trạng thái lệnh và tự động chuyển thông báo đến </w:t>
+      </w:r>
+      <w:r>
+        <w:rPr>
+          <w:sz w:val="26"/>
+          <w:szCs w:val="26"/>
+          <w:lang w:val="vi-VN"/>
+        </w:rPr>
+        <w:t>nhân viên</w:t>
+      </w:r>
+      <w:r>
+        <w:rPr>
+          <w:sz w:val="26"/>
+          <w:szCs w:val="26"/>
+          <w:lang w:val="vi-VN"/>
+        </w:rPr>
+        <w:t xml:space="preserve"> </w:t>
+      </w:r>
+      <w:r>
+        <w:rPr>
+          <w:sz w:val="26"/>
+          <w:szCs w:val="26"/>
+          <w:lang w:val="vi-VN"/>
+        </w:rPr>
+        <w:t>k</w:t>
+      </w:r>
+      <w:r>
+        <w:rPr>
+          <w:sz w:val="26"/>
+          <w:szCs w:val="26"/>
+          <w:lang w:val="vi-VN"/>
+        </w:rPr>
+        <w:t>ho.</w:t>
+      </w:r>
+    </w:p>
+    <w:p>
+      <w:pPr>
+        <w:rPr>
+          <w:b/>
+          <w:bCs/>
+          <w:sz w:val="26"/>
+          <w:szCs w:val="26"/>
+          <w:lang w:val="vi-VN"/>
+        </w:rPr>
+      </w:pPr>
+      <w:r>
+        <w:rPr>
+          <w:b/>
+          <w:bCs/>
+          <w:sz w:val="26"/>
+          <w:szCs w:val="26"/>
+          <w:lang w:val="vi-VN"/>
+        </w:rPr>
+        <w:t>Các dòng thay thế:</w:t>
       </w:r>
     </w:p>
     <w:p>
@@ -8834,7 +8868,7 @@
         <w:pStyle w:val="ListParagraph"/>
         <w:numPr>
           <w:ilvl w:val="0"/>
-          <w:numId w:val="41"/>
+          <w:numId w:val="23"/>
         </w:numPr>
         <w:rPr>
           <w:sz w:val="26"/>
@@ -8848,28 +8882,7 @@
           <w:szCs w:val="26"/>
           <w:lang w:val="vi-VN"/>
         </w:rPr>
-        <w:t>Hệ thống lưu kết quả kiểm tra và cho phép bắt đầu công đoạn sản xuất.</w:t>
-      </w:r>
-    </w:p>
-    <w:p>
-      <w:pPr>
-        <w:rPr>
-          <w:b/>
-          <w:bCs/>
-          <w:sz w:val="26"/>
-          <w:szCs w:val="26"/>
-          <w:lang w:val="vi-VN"/>
-        </w:rPr>
-      </w:pPr>
-      <w:r>
-        <w:rPr>
-          <w:b/>
-          <w:bCs/>
-          <w:sz w:val="26"/>
-          <w:szCs w:val="26"/>
-          <w:lang w:val="vi-VN"/>
-        </w:rPr>
-        <w:t>Các dòng thay thế:</w:t>
+        <w:t>Tại bước 5: Nếu thông số môi trường hoặc vệ sinh không đạt (ngoài khoảng cho phép), hệ thống hiển thị cảnh báo đỏ và yêu cầu xử lý/ghi chú lý do hoặc không cho phép chuyển bước (tùy cấu hình nghiêm ngặt).</w:t>
       </w:r>
     </w:p>
     <w:p>
@@ -8877,7 +8890,7 @@
         <w:pStyle w:val="ListParagraph"/>
         <w:numPr>
           <w:ilvl w:val="0"/>
-          <w:numId w:val="40"/>
+          <w:numId w:val="23"/>
         </w:numPr>
         <w:rPr>
           <w:sz w:val="26"/>
@@ -8891,28 +8904,6 @@
           <w:szCs w:val="26"/>
           <w:lang w:val="vi-VN"/>
         </w:rPr>
-        <w:t>Tại bước 5: Nếu thông số môi trường hoặc vệ sinh không đạt (ngoài khoảng cho phép), hệ thống hiển thị cảnh báo đỏ và yêu cầu xử lý/ghi chú lý do hoặc không cho phép chuyển bước (tùy cấu hình nghiêm ngặt).</w:t>
-      </w:r>
-    </w:p>
-    <w:p>
-      <w:pPr>
-        <w:pStyle w:val="ListParagraph"/>
-        <w:numPr>
-          <w:ilvl w:val="0"/>
-          <w:numId w:val="40"/>
-        </w:numPr>
-        <w:rPr>
-          <w:sz w:val="26"/>
-          <w:szCs w:val="26"/>
-          <w:lang w:val="vi-VN"/>
-        </w:rPr>
-      </w:pPr>
-      <w:r>
-        <w:rPr>
-          <w:sz w:val="26"/>
-          <w:szCs w:val="26"/>
-          <w:lang w:val="vi-VN"/>
-        </w:rPr>
         <w:t>Tại bước 6: Nếu PIN không chính xác, hệ thống từ chối ghi nhận chữ ký và yêu cầu nhập lại.</w:t>
       </w:r>
     </w:p>
@@ -8936,11 +8927,11 @@
       </w:pPr>
       <w:r>
         <w:rPr>
-          <w:sz w:val="26"/>
-          <w:szCs w:val="26"/>
-          <w:lang w:val="vi-VN"/>
-        </w:rPr>
-        <w:lastRenderedPageBreak/>
+          <w:noProof/>
+          <w:sz w:val="26"/>
+          <w:szCs w:val="26"/>
+          <w:lang w:val="vi-VN"/>
+        </w:rPr>
         <w:drawing>
           <wp:inline distT="0" distB="0" distL="0" distR="0" wp14:anchorId="576C4EBD" wp14:editId="71158CB0">
             <wp:extent cx="4239217" cy="4505954"/>
@@ -9094,7 +9085,7 @@
         <w:pStyle w:val="ListParagraph"/>
         <w:numPr>
           <w:ilvl w:val="0"/>
-          <w:numId w:val="39"/>
+          <w:numId w:val="22"/>
         </w:numPr>
         <w:rPr>
           <w:sz w:val="26"/>
@@ -9156,7 +9147,7 @@
         <w:pStyle w:val="ListParagraph"/>
         <w:numPr>
           <w:ilvl w:val="0"/>
-          <w:numId w:val="39"/>
+          <w:numId w:val="22"/>
         </w:numPr>
         <w:rPr>
           <w:sz w:val="26"/>
@@ -9218,7 +9209,7 @@
         <w:pStyle w:val="ListParagraph"/>
         <w:numPr>
           <w:ilvl w:val="0"/>
-          <w:numId w:val="39"/>
+          <w:numId w:val="22"/>
         </w:numPr>
         <w:rPr>
           <w:sz w:val="26"/>
@@ -9256,7 +9247,7 @@
         <w:pStyle w:val="ListParagraph"/>
         <w:numPr>
           <w:ilvl w:val="0"/>
-          <w:numId w:val="39"/>
+          <w:numId w:val="22"/>
         </w:numPr>
         <w:rPr>
           <w:sz w:val="26"/>
@@ -9286,7 +9277,7 @@
         <w:pStyle w:val="ListParagraph"/>
         <w:numPr>
           <w:ilvl w:val="0"/>
-          <w:numId w:val="39"/>
+          <w:numId w:val="22"/>
         </w:numPr>
         <w:rPr>
           <w:sz w:val="26"/>
@@ -9332,7 +9323,7 @@
         <w:pStyle w:val="ListParagraph"/>
         <w:numPr>
           <w:ilvl w:val="0"/>
-          <w:numId w:val="39"/>
+          <w:numId w:val="22"/>
         </w:numPr>
         <w:rPr>
           <w:sz w:val="26"/>
@@ -9370,7 +9361,7 @@
         <w:pStyle w:val="ListParagraph"/>
         <w:numPr>
           <w:ilvl w:val="0"/>
-          <w:numId w:val="39"/>
+          <w:numId w:val="22"/>
         </w:numPr>
         <w:rPr>
           <w:sz w:val="26"/>
@@ -9392,7 +9383,7 @@
         <w:pStyle w:val="ListParagraph"/>
         <w:numPr>
           <w:ilvl w:val="0"/>
-          <w:numId w:val="39"/>
+          <w:numId w:val="22"/>
         </w:numPr>
         <w:rPr>
           <w:sz w:val="26"/>
@@ -9435,7 +9426,7 @@
         <w:pStyle w:val="ListParagraph"/>
         <w:numPr>
           <w:ilvl w:val="0"/>
-          <w:numId w:val="38"/>
+          <w:numId w:val="21"/>
         </w:numPr>
         <w:rPr>
           <w:sz w:val="26"/>
@@ -9457,7 +9448,7 @@
         <w:pStyle w:val="ListParagraph"/>
         <w:numPr>
           <w:ilvl w:val="0"/>
-          <w:numId w:val="38"/>
+          <w:numId w:val="21"/>
         </w:numPr>
         <w:rPr>
           <w:sz w:val="26"/>
@@ -9471,7 +9462,6 @@
           <w:szCs w:val="26"/>
           <w:lang w:val="vi-VN"/>
         </w:rPr>
-        <w:lastRenderedPageBreak/>
         <w:t xml:space="preserve">Tại bước </w:t>
       </w:r>
       <w:r>
@@ -9502,6 +9492,7 @@
       </w:pPr>
       <w:r>
         <w:rPr>
+          <w:noProof/>
           <w:sz w:val="26"/>
           <w:szCs w:val="26"/>
           <w:lang w:val="vi-VN"/>
@@ -9634,7 +9625,7 @@
         <w:pStyle w:val="ListParagraph"/>
         <w:numPr>
           <w:ilvl w:val="0"/>
-          <w:numId w:val="37"/>
+          <w:numId w:val="20"/>
         </w:numPr>
         <w:rPr>
           <w:sz w:val="26"/>
@@ -9704,7 +9695,7 @@
         <w:pStyle w:val="ListParagraph"/>
         <w:numPr>
           <w:ilvl w:val="0"/>
-          <w:numId w:val="37"/>
+          <w:numId w:val="20"/>
         </w:numPr>
         <w:rPr>
           <w:sz w:val="26"/>
@@ -9718,6 +9709,7 @@
           <w:szCs w:val="26"/>
           <w:lang w:val="vi-VN"/>
         </w:rPr>
+        <w:lastRenderedPageBreak/>
         <w:t>Hệ thống hiển thị danh sách nguyên liệu và khối lượng định mức cần cân (lấy từ BOM của lệnh).</w:t>
       </w:r>
     </w:p>
@@ -9726,7 +9718,7 @@
         <w:pStyle w:val="ListParagraph"/>
         <w:numPr>
           <w:ilvl w:val="0"/>
-          <w:numId w:val="37"/>
+          <w:numId w:val="20"/>
         </w:numPr>
         <w:rPr>
           <w:sz w:val="26"/>
@@ -9748,7 +9740,7 @@
         <w:pStyle w:val="ListParagraph"/>
         <w:numPr>
           <w:ilvl w:val="0"/>
-          <w:numId w:val="37"/>
+          <w:numId w:val="20"/>
         </w:numPr>
         <w:rPr>
           <w:sz w:val="26"/>
@@ -9770,7 +9762,7 @@
         <w:pStyle w:val="ListParagraph"/>
         <w:numPr>
           <w:ilvl w:val="0"/>
-          <w:numId w:val="37"/>
+          <w:numId w:val="20"/>
         </w:numPr>
         <w:rPr>
           <w:sz w:val="26"/>
@@ -9800,7 +9792,7 @@
         <w:pStyle w:val="ListParagraph"/>
         <w:numPr>
           <w:ilvl w:val="0"/>
-          <w:numId w:val="37"/>
+          <w:numId w:val="20"/>
         </w:numPr>
         <w:rPr>
           <w:sz w:val="26"/>
@@ -9830,7 +9822,7 @@
         <w:pStyle w:val="ListParagraph"/>
         <w:numPr>
           <w:ilvl w:val="0"/>
-          <w:numId w:val="37"/>
+          <w:numId w:val="20"/>
         </w:numPr>
         <w:rPr>
           <w:sz w:val="26"/>
@@ -9881,7 +9873,7 @@
         <w:pStyle w:val="ListParagraph"/>
         <w:numPr>
           <w:ilvl w:val="0"/>
-          <w:numId w:val="36"/>
+          <w:numId w:val="19"/>
         </w:numPr>
         <w:rPr>
           <w:sz w:val="26"/>
@@ -9909,11 +9901,11 @@
       </w:pPr>
       <w:r>
         <w:rPr>
-          <w:sz w:val="26"/>
-          <w:szCs w:val="26"/>
-          <w:lang w:val="vi-VN"/>
-        </w:rPr>
-        <w:lastRenderedPageBreak/>
+          <w:noProof/>
+          <w:sz w:val="26"/>
+          <w:szCs w:val="26"/>
+          <w:lang w:val="vi-VN"/>
+        </w:rPr>
         <w:drawing>
           <wp:inline distT="0" distB="0" distL="0" distR="0" wp14:anchorId="73672777" wp14:editId="5761FC76">
             <wp:extent cx="3858163" cy="3982006"/>
@@ -10042,7 +10034,7 @@
         <w:pStyle w:val="ListParagraph"/>
         <w:numPr>
           <w:ilvl w:val="0"/>
-          <w:numId w:val="35"/>
+          <w:numId w:val="18"/>
         </w:numPr>
         <w:rPr>
           <w:sz w:val="26"/>
@@ -10112,7 +10104,7 @@
         <w:pStyle w:val="ListParagraph"/>
         <w:numPr>
           <w:ilvl w:val="0"/>
-          <w:numId w:val="35"/>
+          <w:numId w:val="18"/>
         </w:numPr>
         <w:rPr>
           <w:sz w:val="26"/>
@@ -10134,7 +10126,7 @@
         <w:pStyle w:val="ListParagraph"/>
         <w:numPr>
           <w:ilvl w:val="0"/>
-          <w:numId w:val="35"/>
+          <w:numId w:val="18"/>
         </w:numPr>
         <w:rPr>
           <w:sz w:val="26"/>
@@ -10172,7 +10164,7 @@
         <w:pStyle w:val="ListParagraph"/>
         <w:numPr>
           <w:ilvl w:val="0"/>
-          <w:numId w:val="37"/>
+          <w:numId w:val="20"/>
         </w:numPr>
         <w:rPr>
           <w:sz w:val="26"/>
@@ -10218,7 +10210,7 @@
         <w:pStyle w:val="ListParagraph"/>
         <w:numPr>
           <w:ilvl w:val="0"/>
-          <w:numId w:val="35"/>
+          <w:numId w:val="18"/>
         </w:numPr>
         <w:rPr>
           <w:sz w:val="26"/>
@@ -10261,7 +10253,7 @@
         <w:pStyle w:val="ListParagraph"/>
         <w:numPr>
           <w:ilvl w:val="0"/>
-          <w:numId w:val="34"/>
+          <w:numId w:val="17"/>
         </w:numPr>
         <w:rPr>
           <w:lang w:val="vi-VN"/>
@@ -10273,6 +10265,7 @@
           <w:szCs w:val="26"/>
           <w:lang w:val="vi-VN"/>
         </w:rPr>
+        <w:lastRenderedPageBreak/>
         <w:t xml:space="preserve">Tại bước </w:t>
       </w:r>
       <w:r>
@@ -10301,9 +10294,9 @@
       </w:pPr>
       <w:r>
         <w:rPr>
-          <w:lang w:val="vi-VN"/>
-        </w:rPr>
-        <w:lastRenderedPageBreak/>
+          <w:noProof/>
+          <w:lang w:val="vi-VN"/>
+        </w:rPr>
         <w:drawing>
           <wp:inline distT="0" distB="0" distL="0" distR="0" wp14:anchorId="4E9BF1FF" wp14:editId="16F416E0">
             <wp:extent cx="5731510" cy="2759075"/>
@@ -10468,7 +10461,7 @@
         <w:pStyle w:val="ListParagraph"/>
         <w:numPr>
           <w:ilvl w:val="0"/>
-          <w:numId w:val="12"/>
+          <w:numId w:val="5"/>
         </w:numPr>
         <w:rPr>
           <w:lang w:val="vi-VN"/>
@@ -10504,7 +10497,7 @@
         <w:pStyle w:val="ListParagraph"/>
         <w:numPr>
           <w:ilvl w:val="0"/>
-          <w:numId w:val="12"/>
+          <w:numId w:val="5"/>
         </w:numPr>
         <w:rPr>
           <w:lang w:val="vi-VN"/>
@@ -10524,7 +10517,7 @@
         <w:pStyle w:val="ListParagraph"/>
         <w:numPr>
           <w:ilvl w:val="0"/>
-          <w:numId w:val="12"/>
+          <w:numId w:val="5"/>
         </w:numPr>
         <w:rPr>
           <w:lang w:val="vi-VN"/>
@@ -10568,7 +10561,7 @@
         <w:pStyle w:val="ListParagraph"/>
         <w:numPr>
           <w:ilvl w:val="0"/>
-          <w:numId w:val="12"/>
+          <w:numId w:val="5"/>
         </w:numPr>
         <w:rPr>
           <w:lang w:val="vi-VN"/>
@@ -10588,7 +10581,7 @@
         <w:pStyle w:val="ListParagraph"/>
         <w:numPr>
           <w:ilvl w:val="0"/>
-          <w:numId w:val="12"/>
+          <w:numId w:val="5"/>
         </w:numPr>
         <w:rPr>
           <w:lang w:val="vi-VN"/>
@@ -10638,7 +10631,7 @@
         <w:pStyle w:val="ListParagraph"/>
         <w:numPr>
           <w:ilvl w:val="0"/>
-          <w:numId w:val="12"/>
+          <w:numId w:val="5"/>
         </w:numPr>
         <w:rPr>
           <w:lang w:val="vi-VN"/>
@@ -10658,7 +10651,7 @@
         <w:pStyle w:val="ListParagraph"/>
         <w:numPr>
           <w:ilvl w:val="0"/>
-          <w:numId w:val="12"/>
+          <w:numId w:val="5"/>
         </w:numPr>
         <w:rPr>
           <w:lang w:val="vi-VN"/>
@@ -10694,7 +10687,7 @@
         <w:pStyle w:val="ListParagraph"/>
         <w:numPr>
           <w:ilvl w:val="0"/>
-          <w:numId w:val="12"/>
+          <w:numId w:val="5"/>
         </w:numPr>
         <w:rPr>
           <w:lang w:val="vi-VN"/>
@@ -10753,7 +10746,7 @@
         <w:pStyle w:val="ListParagraph"/>
         <w:numPr>
           <w:ilvl w:val="0"/>
-          <w:numId w:val="16"/>
+          <w:numId w:val="8"/>
         </w:numPr>
         <w:rPr>
           <w:lang w:val="vi-VN"/>
@@ -10789,7 +10782,7 @@
         <w:pStyle w:val="ListParagraph"/>
         <w:numPr>
           <w:ilvl w:val="0"/>
-          <w:numId w:val="16"/>
+          <w:numId w:val="8"/>
         </w:numPr>
         <w:rPr>
           <w:lang w:val="vi-VN"/>
@@ -10834,6 +10827,7 @@
       </w:pPr>
       <w:r>
         <w:rPr>
+          <w:noProof/>
           <w:lang w:val="vi-VN"/>
         </w:rPr>
         <w:lastRenderedPageBreak/>
@@ -11007,7 +11001,7 @@
         <w:pStyle w:val="ListParagraph"/>
         <w:numPr>
           <w:ilvl w:val="0"/>
-          <w:numId w:val="14"/>
+          <w:numId w:val="6"/>
         </w:numPr>
         <w:rPr>
           <w:lang w:val="vi-VN"/>
@@ -11027,7 +11021,7 @@
         <w:pStyle w:val="ListParagraph"/>
         <w:numPr>
           <w:ilvl w:val="0"/>
-          <w:numId w:val="14"/>
+          <w:numId w:val="6"/>
         </w:numPr>
         <w:rPr>
           <w:lang w:val="vi-VN"/>
@@ -11047,7 +11041,7 @@
         <w:pStyle w:val="ListParagraph"/>
         <w:numPr>
           <w:ilvl w:val="0"/>
-          <w:numId w:val="14"/>
+          <w:numId w:val="6"/>
         </w:numPr>
         <w:rPr>
           <w:lang w:val="vi-VN"/>
@@ -11067,7 +11061,7 @@
         <w:pStyle w:val="ListParagraph"/>
         <w:numPr>
           <w:ilvl w:val="0"/>
-          <w:numId w:val="14"/>
+          <w:numId w:val="6"/>
         </w:numPr>
         <w:rPr>
           <w:lang w:val="vi-VN"/>
@@ -11087,7 +11081,7 @@
         <w:pStyle w:val="ListParagraph"/>
         <w:numPr>
           <w:ilvl w:val="0"/>
-          <w:numId w:val="14"/>
+          <w:numId w:val="6"/>
         </w:numPr>
         <w:rPr>
           <w:lang w:val="vi-VN"/>
@@ -11107,7 +11101,7 @@
         <w:pStyle w:val="ListParagraph"/>
         <w:numPr>
           <w:ilvl w:val="0"/>
-          <w:numId w:val="14"/>
+          <w:numId w:val="6"/>
         </w:numPr>
         <w:rPr>
           <w:lang w:val="vi-VN"/>
@@ -11127,7 +11121,7 @@
         <w:pStyle w:val="ListParagraph"/>
         <w:numPr>
           <w:ilvl w:val="0"/>
-          <w:numId w:val="14"/>
+          <w:numId w:val="6"/>
         </w:numPr>
         <w:rPr>
           <w:lang w:val="vi-VN"/>
@@ -11176,7 +11170,7 @@
         <w:pStyle w:val="ListParagraph"/>
         <w:numPr>
           <w:ilvl w:val="0"/>
-          <w:numId w:val="15"/>
+          <w:numId w:val="7"/>
         </w:numPr>
         <w:rPr>
           <w:lang w:val="vi-VN"/>
@@ -11226,7 +11220,7 @@
         <w:pStyle w:val="ListParagraph"/>
         <w:numPr>
           <w:ilvl w:val="0"/>
-          <w:numId w:val="15"/>
+          <w:numId w:val="7"/>
         </w:numPr>
         <w:rPr>
           <w:rStyle w:val="fontstyle21"/>
@@ -11292,6 +11286,7 @@
         <w:rPr>
           <w:rStyle w:val="fontstyle21"/>
           <w:rFonts w:ascii="Times New Roman" w:hAnsi="Times New Roman"/>
+          <w:noProof/>
           <w:color w:val="auto"/>
           <w:sz w:val="24"/>
           <w:szCs w:val="24"/>
@@ -11474,7 +11469,7 @@
         <w:pStyle w:val="ListParagraph"/>
         <w:numPr>
           <w:ilvl w:val="0"/>
-          <w:numId w:val="27"/>
+          <w:numId w:val="10"/>
         </w:numPr>
         <w:rPr>
           <w:lang w:val="vi-VN"/>
@@ -11502,7 +11497,7 @@
         <w:pStyle w:val="ListParagraph"/>
         <w:numPr>
           <w:ilvl w:val="0"/>
-          <w:numId w:val="27"/>
+          <w:numId w:val="10"/>
         </w:numPr>
         <w:rPr>
           <w:lang w:val="vi-VN"/>
@@ -11522,7 +11517,7 @@
         <w:pStyle w:val="ListParagraph"/>
         <w:numPr>
           <w:ilvl w:val="0"/>
-          <w:numId w:val="27"/>
+          <w:numId w:val="10"/>
         </w:numPr>
         <w:rPr>
           <w:lang w:val="vi-VN"/>
@@ -11574,7 +11569,7 @@
         <w:pStyle w:val="ListParagraph"/>
         <w:numPr>
           <w:ilvl w:val="0"/>
-          <w:numId w:val="27"/>
+          <w:numId w:val="10"/>
         </w:numPr>
         <w:rPr>
           <w:lang w:val="vi-VN"/>
@@ -11594,7 +11589,7 @@
         <w:pStyle w:val="ListParagraph"/>
         <w:numPr>
           <w:ilvl w:val="0"/>
-          <w:numId w:val="27"/>
+          <w:numId w:val="10"/>
         </w:numPr>
         <w:rPr>
           <w:lang w:val="vi-VN"/>
@@ -11630,7 +11625,7 @@
         <w:pStyle w:val="ListParagraph"/>
         <w:numPr>
           <w:ilvl w:val="0"/>
-          <w:numId w:val="27"/>
+          <w:numId w:val="10"/>
         </w:numPr>
         <w:rPr>
           <w:lang w:val="vi-VN"/>
@@ -11650,7 +11645,7 @@
         <w:pStyle w:val="ListParagraph"/>
         <w:numPr>
           <w:ilvl w:val="0"/>
-          <w:numId w:val="27"/>
+          <w:numId w:val="10"/>
         </w:numPr>
         <w:rPr>
           <w:lang w:val="vi-VN"/>
@@ -11685,7 +11680,7 @@
         <w:pStyle w:val="ListParagraph"/>
         <w:numPr>
           <w:ilvl w:val="0"/>
-          <w:numId w:val="25"/>
+          <w:numId w:val="9"/>
         </w:numPr>
         <w:rPr>
           <w:lang w:val="vi-VN"/>
@@ -11719,7 +11714,7 @@
         <w:pStyle w:val="ListParagraph"/>
         <w:numPr>
           <w:ilvl w:val="0"/>
-          <w:numId w:val="25"/>
+          <w:numId w:val="9"/>
         </w:numPr>
         <w:rPr>
           <w:rStyle w:val="fontstyle21"/>
@@ -11769,6 +11764,7 @@
       </w:pPr>
       <w:r>
         <w:rPr>
+          <w:noProof/>
           <w:lang w:val="vi-VN"/>
         </w:rPr>
         <w:lastRenderedPageBreak/>
@@ -11966,7 +11962,7 @@
         <w:pStyle w:val="ListParagraph"/>
         <w:numPr>
           <w:ilvl w:val="0"/>
-          <w:numId w:val="28"/>
+          <w:numId w:val="11"/>
         </w:numPr>
         <w:rPr>
           <w:lang w:val="vi-VN"/>
@@ -11986,7 +11982,7 @@
         <w:pStyle w:val="ListParagraph"/>
         <w:numPr>
           <w:ilvl w:val="0"/>
-          <w:numId w:val="28"/>
+          <w:numId w:val="11"/>
         </w:numPr>
         <w:rPr>
           <w:lang w:val="vi-VN"/>
@@ -12006,7 +12002,7 @@
         <w:pStyle w:val="ListParagraph"/>
         <w:numPr>
           <w:ilvl w:val="0"/>
-          <w:numId w:val="28"/>
+          <w:numId w:val="11"/>
         </w:numPr>
         <w:rPr>
           <w:lang w:val="vi-VN"/>
@@ -12026,7 +12022,7 @@
         <w:pStyle w:val="ListParagraph"/>
         <w:numPr>
           <w:ilvl w:val="0"/>
-          <w:numId w:val="28"/>
+          <w:numId w:val="11"/>
         </w:numPr>
         <w:rPr>
           <w:lang w:val="vi-VN"/>
@@ -12046,7 +12042,7 @@
         <w:pStyle w:val="ListParagraph"/>
         <w:numPr>
           <w:ilvl w:val="0"/>
-          <w:numId w:val="28"/>
+          <w:numId w:val="11"/>
         </w:numPr>
       </w:pPr>
       <w:r>
@@ -12054,23 +12050,7 @@
           <w:rStyle w:val="fontstyle21"/>
           <w:rFonts w:ascii="Times New Roman" w:hAnsi="Times New Roman"/>
         </w:rPr>
-        <w:t xml:space="preserve">Người dùng chọn trạng thái mới: In-Process, </w:t>
-      </w:r>
-      <w:proofErr w:type="gramStart"/>
-      <w:r>
-        <w:rPr>
-          <w:rStyle w:val="fontstyle21"/>
-          <w:rFonts w:ascii="Times New Roman" w:hAnsi="Times New Roman"/>
-        </w:rPr>
-        <w:t>Hold</w:t>
-      </w:r>
-      <w:proofErr w:type="gramEnd"/>
-      <w:r>
-        <w:rPr>
-          <w:rStyle w:val="fontstyle21"/>
-          <w:rFonts w:ascii="Times New Roman" w:hAnsi="Times New Roman"/>
-        </w:rPr>
-        <w:t xml:space="preserve"> hoặc Completed.</w:t>
+        <w:t>Người dùng chọn trạng thái mới: In-Process, Hold hoặc Completed.</w:t>
       </w:r>
     </w:p>
     <w:p>
@@ -12078,7 +12058,7 @@
         <w:pStyle w:val="ListParagraph"/>
         <w:numPr>
           <w:ilvl w:val="0"/>
-          <w:numId w:val="28"/>
+          <w:numId w:val="11"/>
         </w:numPr>
       </w:pPr>
       <w:r>
@@ -12094,7 +12074,7 @@
         <w:pStyle w:val="ListParagraph"/>
         <w:numPr>
           <w:ilvl w:val="0"/>
-          <w:numId w:val="28"/>
+          <w:numId w:val="11"/>
         </w:numPr>
       </w:pPr>
       <w:r>
@@ -12110,7 +12090,7 @@
         <w:pStyle w:val="ListParagraph"/>
         <w:numPr>
           <w:ilvl w:val="0"/>
-          <w:numId w:val="28"/>
+          <w:numId w:val="11"/>
         </w:numPr>
         <w:rPr>
           <w:rStyle w:val="fontstyle21"/>
@@ -12161,7 +12141,7 @@
         <w:pStyle w:val="ListParagraph"/>
         <w:numPr>
           <w:ilvl w:val="0"/>
-          <w:numId w:val="29"/>
+          <w:numId w:val="12"/>
         </w:numPr>
         <w:rPr>
           <w:lang w:val="vi-VN"/>
@@ -12195,7 +12175,7 @@
         <w:pStyle w:val="ListParagraph"/>
         <w:numPr>
           <w:ilvl w:val="0"/>
-          <w:numId w:val="29"/>
+          <w:numId w:val="12"/>
         </w:numPr>
         <w:rPr>
           <w:rStyle w:val="fontstyle21"/>
@@ -12238,6 +12218,7 @@
       </w:pPr>
       <w:r>
         <w:rPr>
+          <w:noProof/>
           <w:lang w:val="vi-VN"/>
         </w:rPr>
         <w:lastRenderedPageBreak/>
@@ -12432,7 +12413,7 @@
         <w:pStyle w:val="ListParagraph"/>
         <w:numPr>
           <w:ilvl w:val="0"/>
-          <w:numId w:val="31"/>
+          <w:numId w:val="14"/>
         </w:numPr>
       </w:pPr>
       <w:r>
@@ -12448,7 +12429,7 @@
         <w:pStyle w:val="ListParagraph"/>
         <w:numPr>
           <w:ilvl w:val="0"/>
-          <w:numId w:val="31"/>
+          <w:numId w:val="14"/>
         </w:numPr>
       </w:pPr>
       <w:r>
@@ -12464,7 +12445,7 @@
         <w:pStyle w:val="ListParagraph"/>
         <w:numPr>
           <w:ilvl w:val="0"/>
-          <w:numId w:val="31"/>
+          <w:numId w:val="14"/>
         </w:numPr>
       </w:pPr>
       <w:r>
@@ -12495,7 +12476,7 @@
         <w:pStyle w:val="ListParagraph"/>
         <w:numPr>
           <w:ilvl w:val="0"/>
-          <w:numId w:val="31"/>
+          <w:numId w:val="14"/>
         </w:numPr>
       </w:pPr>
       <w:r>
@@ -12511,7 +12492,7 @@
         <w:pStyle w:val="ListParagraph"/>
         <w:numPr>
           <w:ilvl w:val="0"/>
-          <w:numId w:val="31"/>
+          <w:numId w:val="14"/>
         </w:numPr>
       </w:pPr>
       <w:r>
@@ -12527,7 +12508,7 @@
         <w:pStyle w:val="ListParagraph"/>
         <w:numPr>
           <w:ilvl w:val="0"/>
-          <w:numId w:val="31"/>
+          <w:numId w:val="14"/>
         </w:numPr>
       </w:pPr>
       <w:r>
@@ -12543,7 +12524,7 @@
         <w:pStyle w:val="ListParagraph"/>
         <w:numPr>
           <w:ilvl w:val="0"/>
-          <w:numId w:val="31"/>
+          <w:numId w:val="14"/>
         </w:numPr>
       </w:pPr>
       <w:r>
@@ -12559,7 +12540,7 @@
         <w:pStyle w:val="ListParagraph"/>
         <w:numPr>
           <w:ilvl w:val="0"/>
-          <w:numId w:val="31"/>
+          <w:numId w:val="14"/>
         </w:numPr>
       </w:pPr>
       <w:r>
@@ -12584,7 +12565,7 @@
         <w:pStyle w:val="ListParagraph"/>
         <w:numPr>
           <w:ilvl w:val="0"/>
-          <w:numId w:val="30"/>
+          <w:numId w:val="13"/>
         </w:numPr>
       </w:pPr>
       <w:r>
@@ -12622,7 +12603,7 @@
         <w:pStyle w:val="ListParagraph"/>
         <w:numPr>
           <w:ilvl w:val="0"/>
-          <w:numId w:val="30"/>
+          <w:numId w:val="13"/>
         </w:numPr>
         <w:rPr>
           <w:rStyle w:val="fontstyle21"/>
@@ -12658,6 +12639,9 @@
         <w:jc w:val="center"/>
       </w:pPr>
       <w:r>
+        <w:rPr>
+          <w:noProof/>
+        </w:rPr>
         <w:lastRenderedPageBreak/>
         <w:drawing>
           <wp:inline distT="0" distB="0" distL="0" distR="0" wp14:anchorId="631A28D2" wp14:editId="65DB01AC">
@@ -12864,7 +12848,7 @@
         <w:pStyle w:val="ListParagraph"/>
         <w:numPr>
           <w:ilvl w:val="0"/>
-          <w:numId w:val="33"/>
+          <w:numId w:val="16"/>
         </w:numPr>
       </w:pPr>
       <w:r>
@@ -12880,7 +12864,7 @@
         <w:pStyle w:val="ListParagraph"/>
         <w:numPr>
           <w:ilvl w:val="0"/>
-          <w:numId w:val="33"/>
+          <w:numId w:val="16"/>
         </w:numPr>
       </w:pPr>
       <w:r>
@@ -12896,7 +12880,7 @@
         <w:pStyle w:val="ListParagraph"/>
         <w:numPr>
           <w:ilvl w:val="0"/>
-          <w:numId w:val="33"/>
+          <w:numId w:val="16"/>
         </w:numPr>
       </w:pPr>
       <w:r>
@@ -12925,7 +12909,7 @@
         <w:pStyle w:val="ListParagraph"/>
         <w:numPr>
           <w:ilvl w:val="0"/>
-          <w:numId w:val="33"/>
+          <w:numId w:val="16"/>
         </w:numPr>
       </w:pPr>
       <w:r>
@@ -12941,7 +12925,7 @@
         <w:pStyle w:val="ListParagraph"/>
         <w:numPr>
           <w:ilvl w:val="0"/>
-          <w:numId w:val="33"/>
+          <w:numId w:val="16"/>
         </w:numPr>
       </w:pPr>
       <w:r>
@@ -12957,7 +12941,7 @@
         <w:pStyle w:val="ListParagraph"/>
         <w:numPr>
           <w:ilvl w:val="0"/>
-          <w:numId w:val="33"/>
+          <w:numId w:val="16"/>
         </w:numPr>
       </w:pPr>
       <w:r>
@@ -12973,7 +12957,7 @@
         <w:pStyle w:val="ListParagraph"/>
         <w:numPr>
           <w:ilvl w:val="0"/>
-          <w:numId w:val="33"/>
+          <w:numId w:val="16"/>
         </w:numPr>
         <w:rPr>
           <w:rStyle w:val="fontstyle21"/>
@@ -13024,7 +13008,7 @@
         <w:pStyle w:val="ListParagraph"/>
         <w:numPr>
           <w:ilvl w:val="0"/>
-          <w:numId w:val="32"/>
+          <w:numId w:val="15"/>
         </w:numPr>
         <w:rPr>
           <w:lang w:val="vi-VN"/>
@@ -13066,7 +13050,7 @@
         <w:pStyle w:val="ListParagraph"/>
         <w:numPr>
           <w:ilvl w:val="0"/>
-          <w:numId w:val="32"/>
+          <w:numId w:val="15"/>
         </w:numPr>
         <w:rPr>
           <w:rStyle w:val="fontstyle21"/>
@@ -13109,6 +13093,7 @@
         <w:rPr>
           <w:b/>
           <w:bCs/>
+          <w:noProof/>
           <w:color w:val="000000"/>
           <w:sz w:val="26"/>
           <w:szCs w:val="26"/>
@@ -13541,7 +13526,7 @@
         <w:pStyle w:val="ListParagraph"/>
         <w:numPr>
           <w:ilvl w:val="0"/>
-          <w:numId w:val="42"/>
+          <w:numId w:val="24"/>
         </w:numPr>
         <w:rPr>
           <w:sz w:val="26"/>
@@ -13587,7 +13572,7 @@
         <w:pStyle w:val="ListParagraph"/>
         <w:numPr>
           <w:ilvl w:val="0"/>
-          <w:numId w:val="42"/>
+          <w:numId w:val="24"/>
         </w:numPr>
         <w:rPr>
           <w:sz w:val="26"/>
@@ -13610,7 +13595,7 @@
         <w:pStyle w:val="ListParagraph"/>
         <w:numPr>
           <w:ilvl w:val="0"/>
-          <w:numId w:val="42"/>
+          <w:numId w:val="24"/>
         </w:numPr>
         <w:rPr>
           <w:sz w:val="26"/>
@@ -13632,7 +13617,7 @@
         <w:pStyle w:val="ListParagraph"/>
         <w:numPr>
           <w:ilvl w:val="0"/>
-          <w:numId w:val="42"/>
+          <w:numId w:val="24"/>
         </w:numPr>
         <w:rPr>
           <w:sz w:val="26"/>
@@ -13654,7 +13639,7 @@
         <w:pStyle w:val="ListParagraph"/>
         <w:numPr>
           <w:ilvl w:val="0"/>
-          <w:numId w:val="42"/>
+          <w:numId w:val="24"/>
         </w:numPr>
         <w:rPr>
           <w:sz w:val="26"/>
@@ -13931,7 +13916,7 @@
         <w:pStyle w:val="ListParagraph"/>
         <w:numPr>
           <w:ilvl w:val="0"/>
-          <w:numId w:val="43"/>
+          <w:numId w:val="25"/>
         </w:numPr>
         <w:spacing w:after="200"/>
         <w:rPr>
@@ -13954,7 +13939,7 @@
         <w:pStyle w:val="ListParagraph"/>
         <w:numPr>
           <w:ilvl w:val="0"/>
-          <w:numId w:val="43"/>
+          <w:numId w:val="25"/>
         </w:numPr>
         <w:spacing w:after="200"/>
         <w:rPr>
@@ -13993,7 +13978,7 @@
         <w:pStyle w:val="ListParagraph"/>
         <w:numPr>
           <w:ilvl w:val="0"/>
-          <w:numId w:val="43"/>
+          <w:numId w:val="25"/>
         </w:numPr>
         <w:spacing w:after="200"/>
         <w:rPr>
@@ -14016,7 +14001,7 @@
         <w:pStyle w:val="ListParagraph"/>
         <w:numPr>
           <w:ilvl w:val="0"/>
-          <w:numId w:val="43"/>
+          <w:numId w:val="25"/>
         </w:numPr>
         <w:spacing w:after="200"/>
         <w:rPr>
@@ -14272,7 +14257,7 @@
         <w:pStyle w:val="ListParagraph"/>
         <w:numPr>
           <w:ilvl w:val="0"/>
-          <w:numId w:val="44"/>
+          <w:numId w:val="26"/>
         </w:numPr>
         <w:spacing w:after="200"/>
         <w:rPr>
@@ -14295,7 +14280,7 @@
         <w:pStyle w:val="ListParagraph"/>
         <w:numPr>
           <w:ilvl w:val="0"/>
-          <w:numId w:val="44"/>
+          <w:numId w:val="26"/>
         </w:numPr>
         <w:spacing w:after="200"/>
         <w:rPr>
@@ -14318,7 +14303,7 @@
         <w:pStyle w:val="ListParagraph"/>
         <w:numPr>
           <w:ilvl w:val="0"/>
-          <w:numId w:val="44"/>
+          <w:numId w:val="26"/>
         </w:numPr>
         <w:spacing w:after="200"/>
         <w:rPr>
@@ -14341,7 +14326,7 @@
         <w:pStyle w:val="ListParagraph"/>
         <w:numPr>
           <w:ilvl w:val="0"/>
-          <w:numId w:val="44"/>
+          <w:numId w:val="26"/>
         </w:numPr>
         <w:spacing w:after="200"/>
         <w:rPr>
@@ -14575,7 +14560,7 @@
         <w:pStyle w:val="ListParagraph"/>
         <w:numPr>
           <w:ilvl w:val="0"/>
-          <w:numId w:val="45"/>
+          <w:numId w:val="27"/>
         </w:numPr>
         <w:spacing w:after="200"/>
         <w:rPr>
@@ -14598,7 +14583,7 @@
         <w:pStyle w:val="ListParagraph"/>
         <w:numPr>
           <w:ilvl w:val="0"/>
-          <w:numId w:val="45"/>
+          <w:numId w:val="27"/>
         </w:numPr>
         <w:spacing w:after="200"/>
         <w:rPr>
@@ -14621,7 +14606,7 @@
         <w:pStyle w:val="ListParagraph"/>
         <w:numPr>
           <w:ilvl w:val="0"/>
-          <w:numId w:val="45"/>
+          <w:numId w:val="27"/>
         </w:numPr>
         <w:spacing w:after="200"/>
         <w:rPr>
@@ -14644,7 +14629,7 @@
         <w:pStyle w:val="ListParagraph"/>
         <w:numPr>
           <w:ilvl w:val="0"/>
-          <w:numId w:val="45"/>
+          <w:numId w:val="27"/>
         </w:numPr>
         <w:spacing w:after="200"/>
         <w:rPr>
@@ -14869,7 +14854,7 @@
         <w:pStyle w:val="ListParagraph"/>
         <w:numPr>
           <w:ilvl w:val="0"/>
-          <w:numId w:val="46"/>
+          <w:numId w:val="28"/>
         </w:numPr>
         <w:spacing w:after="200"/>
         <w:rPr>
@@ -14892,7 +14877,7 @@
         <w:pStyle w:val="ListParagraph"/>
         <w:numPr>
           <w:ilvl w:val="0"/>
-          <w:numId w:val="46"/>
+          <w:numId w:val="28"/>
         </w:numPr>
         <w:spacing w:after="200"/>
         <w:rPr>
@@ -14915,7 +14900,7 @@
         <w:pStyle w:val="ListParagraph"/>
         <w:numPr>
           <w:ilvl w:val="0"/>
-          <w:numId w:val="46"/>
+          <w:numId w:val="28"/>
         </w:numPr>
         <w:spacing w:after="200"/>
         <w:rPr>
@@ -14939,7 +14924,7 @@
         <w:pStyle w:val="ListParagraph"/>
         <w:numPr>
           <w:ilvl w:val="0"/>
-          <w:numId w:val="46"/>
+          <w:numId w:val="28"/>
         </w:numPr>
         <w:spacing w:after="200"/>
         <w:rPr>
@@ -15148,7 +15133,7 @@
         <w:pStyle w:val="ListParagraph"/>
         <w:numPr>
           <w:ilvl w:val="0"/>
-          <w:numId w:val="47"/>
+          <w:numId w:val="29"/>
         </w:numPr>
         <w:spacing w:after="200"/>
         <w:rPr>
@@ -15171,7 +15156,7 @@
         <w:pStyle w:val="ListParagraph"/>
         <w:numPr>
           <w:ilvl w:val="0"/>
-          <w:numId w:val="47"/>
+          <w:numId w:val="29"/>
         </w:numPr>
         <w:spacing w:after="200"/>
         <w:rPr>
@@ -15194,7 +15179,7 @@
         <w:pStyle w:val="ListParagraph"/>
         <w:numPr>
           <w:ilvl w:val="0"/>
-          <w:numId w:val="47"/>
+          <w:numId w:val="29"/>
         </w:numPr>
         <w:spacing w:after="200"/>
         <w:rPr>
@@ -15410,7 +15395,7 @@
         <w:pStyle w:val="ListParagraph"/>
         <w:numPr>
           <w:ilvl w:val="0"/>
-          <w:numId w:val="48"/>
+          <w:numId w:val="30"/>
         </w:numPr>
         <w:spacing w:after="200"/>
         <w:rPr>
@@ -15433,7 +15418,7 @@
         <w:pStyle w:val="ListParagraph"/>
         <w:numPr>
           <w:ilvl w:val="0"/>
-          <w:numId w:val="48"/>
+          <w:numId w:val="30"/>
         </w:numPr>
         <w:spacing w:after="200"/>
         <w:rPr>
@@ -15456,7 +15441,7 @@
         <w:pStyle w:val="ListParagraph"/>
         <w:numPr>
           <w:ilvl w:val="0"/>
-          <w:numId w:val="48"/>
+          <w:numId w:val="30"/>
         </w:numPr>
         <w:spacing w:after="200"/>
         <w:rPr>
@@ -15479,7 +15464,7 @@
         <w:pStyle w:val="ListParagraph"/>
         <w:numPr>
           <w:ilvl w:val="0"/>
-          <w:numId w:val="48"/>
+          <w:numId w:val="30"/>
         </w:numPr>
         <w:spacing w:after="200"/>
         <w:rPr>
@@ -15712,7 +15697,7 @@
         <w:pStyle w:val="ListParagraph"/>
         <w:numPr>
           <w:ilvl w:val="0"/>
-          <w:numId w:val="49"/>
+          <w:numId w:val="31"/>
         </w:numPr>
         <w:spacing w:after="200"/>
         <w:rPr>
@@ -15735,7 +15720,7 @@
         <w:pStyle w:val="ListParagraph"/>
         <w:numPr>
           <w:ilvl w:val="0"/>
-          <w:numId w:val="49"/>
+          <w:numId w:val="31"/>
         </w:numPr>
         <w:spacing w:after="200"/>
         <w:rPr>
@@ -15758,7 +15743,7 @@
         <w:pStyle w:val="ListParagraph"/>
         <w:numPr>
           <w:ilvl w:val="0"/>
-          <w:numId w:val="49"/>
+          <w:numId w:val="31"/>
         </w:numPr>
         <w:spacing w:after="200"/>
         <w:rPr>
@@ -16044,7 +16029,7 @@
         <w:pStyle w:val="ListParagraph"/>
         <w:numPr>
           <w:ilvl w:val="0"/>
-          <w:numId w:val="50"/>
+          <w:numId w:val="32"/>
         </w:numPr>
         <w:spacing w:after="200"/>
         <w:rPr>
@@ -16067,7 +16052,7 @@
         <w:pStyle w:val="ListParagraph"/>
         <w:numPr>
           <w:ilvl w:val="0"/>
-          <w:numId w:val="50"/>
+          <w:numId w:val="32"/>
         </w:numPr>
         <w:spacing w:after="200"/>
         <w:rPr>
@@ -16090,7 +16075,7 @@
         <w:pStyle w:val="ListParagraph"/>
         <w:numPr>
           <w:ilvl w:val="0"/>
-          <w:numId w:val="50"/>
+          <w:numId w:val="32"/>
         </w:numPr>
         <w:spacing w:after="200"/>
         <w:rPr>
@@ -16113,7 +16098,7 @@
         <w:pStyle w:val="ListParagraph"/>
         <w:numPr>
           <w:ilvl w:val="0"/>
-          <w:numId w:val="50"/>
+          <w:numId w:val="32"/>
         </w:numPr>
         <w:spacing w:after="200"/>
         <w:rPr>
@@ -16350,15 +16335,7 @@
         <w:t>Clean Architecture kết hợp Repository Pattern</w:t>
       </w:r>
       <w:r>
-        <w:t xml:space="preserve"> trên nền tảng .NET 8. Việc sử dụng Clean Architecture giúp hệ thống tuân thủ chặt chẽ nguyên lý Dependency Inversion, tách biệt hoàn toàn Core </w:t>
-      </w:r>
-      <w:proofErr w:type="gramStart"/>
-      <w:r>
-        <w:t>Domain  khỏi</w:t>
-      </w:r>
-      <w:proofErr w:type="gramEnd"/>
-      <w:r>
-        <w:t xml:space="preserve"> các phụ thuộc hạ tầng, từ đó nâng cao tính khả thử  và khả năng mở rộng. Sơ đồ dưới đây tập trung vào luồng xử lý Lô sản xuất.</w:t>
+        <w:t xml:space="preserve"> trên nền tảng .NET 8. Việc sử dụng Clean Architecture giúp hệ thống tuân thủ chặt chẽ nguyên lý Dependency Inversion, tách biệt hoàn toàn Core Domain  khỏi các phụ thuộc hạ tầng, từ đó nâng cao tính khả thử  và khả năng mở rộng. Sơ đồ dưới đây tập trung vào luồng xử lý Lô sản xuất.</w:t>
       </w:r>
     </w:p>
     <w:p>
@@ -16398,7 +16375,7 @@
         <w:pStyle w:val="ListParagraph"/>
         <w:numPr>
           <w:ilvl w:val="0"/>
-          <w:numId w:val="2"/>
+          <w:numId w:val="1"/>
         </w:numPr>
         <w:spacing w:after="100"/>
         <w:rPr>
@@ -16435,7 +16412,7 @@
         <w:pStyle w:val="ListParagraph"/>
         <w:numPr>
           <w:ilvl w:val="0"/>
-          <w:numId w:val="2"/>
+          <w:numId w:val="1"/>
         </w:numPr>
         <w:spacing w:after="100"/>
         <w:rPr>
@@ -16472,7 +16449,7 @@
         <w:pStyle w:val="ListParagraph"/>
         <w:numPr>
           <w:ilvl w:val="0"/>
-          <w:numId w:val="2"/>
+          <w:numId w:val="1"/>
         </w:numPr>
         <w:spacing w:after="100"/>
         <w:rPr>
@@ -16487,7 +16464,6 @@
         </w:rPr>
         <w:t xml:space="preserve">AuditLogInterceptor: Một middleware can thiệp vào tầng Entity Framework Core. Bất cứ khi nào </w:t>
       </w:r>
-      <w:proofErr w:type="gramStart"/>
       <w:r>
         <w:rPr>
           <w:rFonts w:eastAsia="Courier New"/>
@@ -16495,17 +16471,7 @@
           <w:szCs w:val="26"/>
           <w:shd w:val="clear" w:color="auto" w:fill="F1F5F9"/>
         </w:rPr>
-        <w:t>SaveChangesAsync(</w:t>
-      </w:r>
-      <w:proofErr w:type="gramEnd"/>
-      <w:r>
-        <w:rPr>
-          <w:rFonts w:eastAsia="Courier New"/>
-          <w:sz w:val="26"/>
-          <w:szCs w:val="26"/>
-          <w:shd w:val="clear" w:color="auto" w:fill="F1F5F9"/>
-        </w:rPr>
-        <w:t>)</w:t>
+        <w:t>SaveChangesAsync()</w:t>
       </w:r>
       <w:r>
         <w:rPr>
@@ -16686,7 +16652,7 @@
         <w:pStyle w:val="ListParagraph"/>
         <w:numPr>
           <w:ilvl w:val="1"/>
-          <w:numId w:val="2"/>
+          <w:numId w:val="1"/>
         </w:numPr>
         <w:spacing w:after="100"/>
         <w:rPr>
@@ -16707,7 +16673,7 @@
         <w:pStyle w:val="ListParagraph"/>
         <w:numPr>
           <w:ilvl w:val="1"/>
-          <w:numId w:val="2"/>
+          <w:numId w:val="1"/>
         </w:numPr>
         <w:spacing w:after="100"/>
         <w:rPr>
@@ -16744,7 +16710,7 @@
         <w:pStyle w:val="ListParagraph"/>
         <w:numPr>
           <w:ilvl w:val="1"/>
-          <w:numId w:val="2"/>
+          <w:numId w:val="1"/>
         </w:numPr>
         <w:spacing w:after="100"/>
         <w:rPr>
@@ -16782,7 +16748,7 @@
         <w:pStyle w:val="ListParagraph"/>
         <w:numPr>
           <w:ilvl w:val="1"/>
-          <w:numId w:val="2"/>
+          <w:numId w:val="1"/>
         </w:numPr>
         <w:spacing w:after="100"/>
         <w:rPr>
@@ -16803,7 +16769,7 @@
         <w:pStyle w:val="ListParagraph"/>
         <w:numPr>
           <w:ilvl w:val="1"/>
-          <w:numId w:val="2"/>
+          <w:numId w:val="1"/>
         </w:numPr>
         <w:spacing w:after="100"/>
         <w:rPr>
@@ -16824,7 +16790,7 @@
         <w:pStyle w:val="ListParagraph"/>
         <w:numPr>
           <w:ilvl w:val="1"/>
-          <w:numId w:val="2"/>
+          <w:numId w:val="1"/>
         </w:numPr>
         <w:spacing w:after="100"/>
         <w:rPr>
@@ -16890,7 +16856,7 @@
         <w:pStyle w:val="ListParagraph"/>
         <w:numPr>
           <w:ilvl w:val="0"/>
-          <w:numId w:val="2"/>
+          <w:numId w:val="1"/>
         </w:numPr>
         <w:spacing w:after="100"/>
       </w:pPr>
@@ -16910,7 +16876,7 @@
         <w:pStyle w:val="ListParagraph"/>
         <w:numPr>
           <w:ilvl w:val="0"/>
-          <w:numId w:val="2"/>
+          <w:numId w:val="1"/>
         </w:numPr>
         <w:spacing w:after="100"/>
       </w:pPr>
@@ -16930,7 +16896,7 @@
         <w:pStyle w:val="ListParagraph"/>
         <w:numPr>
           <w:ilvl w:val="0"/>
-          <w:numId w:val="2"/>
+          <w:numId w:val="1"/>
         </w:numPr>
         <w:spacing w:after="100"/>
       </w:pPr>
@@ -16950,7 +16916,7 @@
         <w:pStyle w:val="ListParagraph"/>
         <w:numPr>
           <w:ilvl w:val="0"/>
-          <w:numId w:val="2"/>
+          <w:numId w:val="1"/>
         </w:numPr>
         <w:spacing w:after="100"/>
       </w:pPr>
@@ -16983,7 +16949,7 @@
         <w:pStyle w:val="ListParagraph"/>
         <w:numPr>
           <w:ilvl w:val="0"/>
-          <w:numId w:val="2"/>
+          <w:numId w:val="1"/>
         </w:numPr>
         <w:spacing w:after="100"/>
         <w:rPr>
@@ -17066,7 +17032,7 @@
         <w:pStyle w:val="ListParagraph"/>
         <w:numPr>
           <w:ilvl w:val="0"/>
-          <w:numId w:val="2"/>
+          <w:numId w:val="1"/>
         </w:numPr>
         <w:spacing w:after="100"/>
         <w:rPr>
@@ -17796,7 +17762,7 @@
         <w:pStyle w:val="ListParagraph"/>
         <w:numPr>
           <w:ilvl w:val="0"/>
-          <w:numId w:val="2"/>
+          <w:numId w:val="1"/>
         </w:numPr>
         <w:spacing w:after="100"/>
       </w:pPr>
@@ -17826,7 +17792,7 @@
         <w:pStyle w:val="ListParagraph"/>
         <w:numPr>
           <w:ilvl w:val="0"/>
-          <w:numId w:val="2"/>
+          <w:numId w:val="1"/>
         </w:numPr>
         <w:spacing w:after="100"/>
       </w:pPr>
@@ -17856,7 +17822,7 @@
         <w:pStyle w:val="ListParagraph"/>
         <w:numPr>
           <w:ilvl w:val="0"/>
-          <w:numId w:val="2"/>
+          <w:numId w:val="1"/>
         </w:numPr>
         <w:spacing w:after="100"/>
       </w:pPr>
@@ -17955,7 +17921,7 @@
         <w:pStyle w:val="ListParagraph"/>
         <w:numPr>
           <w:ilvl w:val="0"/>
-          <w:numId w:val="2"/>
+          <w:numId w:val="1"/>
         </w:numPr>
         <w:spacing w:after="100"/>
       </w:pPr>
@@ -17975,7 +17941,7 @@
         <w:pStyle w:val="ListParagraph"/>
         <w:numPr>
           <w:ilvl w:val="0"/>
-          <w:numId w:val="2"/>
+          <w:numId w:val="1"/>
         </w:numPr>
         <w:spacing w:after="100"/>
       </w:pPr>
@@ -17995,7 +17961,7 @@
         <w:pStyle w:val="ListParagraph"/>
         <w:numPr>
           <w:ilvl w:val="0"/>
-          <w:numId w:val="2"/>
+          <w:numId w:val="1"/>
         </w:numPr>
         <w:spacing w:after="100"/>
       </w:pPr>
@@ -18043,7 +18009,7 @@
         <w:pStyle w:val="ListParagraph"/>
         <w:numPr>
           <w:ilvl w:val="0"/>
-          <w:numId w:val="2"/>
+          <w:numId w:val="1"/>
         </w:numPr>
         <w:spacing w:before="240" w:after="100"/>
       </w:pPr>
@@ -18201,7 +18167,7 @@
         <w:pStyle w:val="ListParagraph"/>
         <w:numPr>
           <w:ilvl w:val="0"/>
-          <w:numId w:val="2"/>
+          <w:numId w:val="1"/>
         </w:numPr>
         <w:spacing w:before="240" w:after="100"/>
       </w:pPr>
@@ -18399,7 +18365,7 @@
         <w:pStyle w:val="ListParagraph"/>
         <w:numPr>
           <w:ilvl w:val="0"/>
-          <w:numId w:val="2"/>
+          <w:numId w:val="1"/>
         </w:numPr>
         <w:spacing w:after="100"/>
       </w:pPr>
@@ -18447,7 +18413,7 @@
         <w:pStyle w:val="ListParagraph"/>
         <w:numPr>
           <w:ilvl w:val="0"/>
-          <w:numId w:val="2"/>
+          <w:numId w:val="1"/>
         </w:numPr>
         <w:spacing w:after="100"/>
       </w:pPr>
@@ -18467,7 +18433,7 @@
         <w:pStyle w:val="ListParagraph"/>
         <w:numPr>
           <w:ilvl w:val="0"/>
-          <w:numId w:val="2"/>
+          <w:numId w:val="1"/>
         </w:numPr>
         <w:spacing w:after="100"/>
       </w:pPr>
@@ -18497,7 +18463,7 @@
         <w:pStyle w:val="ListParagraph"/>
         <w:numPr>
           <w:ilvl w:val="0"/>
-          <w:numId w:val="2"/>
+          <w:numId w:val="1"/>
         </w:numPr>
         <w:spacing w:after="100"/>
       </w:pPr>
@@ -18544,7 +18510,7 @@
         <w:pStyle w:val="ListParagraph"/>
         <w:numPr>
           <w:ilvl w:val="0"/>
-          <w:numId w:val="2"/>
+          <w:numId w:val="1"/>
         </w:numPr>
         <w:spacing w:after="100"/>
       </w:pPr>
@@ -18564,7 +18530,7 @@
         <w:pStyle w:val="ListParagraph"/>
         <w:numPr>
           <w:ilvl w:val="0"/>
-          <w:numId w:val="2"/>
+          <w:numId w:val="1"/>
         </w:numPr>
         <w:spacing w:after="100"/>
       </w:pPr>
@@ -18634,7 +18600,7 @@
         <w:pStyle w:val="ListParagraph"/>
         <w:numPr>
           <w:ilvl w:val="0"/>
-          <w:numId w:val="2"/>
+          <w:numId w:val="1"/>
         </w:numPr>
         <w:spacing w:after="100"/>
       </w:pPr>
@@ -18698,7 +18664,7 @@
         <w:pStyle w:val="ListParagraph"/>
         <w:numPr>
           <w:ilvl w:val="0"/>
-          <w:numId w:val="2"/>
+          <w:numId w:val="1"/>
         </w:numPr>
         <w:spacing w:after="100"/>
       </w:pPr>
@@ -18718,7 +18684,7 @@
         <w:pStyle w:val="ListParagraph"/>
         <w:numPr>
           <w:ilvl w:val="0"/>
-          <w:numId w:val="2"/>
+          <w:numId w:val="1"/>
         </w:numPr>
         <w:spacing w:after="100"/>
       </w:pPr>
@@ -18805,7 +18771,7 @@
         <w:pStyle w:val="ListParagraph"/>
         <w:numPr>
           <w:ilvl w:val="0"/>
-          <w:numId w:val="2"/>
+          <w:numId w:val="1"/>
         </w:numPr>
         <w:spacing w:after="100"/>
       </w:pPr>
@@ -18825,7 +18791,7 @@
         <w:pStyle w:val="ListParagraph"/>
         <w:numPr>
           <w:ilvl w:val="0"/>
-          <w:numId w:val="2"/>
+          <w:numId w:val="1"/>
         </w:numPr>
         <w:spacing w:after="100"/>
       </w:pPr>
@@ -18845,7 +18811,7 @@
         <w:pStyle w:val="ListParagraph"/>
         <w:numPr>
           <w:ilvl w:val="0"/>
-          <w:numId w:val="2"/>
+          <w:numId w:val="1"/>
         </w:numPr>
         <w:spacing w:after="100"/>
       </w:pPr>
@@ -18900,7 +18866,7 @@
         <w:pStyle w:val="ListParagraph"/>
         <w:numPr>
           <w:ilvl w:val="0"/>
-          <w:numId w:val="2"/>
+          <w:numId w:val="1"/>
         </w:numPr>
         <w:spacing w:after="100"/>
       </w:pPr>
@@ -18920,7 +18886,7 @@
         <w:pStyle w:val="ListParagraph"/>
         <w:numPr>
           <w:ilvl w:val="0"/>
-          <w:numId w:val="2"/>
+          <w:numId w:val="1"/>
         </w:numPr>
         <w:spacing w:after="100"/>
       </w:pPr>
@@ -18975,7 +18941,7 @@
         <w:pStyle w:val="ListParagraph"/>
         <w:numPr>
           <w:ilvl w:val="0"/>
-          <w:numId w:val="2"/>
+          <w:numId w:val="1"/>
         </w:numPr>
         <w:spacing w:after="100"/>
       </w:pPr>
@@ -18999,7 +18965,7 @@
         <w:pStyle w:val="ListParagraph"/>
         <w:numPr>
           <w:ilvl w:val="0"/>
-          <w:numId w:val="2"/>
+          <w:numId w:val="1"/>
         </w:numPr>
         <w:spacing w:after="100"/>
       </w:pPr>
@@ -19272,92 +19238,6 @@
 <file path=word/numbering.xml><?xml version="1.0" encoding="utf-8"?>
 <w:numbering xmlns:wpc="http://schemas.microsoft.com/office/word/2010/wordprocessingCanvas" xmlns:cx="http://schemas.microsoft.com/office/drawing/2014/chartex" xmlns:cx1="http://schemas.microsoft.com/office/drawing/2015/9/8/chartex" xmlns:cx2="http://schemas.microsoft.com/office/drawing/2015/10/21/chartex" xmlns:cx3="http://schemas.microsoft.com/office/drawing/2016/5/9/chartex" xmlns:cx4="http://schemas.microsoft.com/office/drawing/2016/5/10/chartex" xmlns:cx5="http://schemas.microsoft.com/office/drawing/2016/5/11/chartex" xmlns:cx6="http://schemas.microsoft.com/office/drawing/2016/5/12/chartex" xmlns:cx7="http://schemas.microsoft.com/office/drawing/2016/5/13/chartex" xmlns:cx8="http://schemas.microsoft.com/office/drawing/2016/5/14/chartex" xmlns:mc="http://schemas.openxmlformats.org/markup-compatibility/2006" xmlns:aink="http://schemas.microsoft.com/office/drawing/2016/ink" xmlns:am3d="http://schemas.microsoft.com/office/drawing/2017/model3d" xmlns:o="urn:schemas-microsoft-com:office:office" xmlns:r="http://schemas.openxmlformats.org/officeDocument/2006/relationships" xmlns:m="http://schemas.openxmlformats.org/officeDocument/2006/math" xmlns:v="urn:schemas-microsoft-com:vml" xmlns:wp14="http://schemas.microsoft.com/office/word/2010/wordprocessingDrawing" xmlns:wp="http://schemas.openxmlformats.org/drawingml/2006/wordprocessingDrawing" xmlns:w10="urn:schemas-microsoft-com:office:word" xmlns:w="http://schemas.openxmlformats.org/wordprocessingml/2006/main" xmlns:w14="http://schemas.microsoft.com/office/word/2010/wordml" xmlns:w15="http://schemas.microsoft.com/office/word/2012/wordml" xmlns:w16cex="http://schemas.microsoft.com/office/word/2018/wordml/cex" xmlns:w16cid="http://schemas.microsoft.com/office/word/2016/wordml/cid" xmlns:w16="http://schemas.microsoft.com/office/word/2018/wordml" xmlns:w16sdtdh="http://schemas.microsoft.com/office/word/2020/wordml/sdtdatahash" xmlns:w16se="http://schemas.microsoft.com/office/word/2015/wordml/symex" xmlns:wpg="http://schemas.microsoft.com/office/word/2010/wordprocessingGroup" xmlns:wpi="http://schemas.microsoft.com/office/word/2010/wordprocessingInk" xmlns:wne="http://schemas.microsoft.com/office/word/2006/wordml" xmlns:wps="http://schemas.microsoft.com/office/word/2010/wordprocessingShape" mc:Ignorable="w14 w15 w16se w16cid w16 w16cex w16sdtdh wp14">
   <w:abstractNum w:abstractNumId="0" w15:restartNumberingAfterBreak="0">
-    <w:nsid w:val="028965C1"/>
-    <w:multiLevelType w:val="hybridMultilevel"/>
-    <w:tmpl w:val="C90435B6"/>
-    <w:lvl w:ilvl="0" w:tplc="EE90ABD0">
-      <w:start w:val="1"/>
-      <w:numFmt w:val="bullet"/>
-      <w:lvlText w:val="●"/>
-      <w:lvlJc w:val="left"/>
-      <w:pPr>
-        <w:ind w:left="720" w:hanging="360"/>
-      </w:pPr>
-    </w:lvl>
-    <w:lvl w:ilvl="1" w:tplc="E530F616">
-      <w:start w:val="1"/>
-      <w:numFmt w:val="bullet"/>
-      <w:lvlText w:val="○"/>
-      <w:lvlJc w:val="left"/>
-      <w:pPr>
-        <w:ind w:left="1440" w:hanging="360"/>
-      </w:pPr>
-    </w:lvl>
-    <w:lvl w:ilvl="2" w:tplc="368846DA">
-      <w:start w:val="1"/>
-      <w:numFmt w:val="bullet"/>
-      <w:lvlText w:val="■"/>
-      <w:lvlJc w:val="left"/>
-      <w:pPr>
-        <w:ind w:left="2160" w:hanging="360"/>
-      </w:pPr>
-    </w:lvl>
-    <w:lvl w:ilvl="3" w:tplc="67222252">
-      <w:start w:val="1"/>
-      <w:numFmt w:val="bullet"/>
-      <w:lvlText w:val="●"/>
-      <w:lvlJc w:val="left"/>
-      <w:pPr>
-        <w:ind w:left="2880" w:hanging="360"/>
-      </w:pPr>
-    </w:lvl>
-    <w:lvl w:ilvl="4" w:tplc="1C6837AA">
-      <w:start w:val="1"/>
-      <w:numFmt w:val="bullet"/>
-      <w:lvlText w:val="○"/>
-      <w:lvlJc w:val="left"/>
-      <w:pPr>
-        <w:ind w:left="3600" w:hanging="360"/>
-      </w:pPr>
-    </w:lvl>
-    <w:lvl w:ilvl="5" w:tplc="CBC26EE8">
-      <w:start w:val="1"/>
-      <w:numFmt w:val="bullet"/>
-      <w:lvlText w:val="■"/>
-      <w:lvlJc w:val="left"/>
-      <w:pPr>
-        <w:ind w:left="4320" w:hanging="360"/>
-      </w:pPr>
-    </w:lvl>
-    <w:lvl w:ilvl="6" w:tplc="500E94A0">
-      <w:start w:val="1"/>
-      <w:numFmt w:val="bullet"/>
-      <w:lvlText w:val="●"/>
-      <w:lvlJc w:val="left"/>
-      <w:pPr>
-        <w:ind w:left="5040" w:hanging="360"/>
-      </w:pPr>
-    </w:lvl>
-    <w:lvl w:ilvl="7" w:tplc="2D8A64CA">
-      <w:start w:val="1"/>
-      <w:numFmt w:val="bullet"/>
-      <w:lvlText w:val="●"/>
-      <w:lvlJc w:val="left"/>
-      <w:pPr>
-        <w:ind w:left="5760" w:hanging="360"/>
-      </w:pPr>
-    </w:lvl>
-    <w:lvl w:ilvl="8" w:tplc="F1B8E60A">
-      <w:start w:val="1"/>
-      <w:numFmt w:val="bullet"/>
-      <w:lvlText w:val="●"/>
-      <w:lvlJc w:val="left"/>
-      <w:pPr>
-        <w:ind w:left="6480" w:hanging="360"/>
-      </w:pPr>
-    </w:lvl>
-  </w:abstractNum>
-  <w:abstractNum w:abstractNumId="1" w15:restartNumberingAfterBreak="0">
     <w:nsid w:val="048E7CD5"/>
     <w:multiLevelType w:val="hybridMultilevel"/>
     <w:tmpl w:val="986C0EF2"/>
@@ -19470,7 +19350,7 @@
       </w:rPr>
     </w:lvl>
   </w:abstractNum>
-  <w:abstractNum w:abstractNumId="2" w15:restartNumberingAfterBreak="0">
+  <w:abstractNum w:abstractNumId="1" w15:restartNumberingAfterBreak="0">
     <w:nsid w:val="063F5FD8"/>
     <w:multiLevelType w:val="hybridMultilevel"/>
     <w:tmpl w:val="72A81582"/>
@@ -19582,7 +19462,7 @@
       </w:rPr>
     </w:lvl>
   </w:abstractNum>
-  <w:abstractNum w:abstractNumId="3" w15:restartNumberingAfterBreak="0">
+  <w:abstractNum w:abstractNumId="2" w15:restartNumberingAfterBreak="0">
     <w:nsid w:val="102C1D4A"/>
     <w:multiLevelType w:val="multilevel"/>
     <w:tmpl w:val="9FF619B4"/>
@@ -19730,7 +19610,7 @@
       </w:rPr>
     </w:lvl>
   </w:abstractNum>
-  <w:abstractNum w:abstractNumId="4" w15:restartNumberingAfterBreak="0">
+  <w:abstractNum w:abstractNumId="3" w15:restartNumberingAfterBreak="0">
     <w:nsid w:val="10AE24A5"/>
     <w:multiLevelType w:val="hybridMultilevel"/>
     <w:tmpl w:val="1DDAAF6C"/>
@@ -19816,96 +19696,7 @@
       </w:pPr>
     </w:lvl>
   </w:abstractNum>
-  <w:abstractNum w:abstractNumId="5" w15:restartNumberingAfterBreak="0">
-    <w:nsid w:val="10EC5B30"/>
-    <w:multiLevelType w:val="hybridMultilevel"/>
-    <w:tmpl w:val="F38040EA"/>
-    <w:lvl w:ilvl="0" w:tplc="0409000F">
-      <w:start w:val="7"/>
-      <w:numFmt w:val="decimal"/>
-      <w:lvlText w:val="%1."/>
-      <w:lvlJc w:val="left"/>
-      <w:pPr>
-        <w:ind w:left="720" w:hanging="360"/>
-      </w:pPr>
-      <w:rPr>
-        <w:rFonts w:hint="default"/>
-      </w:rPr>
-    </w:lvl>
-    <w:lvl w:ilvl="1" w:tplc="04090019" w:tentative="1">
-      <w:start w:val="1"/>
-      <w:numFmt w:val="lowerLetter"/>
-      <w:lvlText w:val="%2."/>
-      <w:lvlJc w:val="left"/>
-      <w:pPr>
-        <w:ind w:left="1440" w:hanging="360"/>
-      </w:pPr>
-    </w:lvl>
-    <w:lvl w:ilvl="2" w:tplc="0409001B" w:tentative="1">
-      <w:start w:val="1"/>
-      <w:numFmt w:val="lowerRoman"/>
-      <w:lvlText w:val="%3."/>
-      <w:lvlJc w:val="right"/>
-      <w:pPr>
-        <w:ind w:left="2160" w:hanging="180"/>
-      </w:pPr>
-    </w:lvl>
-    <w:lvl w:ilvl="3" w:tplc="0409000F" w:tentative="1">
-      <w:start w:val="1"/>
-      <w:numFmt w:val="decimal"/>
-      <w:lvlText w:val="%4."/>
-      <w:lvlJc w:val="left"/>
-      <w:pPr>
-        <w:ind w:left="2880" w:hanging="360"/>
-      </w:pPr>
-    </w:lvl>
-    <w:lvl w:ilvl="4" w:tplc="04090019" w:tentative="1">
-      <w:start w:val="1"/>
-      <w:numFmt w:val="lowerLetter"/>
-      <w:lvlText w:val="%5."/>
-      <w:lvlJc w:val="left"/>
-      <w:pPr>
-        <w:ind w:left="3600" w:hanging="360"/>
-      </w:pPr>
-    </w:lvl>
-    <w:lvl w:ilvl="5" w:tplc="0409001B" w:tentative="1">
-      <w:start w:val="1"/>
-      <w:numFmt w:val="lowerRoman"/>
-      <w:lvlText w:val="%6."/>
-      <w:lvlJc w:val="right"/>
-      <w:pPr>
-        <w:ind w:left="4320" w:hanging="180"/>
-      </w:pPr>
-    </w:lvl>
-    <w:lvl w:ilvl="6" w:tplc="0409000F" w:tentative="1">
-      <w:start w:val="1"/>
-      <w:numFmt w:val="decimal"/>
-      <w:lvlText w:val="%7."/>
-      <w:lvlJc w:val="left"/>
-      <w:pPr>
-        <w:ind w:left="5040" w:hanging="360"/>
-      </w:pPr>
-    </w:lvl>
-    <w:lvl w:ilvl="7" w:tplc="04090019" w:tentative="1">
-      <w:start w:val="1"/>
-      <w:numFmt w:val="lowerLetter"/>
-      <w:lvlText w:val="%8."/>
-      <w:lvlJc w:val="left"/>
-      <w:pPr>
-        <w:ind w:left="5760" w:hanging="360"/>
-      </w:pPr>
-    </w:lvl>
-    <w:lvl w:ilvl="8" w:tplc="0409001B" w:tentative="1">
-      <w:start w:val="1"/>
-      <w:numFmt w:val="lowerRoman"/>
-      <w:lvlText w:val="%9."/>
-      <w:lvlJc w:val="right"/>
-      <w:pPr>
-        <w:ind w:left="6480" w:hanging="180"/>
-      </w:pPr>
-    </w:lvl>
-  </w:abstractNum>
-  <w:abstractNum w:abstractNumId="6" w15:restartNumberingAfterBreak="0">
+  <w:abstractNum w:abstractNumId="4" w15:restartNumberingAfterBreak="0">
     <w:nsid w:val="1266087B"/>
     <w:multiLevelType w:val="hybridMultilevel"/>
     <w:tmpl w:val="FF32BC6C"/>
@@ -20017,7 +19808,7 @@
       </w:rPr>
     </w:lvl>
   </w:abstractNum>
-  <w:abstractNum w:abstractNumId="7" w15:restartNumberingAfterBreak="0">
+  <w:abstractNum w:abstractNumId="5" w15:restartNumberingAfterBreak="0">
     <w:nsid w:val="15894EB4"/>
     <w:multiLevelType w:val="hybridMultilevel"/>
     <w:tmpl w:val="212AC350"/>
@@ -20129,93 +19920,7 @@
       </w:rPr>
     </w:lvl>
   </w:abstractNum>
-  <w:abstractNum w:abstractNumId="8" w15:restartNumberingAfterBreak="0">
-    <w:nsid w:val="1C581060"/>
-    <w:multiLevelType w:val="hybridMultilevel"/>
-    <w:tmpl w:val="D4182260"/>
-    <w:lvl w:ilvl="0" w:tplc="0409000F">
-      <w:start w:val="1"/>
-      <w:numFmt w:val="decimal"/>
-      <w:lvlText w:val="%1."/>
-      <w:lvlJc w:val="left"/>
-      <w:pPr>
-        <w:ind w:left="720" w:hanging="360"/>
-      </w:pPr>
-    </w:lvl>
-    <w:lvl w:ilvl="1" w:tplc="04090019" w:tentative="1">
-      <w:start w:val="1"/>
-      <w:numFmt w:val="lowerLetter"/>
-      <w:lvlText w:val="%2."/>
-      <w:lvlJc w:val="left"/>
-      <w:pPr>
-        <w:ind w:left="1440" w:hanging="360"/>
-      </w:pPr>
-    </w:lvl>
-    <w:lvl w:ilvl="2" w:tplc="0409001B" w:tentative="1">
-      <w:start w:val="1"/>
-      <w:numFmt w:val="lowerRoman"/>
-      <w:lvlText w:val="%3."/>
-      <w:lvlJc w:val="right"/>
-      <w:pPr>
-        <w:ind w:left="2160" w:hanging="180"/>
-      </w:pPr>
-    </w:lvl>
-    <w:lvl w:ilvl="3" w:tplc="0409000F" w:tentative="1">
-      <w:start w:val="1"/>
-      <w:numFmt w:val="decimal"/>
-      <w:lvlText w:val="%4."/>
-      <w:lvlJc w:val="left"/>
-      <w:pPr>
-        <w:ind w:left="2880" w:hanging="360"/>
-      </w:pPr>
-    </w:lvl>
-    <w:lvl w:ilvl="4" w:tplc="04090019" w:tentative="1">
-      <w:start w:val="1"/>
-      <w:numFmt w:val="lowerLetter"/>
-      <w:lvlText w:val="%5."/>
-      <w:lvlJc w:val="left"/>
-      <w:pPr>
-        <w:ind w:left="3600" w:hanging="360"/>
-      </w:pPr>
-    </w:lvl>
-    <w:lvl w:ilvl="5" w:tplc="0409001B" w:tentative="1">
-      <w:start w:val="1"/>
-      <w:numFmt w:val="lowerRoman"/>
-      <w:lvlText w:val="%6."/>
-      <w:lvlJc w:val="right"/>
-      <w:pPr>
-        <w:ind w:left="4320" w:hanging="180"/>
-      </w:pPr>
-    </w:lvl>
-    <w:lvl w:ilvl="6" w:tplc="0409000F" w:tentative="1">
-      <w:start w:val="1"/>
-      <w:numFmt w:val="decimal"/>
-      <w:lvlText w:val="%7."/>
-      <w:lvlJc w:val="left"/>
-      <w:pPr>
-        <w:ind w:left="5040" w:hanging="360"/>
-      </w:pPr>
-    </w:lvl>
-    <w:lvl w:ilvl="7" w:tplc="04090019" w:tentative="1">
-      <w:start w:val="1"/>
-      <w:numFmt w:val="lowerLetter"/>
-      <w:lvlText w:val="%8."/>
-      <w:lvlJc w:val="left"/>
-      <w:pPr>
-        <w:ind w:left="5760" w:hanging="360"/>
-      </w:pPr>
-    </w:lvl>
-    <w:lvl w:ilvl="8" w:tplc="0409001B" w:tentative="1">
-      <w:start w:val="1"/>
-      <w:numFmt w:val="lowerRoman"/>
-      <w:lvlText w:val="%9."/>
-      <w:lvlJc w:val="right"/>
-      <w:pPr>
-        <w:ind w:left="6480" w:hanging="180"/>
-      </w:pPr>
-    </w:lvl>
-  </w:abstractNum>
-  <w:abstractNum w:abstractNumId="9" w15:restartNumberingAfterBreak="0">
+  <w:abstractNum w:abstractNumId="6" w15:restartNumberingAfterBreak="0">
     <w:nsid w:val="1D8070BF"/>
     <w:multiLevelType w:val="hybridMultilevel"/>
     <w:tmpl w:val="6150BDA0"/>
@@ -20328,212 +20033,7 @@
       </w:rPr>
     </w:lvl>
   </w:abstractNum>
-  <w:abstractNum w:abstractNumId="10" w15:restartNumberingAfterBreak="0">
-    <w:nsid w:val="1DB6731B"/>
-    <w:multiLevelType w:val="hybridMultilevel"/>
-    <w:tmpl w:val="4D20164C"/>
-    <w:lvl w:ilvl="0" w:tplc="04090001">
-      <w:start w:val="1"/>
-      <w:numFmt w:val="bullet"/>
-      <w:lvlText w:val=""/>
-      <w:lvlJc w:val="left"/>
-      <w:pPr>
-        <w:ind w:left="720" w:hanging="360"/>
-      </w:pPr>
-      <w:rPr>
-        <w:rFonts w:ascii="Symbol" w:hAnsi="Symbol" w:hint="default"/>
-      </w:rPr>
-    </w:lvl>
-    <w:lvl w:ilvl="1" w:tplc="04090003" w:tentative="1">
-      <w:start w:val="1"/>
-      <w:numFmt w:val="bullet"/>
-      <w:lvlText w:val="o"/>
-      <w:lvlJc w:val="left"/>
-      <w:pPr>
-        <w:ind w:left="1440" w:hanging="360"/>
-      </w:pPr>
-      <w:rPr>
-        <w:rFonts w:ascii="Courier New" w:hAnsi="Courier New" w:cs="Courier New" w:hint="default"/>
-      </w:rPr>
-    </w:lvl>
-    <w:lvl w:ilvl="2" w:tplc="04090005" w:tentative="1">
-      <w:start w:val="1"/>
-      <w:numFmt w:val="bullet"/>
-      <w:lvlText w:val=""/>
-      <w:lvlJc w:val="left"/>
-      <w:pPr>
-        <w:ind w:left="2160" w:hanging="360"/>
-      </w:pPr>
-      <w:rPr>
-        <w:rFonts w:ascii="Wingdings" w:hAnsi="Wingdings" w:hint="default"/>
-      </w:rPr>
-    </w:lvl>
-    <w:lvl w:ilvl="3" w:tplc="04090001" w:tentative="1">
-      <w:start w:val="1"/>
-      <w:numFmt w:val="bullet"/>
-      <w:lvlText w:val=""/>
-      <w:lvlJc w:val="left"/>
-      <w:pPr>
-        <w:ind w:left="2880" w:hanging="360"/>
-      </w:pPr>
-      <w:rPr>
-        <w:rFonts w:ascii="Symbol" w:hAnsi="Symbol" w:hint="default"/>
-      </w:rPr>
-    </w:lvl>
-    <w:lvl w:ilvl="4" w:tplc="04090003" w:tentative="1">
-      <w:start w:val="1"/>
-      <w:numFmt w:val="bullet"/>
-      <w:lvlText w:val="o"/>
-      <w:lvlJc w:val="left"/>
-      <w:pPr>
-        <w:ind w:left="3600" w:hanging="360"/>
-      </w:pPr>
-      <w:rPr>
-        <w:rFonts w:ascii="Courier New" w:hAnsi="Courier New" w:cs="Courier New" w:hint="default"/>
-      </w:rPr>
-    </w:lvl>
-    <w:lvl w:ilvl="5" w:tplc="04090005" w:tentative="1">
-      <w:start w:val="1"/>
-      <w:numFmt w:val="bullet"/>
-      <w:lvlText w:val=""/>
-      <w:lvlJc w:val="left"/>
-      <w:pPr>
-        <w:ind w:left="4320" w:hanging="360"/>
-      </w:pPr>
-      <w:rPr>
-        <w:rFonts w:ascii="Wingdings" w:hAnsi="Wingdings" w:hint="default"/>
-      </w:rPr>
-    </w:lvl>
-    <w:lvl w:ilvl="6" w:tplc="04090001" w:tentative="1">
-      <w:start w:val="1"/>
-      <w:numFmt w:val="bullet"/>
-      <w:lvlText w:val=""/>
-      <w:lvlJc w:val="left"/>
-      <w:pPr>
-        <w:ind w:left="5040" w:hanging="360"/>
-      </w:pPr>
-      <w:rPr>
-        <w:rFonts w:ascii="Symbol" w:hAnsi="Symbol" w:hint="default"/>
-      </w:rPr>
-    </w:lvl>
-    <w:lvl w:ilvl="7" w:tplc="04090003" w:tentative="1">
-      <w:start w:val="1"/>
-      <w:numFmt w:val="bullet"/>
-      <w:lvlText w:val="o"/>
-      <w:lvlJc w:val="left"/>
-      <w:pPr>
-        <w:ind w:left="5760" w:hanging="360"/>
-      </w:pPr>
-      <w:rPr>
-        <w:rFonts w:ascii="Courier New" w:hAnsi="Courier New" w:cs="Courier New" w:hint="default"/>
-      </w:rPr>
-    </w:lvl>
-    <w:lvl w:ilvl="8" w:tplc="04090005" w:tentative="1">
-      <w:start w:val="1"/>
-      <w:numFmt w:val="bullet"/>
-      <w:lvlText w:val=""/>
-      <w:lvlJc w:val="left"/>
-      <w:pPr>
-        <w:ind w:left="6480" w:hanging="360"/>
-      </w:pPr>
-      <w:rPr>
-        <w:rFonts w:ascii="Wingdings" w:hAnsi="Wingdings" w:hint="default"/>
-      </w:rPr>
-    </w:lvl>
-  </w:abstractNum>
-  <w:abstractNum w:abstractNumId="11" w15:restartNumberingAfterBreak="0">
-    <w:nsid w:val="249E76BF"/>
-    <w:multiLevelType w:val="hybridMultilevel"/>
-    <w:tmpl w:val="071AB672"/>
-    <w:lvl w:ilvl="0" w:tplc="B150D2F2">
-      <w:start w:val="7"/>
-      <w:numFmt w:val="decimal"/>
-      <w:lvlText w:val="%1."/>
-      <w:lvlJc w:val="left"/>
-      <w:pPr>
-        <w:ind w:left="720" w:hanging="360"/>
-      </w:pPr>
-      <w:rPr>
-        <w:rFonts w:hint="default"/>
-        <w:b/>
-        <w:color w:val="000000"/>
-        <w:sz w:val="26"/>
-      </w:rPr>
-    </w:lvl>
-    <w:lvl w:ilvl="1" w:tplc="04090019" w:tentative="1">
-      <w:start w:val="1"/>
-      <w:numFmt w:val="lowerLetter"/>
-      <w:lvlText w:val="%2."/>
-      <w:lvlJc w:val="left"/>
-      <w:pPr>
-        <w:ind w:left="1440" w:hanging="360"/>
-      </w:pPr>
-    </w:lvl>
-    <w:lvl w:ilvl="2" w:tplc="0409001B" w:tentative="1">
-      <w:start w:val="1"/>
-      <w:numFmt w:val="lowerRoman"/>
-      <w:lvlText w:val="%3."/>
-      <w:lvlJc w:val="right"/>
-      <w:pPr>
-        <w:ind w:left="2160" w:hanging="180"/>
-      </w:pPr>
-    </w:lvl>
-    <w:lvl w:ilvl="3" w:tplc="0409000F" w:tentative="1">
-      <w:start w:val="1"/>
-      <w:numFmt w:val="decimal"/>
-      <w:lvlText w:val="%4."/>
-      <w:lvlJc w:val="left"/>
-      <w:pPr>
-        <w:ind w:left="2880" w:hanging="360"/>
-      </w:pPr>
-    </w:lvl>
-    <w:lvl w:ilvl="4" w:tplc="04090019" w:tentative="1">
-      <w:start w:val="1"/>
-      <w:numFmt w:val="lowerLetter"/>
-      <w:lvlText w:val="%5."/>
-      <w:lvlJc w:val="left"/>
-      <w:pPr>
-        <w:ind w:left="3600" w:hanging="360"/>
-      </w:pPr>
-    </w:lvl>
-    <w:lvl w:ilvl="5" w:tplc="0409001B" w:tentative="1">
-      <w:start w:val="1"/>
-      <w:numFmt w:val="lowerRoman"/>
-      <w:lvlText w:val="%6."/>
-      <w:lvlJc w:val="right"/>
-      <w:pPr>
-        <w:ind w:left="4320" w:hanging="180"/>
-      </w:pPr>
-    </w:lvl>
-    <w:lvl w:ilvl="6" w:tplc="0409000F" w:tentative="1">
-      <w:start w:val="1"/>
-      <w:numFmt w:val="decimal"/>
-      <w:lvlText w:val="%7."/>
-      <w:lvlJc w:val="left"/>
-      <w:pPr>
-        <w:ind w:left="5040" w:hanging="360"/>
-      </w:pPr>
-    </w:lvl>
-    <w:lvl w:ilvl="7" w:tplc="04090019" w:tentative="1">
-      <w:start w:val="1"/>
-      <w:numFmt w:val="lowerLetter"/>
-      <w:lvlText w:val="%8."/>
-      <w:lvlJc w:val="left"/>
-      <w:pPr>
-        <w:ind w:left="5760" w:hanging="360"/>
-      </w:pPr>
-    </w:lvl>
-    <w:lvl w:ilvl="8" w:tplc="0409001B" w:tentative="1">
-      <w:start w:val="1"/>
-      <w:numFmt w:val="lowerRoman"/>
-      <w:lvlText w:val="%9."/>
-      <w:lvlJc w:val="right"/>
-      <w:pPr>
-        <w:ind w:left="6480" w:hanging="180"/>
-      </w:pPr>
-    </w:lvl>
-  </w:abstractNum>
-  <w:abstractNum w:abstractNumId="12" w15:restartNumberingAfterBreak="0">
+  <w:abstractNum w:abstractNumId="7" w15:restartNumberingAfterBreak="0">
     <w:nsid w:val="24F2167E"/>
     <w:multiLevelType w:val="hybridMultilevel"/>
     <w:tmpl w:val="05CEF50A"/>
@@ -20646,7 +20146,7 @@
       </w:rPr>
     </w:lvl>
   </w:abstractNum>
-  <w:abstractNum w:abstractNumId="13" w15:restartNumberingAfterBreak="0">
+  <w:abstractNum w:abstractNumId="8" w15:restartNumberingAfterBreak="0">
     <w:nsid w:val="2A17698A"/>
     <w:multiLevelType w:val="hybridMultilevel"/>
     <w:tmpl w:val="438A58A2"/>
@@ -20758,93 +20258,7 @@
       </w:rPr>
     </w:lvl>
   </w:abstractNum>
-  <w:abstractNum w:abstractNumId="14" w15:restartNumberingAfterBreak="0">
-    <w:nsid w:val="2A424EC5"/>
-    <w:multiLevelType w:val="hybridMultilevel"/>
-    <w:tmpl w:val="3B26782A"/>
-    <w:lvl w:ilvl="0" w:tplc="0409000F">
-      <w:start w:val="1"/>
-      <w:numFmt w:val="decimal"/>
-      <w:lvlText w:val="%1."/>
-      <w:lvlJc w:val="left"/>
-      <w:pPr>
-        <w:ind w:left="720" w:hanging="360"/>
-      </w:pPr>
-    </w:lvl>
-    <w:lvl w:ilvl="1" w:tplc="04090019" w:tentative="1">
-      <w:start w:val="1"/>
-      <w:numFmt w:val="lowerLetter"/>
-      <w:lvlText w:val="%2."/>
-      <w:lvlJc w:val="left"/>
-      <w:pPr>
-        <w:ind w:left="1440" w:hanging="360"/>
-      </w:pPr>
-    </w:lvl>
-    <w:lvl w:ilvl="2" w:tplc="0409001B" w:tentative="1">
-      <w:start w:val="1"/>
-      <w:numFmt w:val="lowerRoman"/>
-      <w:lvlText w:val="%3."/>
-      <w:lvlJc w:val="right"/>
-      <w:pPr>
-        <w:ind w:left="2160" w:hanging="180"/>
-      </w:pPr>
-    </w:lvl>
-    <w:lvl w:ilvl="3" w:tplc="0409000F" w:tentative="1">
-      <w:start w:val="1"/>
-      <w:numFmt w:val="decimal"/>
-      <w:lvlText w:val="%4."/>
-      <w:lvlJc w:val="left"/>
-      <w:pPr>
-        <w:ind w:left="2880" w:hanging="360"/>
-      </w:pPr>
-    </w:lvl>
-    <w:lvl w:ilvl="4" w:tplc="04090019" w:tentative="1">
-      <w:start w:val="1"/>
-      <w:numFmt w:val="lowerLetter"/>
-      <w:lvlText w:val="%5."/>
-      <w:lvlJc w:val="left"/>
-      <w:pPr>
-        <w:ind w:left="3600" w:hanging="360"/>
-      </w:pPr>
-    </w:lvl>
-    <w:lvl w:ilvl="5" w:tplc="0409001B" w:tentative="1">
-      <w:start w:val="1"/>
-      <w:numFmt w:val="lowerRoman"/>
-      <w:lvlText w:val="%6."/>
-      <w:lvlJc w:val="right"/>
-      <w:pPr>
-        <w:ind w:left="4320" w:hanging="180"/>
-      </w:pPr>
-    </w:lvl>
-    <w:lvl w:ilvl="6" w:tplc="0409000F" w:tentative="1">
-      <w:start w:val="1"/>
-      <w:numFmt w:val="decimal"/>
-      <w:lvlText w:val="%7."/>
-      <w:lvlJc w:val="left"/>
-      <w:pPr>
-        <w:ind w:left="5040" w:hanging="360"/>
-      </w:pPr>
-    </w:lvl>
-    <w:lvl w:ilvl="7" w:tplc="04090019" w:tentative="1">
-      <w:start w:val="1"/>
-      <w:numFmt w:val="lowerLetter"/>
-      <w:lvlText w:val="%8."/>
-      <w:lvlJc w:val="left"/>
-      <w:pPr>
-        <w:ind w:left="5760" w:hanging="360"/>
-      </w:pPr>
-    </w:lvl>
-    <w:lvl w:ilvl="8" w:tplc="0409001B" w:tentative="1">
-      <w:start w:val="1"/>
-      <w:numFmt w:val="lowerRoman"/>
-      <w:lvlText w:val="%9."/>
-      <w:lvlJc w:val="right"/>
-      <w:pPr>
-        <w:ind w:left="6480" w:hanging="180"/>
-      </w:pPr>
-    </w:lvl>
-  </w:abstractNum>
-  <w:abstractNum w:abstractNumId="15" w15:restartNumberingAfterBreak="0">
+  <w:abstractNum w:abstractNumId="9" w15:restartNumberingAfterBreak="0">
     <w:nsid w:val="2BBC181D"/>
     <w:multiLevelType w:val="hybridMultilevel"/>
     <w:tmpl w:val="A5A8A410"/>
@@ -20930,7 +20344,7 @@
       </w:pPr>
     </w:lvl>
   </w:abstractNum>
-  <w:abstractNum w:abstractNumId="16" w15:restartNumberingAfterBreak="0">
+  <w:abstractNum w:abstractNumId="10" w15:restartNumberingAfterBreak="0">
     <w:nsid w:val="2C7949E4"/>
     <w:multiLevelType w:val="hybridMultilevel"/>
     <w:tmpl w:val="EF762898"/>
@@ -21016,247 +20430,7 @@
       </w:pPr>
     </w:lvl>
   </w:abstractNum>
-  <w:abstractNum w:abstractNumId="17" w15:restartNumberingAfterBreak="0">
-    <w:nsid w:val="2D8C0140"/>
-    <w:multiLevelType w:val="hybridMultilevel"/>
-    <w:tmpl w:val="2E12CC0A"/>
-    <w:lvl w:ilvl="0" w:tplc="9F007270">
-      <w:start w:val="1"/>
-      <w:numFmt w:val="decimal"/>
-      <w:lvlText w:val="%1."/>
-      <w:lvlJc w:val="left"/>
-      <w:pPr>
-        <w:ind w:left="720" w:hanging="360"/>
-      </w:pPr>
-      <w:rPr>
-        <w:rFonts w:hint="default"/>
-        <w:color w:val="000000"/>
-        <w:sz w:val="26"/>
-      </w:rPr>
-    </w:lvl>
-    <w:lvl w:ilvl="1" w:tplc="04090019" w:tentative="1">
-      <w:start w:val="1"/>
-      <w:numFmt w:val="lowerLetter"/>
-      <w:lvlText w:val="%2."/>
-      <w:lvlJc w:val="left"/>
-      <w:pPr>
-        <w:ind w:left="1440" w:hanging="360"/>
-      </w:pPr>
-    </w:lvl>
-    <w:lvl w:ilvl="2" w:tplc="0409001B" w:tentative="1">
-      <w:start w:val="1"/>
-      <w:numFmt w:val="lowerRoman"/>
-      <w:lvlText w:val="%3."/>
-      <w:lvlJc w:val="right"/>
-      <w:pPr>
-        <w:ind w:left="2160" w:hanging="180"/>
-      </w:pPr>
-    </w:lvl>
-    <w:lvl w:ilvl="3" w:tplc="0409000F" w:tentative="1">
-      <w:start w:val="1"/>
-      <w:numFmt w:val="decimal"/>
-      <w:lvlText w:val="%4."/>
-      <w:lvlJc w:val="left"/>
-      <w:pPr>
-        <w:ind w:left="2880" w:hanging="360"/>
-      </w:pPr>
-    </w:lvl>
-    <w:lvl w:ilvl="4" w:tplc="04090019" w:tentative="1">
-      <w:start w:val="1"/>
-      <w:numFmt w:val="lowerLetter"/>
-      <w:lvlText w:val="%5."/>
-      <w:lvlJc w:val="left"/>
-      <w:pPr>
-        <w:ind w:left="3600" w:hanging="360"/>
-      </w:pPr>
-    </w:lvl>
-    <w:lvl w:ilvl="5" w:tplc="0409001B" w:tentative="1">
-      <w:start w:val="1"/>
-      <w:numFmt w:val="lowerRoman"/>
-      <w:lvlText w:val="%6."/>
-      <w:lvlJc w:val="right"/>
-      <w:pPr>
-        <w:ind w:left="4320" w:hanging="180"/>
-      </w:pPr>
-    </w:lvl>
-    <w:lvl w:ilvl="6" w:tplc="0409000F" w:tentative="1">
-      <w:start w:val="1"/>
-      <w:numFmt w:val="decimal"/>
-      <w:lvlText w:val="%7."/>
-      <w:lvlJc w:val="left"/>
-      <w:pPr>
-        <w:ind w:left="5040" w:hanging="360"/>
-      </w:pPr>
-    </w:lvl>
-    <w:lvl w:ilvl="7" w:tplc="04090019" w:tentative="1">
-      <w:start w:val="1"/>
-      <w:numFmt w:val="lowerLetter"/>
-      <w:lvlText w:val="%8."/>
-      <w:lvlJc w:val="left"/>
-      <w:pPr>
-        <w:ind w:left="5760" w:hanging="360"/>
-      </w:pPr>
-    </w:lvl>
-    <w:lvl w:ilvl="8" w:tplc="0409001B" w:tentative="1">
-      <w:start w:val="1"/>
-      <w:numFmt w:val="lowerRoman"/>
-      <w:lvlText w:val="%9."/>
-      <w:lvlJc w:val="right"/>
-      <w:pPr>
-        <w:ind w:left="6480" w:hanging="180"/>
-      </w:pPr>
-    </w:lvl>
-  </w:abstractNum>
-  <w:abstractNum w:abstractNumId="18" w15:restartNumberingAfterBreak="0">
-    <w:nsid w:val="2F08739E"/>
-    <w:multiLevelType w:val="multilevel"/>
-    <w:tmpl w:val="38F09F84"/>
-    <w:lvl w:ilvl="0">
-      <w:start w:val="1"/>
-      <w:numFmt w:val="bullet"/>
-      <w:lvlText w:val=""/>
-      <w:lvlJc w:val="left"/>
-      <w:pPr>
-        <w:tabs>
-          <w:tab w:val="num" w:pos="720"/>
-        </w:tabs>
-        <w:ind w:left="720" w:hanging="360"/>
-      </w:pPr>
-      <w:rPr>
-        <w:rFonts w:ascii="Symbol" w:hAnsi="Symbol" w:hint="default"/>
-        <w:sz w:val="20"/>
-      </w:rPr>
-    </w:lvl>
-    <w:lvl w:ilvl="1" w:tentative="1">
-      <w:start w:val="1"/>
-      <w:numFmt w:val="bullet"/>
-      <w:lvlText w:val="o"/>
-      <w:lvlJc w:val="left"/>
-      <w:pPr>
-        <w:tabs>
-          <w:tab w:val="num" w:pos="1440"/>
-        </w:tabs>
-        <w:ind w:left="1440" w:hanging="360"/>
-      </w:pPr>
-      <w:rPr>
-        <w:rFonts w:ascii="Courier New" w:hAnsi="Courier New" w:hint="default"/>
-        <w:sz w:val="20"/>
-      </w:rPr>
-    </w:lvl>
-    <w:lvl w:ilvl="2" w:tentative="1">
-      <w:start w:val="1"/>
-      <w:numFmt w:val="bullet"/>
-      <w:lvlText w:val=""/>
-      <w:lvlJc w:val="left"/>
-      <w:pPr>
-        <w:tabs>
-          <w:tab w:val="num" w:pos="2160"/>
-        </w:tabs>
-        <w:ind w:left="2160" w:hanging="360"/>
-      </w:pPr>
-      <w:rPr>
-        <w:rFonts w:ascii="Wingdings" w:hAnsi="Wingdings" w:hint="default"/>
-        <w:sz w:val="20"/>
-      </w:rPr>
-    </w:lvl>
-    <w:lvl w:ilvl="3" w:tentative="1">
-      <w:start w:val="1"/>
-      <w:numFmt w:val="bullet"/>
-      <w:lvlText w:val=""/>
-      <w:lvlJc w:val="left"/>
-      <w:pPr>
-        <w:tabs>
-          <w:tab w:val="num" w:pos="2880"/>
-        </w:tabs>
-        <w:ind w:left="2880" w:hanging="360"/>
-      </w:pPr>
-      <w:rPr>
-        <w:rFonts w:ascii="Wingdings" w:hAnsi="Wingdings" w:hint="default"/>
-        <w:sz w:val="20"/>
-      </w:rPr>
-    </w:lvl>
-    <w:lvl w:ilvl="4" w:tentative="1">
-      <w:start w:val="1"/>
-      <w:numFmt w:val="bullet"/>
-      <w:lvlText w:val=""/>
-      <w:lvlJc w:val="left"/>
-      <w:pPr>
-        <w:tabs>
-          <w:tab w:val="num" w:pos="3600"/>
-        </w:tabs>
-        <w:ind w:left="3600" w:hanging="360"/>
-      </w:pPr>
-      <w:rPr>
-        <w:rFonts w:ascii="Wingdings" w:hAnsi="Wingdings" w:hint="default"/>
-        <w:sz w:val="20"/>
-      </w:rPr>
-    </w:lvl>
-    <w:lvl w:ilvl="5" w:tentative="1">
-      <w:start w:val="1"/>
-      <w:numFmt w:val="bullet"/>
-      <w:lvlText w:val=""/>
-      <w:lvlJc w:val="left"/>
-      <w:pPr>
-        <w:tabs>
-          <w:tab w:val="num" w:pos="4320"/>
-        </w:tabs>
-        <w:ind w:left="4320" w:hanging="360"/>
-      </w:pPr>
-      <w:rPr>
-        <w:rFonts w:ascii="Wingdings" w:hAnsi="Wingdings" w:hint="default"/>
-        <w:sz w:val="20"/>
-      </w:rPr>
-    </w:lvl>
-    <w:lvl w:ilvl="6" w:tentative="1">
-      <w:start w:val="1"/>
-      <w:numFmt w:val="bullet"/>
-      <w:lvlText w:val=""/>
-      <w:lvlJc w:val="left"/>
-      <w:pPr>
-        <w:tabs>
-          <w:tab w:val="num" w:pos="5040"/>
-        </w:tabs>
-        <w:ind w:left="5040" w:hanging="360"/>
-      </w:pPr>
-      <w:rPr>
-        <w:rFonts w:ascii="Wingdings" w:hAnsi="Wingdings" w:hint="default"/>
-        <w:sz w:val="20"/>
-      </w:rPr>
-    </w:lvl>
-    <w:lvl w:ilvl="7" w:tentative="1">
-      <w:start w:val="1"/>
-      <w:numFmt w:val="bullet"/>
-      <w:lvlText w:val=""/>
-      <w:lvlJc w:val="left"/>
-      <w:pPr>
-        <w:tabs>
-          <w:tab w:val="num" w:pos="5760"/>
-        </w:tabs>
-        <w:ind w:left="5760" w:hanging="360"/>
-      </w:pPr>
-      <w:rPr>
-        <w:rFonts w:ascii="Wingdings" w:hAnsi="Wingdings" w:hint="default"/>
-        <w:sz w:val="20"/>
-      </w:rPr>
-    </w:lvl>
-    <w:lvl w:ilvl="8" w:tentative="1">
-      <w:start w:val="1"/>
-      <w:numFmt w:val="bullet"/>
-      <w:lvlText w:val=""/>
-      <w:lvlJc w:val="left"/>
-      <w:pPr>
-        <w:tabs>
-          <w:tab w:val="num" w:pos="6480"/>
-        </w:tabs>
-        <w:ind w:left="6480" w:hanging="360"/>
-      </w:pPr>
-      <w:rPr>
-        <w:rFonts w:ascii="Wingdings" w:hAnsi="Wingdings" w:hint="default"/>
-        <w:sz w:val="20"/>
-      </w:rPr>
-    </w:lvl>
-  </w:abstractNum>
-  <w:abstractNum w:abstractNumId="19" w15:restartNumberingAfterBreak="0">
+  <w:abstractNum w:abstractNumId="11" w15:restartNumberingAfterBreak="0">
     <w:nsid w:val="2F481D7A"/>
     <w:multiLevelType w:val="hybridMultilevel"/>
     <w:tmpl w:val="21FC394E"/>
@@ -21369,7 +20543,7 @@
       </w:rPr>
     </w:lvl>
   </w:abstractNum>
-  <w:abstractNum w:abstractNumId="20" w15:restartNumberingAfterBreak="0">
+  <w:abstractNum w:abstractNumId="12" w15:restartNumberingAfterBreak="0">
     <w:nsid w:val="2F731194"/>
     <w:multiLevelType w:val="hybridMultilevel"/>
     <w:tmpl w:val="335E04CA"/>
@@ -21481,99 +20655,7 @@
       </w:rPr>
     </w:lvl>
   </w:abstractNum>
-  <w:abstractNum w:abstractNumId="21" w15:restartNumberingAfterBreak="0">
-    <w:nsid w:val="31A65A58"/>
-    <w:multiLevelType w:val="hybridMultilevel"/>
-    <w:tmpl w:val="6D82883A"/>
-    <w:lvl w:ilvl="0" w:tplc="B150D2F2">
-      <w:start w:val="7"/>
-      <w:numFmt w:val="decimal"/>
-      <w:lvlText w:val="%1."/>
-      <w:lvlJc w:val="left"/>
-      <w:pPr>
-        <w:ind w:left="1080" w:hanging="360"/>
-      </w:pPr>
-      <w:rPr>
-        <w:rFonts w:hint="default"/>
-        <w:b/>
-        <w:color w:val="000000"/>
-        <w:sz w:val="26"/>
-      </w:rPr>
-    </w:lvl>
-    <w:lvl w:ilvl="1" w:tplc="04090019" w:tentative="1">
-      <w:start w:val="1"/>
-      <w:numFmt w:val="lowerLetter"/>
-      <w:lvlText w:val="%2."/>
-      <w:lvlJc w:val="left"/>
-      <w:pPr>
-        <w:ind w:left="1800" w:hanging="360"/>
-      </w:pPr>
-    </w:lvl>
-    <w:lvl w:ilvl="2" w:tplc="0409001B" w:tentative="1">
-      <w:start w:val="1"/>
-      <w:numFmt w:val="lowerRoman"/>
-      <w:lvlText w:val="%3."/>
-      <w:lvlJc w:val="right"/>
-      <w:pPr>
-        <w:ind w:left="2520" w:hanging="180"/>
-      </w:pPr>
-    </w:lvl>
-    <w:lvl w:ilvl="3" w:tplc="0409000F" w:tentative="1">
-      <w:start w:val="1"/>
-      <w:numFmt w:val="decimal"/>
-      <w:lvlText w:val="%4."/>
-      <w:lvlJc w:val="left"/>
-      <w:pPr>
-        <w:ind w:left="3240" w:hanging="360"/>
-      </w:pPr>
-    </w:lvl>
-    <w:lvl w:ilvl="4" w:tplc="04090019" w:tentative="1">
-      <w:start w:val="1"/>
-      <w:numFmt w:val="lowerLetter"/>
-      <w:lvlText w:val="%5."/>
-      <w:lvlJc w:val="left"/>
-      <w:pPr>
-        <w:ind w:left="3960" w:hanging="360"/>
-      </w:pPr>
-    </w:lvl>
-    <w:lvl w:ilvl="5" w:tplc="0409001B" w:tentative="1">
-      <w:start w:val="1"/>
-      <w:numFmt w:val="lowerRoman"/>
-      <w:lvlText w:val="%6."/>
-      <w:lvlJc w:val="right"/>
-      <w:pPr>
-        <w:ind w:left="4680" w:hanging="180"/>
-      </w:pPr>
-    </w:lvl>
-    <w:lvl w:ilvl="6" w:tplc="0409000F" w:tentative="1">
-      <w:start w:val="1"/>
-      <w:numFmt w:val="decimal"/>
-      <w:lvlText w:val="%7."/>
-      <w:lvlJc w:val="left"/>
-      <w:pPr>
-        <w:ind w:left="5400" w:hanging="360"/>
-      </w:pPr>
-    </w:lvl>
-    <w:lvl w:ilvl="7" w:tplc="04090019" w:tentative="1">
-      <w:start w:val="1"/>
-      <w:numFmt w:val="lowerLetter"/>
-      <w:lvlText w:val="%8."/>
-      <w:lvlJc w:val="left"/>
-      <w:pPr>
-        <w:ind w:left="6120" w:hanging="360"/>
-      </w:pPr>
-    </w:lvl>
-    <w:lvl w:ilvl="8" w:tplc="0409001B" w:tentative="1">
-      <w:start w:val="1"/>
-      <w:numFmt w:val="lowerRoman"/>
-      <w:lvlText w:val="%9."/>
-      <w:lvlJc w:val="right"/>
-      <w:pPr>
-        <w:ind w:left="6840" w:hanging="180"/>
-      </w:pPr>
-    </w:lvl>
-  </w:abstractNum>
-  <w:abstractNum w:abstractNumId="22" w15:restartNumberingAfterBreak="0">
+  <w:abstractNum w:abstractNumId="13" w15:restartNumberingAfterBreak="0">
     <w:nsid w:val="33562FA4"/>
     <w:multiLevelType w:val="hybridMultilevel"/>
     <w:tmpl w:val="C9B48BC8"/>
@@ -21686,7 +20768,7 @@
       </w:rPr>
     </w:lvl>
   </w:abstractNum>
-  <w:abstractNum w:abstractNumId="23" w15:restartNumberingAfterBreak="0">
+  <w:abstractNum w:abstractNumId="14" w15:restartNumberingAfterBreak="0">
     <w:nsid w:val="33E4671B"/>
     <w:multiLevelType w:val="hybridMultilevel"/>
     <w:tmpl w:val="623AEA94"/>
@@ -21799,93 +20881,7 @@
       </w:rPr>
     </w:lvl>
   </w:abstractNum>
-  <w:abstractNum w:abstractNumId="24" w15:restartNumberingAfterBreak="0">
-    <w:nsid w:val="35C87455"/>
-    <w:multiLevelType w:val="hybridMultilevel"/>
-    <w:tmpl w:val="87DA365E"/>
-    <w:lvl w:ilvl="0" w:tplc="0409000F">
-      <w:start w:val="1"/>
-      <w:numFmt w:val="decimal"/>
-      <w:lvlText w:val="%1."/>
-      <w:lvlJc w:val="left"/>
-      <w:pPr>
-        <w:ind w:left="720" w:hanging="360"/>
-      </w:pPr>
-    </w:lvl>
-    <w:lvl w:ilvl="1" w:tplc="04090019" w:tentative="1">
-      <w:start w:val="1"/>
-      <w:numFmt w:val="lowerLetter"/>
-      <w:lvlText w:val="%2."/>
-      <w:lvlJc w:val="left"/>
-      <w:pPr>
-        <w:ind w:left="1440" w:hanging="360"/>
-      </w:pPr>
-    </w:lvl>
-    <w:lvl w:ilvl="2" w:tplc="0409001B" w:tentative="1">
-      <w:start w:val="1"/>
-      <w:numFmt w:val="lowerRoman"/>
-      <w:lvlText w:val="%3."/>
-      <w:lvlJc w:val="right"/>
-      <w:pPr>
-        <w:ind w:left="2160" w:hanging="180"/>
-      </w:pPr>
-    </w:lvl>
-    <w:lvl w:ilvl="3" w:tplc="0409000F" w:tentative="1">
-      <w:start w:val="1"/>
-      <w:numFmt w:val="decimal"/>
-      <w:lvlText w:val="%4."/>
-      <w:lvlJc w:val="left"/>
-      <w:pPr>
-        <w:ind w:left="2880" w:hanging="360"/>
-      </w:pPr>
-    </w:lvl>
-    <w:lvl w:ilvl="4" w:tplc="04090019" w:tentative="1">
-      <w:start w:val="1"/>
-      <w:numFmt w:val="lowerLetter"/>
-      <w:lvlText w:val="%5."/>
-      <w:lvlJc w:val="left"/>
-      <w:pPr>
-        <w:ind w:left="3600" w:hanging="360"/>
-      </w:pPr>
-    </w:lvl>
-    <w:lvl w:ilvl="5" w:tplc="0409001B" w:tentative="1">
-      <w:start w:val="1"/>
-      <w:numFmt w:val="lowerRoman"/>
-      <w:lvlText w:val="%6."/>
-      <w:lvlJc w:val="right"/>
-      <w:pPr>
-        <w:ind w:left="4320" w:hanging="180"/>
-      </w:pPr>
-    </w:lvl>
-    <w:lvl w:ilvl="6" w:tplc="0409000F" w:tentative="1">
-      <w:start w:val="1"/>
-      <w:numFmt w:val="decimal"/>
-      <w:lvlText w:val="%7."/>
-      <w:lvlJc w:val="left"/>
-      <w:pPr>
-        <w:ind w:left="5040" w:hanging="360"/>
-      </w:pPr>
-    </w:lvl>
-    <w:lvl w:ilvl="7" w:tplc="04090019" w:tentative="1">
-      <w:start w:val="1"/>
-      <w:numFmt w:val="lowerLetter"/>
-      <w:lvlText w:val="%8."/>
-      <w:lvlJc w:val="left"/>
-      <w:pPr>
-        <w:ind w:left="5760" w:hanging="360"/>
-      </w:pPr>
-    </w:lvl>
-    <w:lvl w:ilvl="8" w:tplc="0409001B" w:tentative="1">
-      <w:start w:val="1"/>
-      <w:numFmt w:val="lowerRoman"/>
-      <w:lvlText w:val="%9."/>
-      <w:lvlJc w:val="right"/>
-      <w:pPr>
-        <w:ind w:left="6480" w:hanging="180"/>
-      </w:pPr>
-    </w:lvl>
-  </w:abstractNum>
-  <w:abstractNum w:abstractNumId="25" w15:restartNumberingAfterBreak="0">
+  <w:abstractNum w:abstractNumId="15" w15:restartNumberingAfterBreak="0">
     <w:nsid w:val="36C4314D"/>
     <w:multiLevelType w:val="hybridMultilevel"/>
     <w:tmpl w:val="1D7216D8"/>
@@ -21971,7 +20967,7 @@
       </w:pPr>
     </w:lvl>
   </w:abstractNum>
-  <w:abstractNum w:abstractNumId="26" w15:restartNumberingAfterBreak="0">
+  <w:abstractNum w:abstractNumId="16" w15:restartNumberingAfterBreak="0">
     <w:nsid w:val="3ACD1395"/>
     <w:multiLevelType w:val="hybridMultilevel"/>
     <w:tmpl w:val="C4B634E0"/>
@@ -22084,120 +21080,7 @@
       </w:rPr>
     </w:lvl>
   </w:abstractNum>
-  <w:abstractNum w:abstractNumId="27" w15:restartNumberingAfterBreak="0">
-    <w:nsid w:val="3D9A743E"/>
-    <w:multiLevelType w:val="hybridMultilevel"/>
-    <w:tmpl w:val="180CD6AA"/>
-    <w:lvl w:ilvl="0" w:tplc="04090001">
-      <w:start w:val="1"/>
-      <w:numFmt w:val="bullet"/>
-      <w:lvlText w:val=""/>
-      <w:lvlJc w:val="left"/>
-      <w:pPr>
-        <w:ind w:left="720" w:hanging="360"/>
-      </w:pPr>
-      <w:rPr>
-        <w:rFonts w:ascii="Symbol" w:hAnsi="Symbol" w:hint="default"/>
-      </w:rPr>
-    </w:lvl>
-    <w:lvl w:ilvl="1" w:tplc="04090003" w:tentative="1">
-      <w:start w:val="1"/>
-      <w:numFmt w:val="bullet"/>
-      <w:lvlText w:val="o"/>
-      <w:lvlJc w:val="left"/>
-      <w:pPr>
-        <w:ind w:left="1440" w:hanging="360"/>
-      </w:pPr>
-      <w:rPr>
-        <w:rFonts w:ascii="Courier New" w:hAnsi="Courier New" w:cs="Courier New" w:hint="default"/>
-      </w:rPr>
-    </w:lvl>
-    <w:lvl w:ilvl="2" w:tplc="04090005" w:tentative="1">
-      <w:start w:val="1"/>
-      <w:numFmt w:val="bullet"/>
-      <w:lvlText w:val=""/>
-      <w:lvlJc w:val="left"/>
-      <w:pPr>
-        <w:ind w:left="2160" w:hanging="360"/>
-      </w:pPr>
-      <w:rPr>
-        <w:rFonts w:ascii="Wingdings" w:hAnsi="Wingdings" w:hint="default"/>
-      </w:rPr>
-    </w:lvl>
-    <w:lvl w:ilvl="3" w:tplc="04090001" w:tentative="1">
-      <w:start w:val="1"/>
-      <w:numFmt w:val="bullet"/>
-      <w:lvlText w:val=""/>
-      <w:lvlJc w:val="left"/>
-      <w:pPr>
-        <w:ind w:left="2880" w:hanging="360"/>
-      </w:pPr>
-      <w:rPr>
-        <w:rFonts w:ascii="Symbol" w:hAnsi="Symbol" w:hint="default"/>
-      </w:rPr>
-    </w:lvl>
-    <w:lvl w:ilvl="4" w:tplc="04090003" w:tentative="1">
-      <w:start w:val="1"/>
-      <w:numFmt w:val="bullet"/>
-      <w:lvlText w:val="o"/>
-      <w:lvlJc w:val="left"/>
-      <w:pPr>
-        <w:ind w:left="3600" w:hanging="360"/>
-      </w:pPr>
-      <w:rPr>
-        <w:rFonts w:ascii="Courier New" w:hAnsi="Courier New" w:cs="Courier New" w:hint="default"/>
-      </w:rPr>
-    </w:lvl>
-    <w:lvl w:ilvl="5" w:tplc="04090005" w:tentative="1">
-      <w:start w:val="1"/>
-      <w:numFmt w:val="bullet"/>
-      <w:lvlText w:val=""/>
-      <w:lvlJc w:val="left"/>
-      <w:pPr>
-        <w:ind w:left="4320" w:hanging="360"/>
-      </w:pPr>
-      <w:rPr>
-        <w:rFonts w:ascii="Wingdings" w:hAnsi="Wingdings" w:hint="default"/>
-      </w:rPr>
-    </w:lvl>
-    <w:lvl w:ilvl="6" w:tplc="04090001" w:tentative="1">
-      <w:start w:val="1"/>
-      <w:numFmt w:val="bullet"/>
-      <w:lvlText w:val=""/>
-      <w:lvlJc w:val="left"/>
-      <w:pPr>
-        <w:ind w:left="5040" w:hanging="360"/>
-      </w:pPr>
-      <w:rPr>
-        <w:rFonts w:ascii="Symbol" w:hAnsi="Symbol" w:hint="default"/>
-      </w:rPr>
-    </w:lvl>
-    <w:lvl w:ilvl="7" w:tplc="04090003" w:tentative="1">
-      <w:start w:val="1"/>
-      <w:numFmt w:val="bullet"/>
-      <w:lvlText w:val="o"/>
-      <w:lvlJc w:val="left"/>
-      <w:pPr>
-        <w:ind w:left="5760" w:hanging="360"/>
-      </w:pPr>
-      <w:rPr>
-        <w:rFonts w:ascii="Courier New" w:hAnsi="Courier New" w:cs="Courier New" w:hint="default"/>
-      </w:rPr>
-    </w:lvl>
-    <w:lvl w:ilvl="8" w:tplc="04090005" w:tentative="1">
-      <w:start w:val="1"/>
-      <w:numFmt w:val="bullet"/>
-      <w:lvlText w:val=""/>
-      <w:lvlJc w:val="left"/>
-      <w:pPr>
-        <w:ind w:left="6480" w:hanging="360"/>
-      </w:pPr>
-      <w:rPr>
-        <w:rFonts w:ascii="Wingdings" w:hAnsi="Wingdings" w:hint="default"/>
-      </w:rPr>
-    </w:lvl>
-  </w:abstractNum>
-  <w:abstractNum w:abstractNumId="28" w15:restartNumberingAfterBreak="0">
+  <w:abstractNum w:abstractNumId="17" w15:restartNumberingAfterBreak="0">
     <w:nsid w:val="3DB4523A"/>
     <w:multiLevelType w:val="hybridMultilevel"/>
     <w:tmpl w:val="BD529E1A"/>
@@ -22288,7 +21171,7 @@
       </w:pPr>
     </w:lvl>
   </w:abstractNum>
-  <w:abstractNum w:abstractNumId="29" w15:restartNumberingAfterBreak="0">
+  <w:abstractNum w:abstractNumId="18" w15:restartNumberingAfterBreak="0">
     <w:nsid w:val="443E34F3"/>
     <w:multiLevelType w:val="hybridMultilevel"/>
     <w:tmpl w:val="0F0CAD64"/>
@@ -22400,7 +21283,7 @@
       </w:rPr>
     </w:lvl>
   </w:abstractNum>
-  <w:abstractNum w:abstractNumId="30" w15:restartNumberingAfterBreak="0">
+  <w:abstractNum w:abstractNumId="19" w15:restartNumberingAfterBreak="0">
     <w:nsid w:val="470F5FE4"/>
     <w:multiLevelType w:val="hybridMultilevel"/>
     <w:tmpl w:val="E1D2DF22"/>
@@ -22486,7 +21369,7 @@
       </w:pPr>
     </w:lvl>
   </w:abstractNum>
-  <w:abstractNum w:abstractNumId="31" w15:restartNumberingAfterBreak="0">
+  <w:abstractNum w:abstractNumId="20" w15:restartNumberingAfterBreak="0">
     <w:nsid w:val="47734C40"/>
     <w:multiLevelType w:val="hybridMultilevel"/>
     <w:tmpl w:val="EEE4598A"/>
@@ -22572,7 +21455,7 @@
       </w:pPr>
     </w:lvl>
   </w:abstractNum>
-  <w:abstractNum w:abstractNumId="32" w15:restartNumberingAfterBreak="0">
+  <w:abstractNum w:abstractNumId="21" w15:restartNumberingAfterBreak="0">
     <w:nsid w:val="48B32E3C"/>
     <w:multiLevelType w:val="hybridMultilevel"/>
     <w:tmpl w:val="F614F898"/>
@@ -22685,7 +21568,7 @@
       </w:rPr>
     </w:lvl>
   </w:abstractNum>
-  <w:abstractNum w:abstractNumId="33" w15:restartNumberingAfterBreak="0">
+  <w:abstractNum w:abstractNumId="22" w15:restartNumberingAfterBreak="0">
     <w:nsid w:val="4A416514"/>
     <w:multiLevelType w:val="hybridMultilevel"/>
     <w:tmpl w:val="E236F238"/>
@@ -22771,454 +21654,120 @@
       </w:pPr>
     </w:lvl>
   </w:abstractNum>
-  <w:abstractNum w:abstractNumId="34" w15:restartNumberingAfterBreak="0">
-    <w:nsid w:val="4B5D6DD9"/>
-    <w:multiLevelType w:val="multilevel"/>
-    <w:tmpl w:val="B520410E"/>
-    <w:lvl w:ilvl="0">
+  <w:abstractNum w:abstractNumId="23" w15:restartNumberingAfterBreak="0">
+    <w:nsid w:val="4C8C6984"/>
+    <w:multiLevelType w:val="hybridMultilevel"/>
+    <w:tmpl w:val="94FC06C4"/>
+    <w:lvl w:ilvl="0" w:tplc="6A8CDCA8">
+      <w:start w:val="1"/>
+      <w:numFmt w:val="decimal"/>
+      <w:lvlText w:val="%1."/>
+      <w:lvlJc w:val="left"/>
+      <w:pPr>
+        <w:ind w:left="720" w:hanging="360"/>
+      </w:pPr>
+      <w:rPr>
+        <w:rFonts w:hint="default"/>
+      </w:rPr>
+    </w:lvl>
+    <w:lvl w:ilvl="1" w:tplc="04090003" w:tentative="1">
+      <w:start w:val="1"/>
+      <w:numFmt w:val="bullet"/>
+      <w:lvlText w:val="o"/>
+      <w:lvlJc w:val="left"/>
+      <w:pPr>
+        <w:ind w:left="1440" w:hanging="360"/>
+      </w:pPr>
+      <w:rPr>
+        <w:rFonts w:ascii="Courier New" w:hAnsi="Courier New" w:cs="Courier New" w:hint="default"/>
+      </w:rPr>
+    </w:lvl>
+    <w:lvl w:ilvl="2" w:tplc="04090005" w:tentative="1">
+      <w:start w:val="1"/>
+      <w:numFmt w:val="bullet"/>
+      <w:lvlText w:val=""/>
+      <w:lvlJc w:val="left"/>
+      <w:pPr>
+        <w:ind w:left="2160" w:hanging="360"/>
+      </w:pPr>
+      <w:rPr>
+        <w:rFonts w:ascii="Wingdings" w:hAnsi="Wingdings" w:hint="default"/>
+      </w:rPr>
+    </w:lvl>
+    <w:lvl w:ilvl="3" w:tplc="04090001" w:tentative="1">
       <w:start w:val="1"/>
       <w:numFmt w:val="bullet"/>
       <w:lvlText w:val=""/>
       <w:lvlJc w:val="left"/>
       <w:pPr>
-        <w:tabs>
-          <w:tab w:val="num" w:pos="720"/>
-        </w:tabs>
-        <w:ind w:left="720" w:hanging="360"/>
+        <w:ind w:left="2880" w:hanging="360"/>
       </w:pPr>
       <w:rPr>
         <w:rFonts w:ascii="Symbol" w:hAnsi="Symbol" w:hint="default"/>
-        <w:sz w:val="20"/>
       </w:rPr>
     </w:lvl>
-    <w:lvl w:ilvl="1" w:tentative="1">
+    <w:lvl w:ilvl="4" w:tplc="04090003" w:tentative="1">
       <w:start w:val="1"/>
       <w:numFmt w:val="bullet"/>
       <w:lvlText w:val="o"/>
       <w:lvlJc w:val="left"/>
       <w:pPr>
-        <w:tabs>
-          <w:tab w:val="num" w:pos="1440"/>
-        </w:tabs>
-        <w:ind w:left="1440" w:hanging="360"/>
+        <w:ind w:left="3600" w:hanging="360"/>
       </w:pPr>
       <w:rPr>
-        <w:rFonts w:ascii="Courier New" w:hAnsi="Courier New" w:hint="default"/>
-        <w:sz w:val="20"/>
+        <w:rFonts w:ascii="Courier New" w:hAnsi="Courier New" w:cs="Courier New" w:hint="default"/>
       </w:rPr>
     </w:lvl>
-    <w:lvl w:ilvl="2" w:tentative="1">
+    <w:lvl w:ilvl="5" w:tplc="04090005" w:tentative="1">
       <w:start w:val="1"/>
       <w:numFmt w:val="bullet"/>
       <w:lvlText w:val=""/>
       <w:lvlJc w:val="left"/>
       <w:pPr>
-        <w:tabs>
-          <w:tab w:val="num" w:pos="2160"/>
-        </w:tabs>
-        <w:ind w:left="2160" w:hanging="360"/>
+        <w:ind w:left="4320" w:hanging="360"/>
       </w:pPr>
       <w:rPr>
         <w:rFonts w:ascii="Wingdings" w:hAnsi="Wingdings" w:hint="default"/>
-        <w:sz w:val="20"/>
       </w:rPr>
     </w:lvl>
-    <w:lvl w:ilvl="3" w:tentative="1">
+    <w:lvl w:ilvl="6" w:tplc="04090001" w:tentative="1">
+      <w:start w:val="1"/>
+      <w:numFmt w:val="bullet"/>
+      <w:lvlText w:val=""/>
+      <w:lvlJc w:val="left"/>
+      <w:pPr>
+        <w:ind w:left="5040" w:hanging="360"/>
+      </w:pPr>
+      <w:rPr>
+        <w:rFonts w:ascii="Symbol" w:hAnsi="Symbol" w:hint="default"/>
+      </w:rPr>
+    </w:lvl>
+    <w:lvl w:ilvl="7" w:tplc="04090003" w:tentative="1">
+      <w:start w:val="1"/>
+      <w:numFmt w:val="bullet"/>
+      <w:lvlText w:val="o"/>
+      <w:lvlJc w:val="left"/>
+      <w:pPr>
+        <w:ind w:left="5760" w:hanging="360"/>
+      </w:pPr>
+      <w:rPr>
+        <w:rFonts w:ascii="Courier New" w:hAnsi="Courier New" w:cs="Courier New" w:hint="default"/>
+      </w:rPr>
+    </w:lvl>
+    <w:lvl w:ilvl="8" w:tplc="04090005" w:tentative="1">
       <w:start w:val="1"/>
       <w:numFmt w:val="bullet"/>
       <w:lvlText w:val=""/>
       <w:lvlJc w:val="left"/>
       <w:pPr>
-        <w:tabs>
-          <w:tab w:val="num" w:pos="2880"/>
-        </w:tabs>
-        <w:ind w:left="2880" w:hanging="360"/>
+        <w:ind w:left="6480" w:hanging="360"/>
       </w:pPr>
       <w:rPr>
         <w:rFonts w:ascii="Wingdings" w:hAnsi="Wingdings" w:hint="default"/>
-        <w:sz w:val="20"/>
       </w:rPr>
     </w:lvl>
-    <w:lvl w:ilvl="4" w:tentative="1">
-      <w:start w:val="1"/>
-      <w:numFmt w:val="bullet"/>
-      <w:lvlText w:val=""/>
-      <w:lvlJc w:val="left"/>
-      <w:pPr>
-        <w:tabs>
-          <w:tab w:val="num" w:pos="3600"/>
-        </w:tabs>
-        <w:ind w:left="3600" w:hanging="360"/>
-      </w:pPr>
-      <w:rPr>
-        <w:rFonts w:ascii="Wingdings" w:hAnsi="Wingdings" w:hint="default"/>
-        <w:sz w:val="20"/>
-      </w:rPr>
-    </w:lvl>
-    <w:lvl w:ilvl="5" w:tentative="1">
-      <w:start w:val="1"/>
-      <w:numFmt w:val="bullet"/>
-      <w:lvlText w:val=""/>
-      <w:lvlJc w:val="left"/>
-      <w:pPr>
-        <w:tabs>
-          <w:tab w:val="num" w:pos="4320"/>
-        </w:tabs>
-        <w:ind w:left="4320" w:hanging="360"/>
-      </w:pPr>
-      <w:rPr>
-        <w:rFonts w:ascii="Wingdings" w:hAnsi="Wingdings" w:hint="default"/>
-        <w:sz w:val="20"/>
-      </w:rPr>
-    </w:lvl>
-    <w:lvl w:ilvl="6" w:tentative="1">
-      <w:start w:val="1"/>
-      <w:numFmt w:val="bullet"/>
-      <w:lvlText w:val=""/>
-      <w:lvlJc w:val="left"/>
-      <w:pPr>
-        <w:tabs>
-          <w:tab w:val="num" w:pos="5040"/>
-        </w:tabs>
-        <w:ind w:left="5040" w:hanging="360"/>
-      </w:pPr>
-      <w:rPr>
-        <w:rFonts w:ascii="Wingdings" w:hAnsi="Wingdings" w:hint="default"/>
-        <w:sz w:val="20"/>
-      </w:rPr>
-    </w:lvl>
-    <w:lvl w:ilvl="7" w:tentative="1">
-      <w:start w:val="1"/>
-      <w:numFmt w:val="bullet"/>
-      <w:lvlText w:val=""/>
-      <w:lvlJc w:val="left"/>
-      <w:pPr>
-        <w:tabs>
-          <w:tab w:val="num" w:pos="5760"/>
-        </w:tabs>
-        <w:ind w:left="5760" w:hanging="360"/>
-      </w:pPr>
-      <w:rPr>
-        <w:rFonts w:ascii="Wingdings" w:hAnsi="Wingdings" w:hint="default"/>
-        <w:sz w:val="20"/>
-      </w:rPr>
-    </w:lvl>
-    <w:lvl w:ilvl="8" w:tentative="1">
-      <w:start w:val="1"/>
-      <w:numFmt w:val="bullet"/>
-      <w:lvlText w:val=""/>
-      <w:lvlJc w:val="left"/>
-      <w:pPr>
-        <w:tabs>
-          <w:tab w:val="num" w:pos="6480"/>
-        </w:tabs>
-        <w:ind w:left="6480" w:hanging="360"/>
-      </w:pPr>
-      <w:rPr>
-        <w:rFonts w:ascii="Wingdings" w:hAnsi="Wingdings" w:hint="default"/>
-        <w:sz w:val="20"/>
-      </w:rPr>
-    </w:lvl>
   </w:abstractNum>
-  <w:abstractNum w:abstractNumId="35" w15:restartNumberingAfterBreak="0">
-    <w:nsid w:val="4E7401F1"/>
-    <w:multiLevelType w:val="multilevel"/>
-    <w:tmpl w:val="38F09F84"/>
-    <w:lvl w:ilvl="0">
-      <w:start w:val="1"/>
-      <w:numFmt w:val="bullet"/>
-      <w:lvlText w:val=""/>
-      <w:lvlJc w:val="left"/>
-      <w:pPr>
-        <w:tabs>
-          <w:tab w:val="num" w:pos="720"/>
-        </w:tabs>
-        <w:ind w:left="720" w:hanging="360"/>
-      </w:pPr>
-      <w:rPr>
-        <w:rFonts w:ascii="Symbol" w:hAnsi="Symbol" w:hint="default"/>
-        <w:sz w:val="20"/>
-      </w:rPr>
-    </w:lvl>
-    <w:lvl w:ilvl="1" w:tentative="1">
-      <w:start w:val="1"/>
-      <w:numFmt w:val="bullet"/>
-      <w:lvlText w:val="o"/>
-      <w:lvlJc w:val="left"/>
-      <w:pPr>
-        <w:tabs>
-          <w:tab w:val="num" w:pos="1440"/>
-        </w:tabs>
-        <w:ind w:left="1440" w:hanging="360"/>
-      </w:pPr>
-      <w:rPr>
-        <w:rFonts w:ascii="Courier New" w:hAnsi="Courier New" w:hint="default"/>
-        <w:sz w:val="20"/>
-      </w:rPr>
-    </w:lvl>
-    <w:lvl w:ilvl="2" w:tentative="1">
-      <w:start w:val="1"/>
-      <w:numFmt w:val="bullet"/>
-      <w:lvlText w:val=""/>
-      <w:lvlJc w:val="left"/>
-      <w:pPr>
-        <w:tabs>
-          <w:tab w:val="num" w:pos="2160"/>
-        </w:tabs>
-        <w:ind w:left="2160" w:hanging="360"/>
-      </w:pPr>
-      <w:rPr>
-        <w:rFonts w:ascii="Wingdings" w:hAnsi="Wingdings" w:hint="default"/>
-        <w:sz w:val="20"/>
-      </w:rPr>
-    </w:lvl>
-    <w:lvl w:ilvl="3" w:tentative="1">
-      <w:start w:val="1"/>
-      <w:numFmt w:val="bullet"/>
-      <w:lvlText w:val=""/>
-      <w:lvlJc w:val="left"/>
-      <w:pPr>
-        <w:tabs>
-          <w:tab w:val="num" w:pos="2880"/>
-        </w:tabs>
-        <w:ind w:left="2880" w:hanging="360"/>
-      </w:pPr>
-      <w:rPr>
-        <w:rFonts w:ascii="Wingdings" w:hAnsi="Wingdings" w:hint="default"/>
-        <w:sz w:val="20"/>
-      </w:rPr>
-    </w:lvl>
-    <w:lvl w:ilvl="4" w:tentative="1">
-      <w:start w:val="1"/>
-      <w:numFmt w:val="bullet"/>
-      <w:lvlText w:val=""/>
-      <w:lvlJc w:val="left"/>
-      <w:pPr>
-        <w:tabs>
-          <w:tab w:val="num" w:pos="3600"/>
-        </w:tabs>
-        <w:ind w:left="3600" w:hanging="360"/>
-      </w:pPr>
-      <w:rPr>
-        <w:rFonts w:ascii="Wingdings" w:hAnsi="Wingdings" w:hint="default"/>
-        <w:sz w:val="20"/>
-      </w:rPr>
-    </w:lvl>
-    <w:lvl w:ilvl="5" w:tentative="1">
-      <w:start w:val="1"/>
-      <w:numFmt w:val="bullet"/>
-      <w:lvlText w:val=""/>
-      <w:lvlJc w:val="left"/>
-      <w:pPr>
-        <w:tabs>
-          <w:tab w:val="num" w:pos="4320"/>
-        </w:tabs>
-        <w:ind w:left="4320" w:hanging="360"/>
-      </w:pPr>
-      <w:rPr>
-        <w:rFonts w:ascii="Wingdings" w:hAnsi="Wingdings" w:hint="default"/>
-        <w:sz w:val="20"/>
-      </w:rPr>
-    </w:lvl>
-    <w:lvl w:ilvl="6" w:tentative="1">
-      <w:start w:val="1"/>
-      <w:numFmt w:val="bullet"/>
-      <w:lvlText w:val=""/>
-      <w:lvlJc w:val="left"/>
-      <w:pPr>
-        <w:tabs>
-          <w:tab w:val="num" w:pos="5040"/>
-        </w:tabs>
-        <w:ind w:left="5040" w:hanging="360"/>
-      </w:pPr>
-      <w:rPr>
-        <w:rFonts w:ascii="Wingdings" w:hAnsi="Wingdings" w:hint="default"/>
-        <w:sz w:val="20"/>
-      </w:rPr>
-    </w:lvl>
-    <w:lvl w:ilvl="7" w:tentative="1">
-      <w:start w:val="1"/>
-      <w:numFmt w:val="bullet"/>
-      <w:lvlText w:val=""/>
-      <w:lvlJc w:val="left"/>
-      <w:pPr>
-        <w:tabs>
-          <w:tab w:val="num" w:pos="5760"/>
-        </w:tabs>
-        <w:ind w:left="5760" w:hanging="360"/>
-      </w:pPr>
-      <w:rPr>
-        <w:rFonts w:ascii="Wingdings" w:hAnsi="Wingdings" w:hint="default"/>
-        <w:sz w:val="20"/>
-      </w:rPr>
-    </w:lvl>
-    <w:lvl w:ilvl="8" w:tentative="1">
-      <w:start w:val="1"/>
-      <w:numFmt w:val="bullet"/>
-      <w:lvlText w:val=""/>
-      <w:lvlJc w:val="left"/>
-      <w:pPr>
-        <w:tabs>
-          <w:tab w:val="num" w:pos="6480"/>
-        </w:tabs>
-        <w:ind w:left="6480" w:hanging="360"/>
-      </w:pPr>
-      <w:rPr>
-        <w:rFonts w:ascii="Wingdings" w:hAnsi="Wingdings" w:hint="default"/>
-        <w:sz w:val="20"/>
-      </w:rPr>
-    </w:lvl>
-  </w:abstractNum>
-  <w:abstractNum w:abstractNumId="36" w15:restartNumberingAfterBreak="0">
-    <w:nsid w:val="588826D5"/>
-    <w:multiLevelType w:val="multilevel"/>
-    <w:tmpl w:val="38F09F84"/>
-    <w:lvl w:ilvl="0">
-      <w:start w:val="1"/>
-      <w:numFmt w:val="bullet"/>
-      <w:lvlText w:val=""/>
-      <w:lvlJc w:val="left"/>
-      <w:pPr>
-        <w:tabs>
-          <w:tab w:val="num" w:pos="720"/>
-        </w:tabs>
-        <w:ind w:left="720" w:hanging="360"/>
-      </w:pPr>
-      <w:rPr>
-        <w:rFonts w:ascii="Symbol" w:hAnsi="Symbol" w:hint="default"/>
-        <w:sz w:val="20"/>
-      </w:rPr>
-    </w:lvl>
-    <w:lvl w:ilvl="1" w:tentative="1">
-      <w:start w:val="1"/>
-      <w:numFmt w:val="bullet"/>
-      <w:lvlText w:val="o"/>
-      <w:lvlJc w:val="left"/>
-      <w:pPr>
-        <w:tabs>
-          <w:tab w:val="num" w:pos="1440"/>
-        </w:tabs>
-        <w:ind w:left="1440" w:hanging="360"/>
-      </w:pPr>
-      <w:rPr>
-        <w:rFonts w:ascii="Courier New" w:hAnsi="Courier New" w:hint="default"/>
-        <w:sz w:val="20"/>
-      </w:rPr>
-    </w:lvl>
-    <w:lvl w:ilvl="2" w:tentative="1">
-      <w:start w:val="1"/>
-      <w:numFmt w:val="bullet"/>
-      <w:lvlText w:val=""/>
-      <w:lvlJc w:val="left"/>
-      <w:pPr>
-        <w:tabs>
-          <w:tab w:val="num" w:pos="2160"/>
-        </w:tabs>
-        <w:ind w:left="2160" w:hanging="360"/>
-      </w:pPr>
-      <w:rPr>
-        <w:rFonts w:ascii="Wingdings" w:hAnsi="Wingdings" w:hint="default"/>
-        <w:sz w:val="20"/>
-      </w:rPr>
-    </w:lvl>
-    <w:lvl w:ilvl="3" w:tentative="1">
-      <w:start w:val="1"/>
-      <w:numFmt w:val="bullet"/>
-      <w:lvlText w:val=""/>
-      <w:lvlJc w:val="left"/>
-      <w:pPr>
-        <w:tabs>
-          <w:tab w:val="num" w:pos="2880"/>
-        </w:tabs>
-        <w:ind w:left="2880" w:hanging="360"/>
-      </w:pPr>
-      <w:rPr>
-        <w:rFonts w:ascii="Wingdings" w:hAnsi="Wingdings" w:hint="default"/>
-        <w:sz w:val="20"/>
-      </w:rPr>
-    </w:lvl>
-    <w:lvl w:ilvl="4" w:tentative="1">
-      <w:start w:val="1"/>
-      <w:numFmt w:val="bullet"/>
-      <w:lvlText w:val=""/>
-      <w:lvlJc w:val="left"/>
-      <w:pPr>
-        <w:tabs>
-          <w:tab w:val="num" w:pos="3600"/>
-        </w:tabs>
-        <w:ind w:left="3600" w:hanging="360"/>
-      </w:pPr>
-      <w:rPr>
-        <w:rFonts w:ascii="Wingdings" w:hAnsi="Wingdings" w:hint="default"/>
-        <w:sz w:val="20"/>
-      </w:rPr>
-    </w:lvl>
-    <w:lvl w:ilvl="5" w:tentative="1">
-      <w:start w:val="1"/>
-      <w:numFmt w:val="bullet"/>
-      <w:lvlText w:val=""/>
-      <w:lvlJc w:val="left"/>
-      <w:pPr>
-        <w:tabs>
-          <w:tab w:val="num" w:pos="4320"/>
-        </w:tabs>
-        <w:ind w:left="4320" w:hanging="360"/>
-      </w:pPr>
-      <w:rPr>
-        <w:rFonts w:ascii="Wingdings" w:hAnsi="Wingdings" w:hint="default"/>
-        <w:sz w:val="20"/>
-      </w:rPr>
-    </w:lvl>
-    <w:lvl w:ilvl="6" w:tentative="1">
-      <w:start w:val="1"/>
-      <w:numFmt w:val="bullet"/>
-      <w:lvlText w:val=""/>
-      <w:lvlJc w:val="left"/>
-      <w:pPr>
-        <w:tabs>
-          <w:tab w:val="num" w:pos="5040"/>
-        </w:tabs>
-        <w:ind w:left="5040" w:hanging="360"/>
-      </w:pPr>
-      <w:rPr>
-        <w:rFonts w:ascii="Wingdings" w:hAnsi="Wingdings" w:hint="default"/>
-        <w:sz w:val="20"/>
-      </w:rPr>
-    </w:lvl>
-    <w:lvl w:ilvl="7" w:tentative="1">
-      <w:start w:val="1"/>
-      <w:numFmt w:val="bullet"/>
-      <w:lvlText w:val=""/>
-      <w:lvlJc w:val="left"/>
-      <w:pPr>
-        <w:tabs>
-          <w:tab w:val="num" w:pos="5760"/>
-        </w:tabs>
-        <w:ind w:left="5760" w:hanging="360"/>
-      </w:pPr>
-      <w:rPr>
-        <w:rFonts w:ascii="Wingdings" w:hAnsi="Wingdings" w:hint="default"/>
-        <w:sz w:val="20"/>
-      </w:rPr>
-    </w:lvl>
-    <w:lvl w:ilvl="8" w:tentative="1">
-      <w:start w:val="1"/>
-      <w:numFmt w:val="bullet"/>
-      <w:lvlText w:val=""/>
-      <w:lvlJc w:val="left"/>
-      <w:pPr>
-        <w:tabs>
-          <w:tab w:val="num" w:pos="6480"/>
-        </w:tabs>
-        <w:ind w:left="6480" w:hanging="360"/>
-      </w:pPr>
-      <w:rPr>
-        <w:rFonts w:ascii="Wingdings" w:hAnsi="Wingdings" w:hint="default"/>
-        <w:sz w:val="20"/>
-      </w:rPr>
-    </w:lvl>
-  </w:abstractNum>
-  <w:abstractNum w:abstractNumId="37" w15:restartNumberingAfterBreak="0">
+  <w:abstractNum w:abstractNumId="24" w15:restartNumberingAfterBreak="0">
     <w:nsid w:val="58964679"/>
     <w:multiLevelType w:val="hybridMultilevel"/>
     <w:tmpl w:val="9136344A"/>
@@ -23330,7 +21879,7 @@
       </w:rPr>
     </w:lvl>
   </w:abstractNum>
-  <w:abstractNum w:abstractNumId="38" w15:restartNumberingAfterBreak="0">
+  <w:abstractNum w:abstractNumId="25" w15:restartNumberingAfterBreak="0">
     <w:nsid w:val="58E765E0"/>
     <w:multiLevelType w:val="hybridMultilevel"/>
     <w:tmpl w:val="3C1A0076"/>
@@ -23425,156 +21974,7 @@
       </w:pPr>
     </w:lvl>
   </w:abstractNum>
-  <w:abstractNum w:abstractNumId="39" w15:restartNumberingAfterBreak="0">
-    <w:nsid w:val="597A6DF2"/>
-    <w:multiLevelType w:val="multilevel"/>
-    <w:tmpl w:val="6A7216DC"/>
-    <w:lvl w:ilvl="0">
-      <w:start w:val="1"/>
-      <w:numFmt w:val="bullet"/>
-      <w:lvlText w:val=""/>
-      <w:lvlJc w:val="left"/>
-      <w:pPr>
-        <w:tabs>
-          <w:tab w:val="num" w:pos="720"/>
-        </w:tabs>
-        <w:ind w:left="720" w:hanging="360"/>
-      </w:pPr>
-      <w:rPr>
-        <w:rFonts w:ascii="Symbol" w:hAnsi="Symbol" w:hint="default"/>
-        <w:sz w:val="20"/>
-      </w:rPr>
-    </w:lvl>
-    <w:lvl w:ilvl="1" w:tentative="1">
-      <w:start w:val="1"/>
-      <w:numFmt w:val="bullet"/>
-      <w:lvlText w:val="o"/>
-      <w:lvlJc w:val="left"/>
-      <w:pPr>
-        <w:tabs>
-          <w:tab w:val="num" w:pos="1440"/>
-        </w:tabs>
-        <w:ind w:left="1440" w:hanging="360"/>
-      </w:pPr>
-      <w:rPr>
-        <w:rFonts w:ascii="Courier New" w:hAnsi="Courier New" w:hint="default"/>
-        <w:sz w:val="20"/>
-      </w:rPr>
-    </w:lvl>
-    <w:lvl w:ilvl="2" w:tentative="1">
-      <w:start w:val="1"/>
-      <w:numFmt w:val="bullet"/>
-      <w:lvlText w:val=""/>
-      <w:lvlJc w:val="left"/>
-      <w:pPr>
-        <w:tabs>
-          <w:tab w:val="num" w:pos="2160"/>
-        </w:tabs>
-        <w:ind w:left="2160" w:hanging="360"/>
-      </w:pPr>
-      <w:rPr>
-        <w:rFonts w:ascii="Wingdings" w:hAnsi="Wingdings" w:hint="default"/>
-        <w:sz w:val="20"/>
-      </w:rPr>
-    </w:lvl>
-    <w:lvl w:ilvl="3" w:tentative="1">
-      <w:start w:val="1"/>
-      <w:numFmt w:val="bullet"/>
-      <w:lvlText w:val=""/>
-      <w:lvlJc w:val="left"/>
-      <w:pPr>
-        <w:tabs>
-          <w:tab w:val="num" w:pos="2880"/>
-        </w:tabs>
-        <w:ind w:left="2880" w:hanging="360"/>
-      </w:pPr>
-      <w:rPr>
-        <w:rFonts w:ascii="Wingdings" w:hAnsi="Wingdings" w:hint="default"/>
-        <w:sz w:val="20"/>
-      </w:rPr>
-    </w:lvl>
-    <w:lvl w:ilvl="4" w:tentative="1">
-      <w:start w:val="1"/>
-      <w:numFmt w:val="bullet"/>
-      <w:lvlText w:val=""/>
-      <w:lvlJc w:val="left"/>
-      <w:pPr>
-        <w:tabs>
-          <w:tab w:val="num" w:pos="3600"/>
-        </w:tabs>
-        <w:ind w:left="3600" w:hanging="360"/>
-      </w:pPr>
-      <w:rPr>
-        <w:rFonts w:ascii="Wingdings" w:hAnsi="Wingdings" w:hint="default"/>
-        <w:sz w:val="20"/>
-      </w:rPr>
-    </w:lvl>
-    <w:lvl w:ilvl="5" w:tentative="1">
-      <w:start w:val="1"/>
-      <w:numFmt w:val="bullet"/>
-      <w:lvlText w:val=""/>
-      <w:lvlJc w:val="left"/>
-      <w:pPr>
-        <w:tabs>
-          <w:tab w:val="num" w:pos="4320"/>
-        </w:tabs>
-        <w:ind w:left="4320" w:hanging="360"/>
-      </w:pPr>
-      <w:rPr>
-        <w:rFonts w:ascii="Wingdings" w:hAnsi="Wingdings" w:hint="default"/>
-        <w:sz w:val="20"/>
-      </w:rPr>
-    </w:lvl>
-    <w:lvl w:ilvl="6" w:tentative="1">
-      <w:start w:val="1"/>
-      <w:numFmt w:val="bullet"/>
-      <w:lvlText w:val=""/>
-      <w:lvlJc w:val="left"/>
-      <w:pPr>
-        <w:tabs>
-          <w:tab w:val="num" w:pos="5040"/>
-        </w:tabs>
-        <w:ind w:left="5040" w:hanging="360"/>
-      </w:pPr>
-      <w:rPr>
-        <w:rFonts w:ascii="Wingdings" w:hAnsi="Wingdings" w:hint="default"/>
-        <w:sz w:val="20"/>
-      </w:rPr>
-    </w:lvl>
-    <w:lvl w:ilvl="7" w:tentative="1">
-      <w:start w:val="1"/>
-      <w:numFmt w:val="bullet"/>
-      <w:lvlText w:val=""/>
-      <w:lvlJc w:val="left"/>
-      <w:pPr>
-        <w:tabs>
-          <w:tab w:val="num" w:pos="5760"/>
-        </w:tabs>
-        <w:ind w:left="5760" w:hanging="360"/>
-      </w:pPr>
-      <w:rPr>
-        <w:rFonts w:ascii="Wingdings" w:hAnsi="Wingdings" w:hint="default"/>
-        <w:sz w:val="20"/>
-      </w:rPr>
-    </w:lvl>
-    <w:lvl w:ilvl="8" w:tentative="1">
-      <w:start w:val="1"/>
-      <w:numFmt w:val="bullet"/>
-      <w:lvlText w:val=""/>
-      <w:lvlJc w:val="left"/>
-      <w:pPr>
-        <w:tabs>
-          <w:tab w:val="num" w:pos="6480"/>
-        </w:tabs>
-        <w:ind w:left="6480" w:hanging="360"/>
-      </w:pPr>
-      <w:rPr>
-        <w:rFonts w:ascii="Wingdings" w:hAnsi="Wingdings" w:hint="default"/>
-        <w:sz w:val="20"/>
-      </w:rPr>
-    </w:lvl>
-  </w:abstractNum>
-  <w:abstractNum w:abstractNumId="40" w15:restartNumberingAfterBreak="0">
+  <w:abstractNum w:abstractNumId="26" w15:restartNumberingAfterBreak="0">
     <w:nsid w:val="5AA25528"/>
     <w:multiLevelType w:val="hybridMultilevel"/>
     <w:tmpl w:val="5D724F38"/>
@@ -23687,93 +22087,7 @@
       </w:rPr>
     </w:lvl>
   </w:abstractNum>
-  <w:abstractNum w:abstractNumId="41" w15:restartNumberingAfterBreak="0">
-    <w:nsid w:val="5F0D49D4"/>
-    <w:multiLevelType w:val="hybridMultilevel"/>
-    <w:tmpl w:val="1B8E913C"/>
-    <w:lvl w:ilvl="0" w:tplc="0409000F">
-      <w:start w:val="1"/>
-      <w:numFmt w:val="decimal"/>
-      <w:lvlText w:val="%1."/>
-      <w:lvlJc w:val="left"/>
-      <w:pPr>
-        <w:ind w:left="720" w:hanging="360"/>
-      </w:pPr>
-    </w:lvl>
-    <w:lvl w:ilvl="1" w:tplc="04090019" w:tentative="1">
-      <w:start w:val="1"/>
-      <w:numFmt w:val="lowerLetter"/>
-      <w:lvlText w:val="%2."/>
-      <w:lvlJc w:val="left"/>
-      <w:pPr>
-        <w:ind w:left="1440" w:hanging="360"/>
-      </w:pPr>
-    </w:lvl>
-    <w:lvl w:ilvl="2" w:tplc="0409001B" w:tentative="1">
-      <w:start w:val="1"/>
-      <w:numFmt w:val="lowerRoman"/>
-      <w:lvlText w:val="%3."/>
-      <w:lvlJc w:val="right"/>
-      <w:pPr>
-        <w:ind w:left="2160" w:hanging="180"/>
-      </w:pPr>
-    </w:lvl>
-    <w:lvl w:ilvl="3" w:tplc="0409000F" w:tentative="1">
-      <w:start w:val="1"/>
-      <w:numFmt w:val="decimal"/>
-      <w:lvlText w:val="%4."/>
-      <w:lvlJc w:val="left"/>
-      <w:pPr>
-        <w:ind w:left="2880" w:hanging="360"/>
-      </w:pPr>
-    </w:lvl>
-    <w:lvl w:ilvl="4" w:tplc="04090019" w:tentative="1">
-      <w:start w:val="1"/>
-      <w:numFmt w:val="lowerLetter"/>
-      <w:lvlText w:val="%5."/>
-      <w:lvlJc w:val="left"/>
-      <w:pPr>
-        <w:ind w:left="3600" w:hanging="360"/>
-      </w:pPr>
-    </w:lvl>
-    <w:lvl w:ilvl="5" w:tplc="0409001B" w:tentative="1">
-      <w:start w:val="1"/>
-      <w:numFmt w:val="lowerRoman"/>
-      <w:lvlText w:val="%6."/>
-      <w:lvlJc w:val="right"/>
-      <w:pPr>
-        <w:ind w:left="4320" w:hanging="180"/>
-      </w:pPr>
-    </w:lvl>
-    <w:lvl w:ilvl="6" w:tplc="0409000F" w:tentative="1">
-      <w:start w:val="1"/>
-      <w:numFmt w:val="decimal"/>
-      <w:lvlText w:val="%7."/>
-      <w:lvlJc w:val="left"/>
-      <w:pPr>
-        <w:ind w:left="5040" w:hanging="360"/>
-      </w:pPr>
-    </w:lvl>
-    <w:lvl w:ilvl="7" w:tplc="04090019" w:tentative="1">
-      <w:start w:val="1"/>
-      <w:numFmt w:val="lowerLetter"/>
-      <w:lvlText w:val="%8."/>
-      <w:lvlJc w:val="left"/>
-      <w:pPr>
-        <w:ind w:left="5760" w:hanging="360"/>
-      </w:pPr>
-    </w:lvl>
-    <w:lvl w:ilvl="8" w:tplc="0409001B" w:tentative="1">
-      <w:start w:val="1"/>
-      <w:numFmt w:val="lowerRoman"/>
-      <w:lvlText w:val="%9."/>
-      <w:lvlJc w:val="right"/>
-      <w:pPr>
-        <w:ind w:left="6480" w:hanging="180"/>
-      </w:pPr>
-    </w:lvl>
-  </w:abstractNum>
-  <w:abstractNum w:abstractNumId="42" w15:restartNumberingAfterBreak="0">
+  <w:abstractNum w:abstractNumId="27" w15:restartNumberingAfterBreak="0">
     <w:nsid w:val="63E1095A"/>
     <w:multiLevelType w:val="hybridMultilevel"/>
     <w:tmpl w:val="F86CFDEE"/>
@@ -23859,7 +22173,7 @@
       </w:pPr>
     </w:lvl>
   </w:abstractNum>
-  <w:abstractNum w:abstractNumId="43" w15:restartNumberingAfterBreak="0">
+  <w:abstractNum w:abstractNumId="28" w15:restartNumberingAfterBreak="0">
     <w:nsid w:val="6D7319C4"/>
     <w:multiLevelType w:val="hybridMultilevel"/>
     <w:tmpl w:val="4D22666E"/>
@@ -23971,7 +22285,7 @@
       </w:rPr>
     </w:lvl>
   </w:abstractNum>
-  <w:abstractNum w:abstractNumId="44" w15:restartNumberingAfterBreak="0">
+  <w:abstractNum w:abstractNumId="29" w15:restartNumberingAfterBreak="0">
     <w:nsid w:val="6E865BE3"/>
     <w:multiLevelType w:val="hybridMultilevel"/>
     <w:tmpl w:val="D5A0F6FC"/>
@@ -24084,7 +22398,7 @@
       </w:rPr>
     </w:lvl>
   </w:abstractNum>
-  <w:abstractNum w:abstractNumId="45" w15:restartNumberingAfterBreak="0">
+  <w:abstractNum w:abstractNumId="30" w15:restartNumberingAfterBreak="0">
     <w:nsid w:val="6E9D58C3"/>
     <w:multiLevelType w:val="hybridMultilevel"/>
     <w:tmpl w:val="FDA0AA64"/>
@@ -24196,14 +22510,14 @@
       </w:rPr>
     </w:lvl>
   </w:abstractNum>
-  <w:abstractNum w:abstractNumId="46" w15:restartNumberingAfterBreak="0">
-    <w:nsid w:val="70E54863"/>
+  <w:abstractNum w:abstractNumId="31" w15:restartNumberingAfterBreak="0">
+    <w:nsid w:val="77B521CA"/>
     <w:multiLevelType w:val="multilevel"/>
-    <w:tmpl w:val="38F09F84"/>
+    <w:tmpl w:val="E8D25FA6"/>
     <w:lvl w:ilvl="0">
       <w:start w:val="1"/>
-      <w:numFmt w:val="bullet"/>
-      <w:lvlText w:val=""/>
+      <w:numFmt w:val="decimal"/>
+      <w:lvlText w:val="%1."/>
       <w:lvlJc w:val="left"/>
       <w:pPr>
         <w:tabs>
@@ -24211,15 +22525,11 @@
         </w:tabs>
         <w:ind w:left="720" w:hanging="360"/>
       </w:pPr>
-      <w:rPr>
-        <w:rFonts w:ascii="Symbol" w:hAnsi="Symbol" w:hint="default"/>
-        <w:sz w:val="20"/>
-      </w:rPr>
     </w:lvl>
     <w:lvl w:ilvl="1" w:tentative="1">
       <w:start w:val="1"/>
-      <w:numFmt w:val="bullet"/>
-      <w:lvlText w:val="o"/>
+      <w:numFmt w:val="decimal"/>
+      <w:lvlText w:val="%2."/>
       <w:lvlJc w:val="left"/>
       <w:pPr>
         <w:tabs>
@@ -24227,15 +22537,11 @@
         </w:tabs>
         <w:ind w:left="1440" w:hanging="360"/>
       </w:pPr>
-      <w:rPr>
-        <w:rFonts w:ascii="Courier New" w:hAnsi="Courier New" w:hint="default"/>
-        <w:sz w:val="20"/>
-      </w:rPr>
     </w:lvl>
     <w:lvl w:ilvl="2" w:tentative="1">
       <w:start w:val="1"/>
-      <w:numFmt w:val="bullet"/>
-      <w:lvlText w:val=""/>
+      <w:numFmt w:val="decimal"/>
+      <w:lvlText w:val="%3."/>
       <w:lvlJc w:val="left"/>
       <w:pPr>
         <w:tabs>
@@ -24243,15 +22549,11 @@
         </w:tabs>
         <w:ind w:left="2160" w:hanging="360"/>
       </w:pPr>
-      <w:rPr>
-        <w:rFonts w:ascii="Wingdings" w:hAnsi="Wingdings" w:hint="default"/>
-        <w:sz w:val="20"/>
-      </w:rPr>
     </w:lvl>
     <w:lvl w:ilvl="3" w:tentative="1">
       <w:start w:val="1"/>
-      <w:numFmt w:val="bullet"/>
-      <w:lvlText w:val=""/>
+      <w:numFmt w:val="decimal"/>
+      <w:lvlText w:val="%4."/>
       <w:lvlJc w:val="left"/>
       <w:pPr>
         <w:tabs>
@@ -24259,15 +22561,11 @@
         </w:tabs>
         <w:ind w:left="2880" w:hanging="360"/>
       </w:pPr>
-      <w:rPr>
-        <w:rFonts w:ascii="Wingdings" w:hAnsi="Wingdings" w:hint="default"/>
-        <w:sz w:val="20"/>
-      </w:rPr>
     </w:lvl>
     <w:lvl w:ilvl="4" w:tentative="1">
       <w:start w:val="1"/>
-      <w:numFmt w:val="bullet"/>
-      <w:lvlText w:val=""/>
+      <w:numFmt w:val="decimal"/>
+      <w:lvlText w:val="%5."/>
       <w:lvlJc w:val="left"/>
       <w:pPr>
         <w:tabs>
@@ -24275,15 +22573,11 @@
         </w:tabs>
         <w:ind w:left="3600" w:hanging="360"/>
       </w:pPr>
-      <w:rPr>
-        <w:rFonts w:ascii="Wingdings" w:hAnsi="Wingdings" w:hint="default"/>
-        <w:sz w:val="20"/>
-      </w:rPr>
     </w:lvl>
     <w:lvl w:ilvl="5" w:tentative="1">
       <w:start w:val="1"/>
-      <w:numFmt w:val="bullet"/>
-      <w:lvlText w:val=""/>
+      <w:numFmt w:val="decimal"/>
+      <w:lvlText w:val="%6."/>
       <w:lvlJc w:val="left"/>
       <w:pPr>
         <w:tabs>
@@ -24291,15 +22585,11 @@
         </w:tabs>
         <w:ind w:left="4320" w:hanging="360"/>
       </w:pPr>
-      <w:rPr>
-        <w:rFonts w:ascii="Wingdings" w:hAnsi="Wingdings" w:hint="default"/>
-        <w:sz w:val="20"/>
-      </w:rPr>
     </w:lvl>
     <w:lvl w:ilvl="6" w:tentative="1">
       <w:start w:val="1"/>
-      <w:numFmt w:val="bullet"/>
-      <w:lvlText w:val=""/>
+      <w:numFmt w:val="decimal"/>
+      <w:lvlText w:val="%7."/>
       <w:lvlJc w:val="left"/>
       <w:pPr>
         <w:tabs>
@@ -24307,15 +22597,11 @@
         </w:tabs>
         <w:ind w:left="5040" w:hanging="360"/>
       </w:pPr>
-      <w:rPr>
-        <w:rFonts w:ascii="Wingdings" w:hAnsi="Wingdings" w:hint="default"/>
-        <w:sz w:val="20"/>
-      </w:rPr>
     </w:lvl>
     <w:lvl w:ilvl="7" w:tentative="1">
       <w:start w:val="1"/>
-      <w:numFmt w:val="bullet"/>
-      <w:lvlText w:val=""/>
+      <w:numFmt w:val="decimal"/>
+      <w:lvlText w:val="%8."/>
       <w:lvlJc w:val="left"/>
       <w:pPr>
         <w:tabs>
@@ -24323,15 +22609,11 @@
         </w:tabs>
         <w:ind w:left="5760" w:hanging="360"/>
       </w:pPr>
-      <w:rPr>
-        <w:rFonts w:ascii="Wingdings" w:hAnsi="Wingdings" w:hint="default"/>
-        <w:sz w:val="20"/>
-      </w:rPr>
     </w:lvl>
     <w:lvl w:ilvl="8" w:tentative="1">
       <w:start w:val="1"/>
-      <w:numFmt w:val="bullet"/>
-      <w:lvlText w:val=""/>
+      <w:numFmt w:val="decimal"/>
+      <w:lvlText w:val="%9."/>
       <w:lvlJc w:val="left"/>
       <w:pPr>
         <w:tabs>
@@ -24339,217 +22621,9 @@
         </w:tabs>
         <w:ind w:left="6480" w:hanging="360"/>
       </w:pPr>
-      <w:rPr>
-        <w:rFonts w:ascii="Wingdings" w:hAnsi="Wingdings" w:hint="default"/>
-        <w:sz w:val="20"/>
-      </w:rPr>
     </w:lvl>
   </w:abstractNum>
-  <w:abstractNum w:abstractNumId="47" w15:restartNumberingAfterBreak="0">
-    <w:nsid w:val="77B521CA"/>
-    <w:multiLevelType w:val="multilevel"/>
-    <w:tmpl w:val="E8D25FA6"/>
-    <w:lvl w:ilvl="0">
-      <w:start w:val="1"/>
-      <w:numFmt w:val="decimal"/>
-      <w:lvlText w:val="%1."/>
-      <w:lvlJc w:val="left"/>
-      <w:pPr>
-        <w:tabs>
-          <w:tab w:val="num" w:pos="720"/>
-        </w:tabs>
-        <w:ind w:left="720" w:hanging="360"/>
-      </w:pPr>
-    </w:lvl>
-    <w:lvl w:ilvl="1" w:tentative="1">
-      <w:start w:val="1"/>
-      <w:numFmt w:val="decimal"/>
-      <w:lvlText w:val="%2."/>
-      <w:lvlJc w:val="left"/>
-      <w:pPr>
-        <w:tabs>
-          <w:tab w:val="num" w:pos="1440"/>
-        </w:tabs>
-        <w:ind w:left="1440" w:hanging="360"/>
-      </w:pPr>
-    </w:lvl>
-    <w:lvl w:ilvl="2" w:tentative="1">
-      <w:start w:val="1"/>
-      <w:numFmt w:val="decimal"/>
-      <w:lvlText w:val="%3."/>
-      <w:lvlJc w:val="left"/>
-      <w:pPr>
-        <w:tabs>
-          <w:tab w:val="num" w:pos="2160"/>
-        </w:tabs>
-        <w:ind w:left="2160" w:hanging="360"/>
-      </w:pPr>
-    </w:lvl>
-    <w:lvl w:ilvl="3" w:tentative="1">
-      <w:start w:val="1"/>
-      <w:numFmt w:val="decimal"/>
-      <w:lvlText w:val="%4."/>
-      <w:lvlJc w:val="left"/>
-      <w:pPr>
-        <w:tabs>
-          <w:tab w:val="num" w:pos="2880"/>
-        </w:tabs>
-        <w:ind w:left="2880" w:hanging="360"/>
-      </w:pPr>
-    </w:lvl>
-    <w:lvl w:ilvl="4" w:tentative="1">
-      <w:start w:val="1"/>
-      <w:numFmt w:val="decimal"/>
-      <w:lvlText w:val="%5."/>
-      <w:lvlJc w:val="left"/>
-      <w:pPr>
-        <w:tabs>
-          <w:tab w:val="num" w:pos="3600"/>
-        </w:tabs>
-        <w:ind w:left="3600" w:hanging="360"/>
-      </w:pPr>
-    </w:lvl>
-    <w:lvl w:ilvl="5" w:tentative="1">
-      <w:start w:val="1"/>
-      <w:numFmt w:val="decimal"/>
-      <w:lvlText w:val="%6."/>
-      <w:lvlJc w:val="left"/>
-      <w:pPr>
-        <w:tabs>
-          <w:tab w:val="num" w:pos="4320"/>
-        </w:tabs>
-        <w:ind w:left="4320" w:hanging="360"/>
-      </w:pPr>
-    </w:lvl>
-    <w:lvl w:ilvl="6" w:tentative="1">
-      <w:start w:val="1"/>
-      <w:numFmt w:val="decimal"/>
-      <w:lvlText w:val="%7."/>
-      <w:lvlJc w:val="left"/>
-      <w:pPr>
-        <w:tabs>
-          <w:tab w:val="num" w:pos="5040"/>
-        </w:tabs>
-        <w:ind w:left="5040" w:hanging="360"/>
-      </w:pPr>
-    </w:lvl>
-    <w:lvl w:ilvl="7" w:tentative="1">
-      <w:start w:val="1"/>
-      <w:numFmt w:val="decimal"/>
-      <w:lvlText w:val="%8."/>
-      <w:lvlJc w:val="left"/>
-      <w:pPr>
-        <w:tabs>
-          <w:tab w:val="num" w:pos="5760"/>
-        </w:tabs>
-        <w:ind w:left="5760" w:hanging="360"/>
-      </w:pPr>
-    </w:lvl>
-    <w:lvl w:ilvl="8" w:tentative="1">
-      <w:start w:val="1"/>
-      <w:numFmt w:val="decimal"/>
-      <w:lvlText w:val="%9."/>
-      <w:lvlJc w:val="left"/>
-      <w:pPr>
-        <w:tabs>
-          <w:tab w:val="num" w:pos="6480"/>
-        </w:tabs>
-        <w:ind w:left="6480" w:hanging="360"/>
-      </w:pPr>
-    </w:lvl>
-  </w:abstractNum>
-  <w:abstractNum w:abstractNumId="48" w15:restartNumberingAfterBreak="0">
-    <w:nsid w:val="79DB26B6"/>
-    <w:multiLevelType w:val="hybridMultilevel"/>
-    <w:tmpl w:val="BA6AF24E"/>
-    <w:lvl w:ilvl="0" w:tplc="9F007270">
-      <w:start w:val="1"/>
-      <w:numFmt w:val="decimal"/>
-      <w:lvlText w:val="%1."/>
-      <w:lvlJc w:val="left"/>
-      <w:pPr>
-        <w:ind w:left="720" w:hanging="360"/>
-      </w:pPr>
-      <w:rPr>
-        <w:rFonts w:hint="default"/>
-        <w:color w:val="000000"/>
-        <w:sz w:val="26"/>
-      </w:rPr>
-    </w:lvl>
-    <w:lvl w:ilvl="1" w:tplc="04090019" w:tentative="1">
-      <w:start w:val="1"/>
-      <w:numFmt w:val="lowerLetter"/>
-      <w:lvlText w:val="%2."/>
-      <w:lvlJc w:val="left"/>
-      <w:pPr>
-        <w:ind w:left="1440" w:hanging="360"/>
-      </w:pPr>
-    </w:lvl>
-    <w:lvl w:ilvl="2" w:tplc="0409001B" w:tentative="1">
-      <w:start w:val="1"/>
-      <w:numFmt w:val="lowerRoman"/>
-      <w:lvlText w:val="%3."/>
-      <w:lvlJc w:val="right"/>
-      <w:pPr>
-        <w:ind w:left="2160" w:hanging="180"/>
-      </w:pPr>
-    </w:lvl>
-    <w:lvl w:ilvl="3" w:tplc="0409000F" w:tentative="1">
-      <w:start w:val="1"/>
-      <w:numFmt w:val="decimal"/>
-      <w:lvlText w:val="%4."/>
-      <w:lvlJc w:val="left"/>
-      <w:pPr>
-        <w:ind w:left="2880" w:hanging="360"/>
-      </w:pPr>
-    </w:lvl>
-    <w:lvl w:ilvl="4" w:tplc="04090019" w:tentative="1">
-      <w:start w:val="1"/>
-      <w:numFmt w:val="lowerLetter"/>
-      <w:lvlText w:val="%5."/>
-      <w:lvlJc w:val="left"/>
-      <w:pPr>
-        <w:ind w:left="3600" w:hanging="360"/>
-      </w:pPr>
-    </w:lvl>
-    <w:lvl w:ilvl="5" w:tplc="0409001B" w:tentative="1">
-      <w:start w:val="1"/>
-      <w:numFmt w:val="lowerRoman"/>
-      <w:lvlText w:val="%6."/>
-      <w:lvlJc w:val="right"/>
-      <w:pPr>
-        <w:ind w:left="4320" w:hanging="180"/>
-      </w:pPr>
-    </w:lvl>
-    <w:lvl w:ilvl="6" w:tplc="0409000F" w:tentative="1">
-      <w:start w:val="1"/>
-      <w:numFmt w:val="decimal"/>
-      <w:lvlText w:val="%7."/>
-      <w:lvlJc w:val="left"/>
-      <w:pPr>
-        <w:ind w:left="5040" w:hanging="360"/>
-      </w:pPr>
-    </w:lvl>
-    <w:lvl w:ilvl="7" w:tplc="04090019" w:tentative="1">
-      <w:start w:val="1"/>
-      <w:numFmt w:val="lowerLetter"/>
-      <w:lvlText w:val="%8."/>
-      <w:lvlJc w:val="left"/>
-      <w:pPr>
-        <w:ind w:left="5760" w:hanging="360"/>
-      </w:pPr>
-    </w:lvl>
-    <w:lvl w:ilvl="8" w:tplc="0409001B" w:tentative="1">
-      <w:start w:val="1"/>
-      <w:numFmt w:val="lowerRoman"/>
-      <w:lvlText w:val="%9."/>
-      <w:lvlJc w:val="right"/>
-      <w:pPr>
-        <w:ind w:left="6480" w:hanging="180"/>
-      </w:pPr>
-    </w:lvl>
-  </w:abstractNum>
-  <w:abstractNum w:abstractNumId="49" w15:restartNumberingAfterBreak="0">
+  <w:abstractNum w:abstractNumId="32" w15:restartNumberingAfterBreak="0">
     <w:nsid w:val="7D241863"/>
     <w:multiLevelType w:val="multilevel"/>
     <w:tmpl w:val="6A3AA0FA"/>
@@ -24698,161 +22772,108 @@
     </w:lvl>
   </w:abstractNum>
   <w:num w:numId="1">
-    <w:abstractNumId w:val="0"/>
+    <w:abstractNumId w:val="25"/>
     <w:lvlOverride w:ilvl="0">
       <w:startOverride w:val="1"/>
     </w:lvlOverride>
   </w:num>
   <w:num w:numId="2">
-    <w:abstractNumId w:val="38"/>
-    <w:lvlOverride w:ilvl="0">
-      <w:startOverride w:val="1"/>
-    </w:lvlOverride>
+    <w:abstractNumId w:val="31"/>
   </w:num>
   <w:num w:numId="3">
-    <w:abstractNumId w:val="34"/>
+    <w:abstractNumId w:val="2"/>
   </w:num>
   <w:num w:numId="4">
-    <w:abstractNumId w:val="35"/>
+    <w:abstractNumId w:val="32"/>
   </w:num>
   <w:num w:numId="5">
-    <w:abstractNumId w:val="46"/>
+    <w:abstractNumId w:val="22"/>
   </w:num>
   <w:num w:numId="6">
-    <w:abstractNumId w:val="36"/>
+    <w:abstractNumId w:val="17"/>
   </w:num>
   <w:num w:numId="7">
-    <w:abstractNumId w:val="18"/>
+    <w:abstractNumId w:val="13"/>
   </w:num>
   <w:num w:numId="8">
-    <w:abstractNumId w:val="39"/>
+    <w:abstractNumId w:val="11"/>
   </w:num>
   <w:num w:numId="9">
-    <w:abstractNumId w:val="47"/>
+    <w:abstractNumId w:val="6"/>
   </w:num>
   <w:num w:numId="10">
-    <w:abstractNumId w:val="3"/>
+    <w:abstractNumId w:val="20"/>
   </w:num>
   <w:num w:numId="11">
-    <w:abstractNumId w:val="49"/>
+    <w:abstractNumId w:val="9"/>
   </w:num>
   <w:num w:numId="12">
-    <w:abstractNumId w:val="33"/>
+    <w:abstractNumId w:val="7"/>
   </w:num>
   <w:num w:numId="13">
-    <w:abstractNumId w:val="8"/>
+    <w:abstractNumId w:val="14"/>
   </w:num>
   <w:num w:numId="14">
-    <w:abstractNumId w:val="28"/>
+    <w:abstractNumId w:val="27"/>
   </w:num>
   <w:num w:numId="15">
-    <w:abstractNumId w:val="22"/>
+    <w:abstractNumId w:val="26"/>
   </w:num>
   <w:num w:numId="16">
     <w:abstractNumId w:val="19"/>
   </w:num>
   <w:num w:numId="17">
+    <w:abstractNumId w:val="29"/>
+  </w:num>
+  <w:num w:numId="18">
     <w:abstractNumId w:val="10"/>
   </w:num>
-  <w:num w:numId="18">
-    <w:abstractNumId w:val="17"/>
-  </w:num>
   <w:num w:numId="19">
-    <w:abstractNumId w:val="48"/>
+    <w:abstractNumId w:val="21"/>
   </w:num>
   <w:num w:numId="20">
-    <w:abstractNumId w:val="27"/>
+    <w:abstractNumId w:val="15"/>
   </w:num>
   <w:num w:numId="21">
+    <w:abstractNumId w:val="16"/>
+  </w:num>
+  <w:num w:numId="22">
+    <w:abstractNumId w:val="3"/>
+  </w:num>
+  <w:num w:numId="23">
+    <w:abstractNumId w:val="0"/>
+  </w:num>
+  <w:num w:numId="24">
+    <w:abstractNumId w:val="1"/>
+  </w:num>
+  <w:num w:numId="25">
+    <w:abstractNumId w:val="12"/>
+  </w:num>
+  <w:num w:numId="26">
+    <w:abstractNumId w:val="5"/>
+  </w:num>
+  <w:num w:numId="27">
+    <w:abstractNumId w:val="18"/>
+  </w:num>
+  <w:num w:numId="28">
+    <w:abstractNumId w:val="28"/>
+  </w:num>
+  <w:num w:numId="29">
     <w:abstractNumId w:val="24"/>
   </w:num>
-  <w:num w:numId="22">
-    <w:abstractNumId w:val="41"/>
+  <w:num w:numId="30">
+    <w:abstractNumId w:val="30"/>
   </w:num>
-  <w:num w:numId="23">
-    <w:abstractNumId w:val="5"/>
+  <w:num w:numId="31">
+    <w:abstractNumId w:val="4"/>
   </w:num>
-  <w:num w:numId="24">
-    <w:abstractNumId w:val="11"/>
+  <w:num w:numId="32">
+    <w:abstractNumId w:val="8"/>
   </w:num>
-  <w:num w:numId="25">
-    <w:abstractNumId w:val="9"/>
-  </w:num>
-  <w:num w:numId="26">
-    <w:abstractNumId w:val="21"/>
-  </w:num>
-  <w:num w:numId="27">
-    <w:abstractNumId w:val="31"/>
-  </w:num>
-  <w:num w:numId="28">
-    <w:abstractNumId w:val="15"/>
-  </w:num>
-  <w:num w:numId="29">
-    <w:abstractNumId w:val="12"/>
-  </w:num>
-  <w:num w:numId="30">
+  <w:num w:numId="33">
     <w:abstractNumId w:val="23"/>
   </w:num>
-  <w:num w:numId="31">
-    <w:abstractNumId w:val="42"/>
-  </w:num>
-  <w:num w:numId="32">
-    <w:abstractNumId w:val="40"/>
-  </w:num>
-  <w:num w:numId="33">
-    <w:abstractNumId w:val="30"/>
-  </w:num>
-  <w:num w:numId="34">
-    <w:abstractNumId w:val="44"/>
-  </w:num>
-  <w:num w:numId="35">
-    <w:abstractNumId w:val="16"/>
-  </w:num>
-  <w:num w:numId="36">
-    <w:abstractNumId w:val="32"/>
-  </w:num>
-  <w:num w:numId="37">
-    <w:abstractNumId w:val="25"/>
-  </w:num>
-  <w:num w:numId="38">
-    <w:abstractNumId w:val="26"/>
-  </w:num>
-  <w:num w:numId="39">
-    <w:abstractNumId w:val="4"/>
-  </w:num>
-  <w:num w:numId="40">
-    <w:abstractNumId w:val="1"/>
-  </w:num>
-  <w:num w:numId="41">
-    <w:abstractNumId w:val="14"/>
-  </w:num>
-  <w:num w:numId="42">
-    <w:abstractNumId w:val="2"/>
-  </w:num>
-  <w:num w:numId="43">
-    <w:abstractNumId w:val="20"/>
-  </w:num>
-  <w:num w:numId="44">
-    <w:abstractNumId w:val="7"/>
-  </w:num>
-  <w:num w:numId="45">
-    <w:abstractNumId w:val="29"/>
-  </w:num>
-  <w:num w:numId="46">
-    <w:abstractNumId w:val="43"/>
-  </w:num>
-  <w:num w:numId="47">
-    <w:abstractNumId w:val="37"/>
-  </w:num>
-  <w:num w:numId="48">
-    <w:abstractNumId w:val="45"/>
-  </w:num>
-  <w:num w:numId="49">
-    <w:abstractNumId w:val="6"/>
-  </w:num>
-  <w:num w:numId="50">
-    <w:abstractNumId w:val="13"/>
-  </w:num>
+  <w:numIdMacAtCleanup w:val="33"/>
 </w:numbering>
 </file>
 

--- a/DOCS/BaoCaoKhoaLuan/BaoCaoKhoaLuan-GMP.docx
+++ b/DOCS/BaoCaoKhoaLuan/BaoCaoKhoaLuan-GMP.docx
@@ -8408,6 +8408,9 @@
         <w:jc w:val="center"/>
       </w:pPr>
       <w:r>
+        <w:rPr>
+          <w:noProof/>
+        </w:rPr>
         <w:lastRenderedPageBreak/>
         <w:drawing>
           <wp:inline distT="0" distB="0" distL="0" distR="0" wp14:anchorId="67ACABA7" wp14:editId="03518FA6">
@@ -8824,6 +8827,7 @@
       </w:pPr>
       <w:r>
         <w:rPr>
+          <w:noProof/>
           <w:sz w:val="26"/>
           <w:szCs w:val="26"/>
           <w:lang w:val="vi-VN"/>
@@ -9119,6 +9123,7 @@
       </w:pPr>
       <w:r>
         <w:rPr>
+          <w:noProof/>
           <w:sz w:val="26"/>
           <w:szCs w:val="26"/>
           <w:lang w:val="vi-VN"/>
@@ -10058,6 +10063,7 @@
       </w:pPr>
       <w:r>
         <w:rPr>
+          <w:noProof/>
           <w:sz w:val="26"/>
           <w:szCs w:val="26"/>
           <w:lang w:val="vi-VN"/>
@@ -10796,6 +10802,7 @@
       </w:pPr>
       <w:r>
         <w:rPr>
+          <w:noProof/>
           <w:lang w:val="vi-VN"/>
         </w:rPr>
         <w:lastRenderedPageBreak/>
@@ -11248,6 +11255,7 @@
         <w:rPr>
           <w:b/>
           <w:bCs/>
+          <w:noProof/>
           <w:color w:val="000000"/>
           <w:sz w:val="26"/>
           <w:szCs w:val="26"/>
@@ -11448,20 +11456,20 @@
     <w:p>
       <w:pPr>
         <w:ind w:left="-1152"/>
-        <w:rPr>
-          <w:lang w:val="vi-VN"/>
-        </w:rPr>
-      </w:pPr>
-      <w:r>
-        <w:rPr>
-          <w:noProof/>
+        <w:jc w:val="right"/>
+        <w:rPr>
+          <w:lang w:val="vi-VN"/>
+        </w:rPr>
+      </w:pPr>
+      <w:r>
+        <w:rPr>
           <w:lang w:val="vi-VN"/>
         </w:rPr>
         <w:drawing>
-          <wp:inline distT="0" distB="0" distL="0" distR="0" wp14:anchorId="3931B4AA" wp14:editId="655835DE">
-            <wp:extent cx="7137372" cy="2888672"/>
-            <wp:effectExtent l="0" t="0" r="6985" b="6985"/>
-            <wp:docPr id="21" name="Picture 21"/>
+          <wp:inline distT="0" distB="0" distL="0" distR="0" wp14:anchorId="04616180" wp14:editId="3D304FD4">
+            <wp:extent cx="5731510" cy="3099435"/>
+            <wp:effectExtent l="0" t="0" r="2540" b="5715"/>
+            <wp:docPr id="3" name="Picture 3"/>
             <wp:cNvGraphicFramePr>
               <a:graphicFrameLocks xmlns:a="http://schemas.openxmlformats.org/drawingml/2006/main" noChangeAspect="1"/>
             </wp:cNvGraphicFramePr>
@@ -11469,36 +11477,23 @@
               <a:graphicData uri="http://schemas.openxmlformats.org/drawingml/2006/picture">
                 <pic:pic xmlns:pic="http://schemas.openxmlformats.org/drawingml/2006/picture">
                   <pic:nvPicPr>
-                    <pic:cNvPr id="0" name="Picture 1"/>
-                    <pic:cNvPicPr>
-                      <a:picLocks noChangeAspect="1" noChangeArrowheads="1"/>
-                    </pic:cNvPicPr>
+                    <pic:cNvPr id="1" name=""/>
+                    <pic:cNvPicPr/>
                   </pic:nvPicPr>
                   <pic:blipFill>
-                    <a:blip r:embed="rId20" cstate="print">
-                      <a:extLst>
-                        <a:ext uri="{28A0092B-C50C-407E-A947-70E740481C1C}">
-                          <a14:useLocalDpi xmlns:a14="http://schemas.microsoft.com/office/drawing/2010/main" val="0"/>
-                        </a:ext>
-                      </a:extLst>
-                    </a:blip>
-                    <a:srcRect/>
+                    <a:blip r:embed="rId20"/>
                     <a:stretch>
                       <a:fillRect/>
                     </a:stretch>
                   </pic:blipFill>
-                  <pic:spPr bwMode="auto">
+                  <pic:spPr>
                     <a:xfrm>
                       <a:off x="0" y="0"/>
-                      <a:ext cx="7202377" cy="2914981"/>
+                      <a:ext cx="5731510" cy="3099435"/>
                     </a:xfrm>
                     <a:prstGeom prst="rect">
                       <a:avLst/>
                     </a:prstGeom>
-                    <a:noFill/>
-                    <a:ln>
-                      <a:noFill/>
-                    </a:ln>
                   </pic:spPr>
                 </pic:pic>
               </a:graphicData>
@@ -12026,6 +12021,7 @@
           <w:szCs w:val="28"/>
           <w:lang w:val="vi-VN"/>
         </w:rPr>
+        <w:lastRenderedPageBreak/>
         <w:t xml:space="preserve">Hậu điều </w:t>
       </w:r>
       <w:r>
@@ -12784,6 +12780,7 @@
           <w:szCs w:val="28"/>
           <w:lang w:val="vi-VN"/>
         </w:rPr>
+        <w:lastRenderedPageBreak/>
         <w:t xml:space="preserve">Use case liên </w:t>
       </w:r>
       <w:r>
@@ -12863,7 +12860,6 @@
           <w:szCs w:val="28"/>
           <w:lang w:val="vi-VN"/>
         </w:rPr>
-        <w:lastRenderedPageBreak/>
         <w:t>Nhân viên sản xuất</w:t>
       </w:r>
       <w:r>
@@ -13519,6 +13515,7 @@
           <w:szCs w:val="28"/>
           <w:lang w:val="vi-VN"/>
         </w:rPr>
+        <w:lastRenderedPageBreak/>
         <w:t xml:space="preserve">Dòng sự kiện </w:t>
       </w:r>
       <w:r>
@@ -13557,7 +13554,6 @@
           <w:szCs w:val="28"/>
           <w:lang w:val="vi-VN"/>
         </w:rPr>
-        <w:lastRenderedPageBreak/>
         <w:t xml:space="preserve">Điều kiện tiên </w:t>
       </w:r>
       <w:r>
@@ -14273,6 +14269,7 @@
           <w:szCs w:val="28"/>
           <w:lang w:val="vi-VN"/>
         </w:rPr>
+        <w:lastRenderedPageBreak/>
         <w:t xml:space="preserve">Use case liên </w:t>
       </w:r>
       <w:r>
@@ -14311,7 +14308,6 @@
           <w:szCs w:val="28"/>
           <w:lang w:val="vi-VN"/>
         </w:rPr>
-        <w:lastRenderedPageBreak/>
         <w:t xml:space="preserve">Dòng sự kiện </w:t>
       </w:r>
       <w:r>
@@ -15004,6 +15000,7 @@
           <w:szCs w:val="28"/>
           <w:lang w:val="vi-VN"/>
         </w:rPr>
+        <w:lastRenderedPageBreak/>
         <w:t xml:space="preserve">      </w:t>
       </w:r>
     </w:p>
@@ -15026,7 +15023,6 @@
           <w:szCs w:val="28"/>
           <w:lang w:val="vi-VN"/>
         </w:rPr>
-        <w:lastRenderedPageBreak/>
         <w:t>8</w:t>
       </w:r>
       <w:r>
@@ -15757,6 +15753,7 @@
           <w:szCs w:val="28"/>
           <w:lang w:val="vi-VN"/>
         </w:rPr>
+        <w:lastRenderedPageBreak/>
         <w:t>Người dùng có thể xuất báo cáo ra file PDF.</w:t>
       </w:r>
     </w:p>
@@ -15777,7 +15774,6 @@
           <w:szCs w:val="28"/>
           <w:lang w:val="vi-VN"/>
         </w:rPr>
-        <w:lastRenderedPageBreak/>
         <w:t xml:space="preserve">Dòng sự kiện </w:t>
       </w:r>
       <w:r>
@@ -16044,7 +16040,7 @@
           <w:szCs w:val="28"/>
           <w:lang w:val="vi-VN"/>
         </w:rPr>
-        <w:t xml:space="preserve"> Nhân viên QC, Nhân viên quản lý</w:t>
+        <w:t xml:space="preserve"> Nhân viên QC</w:t>
       </w:r>
     </w:p>
     <w:p>
@@ -16395,7 +16391,6 @@
           <w:szCs w:val="26"/>
           <w:lang w:val="vi-VN"/>
         </w:rPr>
-        <w:lastRenderedPageBreak/>
         <w:t>2.4 SƠ ĐỒ LỚP MỨC PHÂN</w:t>
       </w:r>
       <w:r>
@@ -16418,6 +16413,7 @@
       </w:pPr>
       <w:r>
         <w:rPr>
+          <w:noProof/>
           <w:lang w:val="vi-VN"/>
         </w:rPr>
         <w:drawing>
@@ -16500,6 +16496,134 @@
     </w:p>
     <w:p>
       <w:pPr>
+        <w:spacing w:after="200"/>
+        <w:rPr>
+          <w:lang w:val="vi-VN"/>
+        </w:rPr>
+      </w:pPr>
+    </w:p>
+    <w:p>
+      <w:pPr>
+        <w:spacing w:after="200"/>
+        <w:rPr>
+          <w:lang w:val="vi-VN"/>
+        </w:rPr>
+      </w:pPr>
+    </w:p>
+    <w:p>
+      <w:pPr>
+        <w:spacing w:after="200"/>
+        <w:rPr>
+          <w:lang w:val="vi-VN"/>
+        </w:rPr>
+      </w:pPr>
+    </w:p>
+    <w:p>
+      <w:pPr>
+        <w:spacing w:after="200"/>
+        <w:rPr>
+          <w:lang w:val="vi-VN"/>
+        </w:rPr>
+      </w:pPr>
+    </w:p>
+    <w:p>
+      <w:pPr>
+        <w:spacing w:after="200"/>
+        <w:rPr>
+          <w:lang w:val="vi-VN"/>
+        </w:rPr>
+      </w:pPr>
+    </w:p>
+    <w:p>
+      <w:pPr>
+        <w:spacing w:after="200"/>
+        <w:rPr>
+          <w:lang w:val="vi-VN"/>
+        </w:rPr>
+      </w:pPr>
+    </w:p>
+    <w:p>
+      <w:pPr>
+        <w:spacing w:after="200"/>
+        <w:rPr>
+          <w:lang w:val="vi-VN"/>
+        </w:rPr>
+      </w:pPr>
+    </w:p>
+    <w:p>
+      <w:pPr>
+        <w:spacing w:after="200"/>
+        <w:rPr>
+          <w:lang w:val="vi-VN"/>
+        </w:rPr>
+      </w:pPr>
+    </w:p>
+    <w:p>
+      <w:pPr>
+        <w:spacing w:after="200"/>
+        <w:rPr>
+          <w:lang w:val="vi-VN"/>
+        </w:rPr>
+      </w:pPr>
+    </w:p>
+    <w:p>
+      <w:pPr>
+        <w:spacing w:after="200"/>
+        <w:rPr>
+          <w:lang w:val="vi-VN"/>
+        </w:rPr>
+      </w:pPr>
+    </w:p>
+    <w:p>
+      <w:pPr>
+        <w:spacing w:after="200"/>
+        <w:rPr>
+          <w:lang w:val="vi-VN"/>
+        </w:rPr>
+      </w:pPr>
+    </w:p>
+    <w:p>
+      <w:pPr>
+        <w:spacing w:after="200"/>
+        <w:rPr>
+          <w:lang w:val="vi-VN"/>
+        </w:rPr>
+      </w:pPr>
+    </w:p>
+    <w:p>
+      <w:pPr>
+        <w:spacing w:after="200"/>
+        <w:rPr>
+          <w:lang w:val="vi-VN"/>
+        </w:rPr>
+      </w:pPr>
+    </w:p>
+    <w:p>
+      <w:pPr>
+        <w:spacing w:after="200"/>
+        <w:rPr>
+          <w:lang w:val="vi-VN"/>
+        </w:rPr>
+      </w:pPr>
+    </w:p>
+    <w:p>
+      <w:pPr>
+        <w:spacing w:after="200"/>
+        <w:rPr>
+          <w:lang w:val="vi-VN"/>
+        </w:rPr>
+      </w:pPr>
+    </w:p>
+    <w:p>
+      <w:pPr>
+        <w:spacing w:after="200"/>
+        <w:rPr>
+          <w:lang w:val="vi-VN"/>
+        </w:rPr>
+      </w:pPr>
+    </w:p>
+    <w:p>
+      <w:pPr>
         <w:pStyle w:val="Heading1"/>
         <w:jc w:val="center"/>
         <w:rPr>
@@ -16511,6 +16635,7 @@
         <w:rPr>
           <w:lang w:val="vi-VN"/>
         </w:rPr>
+        <w:lastRenderedPageBreak/>
         <w:t>CHƯƠNG 3: THIẾT KẾ HỆ THỐNG</w:t>
       </w:r>
       <w:bookmarkEnd w:id="26"/>
@@ -16519,12 +16644,16 @@
       <w:pPr>
         <w:pStyle w:val="Heading2"/>
         <w:rPr>
+          <w:sz w:val="26"/>
+          <w:szCs w:val="26"/>
           <w:lang w:val="vi-VN"/>
         </w:rPr>
       </w:pPr>
       <w:bookmarkStart w:id="27" w:name="_Toc229725177"/>
       <w:r>
         <w:rPr>
+          <w:sz w:val="26"/>
+          <w:szCs w:val="26"/>
           <w:lang w:val="vi-VN"/>
         </w:rPr>
         <w:t>3.1. Sơ đồ lớp thiết kế</w:t>
@@ -16546,6 +16675,7 @@
       </w:r>
       <w:r>
         <w:rPr>
+          <w:noProof/>
           <w:lang w:val="vi-VN"/>
         </w:rPr>
         <w:drawing>
@@ -16614,6 +16744,7 @@
         <w:rPr>
           <w:sz w:val="26"/>
           <w:szCs w:val="26"/>
+          <w:lang w:val="vi-VN"/>
         </w:rPr>
       </w:pPr>
       <w:bookmarkStart w:id="28" w:name="_Toc229725178"/>
@@ -16621,6 +16752,7 @@
         <w:rPr>
           <w:sz w:val="26"/>
           <w:szCs w:val="26"/>
+          <w:lang w:val="vi-VN"/>
         </w:rPr>
         <w:t>3.1.1. Đặc tả lớp thiết kế</w:t>
       </w:r>
@@ -16632,6 +16764,7 @@
         <w:rPr>
           <w:sz w:val="26"/>
           <w:szCs w:val="26"/>
+          <w:lang w:val="vi-VN"/>
         </w:rPr>
       </w:pPr>
     </w:p>
@@ -16641,6 +16774,7 @@
         <w:rPr>
           <w:sz w:val="26"/>
           <w:szCs w:val="26"/>
+          <w:lang w:val="vi-VN"/>
         </w:rPr>
       </w:pPr>
       <w:bookmarkStart w:id="29" w:name="_Toc229725179"/>
@@ -16648,6 +16782,7 @@
         <w:rPr>
           <w:sz w:val="26"/>
           <w:szCs w:val="26"/>
+          <w:lang w:val="vi-VN"/>
         </w:rPr>
         <w:t>3.2. Mô hình dữ liệu</w:t>
       </w:r>
@@ -16656,14 +16791,64 @@
     <w:p>
       <w:pPr>
         <w:spacing w:after="200"/>
-      </w:pPr>
+        <w:jc w:val="center"/>
+        <w:rPr>
+          <w:lang w:val="vi-VN"/>
+        </w:rPr>
+      </w:pPr>
+      <w:r>
+        <w:rPr>
+          <w:lang w:val="vi-VN"/>
+        </w:rPr>
+        <w:drawing>
+          <wp:inline distT="0" distB="0" distL="0" distR="0" wp14:anchorId="047A86DE" wp14:editId="25646B68">
+            <wp:extent cx="5845389" cy="3337169"/>
+            <wp:effectExtent l="0" t="0" r="3175" b="0"/>
+            <wp:docPr id="4" name="Picture 4"/>
+            <wp:cNvGraphicFramePr>
+              <a:graphicFrameLocks xmlns:a="http://schemas.openxmlformats.org/drawingml/2006/main" noChangeAspect="1"/>
+            </wp:cNvGraphicFramePr>
+            <a:graphic xmlns:a="http://schemas.openxmlformats.org/drawingml/2006/main">
+              <a:graphicData uri="http://schemas.openxmlformats.org/drawingml/2006/picture">
+                <pic:pic xmlns:pic="http://schemas.openxmlformats.org/drawingml/2006/picture">
+                  <pic:nvPicPr>
+                    <pic:cNvPr id="1" name=""/>
+                    <pic:cNvPicPr/>
+                  </pic:nvPicPr>
+                  <pic:blipFill>
+                    <a:blip r:embed="rId23"/>
+                    <a:stretch>
+                      <a:fillRect/>
+                    </a:stretch>
+                  </pic:blipFill>
+                  <pic:spPr>
+                    <a:xfrm>
+                      <a:off x="0" y="0"/>
+                      <a:ext cx="5875902" cy="3354589"/>
+                    </a:xfrm>
+                    <a:prstGeom prst="rect">
+                      <a:avLst/>
+                    </a:prstGeom>
+                  </pic:spPr>
+                </pic:pic>
+              </a:graphicData>
+            </a:graphic>
+          </wp:inline>
+        </w:drawing>
+      </w:r>
     </w:p>
     <w:p>
       <w:pPr>
         <w:pStyle w:val="Heading2"/>
+        <w:rPr>
+          <w:lang w:val="vi-VN"/>
+        </w:rPr>
       </w:pPr>
       <w:bookmarkStart w:id="30" w:name="_Toc229725180"/>
       <w:r>
+        <w:rPr>
+          <w:lang w:val="vi-VN"/>
+        </w:rPr>
         <w:t>3.3. Thiết kế giao diện</w:t>
       </w:r>
       <w:bookmarkEnd w:id="30"/>
@@ -16671,17 +16856,28 @@
     <w:p>
       <w:pPr>
         <w:spacing w:after="120"/>
-      </w:pPr>
-      <w:r>
+        <w:rPr>
+          <w:lang w:val="vi-VN"/>
+        </w:rPr>
+      </w:pPr>
+      <w:r>
+        <w:rPr>
+          <w:lang w:val="vi-VN"/>
+        </w:rPr>
         <w:t>Hệ thống triển khai 2 nền tảng với giao diện tối ưu cho từng điều kiện môi trường làm việc:</w:t>
       </w:r>
     </w:p>
     <w:p>
       <w:pPr>
         <w:spacing w:after="200"/>
-      </w:pPr>
-      <w:r>
-        <w:lastRenderedPageBreak/>
+        <w:rPr>
+          <w:lang w:val="vi-VN"/>
+        </w:rPr>
+      </w:pPr>
+      <w:r>
+        <w:rPr>
+          <w:lang w:val="vi-VN"/>
+        </w:rPr>
         <w:t xml:space="preserve"> </w:t>
       </w:r>
     </w:p>
@@ -16699,6 +16895,7 @@
           <w:sz w:val="26"/>
           <w:szCs w:val="26"/>
         </w:rPr>
+        <w:lastRenderedPageBreak/>
         <w:t>1. Web Admin (Dành cho Quản lý &amp; QC - ReactJS):</w:t>
       </w:r>
     </w:p>
@@ -17196,7 +17393,6 @@
         <w:spacing w:after="120"/>
       </w:pPr>
       <w:r>
-        <w:lastRenderedPageBreak/>
         <w:t xml:space="preserve">Để đáp ứng tiêu chuẩn GMP, các thao tác thay đổi dữ liệu (Create, Update, Delete) phải được giám sát nghiêm ngặt ở mức sâu nhất (Database level). Việc ứng dụng </w:t>
       </w:r>
       <w:r>
@@ -17204,6 +17400,7 @@
           <w:rFonts w:eastAsia="Courier New"/>
           <w:shd w:val="clear" w:color="auto" w:fill="F1F5F9"/>
         </w:rPr>
+        <w:lastRenderedPageBreak/>
         <w:t>SaveChangesInterceptor</w:t>
       </w:r>
       <w:r>
@@ -17662,7 +17859,6 @@
           <w:sz w:val="28"/>
           <w:szCs w:val="28"/>
         </w:rPr>
-        <w:lastRenderedPageBreak/>
         <w:t xml:space="preserve">        return await base.SavingChangesAsync(eventData, result, cancellationToken);    </w:t>
       </w:r>
       <w:r>
@@ -17678,6 +17874,7 @@
           <w:sz w:val="28"/>
           <w:szCs w:val="28"/>
         </w:rPr>
+        <w:lastRenderedPageBreak/>
         <w:t xml:space="preserve">    }    </w:t>
       </w:r>
       <w:r>
@@ -18025,27 +18222,27 @@
           <w:b/>
           <w:bCs/>
         </w:rPr>
+        <w:t>Dữ liệu mẫu (Seed Data):</w:t>
+      </w:r>
+      <w:r>
+        <w:t xml:space="preserve"> Hệ thống được khởi tạo sẵn với danh mục 50+ nguyên liệu (NLC 3, TD 1, 3, 4, 5, 8...), thông tin thiết bị (Cân IW2-60, Máy trộn AD-LP-200) và 5 công thức sản xuất mẫu của Viên Nang.</w:t>
+      </w:r>
+    </w:p>
+    <w:p>
+      <w:pPr>
+        <w:spacing w:after="200"/>
+      </w:pPr>
+      <w:r>
+        <w:t xml:space="preserve"> </w:t>
+      </w:r>
+    </w:p>
+    <w:p>
+      <w:pPr>
+        <w:pStyle w:val="Heading2"/>
+      </w:pPr>
+      <w:bookmarkStart w:id="40" w:name="_Toc229725190"/>
+      <w:r>
         <w:lastRenderedPageBreak/>
-        <w:t>Dữ liệu mẫu (Seed Data):</w:t>
-      </w:r>
-      <w:r>
-        <w:t xml:space="preserve"> Hệ thống được khởi tạo sẵn với danh mục 50+ nguyên liệu (NLC 3, TD 1, 3, 4, 5, 8...), thông tin thiết bị (Cân IW2-60, Máy trộn AD-LP-200) và 5 công thức sản xuất mẫu của Viên Nang.</w:t>
-      </w:r>
-    </w:p>
-    <w:p>
-      <w:pPr>
-        <w:spacing w:after="200"/>
-      </w:pPr>
-      <w:r>
-        <w:t xml:space="preserve"> </w:t>
-      </w:r>
-    </w:p>
-    <w:p>
-      <w:pPr>
-        <w:pStyle w:val="Heading2"/>
-      </w:pPr>
-      <w:bookmarkStart w:id="40" w:name="_Toc229725190"/>
-      <w:r>
         <w:t>5.2. Các kịch bản thử nghiệm (Test Cases) và Đánh giá</w:t>
       </w:r>
       <w:bookmarkEnd w:id="40"/>
@@ -18100,7 +18297,7 @@
                     </pic:cNvPicPr>
                   </pic:nvPicPr>
                   <pic:blipFill>
-                    <a:blip r:embed="rId23"/>
+                    <a:blip r:embed="rId24"/>
                     <a:srcRect/>
                     <a:stretch>
                       <a:fillRect/>
@@ -18146,7 +18343,7 @@
                     </pic:cNvPicPr>
                   </pic:nvPicPr>
                   <pic:blipFill>
-                    <a:blip r:embed="rId23"/>
+                    <a:blip r:embed="rId24"/>
                     <a:srcRect/>
                     <a:stretch>
                       <a:fillRect/>
@@ -18192,7 +18389,7 @@
                     </pic:cNvPicPr>
                   </pic:nvPicPr>
                   <pic:blipFill>
-                    <a:blip r:embed="rId23"/>
+                    <a:blip r:embed="rId24"/>
                     <a:srcRect/>
                     <a:stretch>
                       <a:fillRect/>
@@ -18268,7 +18465,7 @@
                     </pic:cNvPicPr>
                   </pic:nvPicPr>
                   <pic:blipFill>
-                    <a:blip r:embed="rId23"/>
+                    <a:blip r:embed="rId24"/>
                     <a:srcRect/>
                     <a:stretch>
                       <a:fillRect/>
@@ -18324,7 +18521,7 @@
                     </pic:cNvPicPr>
                   </pic:nvPicPr>
                   <pic:blipFill>
-                    <a:blip r:embed="rId23"/>
+                    <a:blip r:embed="rId24"/>
                     <a:srcRect/>
                     <a:stretch>
                       <a:fillRect/>
@@ -18380,7 +18577,7 @@
                     </pic:cNvPicPr>
                   </pic:nvPicPr>
                   <pic:blipFill>
-                    <a:blip r:embed="rId23"/>
+                    <a:blip r:embed="rId24"/>
                     <a:srcRect/>
                     <a:stretch>
                       <a:fillRect/>
@@ -18728,7 +18925,6 @@
           <w:b/>
           <w:bCs/>
         </w:rPr>
-        <w:lastRenderedPageBreak/>
         <w:t>Ưu điểm:</w:t>
       </w:r>
       <w:r>
@@ -18749,6 +18945,7 @@
           <w:b/>
           <w:bCs/>
         </w:rPr>
+        <w:lastRenderedPageBreak/>
         <w:t>Nhược điểm phát hiện:</w:t>
       </w:r>
       <w:r>
@@ -18988,7 +19185,6 @@
         <w:spacing w:after="200"/>
       </w:pPr>
       <w:r>
-        <w:lastRenderedPageBreak/>
         <w:t xml:space="preserve"> </w:t>
       </w:r>
     </w:p>
@@ -19009,7 +19205,11 @@
         <w:t>Tích hợp IoT (Internet of Things):</w:t>
       </w:r>
       <w:r>
-        <w:t xml:space="preserve"> Xây dựng module kết nối trực tiếp qua cổng COM/RS232 hoặc giao thức TCP/IP tới các thiết bị phần cứng (cân điện tử IW2-60, máy trộn) và hệ thống SCADA. Điều này sẽ giúp tự động nạp dữ liệu môi trường và khối lượng cân vào hệ thống mà không cần sự can thiệp của con người.</w:t>
+        <w:t xml:space="preserve"> Xây dựng module kết nối trực tiếp qua cổng COM/RS232 hoặc giao thức TCP/IP tới các thiết bị phần cứng (cân điện tử IW2-60, máy </w:t>
+      </w:r>
+      <w:r>
+        <w:lastRenderedPageBreak/>
+        <w:t>trộn) và hệ thống SCADA. Điều này sẽ giúp tự động nạp dữ liệu môi trường và khối lượng cân vào hệ thống mà không cần sự can thiệp của con người.</w:t>
       </w:r>
     </w:p>
     <w:p>
@@ -19139,7 +19339,7 @@
       </w:r>
     </w:p>
     <w:sectPr>
-      <w:headerReference w:type="default" r:id="rId24"/>
+      <w:headerReference w:type="default" r:id="rId25"/>
       <w:pgSz w:w="11906" w:h="16838"/>
       <w:pgMar w:top="1440" w:right="1440" w:bottom="1440" w:left="1440" w:header="708" w:footer="708" w:gutter="0"/>
       <w:pgNumType w:start="1"/>

--- a/DOCS/BaoCaoKhoaLuan/BaoCaoKhoaLuan-GMP.docx
+++ b/DOCS/BaoCaoKhoaLuan/BaoCaoKhoaLuan-GMP.docx
@@ -1554,7 +1554,7 @@
           <w:lang w:val="vi-VN"/>
         </w:rPr>
       </w:pPr>
-      <w:bookmarkStart w:id="3" w:name="_Toc230907016"/>
+      <w:bookmarkStart w:id="3" w:name="_Toc230888295"/>
       <w:r>
         <w:rPr>
           <w:sz w:val="36"/>
@@ -2166,7 +2166,7 @@
         </w:rPr>
       </w:pPr>
     </w:p>
-    <w:bookmarkStart w:id="4" w:name="_Toc230907017" w:displacedByCustomXml="next"/>
+    <w:bookmarkStart w:id="4" w:name="_Toc230888296" w:displacedByCustomXml="next"/>
     <w:sdt>
       <w:sdtPr>
         <w:rPr>
@@ -2221,7 +2221,6 @@
             <w:tabs>
               <w:tab w:val="right" w:leader="dot" w:pos="9016"/>
             </w:tabs>
-            <w:jc w:val="both"/>
             <w:rPr>
               <w:rFonts w:asciiTheme="minorHAnsi" w:eastAsiaTheme="minorEastAsia" w:hAnsiTheme="minorHAnsi" w:cstheme="minorBidi"/>
               <w:noProof/>
@@ -2238,7 +2237,7 @@
           <w:r>
             <w:fldChar w:fldCharType="separate"/>
           </w:r>
-          <w:hyperlink w:anchor="_Toc230907016" w:history="1">
+          <w:hyperlink w:anchor="_Toc230888295" w:history="1">
             <w:r>
               <w:rPr>
                 <w:rStyle w:val="Hyperlink"/>
@@ -2266,7 +2265,7 @@
                 <w:noProof/>
                 <w:webHidden/>
               </w:rPr>
-              <w:instrText xml:space="preserve"> PAGEREF _Toc230907016 \h </w:instrText>
+              <w:instrText xml:space="preserve"> PAGEREF _Toc230888295 \h </w:instrText>
             </w:r>
             <w:r>
               <w:rPr>
@@ -2303,7 +2302,6 @@
             <w:tabs>
               <w:tab w:val="right" w:leader="dot" w:pos="9016"/>
             </w:tabs>
-            <w:jc w:val="both"/>
             <w:rPr>
               <w:rFonts w:asciiTheme="minorHAnsi" w:eastAsiaTheme="minorEastAsia" w:hAnsiTheme="minorHAnsi" w:cstheme="minorBidi"/>
               <w:noProof/>
@@ -2311,7 +2309,7 @@
               <w:szCs w:val="22"/>
             </w:rPr>
           </w:pPr>
-          <w:hyperlink w:anchor="_Toc230907017" w:history="1">
+          <w:hyperlink w:anchor="_Toc230888296" w:history="1">
             <w:r>
               <w:rPr>
                 <w:rStyle w:val="Hyperlink"/>
@@ -2346,7 +2344,7 @@
                 <w:noProof/>
                 <w:webHidden/>
               </w:rPr>
-              <w:instrText xml:space="preserve"> PAGEREF _Toc230907017 \h </w:instrText>
+              <w:instrText xml:space="preserve"> PAGEREF _Toc230888296 \h </w:instrText>
             </w:r>
             <w:r>
               <w:rPr>
@@ -2383,7 +2381,6 @@
             <w:tabs>
               <w:tab w:val="right" w:leader="dot" w:pos="9016"/>
             </w:tabs>
-            <w:jc w:val="both"/>
             <w:rPr>
               <w:rFonts w:asciiTheme="minorHAnsi" w:eastAsiaTheme="minorEastAsia" w:hAnsiTheme="minorHAnsi" w:cstheme="minorBidi"/>
               <w:noProof/>
@@ -2391,7 +2388,7 @@
               <w:szCs w:val="22"/>
             </w:rPr>
           </w:pPr>
-          <w:hyperlink w:anchor="_Toc230907018" w:history="1">
+          <w:hyperlink w:anchor="_Toc230888297" w:history="1">
             <w:r>
               <w:rPr>
                 <w:rStyle w:val="Hyperlink"/>
@@ -2419,7 +2416,7 @@
                 <w:noProof/>
                 <w:webHidden/>
               </w:rPr>
-              <w:instrText xml:space="preserve"> PAGEREF _Toc230907018 \h </w:instrText>
+              <w:instrText xml:space="preserve"> PAGEREF _Toc230888297 \h </w:instrText>
             </w:r>
             <w:r>
               <w:rPr>
@@ -2456,7 +2453,6 @@
             <w:tabs>
               <w:tab w:val="right" w:leader="dot" w:pos="9016"/>
             </w:tabs>
-            <w:jc w:val="both"/>
             <w:rPr>
               <w:rFonts w:asciiTheme="minorHAnsi" w:eastAsiaTheme="minorEastAsia" w:hAnsiTheme="minorHAnsi" w:cstheme="minorBidi"/>
               <w:noProof/>
@@ -2464,7 +2460,7 @@
               <w:szCs w:val="22"/>
             </w:rPr>
           </w:pPr>
-          <w:hyperlink w:anchor="_Toc230907019" w:history="1">
+          <w:hyperlink w:anchor="_Toc230888298" w:history="1">
             <w:r>
               <w:rPr>
                 <w:rStyle w:val="Hyperlink"/>
@@ -2499,7 +2495,7 @@
                 <w:noProof/>
                 <w:webHidden/>
               </w:rPr>
-              <w:instrText xml:space="preserve"> PAGEREF _Toc230907019 \h </w:instrText>
+              <w:instrText xml:space="preserve"> PAGEREF _Toc230888298 \h </w:instrText>
             </w:r>
             <w:r>
               <w:rPr>
@@ -2536,7 +2532,6 @@
             <w:tabs>
               <w:tab w:val="right" w:leader="dot" w:pos="9016"/>
             </w:tabs>
-            <w:jc w:val="both"/>
             <w:rPr>
               <w:rFonts w:asciiTheme="minorHAnsi" w:eastAsiaTheme="minorEastAsia" w:hAnsiTheme="minorHAnsi" w:cstheme="minorBidi"/>
               <w:noProof/>
@@ -2544,7 +2539,7 @@
               <w:szCs w:val="22"/>
             </w:rPr>
           </w:pPr>
-          <w:hyperlink w:anchor="_Toc230907020" w:history="1">
+          <w:hyperlink w:anchor="_Toc230888299" w:history="1">
             <w:r>
               <w:rPr>
                 <w:rStyle w:val="Hyperlink"/>
@@ -2572,7 +2567,7 @@
                 <w:noProof/>
                 <w:webHidden/>
               </w:rPr>
-              <w:instrText xml:space="preserve"> PAGEREF _Toc230907020 \h </w:instrText>
+              <w:instrText xml:space="preserve"> PAGEREF _Toc230888299 \h </w:instrText>
             </w:r>
             <w:r>
               <w:rPr>
@@ -2609,7 +2604,6 @@
             <w:tabs>
               <w:tab w:val="right" w:leader="dot" w:pos="9016"/>
             </w:tabs>
-            <w:jc w:val="both"/>
             <w:rPr>
               <w:rFonts w:asciiTheme="minorHAnsi" w:eastAsiaTheme="minorEastAsia" w:hAnsiTheme="minorHAnsi" w:cstheme="minorBidi"/>
               <w:noProof/>
@@ -2617,7 +2611,7 @@
               <w:szCs w:val="22"/>
             </w:rPr>
           </w:pPr>
-          <w:hyperlink w:anchor="_Toc230907021" w:history="1">
+          <w:hyperlink w:anchor="_Toc230888300" w:history="1">
             <w:r>
               <w:rPr>
                 <w:rStyle w:val="Hyperlink"/>
@@ -2645,7 +2639,7 @@
                 <w:noProof/>
                 <w:webHidden/>
               </w:rPr>
-              <w:instrText xml:space="preserve"> PAGEREF _Toc230907021 \h </w:instrText>
+              <w:instrText xml:space="preserve"> PAGEREF _Toc230888300 \h </w:instrText>
             </w:r>
             <w:r>
               <w:rPr>
@@ -2682,7 +2676,6 @@
             <w:tabs>
               <w:tab w:val="right" w:leader="dot" w:pos="9016"/>
             </w:tabs>
-            <w:jc w:val="both"/>
             <w:rPr>
               <w:rFonts w:asciiTheme="minorHAnsi" w:eastAsiaTheme="minorEastAsia" w:hAnsiTheme="minorHAnsi" w:cstheme="minorBidi"/>
               <w:noProof/>
@@ -2690,7 +2683,7 @@
               <w:szCs w:val="22"/>
             </w:rPr>
           </w:pPr>
-          <w:hyperlink w:anchor="_Toc230907022" w:history="1">
+          <w:hyperlink w:anchor="_Toc230888301" w:history="1">
             <w:r>
               <w:rPr>
                 <w:rStyle w:val="Hyperlink"/>
@@ -2718,7 +2711,7 @@
                 <w:noProof/>
                 <w:webHidden/>
               </w:rPr>
-              <w:instrText xml:space="preserve"> PAGEREF _Toc230907022 \h </w:instrText>
+              <w:instrText xml:space="preserve"> PAGEREF _Toc230888301 \h </w:instrText>
             </w:r>
             <w:r>
               <w:rPr>
@@ -2755,7 +2748,6 @@
             <w:tabs>
               <w:tab w:val="right" w:leader="dot" w:pos="9016"/>
             </w:tabs>
-            <w:jc w:val="both"/>
             <w:rPr>
               <w:rFonts w:asciiTheme="minorHAnsi" w:eastAsiaTheme="minorEastAsia" w:hAnsiTheme="minorHAnsi" w:cstheme="minorBidi"/>
               <w:noProof/>
@@ -2763,7 +2755,7 @@
               <w:szCs w:val="22"/>
             </w:rPr>
           </w:pPr>
-          <w:hyperlink w:anchor="_Toc230907023" w:history="1">
+          <w:hyperlink w:anchor="_Toc230888302" w:history="1">
             <w:r>
               <w:rPr>
                 <w:rStyle w:val="Hyperlink"/>
@@ -2791,7 +2783,7 @@
                 <w:noProof/>
                 <w:webHidden/>
               </w:rPr>
-              <w:instrText xml:space="preserve"> PAGEREF _Toc230907023 \h </w:instrText>
+              <w:instrText xml:space="preserve"> PAGEREF _Toc230888302 \h </w:instrText>
             </w:r>
             <w:r>
               <w:rPr>
@@ -2828,7 +2820,6 @@
             <w:tabs>
               <w:tab w:val="right" w:leader="dot" w:pos="9016"/>
             </w:tabs>
-            <w:jc w:val="both"/>
             <w:rPr>
               <w:rFonts w:asciiTheme="minorHAnsi" w:eastAsiaTheme="minorEastAsia" w:hAnsiTheme="minorHAnsi" w:cstheme="minorBidi"/>
               <w:noProof/>
@@ -2836,7 +2827,7 @@
               <w:szCs w:val="22"/>
             </w:rPr>
           </w:pPr>
-          <w:hyperlink w:anchor="_Toc230907024" w:history="1">
+          <w:hyperlink w:anchor="_Toc230888303" w:history="1">
             <w:r>
               <w:rPr>
                 <w:rStyle w:val="Hyperlink"/>
@@ -2864,7 +2855,7 @@
                 <w:noProof/>
                 <w:webHidden/>
               </w:rPr>
-              <w:instrText xml:space="preserve"> PAGEREF _Toc230907024 \h </w:instrText>
+              <w:instrText xml:space="preserve"> PAGEREF _Toc230888303 \h </w:instrText>
             </w:r>
             <w:r>
               <w:rPr>
@@ -2901,7 +2892,6 @@
             <w:tabs>
               <w:tab w:val="right" w:leader="dot" w:pos="9016"/>
             </w:tabs>
-            <w:jc w:val="both"/>
             <w:rPr>
               <w:rFonts w:asciiTheme="minorHAnsi" w:eastAsiaTheme="minorEastAsia" w:hAnsiTheme="minorHAnsi" w:cstheme="minorBidi"/>
               <w:noProof/>
@@ -2909,7 +2899,7 @@
               <w:szCs w:val="22"/>
             </w:rPr>
           </w:pPr>
-          <w:hyperlink w:anchor="_Toc230907025" w:history="1">
+          <w:hyperlink w:anchor="_Toc230888304" w:history="1">
             <w:r>
               <w:rPr>
                 <w:rStyle w:val="Hyperlink"/>
@@ -2937,7 +2927,7 @@
                 <w:noProof/>
                 <w:webHidden/>
               </w:rPr>
-              <w:instrText xml:space="preserve"> PAGEREF _Toc230907025 \h </w:instrText>
+              <w:instrText xml:space="preserve"> PAGEREF _Toc230888304 \h </w:instrText>
             </w:r>
             <w:r>
               <w:rPr>
@@ -2974,7 +2964,6 @@
             <w:tabs>
               <w:tab w:val="right" w:leader="dot" w:pos="9016"/>
             </w:tabs>
-            <w:jc w:val="both"/>
             <w:rPr>
               <w:rFonts w:asciiTheme="minorHAnsi" w:eastAsiaTheme="minorEastAsia" w:hAnsiTheme="minorHAnsi" w:cstheme="minorBidi"/>
               <w:noProof/>
@@ -2982,7 +2971,7 @@
               <w:szCs w:val="22"/>
             </w:rPr>
           </w:pPr>
-          <w:hyperlink w:anchor="_Toc230907026" w:history="1">
+          <w:hyperlink w:anchor="_Toc230888305" w:history="1">
             <w:r>
               <w:rPr>
                 <w:rStyle w:val="Hyperlink"/>
@@ -3010,7 +2999,7 @@
                 <w:noProof/>
                 <w:webHidden/>
               </w:rPr>
-              <w:instrText xml:space="preserve"> PAGEREF _Toc230907026 \h </w:instrText>
+              <w:instrText xml:space="preserve"> PAGEREF _Toc230888305 \h </w:instrText>
             </w:r>
             <w:r>
               <w:rPr>
@@ -3047,7 +3036,6 @@
             <w:tabs>
               <w:tab w:val="right" w:leader="dot" w:pos="9016"/>
             </w:tabs>
-            <w:jc w:val="both"/>
             <w:rPr>
               <w:rFonts w:asciiTheme="minorHAnsi" w:eastAsiaTheme="minorEastAsia" w:hAnsiTheme="minorHAnsi" w:cstheme="minorBidi"/>
               <w:noProof/>
@@ -3055,7 +3043,7 @@
               <w:szCs w:val="22"/>
             </w:rPr>
           </w:pPr>
-          <w:hyperlink w:anchor="_Toc230907027" w:history="1">
+          <w:hyperlink w:anchor="_Toc230888306" w:history="1">
             <w:r>
               <w:rPr>
                 <w:rStyle w:val="Hyperlink"/>
@@ -3083,7 +3071,7 @@
                 <w:noProof/>
                 <w:webHidden/>
               </w:rPr>
-              <w:instrText xml:space="preserve"> PAGEREF _Toc230907027 \h </w:instrText>
+              <w:instrText xml:space="preserve"> PAGEREF _Toc230888306 \h </w:instrText>
             </w:r>
             <w:r>
               <w:rPr>
@@ -3120,7 +3108,6 @@
             <w:tabs>
               <w:tab w:val="right" w:leader="dot" w:pos="9016"/>
             </w:tabs>
-            <w:jc w:val="both"/>
             <w:rPr>
               <w:rFonts w:asciiTheme="minorHAnsi" w:eastAsiaTheme="minorEastAsia" w:hAnsiTheme="minorHAnsi" w:cstheme="minorBidi"/>
               <w:noProof/>
@@ -3128,7 +3115,7 @@
               <w:szCs w:val="22"/>
             </w:rPr>
           </w:pPr>
-          <w:hyperlink w:anchor="_Toc230907028" w:history="1">
+          <w:hyperlink w:anchor="_Toc230888307" w:history="1">
             <w:r>
               <w:rPr>
                 <w:rStyle w:val="Hyperlink"/>
@@ -3156,7 +3143,7 @@
                 <w:noProof/>
                 <w:webHidden/>
               </w:rPr>
-              <w:instrText xml:space="preserve"> PAGEREF _Toc230907028 \h </w:instrText>
+              <w:instrText xml:space="preserve"> PAGEREF _Toc230888307 \h </w:instrText>
             </w:r>
             <w:r>
               <w:rPr>
@@ -3193,7 +3180,6 @@
             <w:tabs>
               <w:tab w:val="right" w:leader="dot" w:pos="9016"/>
             </w:tabs>
-            <w:jc w:val="both"/>
             <w:rPr>
               <w:rFonts w:asciiTheme="minorHAnsi" w:eastAsiaTheme="minorEastAsia" w:hAnsiTheme="minorHAnsi" w:cstheme="minorBidi"/>
               <w:noProof/>
@@ -3201,7 +3187,7 @@
               <w:szCs w:val="22"/>
             </w:rPr>
           </w:pPr>
-          <w:hyperlink w:anchor="_Toc230907029" w:history="1">
+          <w:hyperlink w:anchor="_Toc230888308" w:history="1">
             <w:r>
               <w:rPr>
                 <w:rStyle w:val="Hyperlink"/>
@@ -3229,7 +3215,7 @@
                 <w:noProof/>
                 <w:webHidden/>
               </w:rPr>
-              <w:instrText xml:space="preserve"> PAGEREF _Toc230907029 \h </w:instrText>
+              <w:instrText xml:space="preserve"> PAGEREF _Toc230888308 \h </w:instrText>
             </w:r>
             <w:r>
               <w:rPr>
@@ -3266,7 +3252,6 @@
             <w:tabs>
               <w:tab w:val="right" w:leader="dot" w:pos="9016"/>
             </w:tabs>
-            <w:jc w:val="both"/>
             <w:rPr>
               <w:rFonts w:asciiTheme="minorHAnsi" w:eastAsiaTheme="minorEastAsia" w:hAnsiTheme="minorHAnsi" w:cstheme="minorBidi"/>
               <w:noProof/>
@@ -3274,7 +3259,7 @@
               <w:szCs w:val="22"/>
             </w:rPr>
           </w:pPr>
-          <w:hyperlink w:anchor="_Toc230907030" w:history="1">
+          <w:hyperlink w:anchor="_Toc230888309" w:history="1">
             <w:r>
               <w:rPr>
                 <w:rStyle w:val="Hyperlink"/>
@@ -3302,7 +3287,7 @@
                 <w:noProof/>
                 <w:webHidden/>
               </w:rPr>
-              <w:instrText xml:space="preserve"> PAGEREF _Toc230907030 \h </w:instrText>
+              <w:instrText xml:space="preserve"> PAGEREF _Toc230888309 \h </w:instrText>
             </w:r>
             <w:r>
               <w:rPr>
@@ -3339,7 +3324,6 @@
             <w:tabs>
               <w:tab w:val="right" w:leader="dot" w:pos="9016"/>
             </w:tabs>
-            <w:jc w:val="both"/>
             <w:rPr>
               <w:rFonts w:asciiTheme="minorHAnsi" w:eastAsiaTheme="minorEastAsia" w:hAnsiTheme="minorHAnsi" w:cstheme="minorBidi"/>
               <w:noProof/>
@@ -3347,7 +3331,7 @@
               <w:szCs w:val="22"/>
             </w:rPr>
           </w:pPr>
-          <w:hyperlink w:anchor="_Toc230907031" w:history="1">
+          <w:hyperlink w:anchor="_Toc230888310" w:history="1">
             <w:r>
               <w:rPr>
                 <w:rStyle w:val="Hyperlink"/>
@@ -3382,7 +3366,7 @@
                 <w:noProof/>
                 <w:webHidden/>
               </w:rPr>
-              <w:instrText xml:space="preserve"> PAGEREF _Toc230907031 \h </w:instrText>
+              <w:instrText xml:space="preserve"> PAGEREF _Toc230888310 \h </w:instrText>
             </w:r>
             <w:r>
               <w:rPr>
@@ -3419,7 +3403,6 @@
             <w:tabs>
               <w:tab w:val="right" w:leader="dot" w:pos="9016"/>
             </w:tabs>
-            <w:jc w:val="both"/>
             <w:rPr>
               <w:rFonts w:asciiTheme="minorHAnsi" w:eastAsiaTheme="minorEastAsia" w:hAnsiTheme="minorHAnsi" w:cstheme="minorBidi"/>
               <w:noProof/>
@@ -3427,7 +3410,7 @@
               <w:szCs w:val="22"/>
             </w:rPr>
           </w:pPr>
-          <w:hyperlink w:anchor="_Toc230907032" w:history="1">
+          <w:hyperlink w:anchor="_Toc230888311" w:history="1">
             <w:r>
               <w:rPr>
                 <w:rStyle w:val="Hyperlink"/>
@@ -3462,7 +3445,7 @@
                 <w:noProof/>
                 <w:webHidden/>
               </w:rPr>
-              <w:instrText xml:space="preserve"> PAGEREF _Toc230907032 \h </w:instrText>
+              <w:instrText xml:space="preserve"> PAGEREF _Toc230888311 \h </w:instrText>
             </w:r>
             <w:r>
               <w:rPr>
@@ -3499,7 +3482,6 @@
             <w:tabs>
               <w:tab w:val="right" w:leader="dot" w:pos="9016"/>
             </w:tabs>
-            <w:jc w:val="both"/>
             <w:rPr>
               <w:rFonts w:asciiTheme="minorHAnsi" w:eastAsiaTheme="minorEastAsia" w:hAnsiTheme="minorHAnsi" w:cstheme="minorBidi"/>
               <w:noProof/>
@@ -3507,7 +3489,7 @@
               <w:szCs w:val="22"/>
             </w:rPr>
           </w:pPr>
-          <w:hyperlink w:anchor="_Toc230907033" w:history="1">
+          <w:hyperlink w:anchor="_Toc230888312" w:history="1">
             <w:r>
               <w:rPr>
                 <w:rStyle w:val="Hyperlink"/>
@@ -3535,7 +3517,7 @@
                 <w:noProof/>
                 <w:webHidden/>
               </w:rPr>
-              <w:instrText xml:space="preserve"> PAGEREF _Toc230907033 \h </w:instrText>
+              <w:instrText xml:space="preserve"> PAGEREF _Toc230888312 \h </w:instrText>
             </w:r>
             <w:r>
               <w:rPr>
@@ -3555,7 +3537,7 @@
                 <w:noProof/>
                 <w:webHidden/>
               </w:rPr>
-              <w:t>14</w:t>
+              <w:t>16</w:t>
             </w:r>
             <w:r>
               <w:rPr>
@@ -3572,7 +3554,6 @@
             <w:tabs>
               <w:tab w:val="right" w:leader="dot" w:pos="9016"/>
             </w:tabs>
-            <w:jc w:val="both"/>
             <w:rPr>
               <w:rFonts w:asciiTheme="minorHAnsi" w:eastAsiaTheme="minorEastAsia" w:hAnsiTheme="minorHAnsi" w:cstheme="minorBidi"/>
               <w:noProof/>
@@ -3580,7 +3561,7 @@
               <w:szCs w:val="22"/>
             </w:rPr>
           </w:pPr>
-          <w:hyperlink w:anchor="_Toc230907034" w:history="1">
+          <w:hyperlink w:anchor="_Toc230888313" w:history="1">
             <w:r>
               <w:rPr>
                 <w:rStyle w:val="Hyperlink"/>
@@ -3623,7 +3604,7 @@
                 <w:noProof/>
                 <w:webHidden/>
               </w:rPr>
-              <w:instrText xml:space="preserve"> PAGEREF _Toc230907034 \h </w:instrText>
+              <w:instrText xml:space="preserve"> PAGEREF _Toc230888313 \h </w:instrText>
             </w:r>
             <w:r>
               <w:rPr>
@@ -3643,7 +3624,7 @@
                 <w:noProof/>
                 <w:webHidden/>
               </w:rPr>
-              <w:t>14</w:t>
+              <w:t>16</w:t>
             </w:r>
             <w:r>
               <w:rPr>
@@ -3660,7 +3641,6 @@
             <w:tabs>
               <w:tab w:val="right" w:leader="dot" w:pos="9016"/>
             </w:tabs>
-            <w:jc w:val="both"/>
             <w:rPr>
               <w:rFonts w:asciiTheme="minorHAnsi" w:eastAsiaTheme="minorEastAsia" w:hAnsiTheme="minorHAnsi" w:cstheme="minorBidi"/>
               <w:noProof/>
@@ -3668,7 +3648,7 @@
               <w:szCs w:val="22"/>
             </w:rPr>
           </w:pPr>
-          <w:hyperlink w:anchor="_Toc230907035" w:history="1">
+          <w:hyperlink w:anchor="_Toc230888314" w:history="1">
             <w:r>
               <w:rPr>
                 <w:rStyle w:val="Hyperlink"/>
@@ -3703,7 +3683,7 @@
                 <w:noProof/>
                 <w:webHidden/>
               </w:rPr>
-              <w:instrText xml:space="preserve"> PAGEREF _Toc230907035 \h </w:instrText>
+              <w:instrText xml:space="preserve"> PAGEREF _Toc230888314 \h </w:instrText>
             </w:r>
             <w:r>
               <w:rPr>
@@ -3723,7 +3703,7 @@
                 <w:noProof/>
                 <w:webHidden/>
               </w:rPr>
-              <w:t>14</w:t>
+              <w:t>16</w:t>
             </w:r>
             <w:r>
               <w:rPr>
@@ -3740,7 +3720,6 @@
             <w:tabs>
               <w:tab w:val="right" w:leader="dot" w:pos="9016"/>
             </w:tabs>
-            <w:jc w:val="both"/>
             <w:rPr>
               <w:rFonts w:asciiTheme="minorHAnsi" w:eastAsiaTheme="minorEastAsia" w:hAnsiTheme="minorHAnsi" w:cstheme="minorBidi"/>
               <w:noProof/>
@@ -3748,7 +3727,7 @@
               <w:szCs w:val="22"/>
             </w:rPr>
           </w:pPr>
-          <w:hyperlink w:anchor="_Toc230907036" w:history="1">
+          <w:hyperlink w:anchor="_Toc230888315" w:history="1">
             <w:r>
               <w:rPr>
                 <w:rStyle w:val="Hyperlink"/>
@@ -3776,7 +3755,7 @@
                 <w:noProof/>
                 <w:webHidden/>
               </w:rPr>
-              <w:instrText xml:space="preserve"> PAGEREF _Toc230907036 \h </w:instrText>
+              <w:instrText xml:space="preserve"> PAGEREF _Toc230888315 \h </w:instrText>
             </w:r>
             <w:r>
               <w:rPr>
@@ -3796,7 +3775,7 @@
                 <w:noProof/>
                 <w:webHidden/>
               </w:rPr>
-              <w:t>21</w:t>
+              <w:t>24</w:t>
             </w:r>
             <w:r>
               <w:rPr>
@@ -3813,7 +3792,6 @@
             <w:tabs>
               <w:tab w:val="right" w:leader="dot" w:pos="9016"/>
             </w:tabs>
-            <w:jc w:val="both"/>
             <w:rPr>
               <w:rFonts w:asciiTheme="minorHAnsi" w:eastAsiaTheme="minorEastAsia" w:hAnsiTheme="minorHAnsi" w:cstheme="minorBidi"/>
               <w:noProof/>
@@ -3821,7 +3799,7 @@
               <w:szCs w:val="22"/>
             </w:rPr>
           </w:pPr>
-          <w:hyperlink w:anchor="_Toc230907037" w:history="1">
+          <w:hyperlink w:anchor="_Toc230888316" w:history="1">
             <w:r>
               <w:rPr>
                 <w:rStyle w:val="Hyperlink"/>
@@ -3849,7 +3827,7 @@
                 <w:noProof/>
                 <w:webHidden/>
               </w:rPr>
-              <w:instrText xml:space="preserve"> PAGEREF _Toc230907037 \h </w:instrText>
+              <w:instrText xml:space="preserve"> PAGEREF _Toc230888316 \h </w:instrText>
             </w:r>
             <w:r>
               <w:rPr>
@@ -3869,7 +3847,7 @@
                 <w:noProof/>
                 <w:webHidden/>
               </w:rPr>
-              <w:t>21</w:t>
+              <w:t>24</w:t>
             </w:r>
             <w:r>
               <w:rPr>
@@ -3886,7 +3864,6 @@
             <w:tabs>
               <w:tab w:val="right" w:leader="dot" w:pos="9016"/>
             </w:tabs>
-            <w:jc w:val="both"/>
             <w:rPr>
               <w:rFonts w:asciiTheme="minorHAnsi" w:eastAsiaTheme="minorEastAsia" w:hAnsiTheme="minorHAnsi" w:cstheme="minorBidi"/>
               <w:noProof/>
@@ -3894,7 +3871,7 @@
               <w:szCs w:val="22"/>
             </w:rPr>
           </w:pPr>
-          <w:hyperlink w:anchor="_Toc230907038" w:history="1">
+          <w:hyperlink w:anchor="_Toc230888317" w:history="1">
             <w:r>
               <w:rPr>
                 <w:rStyle w:val="Hyperlink"/>
@@ -3922,7 +3899,7 @@
                 <w:noProof/>
                 <w:webHidden/>
               </w:rPr>
-              <w:instrText xml:space="preserve"> PAGEREF _Toc230907038 \h </w:instrText>
+              <w:instrText xml:space="preserve"> PAGEREF _Toc230888317 \h </w:instrText>
             </w:r>
             <w:r>
               <w:rPr>
@@ -3942,7 +3919,7 @@
                 <w:noProof/>
                 <w:webHidden/>
               </w:rPr>
-              <w:t>22</w:t>
+              <w:t>25</w:t>
             </w:r>
             <w:r>
               <w:rPr>
@@ -3959,7 +3936,6 @@
             <w:tabs>
               <w:tab w:val="right" w:leader="dot" w:pos="9016"/>
             </w:tabs>
-            <w:jc w:val="both"/>
             <w:rPr>
               <w:rFonts w:asciiTheme="minorHAnsi" w:eastAsiaTheme="minorEastAsia" w:hAnsiTheme="minorHAnsi" w:cstheme="minorBidi"/>
               <w:noProof/>
@@ -3967,7 +3943,7 @@
               <w:szCs w:val="22"/>
             </w:rPr>
           </w:pPr>
-          <w:hyperlink w:anchor="_Toc230907039" w:history="1">
+          <w:hyperlink w:anchor="_Toc230888318" w:history="1">
             <w:r>
               <w:rPr>
                 <w:rStyle w:val="Hyperlink"/>
@@ -3995,7 +3971,7 @@
                 <w:noProof/>
                 <w:webHidden/>
               </w:rPr>
-              <w:instrText xml:space="preserve"> PAGEREF _Toc230907039 \h </w:instrText>
+              <w:instrText xml:space="preserve"> PAGEREF _Toc230888318 \h </w:instrText>
             </w:r>
             <w:r>
               <w:rPr>
@@ -4015,7 +3991,7 @@
                 <w:noProof/>
                 <w:webHidden/>
               </w:rPr>
-              <w:t>22</w:t>
+              <w:t>25</w:t>
             </w:r>
             <w:r>
               <w:rPr>
@@ -4032,7 +4008,6 @@
             <w:tabs>
               <w:tab w:val="right" w:leader="dot" w:pos="9016"/>
             </w:tabs>
-            <w:jc w:val="both"/>
             <w:rPr>
               <w:rFonts w:asciiTheme="minorHAnsi" w:eastAsiaTheme="minorEastAsia" w:hAnsiTheme="minorHAnsi" w:cstheme="minorBidi"/>
               <w:noProof/>
@@ -4040,7 +4015,7 @@
               <w:szCs w:val="22"/>
             </w:rPr>
           </w:pPr>
-          <w:hyperlink w:anchor="_Toc230907040" w:history="1">
+          <w:hyperlink w:anchor="_Toc230888319" w:history="1">
             <w:r>
               <w:rPr>
                 <w:rStyle w:val="Hyperlink"/>
@@ -4068,7 +4043,7 @@
                 <w:noProof/>
                 <w:webHidden/>
               </w:rPr>
-              <w:instrText xml:space="preserve"> PAGEREF _Toc230907040 \h </w:instrText>
+              <w:instrText xml:space="preserve"> PAGEREF _Toc230888319 \h </w:instrText>
             </w:r>
             <w:r>
               <w:rPr>
@@ -4088,7 +4063,7 @@
                 <w:noProof/>
                 <w:webHidden/>
               </w:rPr>
-              <w:t>22</w:t>
+              <w:t>25</w:t>
             </w:r>
             <w:r>
               <w:rPr>
@@ -4105,7 +4080,6 @@
             <w:tabs>
               <w:tab w:val="right" w:leader="dot" w:pos="9016"/>
             </w:tabs>
-            <w:jc w:val="both"/>
             <w:rPr>
               <w:rFonts w:asciiTheme="minorHAnsi" w:eastAsiaTheme="minorEastAsia" w:hAnsiTheme="minorHAnsi" w:cstheme="minorBidi"/>
               <w:noProof/>
@@ -4113,7 +4087,7 @@
               <w:szCs w:val="22"/>
             </w:rPr>
           </w:pPr>
-          <w:hyperlink w:anchor="_Toc230907041" w:history="1">
+          <w:hyperlink w:anchor="_Toc230888320" w:history="1">
             <w:r>
               <w:rPr>
                 <w:rStyle w:val="Hyperlink"/>
@@ -4141,7 +4115,7 @@
                 <w:noProof/>
                 <w:webHidden/>
               </w:rPr>
-              <w:instrText xml:space="preserve"> PAGEREF _Toc230907041 \h </w:instrText>
+              <w:instrText xml:space="preserve"> PAGEREF _Toc230888320 \h </w:instrText>
             </w:r>
             <w:r>
               <w:rPr>
@@ -4161,7 +4135,7 @@
                 <w:noProof/>
                 <w:webHidden/>
               </w:rPr>
-              <w:t>22</w:t>
+              <w:t>25</w:t>
             </w:r>
             <w:r>
               <w:rPr>
@@ -4178,7 +4152,6 @@
             <w:tabs>
               <w:tab w:val="right" w:leader="dot" w:pos="9016"/>
             </w:tabs>
-            <w:jc w:val="both"/>
             <w:rPr>
               <w:rFonts w:asciiTheme="minorHAnsi" w:eastAsiaTheme="minorEastAsia" w:hAnsiTheme="minorHAnsi" w:cstheme="minorBidi"/>
               <w:noProof/>
@@ -4186,7 +4159,7 @@
               <w:szCs w:val="22"/>
             </w:rPr>
           </w:pPr>
-          <w:hyperlink w:anchor="_Toc230907042" w:history="1">
+          <w:hyperlink w:anchor="_Toc230888321" w:history="1">
             <w:r>
               <w:rPr>
                 <w:rStyle w:val="Hyperlink"/>
@@ -4214,7 +4187,7 @@
                 <w:noProof/>
                 <w:webHidden/>
               </w:rPr>
-              <w:instrText xml:space="preserve"> PAGEREF _Toc230907042 \h </w:instrText>
+              <w:instrText xml:space="preserve"> PAGEREF _Toc230888321 \h </w:instrText>
             </w:r>
             <w:r>
               <w:rPr>
@@ -4234,7 +4207,7 @@
                 <w:noProof/>
                 <w:webHidden/>
               </w:rPr>
-              <w:t>22</w:t>
+              <w:t>25</w:t>
             </w:r>
             <w:r>
               <w:rPr>
@@ -4251,7 +4224,6 @@
             <w:tabs>
               <w:tab w:val="right" w:leader="dot" w:pos="9016"/>
             </w:tabs>
-            <w:jc w:val="both"/>
             <w:rPr>
               <w:rFonts w:asciiTheme="minorHAnsi" w:eastAsiaTheme="minorEastAsia" w:hAnsiTheme="minorHAnsi" w:cstheme="minorBidi"/>
               <w:noProof/>
@@ -4259,7 +4231,7 @@
               <w:szCs w:val="22"/>
             </w:rPr>
           </w:pPr>
-          <w:hyperlink w:anchor="_Toc230907043" w:history="1">
+          <w:hyperlink w:anchor="_Toc230888322" w:history="1">
             <w:r>
               <w:rPr>
                 <w:rStyle w:val="Hyperlink"/>
@@ -4286,7 +4258,7 @@
                 <w:noProof/>
                 <w:webHidden/>
               </w:rPr>
-              <w:instrText xml:space="preserve"> PAGEREF _Toc230907043 \h </w:instrText>
+              <w:instrText xml:space="preserve"> PAGEREF _Toc230888322 \h </w:instrText>
             </w:r>
             <w:r>
               <w:rPr>
@@ -4306,7 +4278,7 @@
                 <w:noProof/>
                 <w:webHidden/>
               </w:rPr>
-              <w:t>23</w:t>
+              <w:t>26</w:t>
             </w:r>
             <w:r>
               <w:rPr>
@@ -4323,7 +4295,6 @@
             <w:tabs>
               <w:tab w:val="right" w:leader="dot" w:pos="9016"/>
             </w:tabs>
-            <w:jc w:val="both"/>
             <w:rPr>
               <w:rFonts w:asciiTheme="minorHAnsi" w:eastAsiaTheme="minorEastAsia" w:hAnsiTheme="minorHAnsi" w:cstheme="minorBidi"/>
               <w:noProof/>
@@ -4331,7 +4302,7 @@
               <w:szCs w:val="22"/>
             </w:rPr>
           </w:pPr>
-          <w:hyperlink w:anchor="_Toc230907044" w:history="1">
+          <w:hyperlink w:anchor="_Toc230888323" w:history="1">
             <w:r>
               <w:rPr>
                 <w:rStyle w:val="Hyperlink"/>
@@ -4358,7 +4329,7 @@
                 <w:noProof/>
                 <w:webHidden/>
               </w:rPr>
-              <w:instrText xml:space="preserve"> PAGEREF _Toc230907044 \h </w:instrText>
+              <w:instrText xml:space="preserve"> PAGEREF _Toc230888323 \h </w:instrText>
             </w:r>
             <w:r>
               <w:rPr>
@@ -4378,7 +4349,7 @@
                 <w:noProof/>
                 <w:webHidden/>
               </w:rPr>
-              <w:t>23</w:t>
+              <w:t>26</w:t>
             </w:r>
             <w:r>
               <w:rPr>
@@ -4395,7 +4366,6 @@
             <w:tabs>
               <w:tab w:val="right" w:leader="dot" w:pos="9016"/>
             </w:tabs>
-            <w:jc w:val="both"/>
             <w:rPr>
               <w:rFonts w:asciiTheme="minorHAnsi" w:eastAsiaTheme="minorEastAsia" w:hAnsiTheme="minorHAnsi" w:cstheme="minorBidi"/>
               <w:noProof/>
@@ -4403,7 +4373,7 @@
               <w:szCs w:val="22"/>
             </w:rPr>
           </w:pPr>
-          <w:hyperlink w:anchor="_Toc230907045" w:history="1">
+          <w:hyperlink w:anchor="_Toc230888324" w:history="1">
             <w:r>
               <w:rPr>
                 <w:rStyle w:val="Hyperlink"/>
@@ -4430,7 +4400,7 @@
                 <w:noProof/>
                 <w:webHidden/>
               </w:rPr>
-              <w:instrText xml:space="preserve"> PAGEREF _Toc230907045 \h </w:instrText>
+              <w:instrText xml:space="preserve"> PAGEREF _Toc230888324 \h </w:instrText>
             </w:r>
             <w:r>
               <w:rPr>
@@ -4450,7 +4420,7 @@
                 <w:noProof/>
                 <w:webHidden/>
               </w:rPr>
-              <w:t>23</w:t>
+              <w:t>26</w:t>
             </w:r>
             <w:r>
               <w:rPr>
@@ -4467,7 +4437,6 @@
             <w:tabs>
               <w:tab w:val="right" w:leader="dot" w:pos="9016"/>
             </w:tabs>
-            <w:jc w:val="both"/>
             <w:rPr>
               <w:rFonts w:asciiTheme="minorHAnsi" w:eastAsiaTheme="minorEastAsia" w:hAnsiTheme="minorHAnsi" w:cstheme="minorBidi"/>
               <w:noProof/>
@@ -4475,7 +4444,7 @@
               <w:szCs w:val="22"/>
             </w:rPr>
           </w:pPr>
-          <w:hyperlink w:anchor="_Toc230907046" w:history="1">
+          <w:hyperlink w:anchor="_Toc230888325" w:history="1">
             <w:r>
               <w:rPr>
                 <w:rStyle w:val="Hyperlink"/>
@@ -4503,7 +4472,7 @@
                 <w:noProof/>
                 <w:webHidden/>
               </w:rPr>
-              <w:instrText xml:space="preserve"> PAGEREF _Toc230907046 \h </w:instrText>
+              <w:instrText xml:space="preserve"> PAGEREF _Toc230888325 \h </w:instrText>
             </w:r>
             <w:r>
               <w:rPr>
@@ -4523,7 +4492,7 @@
                 <w:noProof/>
                 <w:webHidden/>
               </w:rPr>
-              <w:t>23</w:t>
+              <w:t>26</w:t>
             </w:r>
             <w:r>
               <w:rPr>
@@ -4540,7 +4509,6 @@
             <w:tabs>
               <w:tab w:val="right" w:leader="dot" w:pos="9016"/>
             </w:tabs>
-            <w:jc w:val="both"/>
             <w:rPr>
               <w:rFonts w:asciiTheme="minorHAnsi" w:eastAsiaTheme="minorEastAsia" w:hAnsiTheme="minorHAnsi" w:cstheme="minorBidi"/>
               <w:noProof/>
@@ -4548,7 +4516,7 @@
               <w:szCs w:val="22"/>
             </w:rPr>
           </w:pPr>
-          <w:hyperlink w:anchor="_Toc230907047" w:history="1">
+          <w:hyperlink w:anchor="_Toc230888326" w:history="1">
             <w:r>
               <w:rPr>
                 <w:rStyle w:val="Hyperlink"/>
@@ -4575,7 +4543,7 @@
                 <w:noProof/>
                 <w:webHidden/>
               </w:rPr>
-              <w:instrText xml:space="preserve"> PAGEREF _Toc230907047 \h </w:instrText>
+              <w:instrText xml:space="preserve"> PAGEREF _Toc230888326 \h </w:instrText>
             </w:r>
             <w:r>
               <w:rPr>
@@ -4595,7 +4563,7 @@
                 <w:noProof/>
                 <w:webHidden/>
               </w:rPr>
-              <w:t>23</w:t>
+              <w:t>26</w:t>
             </w:r>
             <w:r>
               <w:rPr>
@@ -4612,7 +4580,6 @@
             <w:tabs>
               <w:tab w:val="right" w:leader="dot" w:pos="9016"/>
             </w:tabs>
-            <w:jc w:val="both"/>
             <w:rPr>
               <w:rFonts w:asciiTheme="minorHAnsi" w:eastAsiaTheme="minorEastAsia" w:hAnsiTheme="minorHAnsi" w:cstheme="minorBidi"/>
               <w:noProof/>
@@ -4620,7 +4587,7 @@
               <w:szCs w:val="22"/>
             </w:rPr>
           </w:pPr>
-          <w:hyperlink w:anchor="_Toc230907048" w:history="1">
+          <w:hyperlink w:anchor="_Toc230888327" w:history="1">
             <w:r>
               <w:rPr>
                 <w:rStyle w:val="Hyperlink"/>
@@ -4647,7 +4614,7 @@
                 <w:noProof/>
                 <w:webHidden/>
               </w:rPr>
-              <w:instrText xml:space="preserve"> PAGEREF _Toc230907048 \h </w:instrText>
+              <w:instrText xml:space="preserve"> PAGEREF _Toc230888327 \h </w:instrText>
             </w:r>
             <w:r>
               <w:rPr>
@@ -4667,7 +4634,7 @@
                 <w:noProof/>
                 <w:webHidden/>
               </w:rPr>
-              <w:t>25</w:t>
+              <w:t>28</w:t>
             </w:r>
             <w:r>
               <w:rPr>
@@ -4684,7 +4651,6 @@
             <w:tabs>
               <w:tab w:val="right" w:leader="dot" w:pos="9016"/>
             </w:tabs>
-            <w:jc w:val="both"/>
             <w:rPr>
               <w:rFonts w:asciiTheme="minorHAnsi" w:eastAsiaTheme="minorEastAsia" w:hAnsiTheme="minorHAnsi" w:cstheme="minorBidi"/>
               <w:noProof/>
@@ -4692,7 +4658,7 @@
               <w:szCs w:val="22"/>
             </w:rPr>
           </w:pPr>
-          <w:hyperlink w:anchor="_Toc230907049" w:history="1">
+          <w:hyperlink w:anchor="_Toc230888328" w:history="1">
             <w:r>
               <w:rPr>
                 <w:rStyle w:val="Hyperlink"/>
@@ -4719,7 +4685,7 @@
                 <w:noProof/>
                 <w:webHidden/>
               </w:rPr>
-              <w:instrText xml:space="preserve"> PAGEREF _Toc230907049 \h </w:instrText>
+              <w:instrText xml:space="preserve"> PAGEREF _Toc230888328 \h </w:instrText>
             </w:r>
             <w:r>
               <w:rPr>
@@ -4739,7 +4705,7 @@
                 <w:noProof/>
                 <w:webHidden/>
               </w:rPr>
-              <w:t>25</w:t>
+              <w:t>28</w:t>
             </w:r>
             <w:r>
               <w:rPr>
@@ -4756,7 +4722,6 @@
             <w:tabs>
               <w:tab w:val="right" w:leader="dot" w:pos="9016"/>
             </w:tabs>
-            <w:jc w:val="both"/>
             <w:rPr>
               <w:rFonts w:asciiTheme="minorHAnsi" w:eastAsiaTheme="minorEastAsia" w:hAnsiTheme="minorHAnsi" w:cstheme="minorBidi"/>
               <w:noProof/>
@@ -4764,7 +4729,7 @@
               <w:szCs w:val="22"/>
             </w:rPr>
           </w:pPr>
-          <w:hyperlink w:anchor="_Toc230907050" w:history="1">
+          <w:hyperlink w:anchor="_Toc230888329" w:history="1">
             <w:r>
               <w:rPr>
                 <w:rStyle w:val="Hyperlink"/>
@@ -4799,7 +4764,7 @@
                 <w:noProof/>
                 <w:webHidden/>
               </w:rPr>
-              <w:instrText xml:space="preserve"> PAGEREF _Toc230907050 \h </w:instrText>
+              <w:instrText xml:space="preserve"> PAGEREF _Toc230888329 \h </w:instrText>
             </w:r>
             <w:r>
               <w:rPr>
@@ -4819,7 +4784,7 @@
                 <w:noProof/>
                 <w:webHidden/>
               </w:rPr>
-              <w:t>25</w:t>
+              <w:t>28</w:t>
             </w:r>
             <w:r>
               <w:rPr>
@@ -4836,7 +4801,6 @@
             <w:tabs>
               <w:tab w:val="right" w:leader="dot" w:pos="9016"/>
             </w:tabs>
-            <w:jc w:val="both"/>
             <w:rPr>
               <w:rFonts w:asciiTheme="minorHAnsi" w:eastAsiaTheme="minorEastAsia" w:hAnsiTheme="minorHAnsi" w:cstheme="minorBidi"/>
               <w:noProof/>
@@ -4844,7 +4808,7 @@
               <w:szCs w:val="22"/>
             </w:rPr>
           </w:pPr>
-          <w:hyperlink w:anchor="_Toc230907051" w:history="1">
+          <w:hyperlink w:anchor="_Toc230888330" w:history="1">
             <w:r>
               <w:rPr>
                 <w:rStyle w:val="Hyperlink"/>
@@ -4872,7 +4836,7 @@
                 <w:noProof/>
                 <w:webHidden/>
               </w:rPr>
-              <w:instrText xml:space="preserve"> PAGEREF _Toc230907051 \h </w:instrText>
+              <w:instrText xml:space="preserve"> PAGEREF _Toc230888330 \h </w:instrText>
             </w:r>
             <w:r>
               <w:rPr>
@@ -4892,7 +4856,7 @@
                 <w:noProof/>
                 <w:webHidden/>
               </w:rPr>
-              <w:t>25</w:t>
+              <w:t>28</w:t>
             </w:r>
             <w:r>
               <w:rPr>
@@ -4909,7 +4873,6 @@
             <w:tabs>
               <w:tab w:val="right" w:leader="dot" w:pos="9016"/>
             </w:tabs>
-            <w:jc w:val="both"/>
             <w:rPr>
               <w:rFonts w:asciiTheme="minorHAnsi" w:eastAsiaTheme="minorEastAsia" w:hAnsiTheme="minorHAnsi" w:cstheme="minorBidi"/>
               <w:noProof/>
@@ -4917,7 +4880,7 @@
               <w:szCs w:val="22"/>
             </w:rPr>
           </w:pPr>
-          <w:hyperlink w:anchor="_Toc230907052" w:history="1">
+          <w:hyperlink w:anchor="_Toc230888331" w:history="1">
             <w:r>
               <w:rPr>
                 <w:rStyle w:val="Hyperlink"/>
@@ -4944,7 +4907,7 @@
                 <w:noProof/>
                 <w:webHidden/>
               </w:rPr>
-              <w:instrText xml:space="preserve"> PAGEREF _Toc230907052 \h </w:instrText>
+              <w:instrText xml:space="preserve"> PAGEREF _Toc230888331 \h </w:instrText>
             </w:r>
             <w:r>
               <w:rPr>
@@ -4964,7 +4927,7 @@
                 <w:noProof/>
                 <w:webHidden/>
               </w:rPr>
-              <w:t>26</w:t>
+              <w:t>29</w:t>
             </w:r>
             <w:r>
               <w:rPr>
@@ -4981,7 +4944,6 @@
             <w:tabs>
               <w:tab w:val="right" w:leader="dot" w:pos="9016"/>
             </w:tabs>
-            <w:jc w:val="both"/>
             <w:rPr>
               <w:rFonts w:asciiTheme="minorHAnsi" w:eastAsiaTheme="minorEastAsia" w:hAnsiTheme="minorHAnsi" w:cstheme="minorBidi"/>
               <w:noProof/>
@@ -4989,7 +4951,7 @@
               <w:szCs w:val="22"/>
             </w:rPr>
           </w:pPr>
-          <w:hyperlink w:anchor="_Toc230907053" w:history="1">
+          <w:hyperlink w:anchor="_Toc230888332" w:history="1">
             <w:r>
               <w:rPr>
                 <w:rStyle w:val="Hyperlink"/>
@@ -5016,7 +4978,7 @@
                 <w:noProof/>
                 <w:webHidden/>
               </w:rPr>
-              <w:instrText xml:space="preserve"> PAGEREF _Toc230907053 \h </w:instrText>
+              <w:instrText xml:space="preserve"> PAGEREF _Toc230888332 \h </w:instrText>
             </w:r>
             <w:r>
               <w:rPr>
@@ -5036,7 +4998,7 @@
                 <w:noProof/>
                 <w:webHidden/>
               </w:rPr>
-              <w:t>26</w:t>
+              <w:t>29</w:t>
             </w:r>
             <w:r>
               <w:rPr>
@@ -5053,7 +5015,6 @@
             <w:tabs>
               <w:tab w:val="right" w:leader="dot" w:pos="9016"/>
             </w:tabs>
-            <w:jc w:val="both"/>
             <w:rPr>
               <w:rFonts w:asciiTheme="minorHAnsi" w:eastAsiaTheme="minorEastAsia" w:hAnsiTheme="minorHAnsi" w:cstheme="minorBidi"/>
               <w:noProof/>
@@ -5061,7 +5022,7 @@
               <w:szCs w:val="22"/>
             </w:rPr>
           </w:pPr>
-          <w:hyperlink w:anchor="_Toc230907054" w:history="1">
+          <w:hyperlink w:anchor="_Toc230888333" w:history="1">
             <w:r>
               <w:rPr>
                 <w:rStyle w:val="Hyperlink"/>
@@ -5088,7 +5049,7 @@
                 <w:noProof/>
                 <w:webHidden/>
               </w:rPr>
-              <w:instrText xml:space="preserve"> PAGEREF _Toc230907054 \h </w:instrText>
+              <w:instrText xml:space="preserve"> PAGEREF _Toc230888333 \h </w:instrText>
             </w:r>
             <w:r>
               <w:rPr>
@@ -5108,7 +5069,7 @@
                 <w:noProof/>
                 <w:webHidden/>
               </w:rPr>
-              <w:t>27</w:t>
+              <w:t>30</w:t>
             </w:r>
             <w:r>
               <w:rPr>
@@ -5125,7 +5086,6 @@
             <w:tabs>
               <w:tab w:val="right" w:leader="dot" w:pos="9016"/>
             </w:tabs>
-            <w:jc w:val="both"/>
             <w:rPr>
               <w:rFonts w:asciiTheme="minorHAnsi" w:eastAsiaTheme="minorEastAsia" w:hAnsiTheme="minorHAnsi" w:cstheme="minorBidi"/>
               <w:noProof/>
@@ -5133,7 +5093,7 @@
               <w:szCs w:val="22"/>
             </w:rPr>
           </w:pPr>
-          <w:hyperlink w:anchor="_Toc230907055" w:history="1">
+          <w:hyperlink w:anchor="_Toc230888334" w:history="1">
             <w:r>
               <w:rPr>
                 <w:rStyle w:val="Hyperlink"/>
@@ -5160,7 +5120,7 @@
                 <w:noProof/>
                 <w:webHidden/>
               </w:rPr>
-              <w:instrText xml:space="preserve"> PAGEREF _Toc230907055 \h </w:instrText>
+              <w:instrText xml:space="preserve"> PAGEREF _Toc230888334 \h </w:instrText>
             </w:r>
             <w:r>
               <w:rPr>
@@ -5180,7 +5140,7 @@
                 <w:noProof/>
                 <w:webHidden/>
               </w:rPr>
-              <w:t>27</w:t>
+              <w:t>30</w:t>
             </w:r>
             <w:r>
               <w:rPr>
@@ -5197,7 +5157,6 @@
             <w:tabs>
               <w:tab w:val="right" w:leader="dot" w:pos="9016"/>
             </w:tabs>
-            <w:jc w:val="both"/>
             <w:rPr>
               <w:rFonts w:asciiTheme="minorHAnsi" w:eastAsiaTheme="minorEastAsia" w:hAnsiTheme="minorHAnsi" w:cstheme="minorBidi"/>
               <w:noProof/>
@@ -5205,7 +5164,7 @@
               <w:szCs w:val="22"/>
             </w:rPr>
           </w:pPr>
-          <w:hyperlink w:anchor="_Toc230907056" w:history="1">
+          <w:hyperlink w:anchor="_Toc230888335" w:history="1">
             <w:r>
               <w:rPr>
                 <w:rStyle w:val="Hyperlink"/>
@@ -5232,7 +5191,7 @@
                 <w:noProof/>
                 <w:webHidden/>
               </w:rPr>
-              <w:instrText xml:space="preserve"> PAGEREF _Toc230907056 \h </w:instrText>
+              <w:instrText xml:space="preserve"> PAGEREF _Toc230888335 \h </w:instrText>
             </w:r>
             <w:r>
               <w:rPr>
@@ -5252,7 +5211,7 @@
                 <w:noProof/>
                 <w:webHidden/>
               </w:rPr>
-              <w:t>27</w:t>
+              <w:t>30</w:t>
             </w:r>
             <w:r>
               <w:rPr>
@@ -5269,7 +5228,6 @@
             <w:tabs>
               <w:tab w:val="right" w:leader="dot" w:pos="9016"/>
             </w:tabs>
-            <w:jc w:val="both"/>
             <w:rPr>
               <w:rFonts w:asciiTheme="minorHAnsi" w:eastAsiaTheme="minorEastAsia" w:hAnsiTheme="minorHAnsi" w:cstheme="minorBidi"/>
               <w:noProof/>
@@ -5277,7 +5235,7 @@
               <w:szCs w:val="22"/>
             </w:rPr>
           </w:pPr>
-          <w:hyperlink w:anchor="_Toc230907057" w:history="1">
+          <w:hyperlink w:anchor="_Toc230888336" w:history="1">
             <w:r>
               <w:rPr>
                 <w:rStyle w:val="Hyperlink"/>
@@ -5304,7 +5262,7 @@
                 <w:noProof/>
                 <w:webHidden/>
               </w:rPr>
-              <w:instrText xml:space="preserve"> PAGEREF _Toc230907057 \h </w:instrText>
+              <w:instrText xml:space="preserve"> PAGEREF _Toc230888336 \h </w:instrText>
             </w:r>
             <w:r>
               <w:rPr>
@@ -5324,7 +5282,7 @@
                 <w:noProof/>
                 <w:webHidden/>
               </w:rPr>
-              <w:t>27</w:t>
+              <w:t>30</w:t>
             </w:r>
             <w:r>
               <w:rPr>
@@ -5341,7 +5299,6 @@
             <w:tabs>
               <w:tab w:val="right" w:leader="dot" w:pos="9016"/>
             </w:tabs>
-            <w:jc w:val="both"/>
             <w:rPr>
               <w:rFonts w:asciiTheme="minorHAnsi" w:eastAsiaTheme="minorEastAsia" w:hAnsiTheme="minorHAnsi" w:cstheme="minorBidi"/>
               <w:noProof/>
@@ -5349,7 +5306,7 @@
               <w:szCs w:val="22"/>
             </w:rPr>
           </w:pPr>
-          <w:hyperlink w:anchor="_Toc230907058" w:history="1">
+          <w:hyperlink w:anchor="_Toc230888337" w:history="1">
             <w:r>
               <w:rPr>
                 <w:rStyle w:val="Hyperlink"/>
@@ -5376,7 +5333,7 @@
                 <w:noProof/>
                 <w:webHidden/>
               </w:rPr>
-              <w:instrText xml:space="preserve"> PAGEREF _Toc230907058 \h </w:instrText>
+              <w:instrText xml:space="preserve"> PAGEREF _Toc230888337 \h </w:instrText>
             </w:r>
             <w:r>
               <w:rPr>
@@ -5396,7 +5353,7 @@
                 <w:noProof/>
                 <w:webHidden/>
               </w:rPr>
-              <w:t>28</w:t>
+              <w:t>31</w:t>
             </w:r>
             <w:r>
               <w:rPr>
@@ -5472,7 +5429,7 @@
           <w:lang w:val="vi-VN"/>
         </w:rPr>
       </w:pPr>
-      <w:bookmarkStart w:id="5" w:name="_Toc230907018"/>
+      <w:bookmarkStart w:id="5" w:name="_Toc230888297"/>
       <w:r>
         <w:rPr>
           <w:sz w:val="36"/>
@@ -6432,7 +6389,7 @@
           <w:lang w:val="vi-VN"/>
         </w:rPr>
       </w:pPr>
-      <w:bookmarkStart w:id="6" w:name="_Toc230907019"/>
+      <w:bookmarkStart w:id="6" w:name="_Toc230888298"/>
       <w:r>
         <w:rPr>
           <w:sz w:val="36"/>
@@ -6460,7 +6417,7 @@
           <w:lang w:val="vi-VN"/>
         </w:rPr>
       </w:pPr>
-      <w:bookmarkStart w:id="7" w:name="_Toc230907020"/>
+      <w:bookmarkStart w:id="7" w:name="_Toc230888299"/>
       <w:r>
         <w:rPr>
           <w:sz w:val="36"/>
@@ -6792,7 +6749,7 @@
           <w:lang w:val="vi-VN"/>
         </w:rPr>
       </w:pPr>
-      <w:bookmarkStart w:id="8" w:name="_Toc230907021"/>
+      <w:bookmarkStart w:id="8" w:name="_Toc230888300"/>
       <w:r>
         <w:rPr>
           <w:sz w:val="36"/>
@@ -7295,7 +7252,7 @@
           <w:lang w:val="vi-VN"/>
         </w:rPr>
       </w:pPr>
-      <w:bookmarkStart w:id="9" w:name="_Toc230907022"/>
+      <w:bookmarkStart w:id="9" w:name="_Toc230888301"/>
       <w:r>
         <w:rPr>
           <w:sz w:val="36"/>
@@ -7333,7 +7290,7 @@
           <w:lang w:val="vi-VN"/>
         </w:rPr>
       </w:pPr>
-      <w:bookmarkStart w:id="10" w:name="_Toc230907023"/>
+      <w:bookmarkStart w:id="10" w:name="_Toc230888302"/>
       <w:r>
         <w:rPr>
           <w:sz w:val="28"/>
@@ -7375,7 +7332,7 @@
           <w:lang w:val="vi-VN"/>
         </w:rPr>
       </w:pPr>
-      <w:bookmarkStart w:id="11" w:name="_Toc230907024"/>
+      <w:bookmarkStart w:id="11" w:name="_Toc230888303"/>
       <w:r>
         <w:rPr>
           <w:sz w:val="28"/>
@@ -7397,7 +7354,7 @@
           <w:lang w:val="vi-VN"/>
         </w:rPr>
       </w:pPr>
-      <w:bookmarkStart w:id="12" w:name="_Toc230907025"/>
+      <w:bookmarkStart w:id="12" w:name="_Toc230888304"/>
       <w:r>
         <w:rPr>
           <w:sz w:val="28"/>
@@ -7579,7 +7536,7 @@
           <w:lang w:val="vi-VN"/>
         </w:rPr>
       </w:pPr>
-      <w:bookmarkStart w:id="14" w:name="_Toc230907026"/>
+      <w:bookmarkStart w:id="14" w:name="_Toc230888305"/>
       <w:r>
         <w:rPr>
           <w:sz w:val="28"/>
@@ -7963,7 +7920,7 @@
           <w:lang w:val="vi-VN"/>
         </w:rPr>
       </w:pPr>
-      <w:bookmarkStart w:id="16" w:name="_Toc230907027"/>
+      <w:bookmarkStart w:id="16" w:name="_Toc230888306"/>
       <w:r>
         <w:rPr>
           <w:sz w:val="28"/>
@@ -8069,7 +8026,7 @@
           <w:lang w:val="vi-VN"/>
         </w:rPr>
       </w:pPr>
-      <w:bookmarkStart w:id="18" w:name="_Toc230907028"/>
+      <w:bookmarkStart w:id="18" w:name="_Toc230888307"/>
       <w:r>
         <w:rPr>
           <w:sz w:val="36"/>
@@ -8092,7 +8049,7 @@
           <w:lang w:val="vi-VN"/>
         </w:rPr>
       </w:pPr>
-      <w:bookmarkStart w:id="19" w:name="_Toc230907029"/>
+      <w:bookmarkStart w:id="19" w:name="_Toc230888308"/>
       <w:r>
         <w:rPr>
           <w:sz w:val="28"/>
@@ -8250,7 +8207,7 @@
           <w:lang w:val="vi-VN"/>
         </w:rPr>
       </w:pPr>
-      <w:bookmarkStart w:id="20" w:name="_Toc230907030"/>
+      <w:bookmarkStart w:id="20" w:name="_Toc230888309"/>
       <w:r>
         <w:rPr>
           <w:sz w:val="28"/>
@@ -8295,7 +8252,7 @@
           <w:szCs w:val="28"/>
         </w:rPr>
       </w:pPr>
-      <w:bookmarkStart w:id="21" w:name="_Toc230907031"/>
+      <w:bookmarkStart w:id="21" w:name="_Toc230888310"/>
       <w:r>
         <w:rPr>
           <w:sz w:val="28"/>
@@ -9030,7 +8987,7 @@
           <w:lang w:val="vi-VN"/>
         </w:rPr>
       </w:pPr>
-      <w:bookmarkStart w:id="22" w:name="_Toc230907032"/>
+      <w:bookmarkStart w:id="22" w:name="_Toc230888311"/>
       <w:r>
         <w:rPr>
           <w:sz w:val="28"/>
@@ -12259,7 +12216,7 @@
           <w:lang w:val="vi-VN"/>
         </w:rPr>
       </w:pPr>
-      <w:bookmarkStart w:id="23" w:name="_Toc230907033"/>
+      <w:bookmarkStart w:id="23" w:name="_Toc230888312"/>
       <w:r>
         <w:rPr>
           <w:sz w:val="28"/>
@@ -12306,7 +12263,7 @@
           <w:lang w:val="vi-VN"/>
         </w:rPr>
       </w:pPr>
-      <w:bookmarkStart w:id="24" w:name="_Toc230907034"/>
+      <w:bookmarkStart w:id="24" w:name="_Toc230888313"/>
       <w:r>
         <w:rPr>
           <w:sz w:val="28"/>
@@ -12382,7 +12339,7 @@
     </w:p>
     <w:p>
       <w:pPr>
-        <w:ind w:left="-1152"/>
+        <w:ind w:left="-1152" w:firstLine="1152"/>
         <w:jc w:val="center"/>
         <w:rPr>
           <w:lang w:val="vi-VN"/>
@@ -12441,7 +12398,7 @@
           <w:lang w:val="vi-VN"/>
         </w:rPr>
       </w:pPr>
-      <w:bookmarkStart w:id="25" w:name="_Toc230907035"/>
+      <w:bookmarkStart w:id="25" w:name="_Toc230888314"/>
       <w:r>
         <w:rPr>
           <w:sz w:val="28"/>
@@ -14247,6 +14204,7 @@
                 <w:szCs w:val="26"/>
                 <w:lang w:val="vi-VN"/>
               </w:rPr>
+              <w:lastRenderedPageBreak/>
               <w:t>Dòng sự kiện phụ:</w:t>
             </w:r>
             <w:r>
@@ -14392,15 +14350,7 @@
                 <w:szCs w:val="26"/>
                 <w:lang w:val="vi-VN"/>
               </w:rPr>
-              <w:t xml:space="preserve"> Phê duyệt công </w:t>
-            </w:r>
-            <w:r>
-              <w:rPr>
-                <w:sz w:val="26"/>
-                <w:szCs w:val="26"/>
-                <w:lang w:val="vi-VN"/>
-              </w:rPr>
-              <w:t>đoạn.</w:t>
+              <w:t xml:space="preserve"> Phê duyệt công đoạn.</w:t>
             </w:r>
           </w:p>
           <w:p>
@@ -14458,15 +14408,7 @@
                 <w:szCs w:val="26"/>
                 <w:lang w:val="vi-VN"/>
               </w:rPr>
-              <w:t xml:space="preserve"> Nhân viên </w:t>
-            </w:r>
-            <w:r>
-              <w:rPr>
-                <w:sz w:val="26"/>
-                <w:szCs w:val="26"/>
-                <w:lang w:val="vi-VN"/>
-              </w:rPr>
-              <w:t>QC.</w:t>
+              <w:t xml:space="preserve"> Nhân viên QC.</w:t>
             </w:r>
           </w:p>
           <w:p>
@@ -15986,6 +15928,7 @@
                 <w:szCs w:val="26"/>
                 <w:lang w:val="vi-VN"/>
               </w:rPr>
+              <w:lastRenderedPageBreak/>
               <w:t>Dòng sự kiện phụ:</w:t>
             </w:r>
             <w:r>
@@ -16859,7 +16802,6 @@
           <w:lang w:val="vi-VN"/>
         </w:rPr>
       </w:pPr>
-      <w:bookmarkStart w:id="27" w:name="_Toc230907036"/>
     </w:p>
     <w:p>
       <w:pPr>
@@ -17054,6 +16996,7 @@
           <w:lang w:val="vi-VN"/>
         </w:rPr>
       </w:pPr>
+      <w:bookmarkStart w:id="27" w:name="_Toc230888315"/>
       <w:r>
         <w:rPr>
           <w:sz w:val="28"/>
@@ -17126,6 +17069,7 @@
     <w:p>
       <w:pPr>
         <w:pStyle w:val="Heading2"/>
+        <w:spacing w:before="100" w:beforeAutospacing="1" w:after="100" w:afterAutospacing="1"/>
         <w:jc w:val="both"/>
         <w:rPr>
           <w:sz w:val="28"/>
@@ -17133,7 +17077,7 @@
           <w:lang w:val="vi-VN"/>
         </w:rPr>
       </w:pPr>
-      <w:bookmarkStart w:id="28" w:name="_Toc230907037"/>
+      <w:bookmarkStart w:id="28" w:name="_Toc230888316"/>
       <w:r>
         <w:rPr>
           <w:sz w:val="28"/>
@@ -17146,225 +17090,109 @@
     </w:p>
     <w:p>
       <w:pPr>
-        <w:rPr>
-          <w:lang w:val="vi-VN"/>
-        </w:rPr>
-      </w:pPr>
-      <w:r>
-        <w:rPr>
-          <w:lang w:val="vi-VN"/>
-        </w:rPr>
-        <w:t xml:space="preserve"> </w:t>
-      </w:r>
-    </w:p>
-    <w:p>
-      <w:pPr>
-        <w:rPr>
-          <w:sz w:val="26"/>
-          <w:szCs w:val="26"/>
-          <w:lang w:val="vi-VN"/>
-        </w:rPr>
-      </w:pPr>
-    </w:p>
-    <w:p>
-      <w:pPr>
-        <w:rPr>
-          <w:sz w:val="26"/>
-          <w:szCs w:val="26"/>
-          <w:lang w:val="vi-VN"/>
-        </w:rPr>
-      </w:pPr>
-    </w:p>
-    <w:p>
-      <w:pPr>
-        <w:rPr>
-          <w:sz w:val="26"/>
-          <w:szCs w:val="26"/>
-          <w:lang w:val="vi-VN"/>
-        </w:rPr>
-      </w:pPr>
-    </w:p>
-    <w:p>
-      <w:pPr>
-        <w:rPr>
-          <w:sz w:val="26"/>
-          <w:szCs w:val="26"/>
-          <w:lang w:val="vi-VN"/>
-        </w:rPr>
-      </w:pPr>
-    </w:p>
-    <w:p>
-      <w:pPr>
-        <w:rPr>
-          <w:sz w:val="26"/>
-          <w:szCs w:val="26"/>
-          <w:lang w:val="vi-VN"/>
-        </w:rPr>
-      </w:pPr>
-    </w:p>
-    <w:p>
-      <w:pPr>
-        <w:rPr>
-          <w:sz w:val="26"/>
-          <w:szCs w:val="26"/>
-          <w:lang w:val="vi-VN"/>
-        </w:rPr>
-      </w:pPr>
-    </w:p>
-    <w:p>
-      <w:pPr>
-        <w:rPr>
-          <w:sz w:val="26"/>
-          <w:szCs w:val="26"/>
-          <w:lang w:val="vi-VN"/>
-        </w:rPr>
-      </w:pPr>
-    </w:p>
-    <w:p>
-      <w:pPr>
-        <w:rPr>
-          <w:sz w:val="26"/>
-          <w:szCs w:val="26"/>
-          <w:lang w:val="vi-VN"/>
-        </w:rPr>
-      </w:pPr>
-    </w:p>
-    <w:p>
-      <w:pPr>
-        <w:rPr>
-          <w:sz w:val="26"/>
-          <w:szCs w:val="26"/>
-          <w:lang w:val="vi-VN"/>
-        </w:rPr>
-      </w:pPr>
-    </w:p>
-    <w:p>
-      <w:pPr>
-        <w:rPr>
-          <w:sz w:val="26"/>
-          <w:szCs w:val="26"/>
-          <w:lang w:val="vi-VN"/>
-        </w:rPr>
-      </w:pPr>
-    </w:p>
-    <w:p>
-      <w:pPr>
-        <w:rPr>
-          <w:sz w:val="26"/>
-          <w:szCs w:val="26"/>
-          <w:lang w:val="vi-VN"/>
-        </w:rPr>
-      </w:pPr>
-    </w:p>
-    <w:p>
-      <w:pPr>
-        <w:rPr>
-          <w:lang w:val="vi-VN"/>
-        </w:rPr>
-      </w:pPr>
-    </w:p>
-    <w:p>
-      <w:pPr>
-        <w:rPr>
-          <w:lang w:val="vi-VN"/>
-        </w:rPr>
-      </w:pPr>
-    </w:p>
-    <w:p>
-      <w:pPr>
-        <w:rPr>
-          <w:lang w:val="vi-VN"/>
-        </w:rPr>
-      </w:pPr>
-    </w:p>
-    <w:p>
-      <w:pPr>
-        <w:rPr>
-          <w:lang w:val="vi-VN"/>
-        </w:rPr>
-      </w:pPr>
-    </w:p>
-    <w:p>
-      <w:pPr>
-        <w:rPr>
-          <w:lang w:val="vi-VN"/>
-        </w:rPr>
-      </w:pPr>
-    </w:p>
-    <w:p>
-      <w:pPr>
-        <w:rPr>
-          <w:lang w:val="vi-VN"/>
-        </w:rPr>
-      </w:pPr>
-      <w:bookmarkStart w:id="29" w:name="_Toc230907038"/>
-    </w:p>
-    <w:p>
-      <w:pPr>
-        <w:rPr>
-          <w:lang w:val="vi-VN"/>
-        </w:rPr>
-      </w:pPr>
-    </w:p>
-    <w:p>
-      <w:pPr>
-        <w:rPr>
-          <w:lang w:val="vi-VN"/>
-        </w:rPr>
-      </w:pPr>
-    </w:p>
-    <w:p>
-      <w:pPr>
-        <w:rPr>
-          <w:lang w:val="vi-VN"/>
-        </w:rPr>
-      </w:pPr>
-    </w:p>
-    <w:p>
-      <w:pPr>
-        <w:rPr>
-          <w:lang w:val="vi-VN"/>
-        </w:rPr>
-      </w:pPr>
-    </w:p>
-    <w:p>
-      <w:pPr>
-        <w:rPr>
-          <w:lang w:val="vi-VN"/>
-        </w:rPr>
-      </w:pPr>
-    </w:p>
-    <w:p>
-      <w:pPr>
-        <w:rPr>
-          <w:lang w:val="vi-VN"/>
-        </w:rPr>
-      </w:pPr>
-    </w:p>
-    <w:p>
-      <w:pPr>
-        <w:rPr>
-          <w:lang w:val="vi-VN"/>
-        </w:rPr>
-      </w:pPr>
-    </w:p>
-    <w:p>
-      <w:pPr>
-        <w:rPr>
-          <w:lang w:val="vi-VN"/>
-        </w:rPr>
-      </w:pPr>
-    </w:p>
-    <w:p>
-      <w:pPr>
-        <w:rPr>
-          <w:lang w:val="vi-VN"/>
-        </w:rPr>
-      </w:pPr>
-    </w:p>
-    <w:p>
-      <w:pPr>
-        <w:rPr>
+        <w:spacing w:before="100" w:beforeAutospacing="1" w:after="100" w:afterAutospacing="1" w:line="312" w:lineRule="auto"/>
+        <w:jc w:val="both"/>
+        <w:rPr>
+          <w:sz w:val="26"/>
+          <w:szCs w:val="26"/>
+          <w:lang w:val="vi-VN"/>
+        </w:rPr>
+      </w:pPr>
+      <w:r>
+        <w:rPr>
+          <w:sz w:val="26"/>
+          <w:szCs w:val="26"/>
+          <w:lang w:val="vi-VN"/>
+        </w:rPr>
+        <w:t>Quá trình phân tích ở chương 2 đã đem lại những kết quả quan trọng thông qua việc hoàn thiện mô hình hóa nghiệp vụ và mô hình hóa chức năng. Cụ thể, các Use Case nghiệp vụ (từ kiểm tra môi trường, cân nguyên liệu đến chế biến, đóng gói, giao kho) và các chức năng của hệ thống (nhập liệu, quản lý thông tin, kiểm tra sản xuất) đều được đặc tả chi tiết nhằm làm rõ mối quan hệ giữa các tác nhân, thấu hiểu quy trình và đảm bảo tiêu chuẩn sản xuất cao khô. Những phân tích toàn diện này không chỉ giúp định hình rõ ràng hệ thống mà còn tạo ra nền tảng vững chắc cho giai đoạn tiếp theo. Kế thừa các kết quả đó, chương 3 sẽ tập trung vào công tác thiết kế, vận dụng các mô hình đã phân tích để đưa ra những giải pháp thiết kế cụ thể, qua đó hiện thực hóa một hệ thống thông tin đáp ứng trọn vẹn các yêu cầu sản xuất và quản lý trong thực tiễn.</w:t>
+      </w:r>
+    </w:p>
+    <w:p>
+      <w:pPr>
+        <w:rPr>
+          <w:sz w:val="26"/>
+          <w:szCs w:val="26"/>
+          <w:lang w:val="vi-VN"/>
+        </w:rPr>
+      </w:pPr>
+    </w:p>
+    <w:p>
+      <w:pPr>
+        <w:rPr>
+          <w:sz w:val="26"/>
+          <w:szCs w:val="26"/>
+          <w:lang w:val="vi-VN"/>
+        </w:rPr>
+      </w:pPr>
+    </w:p>
+    <w:p>
+      <w:pPr>
+        <w:rPr>
+          <w:sz w:val="26"/>
+          <w:szCs w:val="26"/>
+          <w:lang w:val="vi-VN"/>
+        </w:rPr>
+      </w:pPr>
+    </w:p>
+    <w:p>
+      <w:pPr>
+        <w:rPr>
+          <w:sz w:val="26"/>
+          <w:szCs w:val="26"/>
+          <w:lang w:val="vi-VN"/>
+        </w:rPr>
+      </w:pPr>
+    </w:p>
+    <w:p>
+      <w:pPr>
+        <w:rPr>
+          <w:sz w:val="26"/>
+          <w:szCs w:val="26"/>
+          <w:lang w:val="vi-VN"/>
+        </w:rPr>
+      </w:pPr>
+    </w:p>
+    <w:p>
+      <w:pPr>
+        <w:rPr>
+          <w:sz w:val="26"/>
+          <w:szCs w:val="26"/>
+          <w:lang w:val="vi-VN"/>
+        </w:rPr>
+      </w:pPr>
+    </w:p>
+    <w:p>
+      <w:pPr>
+        <w:rPr>
+          <w:sz w:val="26"/>
+          <w:szCs w:val="26"/>
+          <w:lang w:val="vi-VN"/>
+        </w:rPr>
+      </w:pPr>
+    </w:p>
+    <w:p>
+      <w:pPr>
+        <w:rPr>
+          <w:sz w:val="26"/>
+          <w:szCs w:val="26"/>
+          <w:lang w:val="vi-VN"/>
+        </w:rPr>
+      </w:pPr>
+    </w:p>
+    <w:p>
+      <w:pPr>
+        <w:rPr>
+          <w:sz w:val="26"/>
+          <w:szCs w:val="26"/>
+          <w:lang w:val="vi-VN"/>
+        </w:rPr>
+      </w:pPr>
+    </w:p>
+    <w:p>
+      <w:pPr>
+        <w:rPr>
+          <w:sz w:val="26"/>
+          <w:szCs w:val="26"/>
           <w:lang w:val="vi-VN"/>
         </w:rPr>
       </w:pPr>
@@ -17393,6 +17221,7 @@
           <w:lang w:val="vi-VN"/>
         </w:rPr>
       </w:pPr>
+      <w:bookmarkStart w:id="29" w:name="_Toc230888317"/>
       <w:r>
         <w:rPr>
           <w:sz w:val="36"/>
@@ -17415,7 +17244,7 @@
           <w:lang w:val="vi-VN"/>
         </w:rPr>
       </w:pPr>
-      <w:bookmarkStart w:id="30" w:name="_Toc230907039"/>
+      <w:bookmarkStart w:id="30" w:name="_Toc230888318"/>
       <w:r>
         <w:rPr>
           <w:sz w:val="28"/>
@@ -17505,30 +17334,6 @@
     </w:p>
     <w:p>
       <w:pPr>
-        <w:spacing w:after="160"/>
-        <w:jc w:val="both"/>
-        <w:rPr>
-          <w:lang w:val="vi-VN"/>
-        </w:rPr>
-      </w:pPr>
-    </w:p>
-    <w:p>
-      <w:pPr>
-        <w:spacing w:after="200"/>
-        <w:jc w:val="both"/>
-        <w:rPr>
-          <w:lang w:val="vi-VN"/>
-        </w:rPr>
-      </w:pPr>
-      <w:r>
-        <w:rPr>
-          <w:lang w:val="vi-VN"/>
-        </w:rPr>
-        <w:t xml:space="preserve"> </w:t>
-      </w:r>
-    </w:p>
-    <w:p>
-      <w:pPr>
         <w:pStyle w:val="Heading3"/>
         <w:jc w:val="both"/>
         <w:rPr>
@@ -17537,7 +17342,7 @@
           <w:lang w:val="vi-VN"/>
         </w:rPr>
       </w:pPr>
-      <w:bookmarkStart w:id="32" w:name="_Toc230907040"/>
+      <w:bookmarkStart w:id="32" w:name="_Toc230888319"/>
       <w:r>
         <w:rPr>
           <w:sz w:val="28"/>
@@ -17561,6 +17366,160 @@
     </w:p>
     <w:p>
       <w:pPr>
+        <w:spacing w:after="200"/>
+        <w:jc w:val="both"/>
+        <w:rPr>
+          <w:sz w:val="26"/>
+          <w:szCs w:val="26"/>
+          <w:lang w:val="vi-VN"/>
+        </w:rPr>
+      </w:pPr>
+    </w:p>
+    <w:p>
+      <w:pPr>
+        <w:spacing w:after="200"/>
+        <w:jc w:val="both"/>
+        <w:rPr>
+          <w:sz w:val="26"/>
+          <w:szCs w:val="26"/>
+          <w:lang w:val="vi-VN"/>
+        </w:rPr>
+      </w:pPr>
+    </w:p>
+    <w:p>
+      <w:pPr>
+        <w:spacing w:after="200"/>
+        <w:jc w:val="both"/>
+        <w:rPr>
+          <w:sz w:val="26"/>
+          <w:szCs w:val="26"/>
+          <w:lang w:val="vi-VN"/>
+        </w:rPr>
+      </w:pPr>
+    </w:p>
+    <w:p>
+      <w:pPr>
+        <w:spacing w:after="200"/>
+        <w:jc w:val="both"/>
+        <w:rPr>
+          <w:sz w:val="26"/>
+          <w:szCs w:val="26"/>
+          <w:lang w:val="vi-VN"/>
+        </w:rPr>
+      </w:pPr>
+    </w:p>
+    <w:p>
+      <w:pPr>
+        <w:spacing w:after="200"/>
+        <w:jc w:val="both"/>
+        <w:rPr>
+          <w:sz w:val="26"/>
+          <w:szCs w:val="26"/>
+          <w:lang w:val="vi-VN"/>
+        </w:rPr>
+      </w:pPr>
+    </w:p>
+    <w:p>
+      <w:pPr>
+        <w:spacing w:after="200"/>
+        <w:jc w:val="both"/>
+        <w:rPr>
+          <w:sz w:val="26"/>
+          <w:szCs w:val="26"/>
+          <w:lang w:val="vi-VN"/>
+        </w:rPr>
+      </w:pPr>
+    </w:p>
+    <w:p>
+      <w:pPr>
+        <w:spacing w:after="200"/>
+        <w:jc w:val="both"/>
+        <w:rPr>
+          <w:sz w:val="26"/>
+          <w:szCs w:val="26"/>
+          <w:lang w:val="vi-VN"/>
+        </w:rPr>
+      </w:pPr>
+    </w:p>
+    <w:p>
+      <w:pPr>
+        <w:spacing w:after="200"/>
+        <w:jc w:val="both"/>
+        <w:rPr>
+          <w:sz w:val="26"/>
+          <w:szCs w:val="26"/>
+          <w:lang w:val="vi-VN"/>
+        </w:rPr>
+      </w:pPr>
+    </w:p>
+    <w:p>
+      <w:pPr>
+        <w:spacing w:after="200"/>
+        <w:jc w:val="both"/>
+        <w:rPr>
+          <w:sz w:val="26"/>
+          <w:szCs w:val="26"/>
+          <w:lang w:val="vi-VN"/>
+        </w:rPr>
+      </w:pPr>
+    </w:p>
+    <w:p>
+      <w:pPr>
+        <w:spacing w:after="200"/>
+        <w:jc w:val="both"/>
+        <w:rPr>
+          <w:sz w:val="26"/>
+          <w:szCs w:val="26"/>
+          <w:lang w:val="vi-VN"/>
+        </w:rPr>
+      </w:pPr>
+    </w:p>
+    <w:p>
+      <w:pPr>
+        <w:spacing w:after="200"/>
+        <w:jc w:val="both"/>
+        <w:rPr>
+          <w:sz w:val="26"/>
+          <w:szCs w:val="26"/>
+          <w:lang w:val="vi-VN"/>
+        </w:rPr>
+      </w:pPr>
+    </w:p>
+    <w:p>
+      <w:pPr>
+        <w:spacing w:after="200"/>
+        <w:jc w:val="both"/>
+        <w:rPr>
+          <w:sz w:val="26"/>
+          <w:szCs w:val="26"/>
+          <w:lang w:val="vi-VN"/>
+        </w:rPr>
+      </w:pPr>
+    </w:p>
+    <w:p>
+      <w:pPr>
+        <w:spacing w:after="200"/>
+        <w:jc w:val="both"/>
+        <w:rPr>
+          <w:sz w:val="26"/>
+          <w:szCs w:val="26"/>
+          <w:lang w:val="vi-VN"/>
+        </w:rPr>
+      </w:pPr>
+    </w:p>
+    <w:p>
+      <w:pPr>
+        <w:spacing w:after="200"/>
+        <w:jc w:val="both"/>
+        <w:rPr>
+          <w:sz w:val="26"/>
+          <w:szCs w:val="26"/>
+          <w:lang w:val="vi-VN"/>
+        </w:rPr>
+      </w:pPr>
+    </w:p>
+    <w:p>
+      <w:pPr>
         <w:pStyle w:val="Heading2"/>
         <w:jc w:val="both"/>
         <w:rPr>
@@ -17568,14 +17527,34 @@
           <w:szCs w:val="28"/>
           <w:lang w:val="vi-VN"/>
         </w:rPr>
-      </w:pPr>
-      <w:bookmarkStart w:id="33" w:name="_Toc230907041"/>
-      <w:r>
+        <w:sectPr>
+          <w:headerReference w:type="default" r:id="rId26"/>
+          <w:pgSz w:w="11906" w:h="16838"/>
+          <w:pgMar w:top="1440" w:right="1440" w:bottom="1440" w:left="1440" w:header="708" w:footer="708" w:gutter="0"/>
+          <w:pgNumType w:start="1"/>
+          <w:cols w:space="720"/>
+          <w:docGrid w:linePitch="360"/>
+        </w:sectPr>
+      </w:pPr>
+      <w:bookmarkStart w:id="33" w:name="_Toc230888320"/>
+    </w:p>
+    <w:p>
+      <w:pPr>
+        <w:pStyle w:val="Heading2"/>
+        <w:jc w:val="both"/>
         <w:rPr>
           <w:sz w:val="28"/>
           <w:szCs w:val="28"/>
           <w:lang w:val="vi-VN"/>
         </w:rPr>
+      </w:pPr>
+      <w:r>
+        <w:rPr>
+          <w:sz w:val="28"/>
+          <w:szCs w:val="28"/>
+          <w:lang w:val="vi-VN"/>
+        </w:rPr>
+        <w:lastRenderedPageBreak/>
         <w:t xml:space="preserve">3.2. </w:t>
       </w:r>
       <w:commentRangeStart w:id="34"/>
@@ -17608,18 +17587,30 @@
         <w:rPr>
           <w:lang w:val="vi-VN"/>
         </w:rPr>
+        <w:sectPr>
+          <w:pgSz w:w="16838" w:h="11906" w:orient="landscape"/>
+          <w:pgMar w:top="1440" w:right="1440" w:bottom="1440" w:left="1440" w:header="708" w:footer="708" w:gutter="0"/>
+          <w:cols w:space="720"/>
+          <w:docGrid w:linePitch="360"/>
+        </w:sectPr>
       </w:pPr>
       <w:commentRangeStart w:id="35"/>
-      <w:r>
-        <w:rPr>
-          <w:noProof/>
-          <w:lang w:eastAsia="en-US"/>
+      <w:commentRangeEnd w:id="35"/>
+      <w:r>
+        <w:rPr>
+          <w:rStyle w:val="CommentReference"/>
+        </w:rPr>
+        <w:commentReference w:id="35"/>
+      </w:r>
+      <w:r>
+        <w:rPr>
+          <w:lang w:val="vi-VN"/>
         </w:rPr>
         <w:drawing>
-          <wp:inline distT="0" distB="0" distL="0" distR="0" wp14:anchorId="047A86DE" wp14:editId="25646B68">
-            <wp:extent cx="5845389" cy="3337169"/>
-            <wp:effectExtent l="0" t="0" r="3175" b="0"/>
-            <wp:docPr id="4" name="Picture 4"/>
+          <wp:inline distT="0" distB="0" distL="0" distR="0" wp14:anchorId="4EAC7EFA" wp14:editId="26C79419">
+            <wp:extent cx="8952086" cy="4013859"/>
+            <wp:effectExtent l="0" t="0" r="1905" b="5715"/>
+            <wp:docPr id="6" name="Picture 6"/>
             <wp:cNvGraphicFramePr>
               <a:graphicFrameLocks xmlns:a="http://schemas.openxmlformats.org/drawingml/2006/main" noChangeAspect="1"/>
             </wp:cNvGraphicFramePr>
@@ -17631,7 +17622,7 @@
                     <pic:cNvPicPr/>
                   </pic:nvPicPr>
                   <pic:blipFill>
-                    <a:blip r:embed="rId26"/>
+                    <a:blip r:embed="rId27"/>
                     <a:stretch>
                       <a:fillRect/>
                     </a:stretch>
@@ -17639,7 +17630,7 @@
                   <pic:spPr>
                     <a:xfrm>
                       <a:off x="0" y="0"/>
-                      <a:ext cx="5875902" cy="3354589"/>
+                      <a:ext cx="8986298" cy="4029199"/>
                     </a:xfrm>
                     <a:prstGeom prst="rect">
                       <a:avLst/>
@@ -17651,17 +17642,11 @@
           </wp:inline>
         </w:drawing>
       </w:r>
-      <w:commentRangeEnd w:id="35"/>
-      <w:r>
-        <w:rPr>
-          <w:rStyle w:val="CommentReference"/>
-        </w:rPr>
-        <w:commentReference w:id="35"/>
-      </w:r>
     </w:p>
     <w:p>
       <w:pPr>
         <w:pStyle w:val="Heading2"/>
+        <w:spacing w:before="100" w:beforeAutospacing="1" w:after="100" w:afterAutospacing="1"/>
         <w:jc w:val="both"/>
         <w:rPr>
           <w:sz w:val="28"/>
@@ -17669,13 +17654,14 @@
           <w:lang w:val="vi-VN"/>
         </w:rPr>
       </w:pPr>
-      <w:bookmarkStart w:id="36" w:name="_Toc230907042"/>
+      <w:bookmarkStart w:id="36" w:name="_Toc230888321"/>
       <w:r>
         <w:rPr>
           <w:sz w:val="28"/>
           <w:szCs w:val="28"/>
           <w:lang w:val="vi-VN"/>
         </w:rPr>
+        <w:lastRenderedPageBreak/>
         <w:t xml:space="preserve">3.3. </w:t>
       </w:r>
       <w:commentRangeStart w:id="37"/>
@@ -17713,23 +17699,7 @@
         <w:rPr>
           <w:lang w:val="vi-VN"/>
         </w:rPr>
-        <w:lastRenderedPageBreak/>
         <w:t>Hệ thống triển khai 2 nền tảng với giao diện tối ưu cho từng điều kiện môi trường làm việc:</w:t>
-      </w:r>
-    </w:p>
-    <w:p>
-      <w:pPr>
-        <w:spacing w:after="200"/>
-        <w:jc w:val="both"/>
-        <w:rPr>
-          <w:lang w:val="vi-VN"/>
-        </w:rPr>
-      </w:pPr>
-      <w:r>
-        <w:rPr>
-          <w:lang w:val="vi-VN"/>
-        </w:rPr>
-        <w:t xml:space="preserve"> </w:t>
       </w:r>
     </w:p>
     <w:p>
@@ -20699,6 +20669,90 @@
     </w:p>
     <w:p>
       <w:pPr>
+        <w:spacing w:after="200"/>
+        <w:jc w:val="both"/>
+      </w:pPr>
+    </w:p>
+    <w:p>
+      <w:pPr>
+        <w:spacing w:after="200"/>
+        <w:jc w:val="both"/>
+      </w:pPr>
+    </w:p>
+    <w:p>
+      <w:pPr>
+        <w:spacing w:after="200"/>
+        <w:jc w:val="both"/>
+      </w:pPr>
+    </w:p>
+    <w:p>
+      <w:pPr>
+        <w:spacing w:after="200"/>
+        <w:jc w:val="both"/>
+      </w:pPr>
+    </w:p>
+    <w:p>
+      <w:pPr>
+        <w:spacing w:after="200"/>
+        <w:jc w:val="both"/>
+      </w:pPr>
+    </w:p>
+    <w:p>
+      <w:pPr>
+        <w:spacing w:after="200"/>
+        <w:jc w:val="both"/>
+      </w:pPr>
+    </w:p>
+    <w:p>
+      <w:pPr>
+        <w:spacing w:after="200"/>
+        <w:jc w:val="both"/>
+      </w:pPr>
+    </w:p>
+    <w:p>
+      <w:pPr>
+        <w:spacing w:after="200"/>
+        <w:jc w:val="both"/>
+      </w:pPr>
+    </w:p>
+    <w:p>
+      <w:pPr>
+        <w:spacing w:after="200"/>
+        <w:jc w:val="both"/>
+      </w:pPr>
+    </w:p>
+    <w:p>
+      <w:pPr>
+        <w:spacing w:after="200"/>
+        <w:jc w:val="both"/>
+      </w:pPr>
+    </w:p>
+    <w:p>
+      <w:pPr>
+        <w:spacing w:after="200"/>
+        <w:jc w:val="both"/>
+      </w:pPr>
+    </w:p>
+    <w:p>
+      <w:pPr>
+        <w:spacing w:after="200"/>
+        <w:jc w:val="both"/>
+      </w:pPr>
+    </w:p>
+    <w:p>
+      <w:pPr>
+        <w:spacing w:after="200"/>
+        <w:jc w:val="both"/>
+      </w:pPr>
+    </w:p>
+    <w:p>
+      <w:pPr>
+        <w:spacing w:after="200"/>
+        <w:jc w:val="both"/>
+      </w:pPr>
+    </w:p>
+    <w:p>
+      <w:pPr>
         <w:pStyle w:val="Heading1"/>
         <w:jc w:val="center"/>
         <w:rPr>
@@ -20706,13 +20760,14 @@
           <w:szCs w:val="36"/>
         </w:rPr>
       </w:pPr>
-      <w:bookmarkStart w:id="38" w:name="_Toc230907043"/>
+      <w:bookmarkStart w:id="38" w:name="_Toc230888322"/>
       <w:commentRangeStart w:id="39"/>
       <w:r>
         <w:rPr>
           <w:sz w:val="36"/>
           <w:szCs w:val="36"/>
         </w:rPr>
+        <w:lastRenderedPageBreak/>
         <w:t>CHƯƠNG 4: CÀI ĐẶT HỆ THỐNG</w:t>
       </w:r>
       <w:commentRangeEnd w:id="39"/>
@@ -20738,7 +20793,7 @@
           <w:szCs w:val="28"/>
         </w:rPr>
       </w:pPr>
-      <w:bookmarkStart w:id="40" w:name="_Toc230907044"/>
+      <w:bookmarkStart w:id="40" w:name="_Toc230888323"/>
       <w:r>
         <w:rPr>
           <w:sz w:val="28"/>
@@ -21275,7 +21330,7 @@
           <w:lang w:val="vi-VN"/>
         </w:rPr>
       </w:pPr>
-      <w:bookmarkStart w:id="41" w:name="_Toc230907045"/>
+      <w:bookmarkStart w:id="41" w:name="_Toc230888324"/>
       <w:r>
         <w:rPr>
           <w:sz w:val="28"/>
@@ -21528,7 +21583,7 @@
           <w:lang w:val="vi-VN"/>
         </w:rPr>
       </w:pPr>
-      <w:bookmarkStart w:id="42" w:name="_Toc230907046"/>
+      <w:bookmarkStart w:id="42" w:name="_Toc230888325"/>
       <w:r>
         <w:rPr>
           <w:sz w:val="28"/>
@@ -21548,7 +21603,7 @@
           <w:szCs w:val="28"/>
         </w:rPr>
       </w:pPr>
-      <w:bookmarkStart w:id="43" w:name="_Toc230907047"/>
+      <w:bookmarkStart w:id="43" w:name="_Toc230888326"/>
       <w:r>
         <w:rPr>
           <w:sz w:val="28"/>
@@ -21608,209 +21663,666 @@
     </w:p>
     <w:p>
       <w:pPr>
+        <w:pStyle w:val="Heading3"/>
+        <w:jc w:val="both"/>
+        <w:rPr>
+          <w:sz w:val="28"/>
+          <w:szCs w:val="28"/>
+        </w:rPr>
+      </w:pPr>
+      <w:bookmarkStart w:id="44" w:name="_Toc230888327"/>
+      <w:r>
+        <w:rPr>
+          <w:sz w:val="28"/>
+          <w:szCs w:val="28"/>
+        </w:rPr>
+        <w:t xml:space="preserve">4.3.2. </w:t>
+      </w:r>
+      <w:proofErr w:type="spellStart"/>
+      <w:r>
+        <w:rPr>
+          <w:sz w:val="28"/>
+          <w:szCs w:val="28"/>
+        </w:rPr>
+        <w:t>Cài</w:t>
+      </w:r>
+      <w:proofErr w:type="spellEnd"/>
+      <w:r>
+        <w:rPr>
+          <w:sz w:val="28"/>
+          <w:szCs w:val="28"/>
+        </w:rPr>
+        <w:t xml:space="preserve"> </w:t>
+      </w:r>
+      <w:proofErr w:type="spellStart"/>
+      <w:r>
+        <w:rPr>
+          <w:sz w:val="28"/>
+          <w:szCs w:val="28"/>
+        </w:rPr>
+        <w:t>đặt</w:t>
+      </w:r>
+      <w:proofErr w:type="spellEnd"/>
+      <w:r>
+        <w:rPr>
+          <w:sz w:val="28"/>
+          <w:szCs w:val="28"/>
+        </w:rPr>
+        <w:t xml:space="preserve"> </w:t>
+      </w:r>
+      <w:proofErr w:type="spellStart"/>
+      <w:r>
+        <w:rPr>
+          <w:sz w:val="28"/>
+          <w:szCs w:val="28"/>
+        </w:rPr>
+        <w:t>tính</w:t>
+      </w:r>
+      <w:proofErr w:type="spellEnd"/>
+      <w:r>
+        <w:rPr>
+          <w:sz w:val="28"/>
+          <w:szCs w:val="28"/>
+        </w:rPr>
+        <w:t xml:space="preserve"> </w:t>
+      </w:r>
+      <w:proofErr w:type="spellStart"/>
+      <w:r>
+        <w:rPr>
+          <w:sz w:val="28"/>
+          <w:szCs w:val="28"/>
+        </w:rPr>
+        <w:t>năng</w:t>
+      </w:r>
+      <w:proofErr w:type="spellEnd"/>
+      <w:r>
+        <w:rPr>
+          <w:sz w:val="28"/>
+          <w:szCs w:val="28"/>
+        </w:rPr>
+        <w:t xml:space="preserve"> </w:t>
+      </w:r>
+      <w:proofErr w:type="spellStart"/>
+      <w:r>
+        <w:rPr>
+          <w:sz w:val="28"/>
+          <w:szCs w:val="28"/>
+        </w:rPr>
+        <w:t>Ký</w:t>
+      </w:r>
+      <w:proofErr w:type="spellEnd"/>
+      <w:r>
+        <w:rPr>
+          <w:sz w:val="28"/>
+          <w:szCs w:val="28"/>
+        </w:rPr>
+        <w:t xml:space="preserve"> </w:t>
+      </w:r>
+      <w:proofErr w:type="spellStart"/>
+      <w:r>
+        <w:rPr>
+          <w:sz w:val="28"/>
+          <w:szCs w:val="28"/>
+        </w:rPr>
+        <w:t>số</w:t>
+      </w:r>
+      <w:proofErr w:type="spellEnd"/>
+      <w:r>
+        <w:rPr>
+          <w:sz w:val="28"/>
+          <w:szCs w:val="28"/>
+        </w:rPr>
+        <w:t xml:space="preserve"> </w:t>
+      </w:r>
+      <w:proofErr w:type="spellStart"/>
+      <w:r>
+        <w:rPr>
+          <w:sz w:val="28"/>
+          <w:szCs w:val="28"/>
+        </w:rPr>
+        <w:t>trên</w:t>
+      </w:r>
+      <w:proofErr w:type="spellEnd"/>
+      <w:r>
+        <w:rPr>
+          <w:sz w:val="28"/>
+          <w:szCs w:val="28"/>
+        </w:rPr>
+        <w:t xml:space="preserve"> Mobile</w:t>
+      </w:r>
+      <w:bookmarkEnd w:id="44"/>
+    </w:p>
+    <w:p>
+      <w:pPr>
         <w:spacing w:after="120"/>
         <w:jc w:val="both"/>
       </w:pPr>
       <w:proofErr w:type="spellStart"/>
       <w:r>
-        <w:lastRenderedPageBreak/>
-        <w:t>Để</w:t>
-      </w:r>
-      <w:proofErr w:type="spellEnd"/>
-      <w:r>
-        <w:t xml:space="preserve"> </w:t>
-      </w:r>
-      <w:proofErr w:type="spellStart"/>
-      <w:r>
-        <w:t>đáp</w:t>
-      </w:r>
-      <w:proofErr w:type="spellEnd"/>
-      <w:r>
-        <w:t xml:space="preserve"> </w:t>
-      </w:r>
-      <w:proofErr w:type="spellStart"/>
-      <w:r>
-        <w:t>ứng</w:t>
-      </w:r>
-      <w:proofErr w:type="spellEnd"/>
-      <w:r>
-        <w:t xml:space="preserve"> </w:t>
-      </w:r>
-      <w:proofErr w:type="spellStart"/>
-      <w:r>
-        <w:t>tiêu</w:t>
-      </w:r>
-      <w:proofErr w:type="spellEnd"/>
-      <w:r>
-        <w:t xml:space="preserve"> </w:t>
-      </w:r>
-      <w:proofErr w:type="spellStart"/>
-      <w:r>
-        <w:t>chuẩn</w:t>
-      </w:r>
-      <w:proofErr w:type="spellEnd"/>
-      <w:r>
-        <w:t xml:space="preserve"> GMP, </w:t>
-      </w:r>
-      <w:proofErr w:type="spellStart"/>
-      <w:r>
-        <w:t>các</w:t>
-      </w:r>
-      <w:proofErr w:type="spellEnd"/>
-      <w:r>
-        <w:t xml:space="preserve"> </w:t>
-      </w:r>
-      <w:proofErr w:type="spellStart"/>
-      <w:r>
-        <w:t>thao</w:t>
-      </w:r>
-      <w:proofErr w:type="spellEnd"/>
-      <w:r>
-        <w:t xml:space="preserve"> </w:t>
-      </w:r>
-      <w:proofErr w:type="spellStart"/>
-      <w:r>
-        <w:t>tác</w:t>
-      </w:r>
-      <w:proofErr w:type="spellEnd"/>
-      <w:r>
-        <w:t xml:space="preserve"> </w:t>
-      </w:r>
-      <w:proofErr w:type="spellStart"/>
-      <w:r>
-        <w:t>thay</w:t>
-      </w:r>
-      <w:proofErr w:type="spellEnd"/>
-      <w:r>
-        <w:t xml:space="preserve"> </w:t>
-      </w:r>
-      <w:proofErr w:type="spellStart"/>
-      <w:r>
-        <w:t>đổi</w:t>
-      </w:r>
-      <w:proofErr w:type="spellEnd"/>
-      <w:r>
-        <w:t xml:space="preserve"> </w:t>
-      </w:r>
-      <w:proofErr w:type="spellStart"/>
-      <w:r>
-        <w:t>dữ</w:t>
-      </w:r>
-      <w:proofErr w:type="spellEnd"/>
-      <w:r>
-        <w:t xml:space="preserve"> </w:t>
-      </w:r>
-      <w:proofErr w:type="spellStart"/>
-      <w:r>
-        <w:t>liệu</w:t>
-      </w:r>
-      <w:proofErr w:type="spellEnd"/>
-      <w:r>
-        <w:t xml:space="preserve"> (Create, Update, Delete) </w:t>
-      </w:r>
-      <w:proofErr w:type="spellStart"/>
-      <w:r>
-        <w:t>phải</w:t>
-      </w:r>
-      <w:proofErr w:type="spellEnd"/>
-      <w:r>
-        <w:t xml:space="preserve"> </w:t>
-      </w:r>
-      <w:proofErr w:type="spellStart"/>
-      <w:r>
-        <w:t>được</w:t>
-      </w:r>
-      <w:proofErr w:type="spellEnd"/>
-      <w:r>
-        <w:t xml:space="preserve"> </w:t>
-      </w:r>
-      <w:proofErr w:type="spellStart"/>
-      <w:r>
-        <w:t>giám</w:t>
-      </w:r>
-      <w:proofErr w:type="spellEnd"/>
-      <w:r>
-        <w:t xml:space="preserve"> </w:t>
-      </w:r>
-      <w:proofErr w:type="spellStart"/>
-      <w:r>
-        <w:t>sát</w:t>
-      </w:r>
-      <w:proofErr w:type="spellEnd"/>
-      <w:r>
-        <w:t xml:space="preserve"> </w:t>
-      </w:r>
-      <w:proofErr w:type="spellStart"/>
-      <w:r>
-        <w:t>nghiêm</w:t>
-      </w:r>
-      <w:proofErr w:type="spellEnd"/>
-      <w:r>
-        <w:t xml:space="preserve"> </w:t>
-      </w:r>
-      <w:proofErr w:type="spellStart"/>
-      <w:r>
-        <w:t>ngặt</w:t>
-      </w:r>
-      <w:proofErr w:type="spellEnd"/>
-      <w:r>
-        <w:t xml:space="preserve"> ở </w:t>
-      </w:r>
-      <w:proofErr w:type="spellStart"/>
-      <w:r>
-        <w:t>mức</w:t>
-      </w:r>
-      <w:proofErr w:type="spellEnd"/>
-      <w:r>
-        <w:t xml:space="preserve"> </w:t>
-      </w:r>
-      <w:proofErr w:type="spellStart"/>
-      <w:r>
-        <w:t>sâu</w:t>
-      </w:r>
-      <w:proofErr w:type="spellEnd"/>
-      <w:r>
-        <w:t xml:space="preserve"> </w:t>
-      </w:r>
-      <w:proofErr w:type="spellStart"/>
-      <w:r>
-        <w:t>nhất</w:t>
-      </w:r>
-      <w:proofErr w:type="spellEnd"/>
-      <w:r>
-        <w:t xml:space="preserve"> (Database level). </w:t>
-      </w:r>
-      <w:proofErr w:type="spellStart"/>
-      <w:r>
-        <w:t>Việc</w:t>
-      </w:r>
-      <w:proofErr w:type="spellEnd"/>
-      <w:r>
-        <w:t xml:space="preserve"> </w:t>
-      </w:r>
-      <w:proofErr w:type="spellStart"/>
-      <w:r>
-        <w:t>ứng</w:t>
-      </w:r>
-      <w:proofErr w:type="spellEnd"/>
-      <w:r>
-        <w:t xml:space="preserve"> </w:t>
-      </w:r>
-      <w:proofErr w:type="spellStart"/>
-      <w:r>
-        <w:t>dụng</w:t>
-      </w:r>
-      <w:proofErr w:type="spellEnd"/>
-      <w:r>
-        <w:t xml:space="preserve"> </w:t>
-      </w:r>
-      <w:proofErr w:type="spellStart"/>
+        <w:t>Trong</w:t>
+      </w:r>
+      <w:proofErr w:type="spellEnd"/>
+      <w:r>
+        <w:t xml:space="preserve"> </w:t>
+      </w:r>
+      <w:proofErr w:type="spellStart"/>
+      <w:r>
+        <w:t>giao</w:t>
+      </w:r>
+      <w:proofErr w:type="spellEnd"/>
+      <w:r>
+        <w:t xml:space="preserve"> </w:t>
+      </w:r>
+      <w:proofErr w:type="spellStart"/>
+      <w:r>
+        <w:t>diện</w:t>
+      </w:r>
+      <w:proofErr w:type="spellEnd"/>
+      <w:r>
+        <w:t xml:space="preserve"> </w:t>
+      </w:r>
+      <w:proofErr w:type="spellStart"/>
+      <w:r>
+        <w:t>eBMR</w:t>
+      </w:r>
+      <w:proofErr w:type="spellEnd"/>
+      <w:r>
+        <w:t xml:space="preserve">, </w:t>
+      </w:r>
+      <w:proofErr w:type="spellStart"/>
+      <w:r>
+        <w:t>khi</w:t>
+      </w:r>
+      <w:proofErr w:type="spellEnd"/>
+      <w:r>
+        <w:t xml:space="preserve"> </w:t>
+      </w:r>
+      <w:proofErr w:type="spellStart"/>
+      <w:r>
+        <w:t>nhân</w:t>
+      </w:r>
+      <w:proofErr w:type="spellEnd"/>
+      <w:r>
+        <w:t xml:space="preserve"> </w:t>
+      </w:r>
+      <w:proofErr w:type="spellStart"/>
+      <w:r>
+        <w:t>sự</w:t>
+      </w:r>
+      <w:proofErr w:type="spellEnd"/>
+      <w:r>
+        <w:t xml:space="preserve"> </w:t>
+      </w:r>
+      <w:proofErr w:type="spellStart"/>
+      <w:r>
+        <w:t>vận</w:t>
+      </w:r>
+      <w:proofErr w:type="spellEnd"/>
+      <w:r>
+        <w:t xml:space="preserve"> </w:t>
+      </w:r>
+      <w:proofErr w:type="spellStart"/>
+      <w:r>
+        <w:t>hành</w:t>
+      </w:r>
+      <w:proofErr w:type="spellEnd"/>
+      <w:r>
+        <w:t xml:space="preserve"> </w:t>
+      </w:r>
+      <w:proofErr w:type="spellStart"/>
+      <w:r>
+        <w:t>chọn</w:t>
+      </w:r>
+      <w:proofErr w:type="spellEnd"/>
+      <w:r>
+        <w:t xml:space="preserve"> "</w:t>
+      </w:r>
+      <w:proofErr w:type="spellStart"/>
+      <w:r>
+        <w:t>Ký</w:t>
+      </w:r>
+      <w:proofErr w:type="spellEnd"/>
+      <w:r>
+        <w:t xml:space="preserve"> </w:t>
+      </w:r>
+      <w:proofErr w:type="spellStart"/>
+      <w:r>
+        <w:t>xác</w:t>
+      </w:r>
+      <w:proofErr w:type="spellEnd"/>
+      <w:r>
+        <w:t xml:space="preserve"> </w:t>
+      </w:r>
+      <w:proofErr w:type="spellStart"/>
+      <w:r>
+        <w:t>nhận</w:t>
+      </w:r>
+      <w:proofErr w:type="spellEnd"/>
+      <w:r>
+        <w:t xml:space="preserve">", </w:t>
+      </w:r>
+      <w:proofErr w:type="spellStart"/>
+      <w:r>
+        <w:t>hệ</w:t>
+      </w:r>
+      <w:proofErr w:type="spellEnd"/>
+      <w:r>
+        <w:t xml:space="preserve"> </w:t>
+      </w:r>
+      <w:proofErr w:type="spellStart"/>
+      <w:r>
+        <w:t>thống</w:t>
+      </w:r>
+      <w:proofErr w:type="spellEnd"/>
+      <w:r>
+        <w:t xml:space="preserve"> </w:t>
+      </w:r>
+      <w:proofErr w:type="spellStart"/>
+      <w:r>
+        <w:t>yêu</w:t>
+      </w:r>
+      <w:proofErr w:type="spellEnd"/>
+      <w:r>
+        <w:t xml:space="preserve"> </w:t>
+      </w:r>
+      <w:proofErr w:type="spellStart"/>
+      <w:r>
+        <w:t>cầu</w:t>
+      </w:r>
+      <w:proofErr w:type="spellEnd"/>
+      <w:r>
+        <w:t xml:space="preserve"> </w:t>
+      </w:r>
+      <w:proofErr w:type="spellStart"/>
+      <w:r>
+        <w:t>nhập</w:t>
+      </w:r>
+      <w:proofErr w:type="spellEnd"/>
+      <w:r>
+        <w:t xml:space="preserve"> </w:t>
+      </w:r>
+      <w:proofErr w:type="spellStart"/>
+      <w:r>
+        <w:t>mã</w:t>
+      </w:r>
+      <w:proofErr w:type="spellEnd"/>
+      <w:r>
+        <w:t xml:space="preserve"> PIN </w:t>
+      </w:r>
+      <w:proofErr w:type="spellStart"/>
+      <w:r>
+        <w:t>định</w:t>
+      </w:r>
+      <w:proofErr w:type="spellEnd"/>
+      <w:r>
+        <w:t xml:space="preserve"> </w:t>
+      </w:r>
+      <w:proofErr w:type="spellStart"/>
+      <w:r>
+        <w:t>danh</w:t>
+      </w:r>
+      <w:proofErr w:type="spellEnd"/>
+      <w:r>
+        <w:t xml:space="preserve"> </w:t>
+      </w:r>
+      <w:proofErr w:type="spellStart"/>
+      <w:r>
+        <w:t>gồm</w:t>
+      </w:r>
+      <w:proofErr w:type="spellEnd"/>
+      <w:r>
+        <w:t xml:space="preserve"> 6 </w:t>
+      </w:r>
+      <w:proofErr w:type="spellStart"/>
+      <w:r>
+        <w:t>chữ</w:t>
+      </w:r>
+      <w:proofErr w:type="spellEnd"/>
+      <w:r>
+        <w:t xml:space="preserve"> </w:t>
+      </w:r>
+      <w:proofErr w:type="spellStart"/>
+      <w:r>
+        <w:t>số</w:t>
+      </w:r>
+      <w:proofErr w:type="spellEnd"/>
+      <w:r>
+        <w:t xml:space="preserve">. API </w:t>
+      </w:r>
       <w:r>
         <w:rPr>
           <w:rFonts w:eastAsia="Courier New"/>
           <w:shd w:val="clear" w:color="auto" w:fill="F1F5F9"/>
         </w:rPr>
-        <w:t>SaveChangesInterceptor</w:t>
+        <w:t>POST /</w:t>
+      </w:r>
+      <w:proofErr w:type="spellStart"/>
+      <w:r>
+        <w:rPr>
+          <w:rFonts w:eastAsia="Courier New"/>
+          <w:shd w:val="clear" w:color="auto" w:fill="F1F5F9"/>
+        </w:rPr>
+        <w:t>api</w:t>
+      </w:r>
+      <w:proofErr w:type="spellEnd"/>
+      <w:r>
+        <w:rPr>
+          <w:rFonts w:eastAsia="Courier New"/>
+          <w:shd w:val="clear" w:color="auto" w:fill="F1F5F9"/>
+        </w:rPr>
+        <w:t>/</w:t>
+      </w:r>
+      <w:proofErr w:type="spellStart"/>
+      <w:r>
+        <w:rPr>
+          <w:rFonts w:eastAsia="Courier New"/>
+          <w:shd w:val="clear" w:color="auto" w:fill="F1F5F9"/>
+        </w:rPr>
+        <w:t>batchprocesslogs</w:t>
+      </w:r>
+      <w:proofErr w:type="spellEnd"/>
+      <w:r>
+        <w:t xml:space="preserve"> </w:t>
+      </w:r>
+      <w:proofErr w:type="spellStart"/>
+      <w:r>
+        <w:t>sẽ</w:t>
+      </w:r>
+      <w:proofErr w:type="spellEnd"/>
+      <w:r>
+        <w:t xml:space="preserve"> </w:t>
+      </w:r>
+      <w:proofErr w:type="spellStart"/>
+      <w:r>
+        <w:t>tiếp</w:t>
+      </w:r>
+      <w:proofErr w:type="spellEnd"/>
+      <w:r>
+        <w:t xml:space="preserve"> </w:t>
+      </w:r>
+      <w:proofErr w:type="spellStart"/>
+      <w:r>
+        <w:t>nhận</w:t>
+      </w:r>
+      <w:proofErr w:type="spellEnd"/>
+      <w:r>
+        <w:t xml:space="preserve"> </w:t>
+      </w:r>
+      <w:proofErr w:type="spellStart"/>
+      <w:r>
+        <w:t>yêu</w:t>
+      </w:r>
+      <w:proofErr w:type="spellEnd"/>
+      <w:r>
+        <w:t xml:space="preserve"> </w:t>
+      </w:r>
+      <w:proofErr w:type="spellStart"/>
+      <w:r>
+        <w:t>cầu</w:t>
+      </w:r>
+      <w:proofErr w:type="spellEnd"/>
+      <w:r>
+        <w:t xml:space="preserve"> </w:t>
+      </w:r>
+      <w:proofErr w:type="spellStart"/>
+      <w:r>
+        <w:t>này</w:t>
+      </w:r>
+      <w:proofErr w:type="spellEnd"/>
+      <w:r>
+        <w:t>.</w:t>
+      </w:r>
+      <w:r>
+        <w:br/>
+      </w:r>
+      <w:proofErr w:type="spellStart"/>
+      <w:r>
+        <w:t>Tại</w:t>
+      </w:r>
+      <w:proofErr w:type="spellEnd"/>
+      <w:r>
+        <w:t xml:space="preserve"> Backend, </w:t>
+      </w:r>
+      <w:proofErr w:type="spellStart"/>
+      <w:r>
+        <w:t>hệ</w:t>
+      </w:r>
+      <w:proofErr w:type="spellEnd"/>
+      <w:r>
+        <w:t xml:space="preserve"> </w:t>
+      </w:r>
+      <w:proofErr w:type="spellStart"/>
+      <w:r>
+        <w:t>thống</w:t>
+      </w:r>
+      <w:proofErr w:type="spellEnd"/>
+      <w:r>
+        <w:t xml:space="preserve"> </w:t>
+      </w:r>
+      <w:proofErr w:type="spellStart"/>
+      <w:r>
+        <w:t>thực</w:t>
+      </w:r>
+      <w:proofErr w:type="spellEnd"/>
+      <w:r>
+        <w:t xml:space="preserve"> </w:t>
+      </w:r>
+      <w:proofErr w:type="spellStart"/>
+      <w:r>
+        <w:t>hiện</w:t>
+      </w:r>
+      <w:proofErr w:type="spellEnd"/>
+      <w:r>
+        <w:t xml:space="preserve"> </w:t>
+      </w:r>
+      <w:proofErr w:type="spellStart"/>
+      <w:r>
+        <w:t>hai</w:t>
+      </w:r>
+      <w:proofErr w:type="spellEnd"/>
+      <w:r>
+        <w:t xml:space="preserve"> </w:t>
+      </w:r>
+      <w:proofErr w:type="spellStart"/>
+      <w:r>
+        <w:t>lớp</w:t>
+      </w:r>
+      <w:proofErr w:type="spellEnd"/>
+      <w:r>
+        <w:t xml:space="preserve"> </w:t>
+      </w:r>
+      <w:proofErr w:type="spellStart"/>
+      <w:r>
+        <w:t>xác</w:t>
+      </w:r>
+      <w:proofErr w:type="spellEnd"/>
+      <w:r>
+        <w:t xml:space="preserve"> </w:t>
+      </w:r>
+      <w:proofErr w:type="spellStart"/>
+      <w:r>
+        <w:t>thực</w:t>
+      </w:r>
+      <w:proofErr w:type="spellEnd"/>
+      <w:r>
+        <w:t>:</w:t>
+      </w:r>
+    </w:p>
+    <w:p>
+      <w:pPr>
+        <w:spacing w:after="200"/>
+        <w:jc w:val="both"/>
+      </w:pPr>
+      <w:r>
+        <w:t xml:space="preserve"> </w:t>
+      </w:r>
+    </w:p>
+    <w:p>
+      <w:pPr>
+        <w:spacing w:after="100"/>
+        <w:ind w:left="20"/>
+        <w:jc w:val="both"/>
+      </w:pPr>
+      <w:r>
+        <w:t xml:space="preserve">1. </w:t>
+      </w:r>
+      <w:proofErr w:type="spellStart"/>
+      <w:r>
+        <w:t>Xác</w:t>
+      </w:r>
+      <w:proofErr w:type="spellEnd"/>
+      <w:r>
+        <w:t xml:space="preserve"> </w:t>
+      </w:r>
+      <w:proofErr w:type="spellStart"/>
+      <w:r>
+        <w:t>thực</w:t>
+      </w:r>
+      <w:proofErr w:type="spellEnd"/>
+      <w:r>
+        <w:t xml:space="preserve"> </w:t>
+      </w:r>
+      <w:proofErr w:type="spellStart"/>
+      <w:r>
+        <w:t>danh</w:t>
+      </w:r>
+      <w:proofErr w:type="spellEnd"/>
+      <w:r>
+        <w:t xml:space="preserve"> </w:t>
+      </w:r>
+      <w:proofErr w:type="spellStart"/>
+      <w:r>
+        <w:t>tính</w:t>
+      </w:r>
+      <w:proofErr w:type="spellEnd"/>
+      <w:r>
+        <w:t xml:space="preserve"> (Authentication) </w:t>
+      </w:r>
+      <w:proofErr w:type="spellStart"/>
+      <w:r>
+        <w:t>thông</w:t>
+      </w:r>
+      <w:proofErr w:type="spellEnd"/>
+      <w:r>
+        <w:t xml:space="preserve"> qua JWT Token </w:t>
+      </w:r>
+      <w:proofErr w:type="spellStart"/>
+      <w:r>
+        <w:t>tại</w:t>
+      </w:r>
+      <w:proofErr w:type="spellEnd"/>
+      <w:r>
+        <w:t xml:space="preserve"> Header.</w:t>
+      </w:r>
+    </w:p>
+    <w:p>
+      <w:pPr>
+        <w:spacing w:after="100"/>
+        <w:ind w:left="20"/>
+        <w:jc w:val="both"/>
+      </w:pPr>
+      <w:r>
+        <w:t xml:space="preserve">2. </w:t>
+      </w:r>
+      <w:proofErr w:type="spellStart"/>
+      <w:r>
+        <w:t>Mã</w:t>
+      </w:r>
+      <w:proofErr w:type="spellEnd"/>
+      <w:r>
+        <w:t xml:space="preserve"> </w:t>
+      </w:r>
+      <w:proofErr w:type="spellStart"/>
+      <w:r>
+        <w:t>hóa</w:t>
+      </w:r>
+      <w:proofErr w:type="spellEnd"/>
+      <w:r>
+        <w:t xml:space="preserve"> (Hashing) </w:t>
+      </w:r>
+      <w:proofErr w:type="spellStart"/>
+      <w:r>
+        <w:t>mã</w:t>
+      </w:r>
+      <w:proofErr w:type="spellEnd"/>
+      <w:r>
+        <w:t xml:space="preserve"> PIN </w:t>
+      </w:r>
+      <w:proofErr w:type="spellStart"/>
+      <w:r>
+        <w:t>từ</w:t>
+      </w:r>
+      <w:proofErr w:type="spellEnd"/>
+      <w:r>
+        <w:t xml:space="preserve"> request, </w:t>
+      </w:r>
+      <w:proofErr w:type="spellStart"/>
+      <w:r>
+        <w:t>đối</w:t>
+      </w:r>
+      <w:proofErr w:type="spellEnd"/>
+      <w:r>
+        <w:t xml:space="preserve"> </w:t>
+      </w:r>
+      <w:proofErr w:type="spellStart"/>
+      <w:r>
+        <w:t>chiếu</w:t>
+      </w:r>
+      <w:proofErr w:type="spellEnd"/>
+      <w:r>
+        <w:t xml:space="preserve"> </w:t>
+      </w:r>
+      <w:proofErr w:type="spellStart"/>
+      <w:r>
+        <w:t>với</w:t>
+      </w:r>
+      <w:proofErr w:type="spellEnd"/>
+      <w:r>
+        <w:t xml:space="preserve"> </w:t>
+      </w:r>
+      <w:proofErr w:type="spellStart"/>
+      <w:r>
+        <w:t>trường</w:t>
+      </w:r>
+      <w:proofErr w:type="spellEnd"/>
+      <w:r>
+        <w:t xml:space="preserve"> </w:t>
+      </w:r>
+      <w:proofErr w:type="spellStart"/>
+      <w:r>
+        <w:rPr>
+          <w:rFonts w:eastAsia="Courier New"/>
+          <w:shd w:val="clear" w:color="auto" w:fill="F1F5F9"/>
+        </w:rPr>
+        <w:t>PinHash</w:t>
+      </w:r>
+      <w:proofErr w:type="spellEnd"/>
+      <w:r>
+        <w:t xml:space="preserve"> </w:t>
+      </w:r>
+      <w:proofErr w:type="spellStart"/>
+      <w:r>
+        <w:t>trong</w:t>
+      </w:r>
+      <w:proofErr w:type="spellEnd"/>
+      <w:r>
+        <w:t xml:space="preserve"> </w:t>
+      </w:r>
+      <w:proofErr w:type="spellStart"/>
+      <w:r>
+        <w:t>bảng</w:t>
+      </w:r>
+      <w:proofErr w:type="spellEnd"/>
+      <w:r>
+        <w:t xml:space="preserve"> </w:t>
+      </w:r>
+      <w:proofErr w:type="spellStart"/>
+      <w:r>
+        <w:rPr>
+          <w:rFonts w:eastAsia="Courier New"/>
+          <w:shd w:val="clear" w:color="auto" w:fill="F1F5F9"/>
+        </w:rPr>
+        <w:t>AppUser</w:t>
       </w:r>
       <w:proofErr w:type="spellEnd"/>
       <w:r>
@@ -21822,223 +22334,119 @@
       </w:r>
       <w:proofErr w:type="spellEnd"/>
       <w:r>
-        <w:t xml:space="preserve"> Entity Framework </w:t>
-      </w:r>
-      <w:proofErr w:type="spellStart"/>
-      <w:r>
-        <w:t>là</w:t>
-      </w:r>
-      <w:proofErr w:type="spellEnd"/>
-      <w:r>
-        <w:t xml:space="preserve"> </w:t>
-      </w:r>
-      <w:proofErr w:type="spellStart"/>
-      <w:r>
-        <w:t>giải</w:t>
-      </w:r>
-      <w:proofErr w:type="spellEnd"/>
-      <w:r>
-        <w:t xml:space="preserve"> </w:t>
-      </w:r>
-      <w:proofErr w:type="spellStart"/>
-      <w:r>
-        <w:t>pháp</w:t>
-      </w:r>
-      <w:proofErr w:type="spellEnd"/>
-      <w:r>
-        <w:t xml:space="preserve"> </w:t>
-      </w:r>
-      <w:proofErr w:type="spellStart"/>
-      <w:r>
-        <w:t>tối</w:t>
-      </w:r>
-      <w:proofErr w:type="spellEnd"/>
-      <w:r>
-        <w:t xml:space="preserve"> </w:t>
-      </w:r>
-      <w:proofErr w:type="spellStart"/>
-      <w:r>
-        <w:t>ưu</w:t>
-      </w:r>
-      <w:proofErr w:type="spellEnd"/>
-      <w:r>
-        <w:t xml:space="preserve">, </w:t>
-      </w:r>
-      <w:proofErr w:type="spellStart"/>
-      <w:r>
-        <w:t>loại</w:t>
-      </w:r>
-      <w:proofErr w:type="spellEnd"/>
-      <w:r>
-        <w:t xml:space="preserve"> </w:t>
-      </w:r>
-      <w:proofErr w:type="spellStart"/>
-      <w:r>
-        <w:t>bỏ</w:t>
-      </w:r>
-      <w:proofErr w:type="spellEnd"/>
-      <w:r>
-        <w:t xml:space="preserve"> </w:t>
-      </w:r>
-      <w:proofErr w:type="spellStart"/>
-      <w:r>
-        <w:t>hoàn</w:t>
-      </w:r>
-      <w:proofErr w:type="spellEnd"/>
-      <w:r>
-        <w:t xml:space="preserve"> </w:t>
-      </w:r>
-      <w:proofErr w:type="spellStart"/>
-      <w:r>
-        <w:t>toàn</w:t>
-      </w:r>
-      <w:proofErr w:type="spellEnd"/>
-      <w:r>
-        <w:t xml:space="preserve"> </w:t>
-      </w:r>
-      <w:proofErr w:type="spellStart"/>
-      <w:r>
-        <w:t>rủi</w:t>
-      </w:r>
-      <w:proofErr w:type="spellEnd"/>
-      <w:r>
-        <w:t xml:space="preserve"> </w:t>
-      </w:r>
-      <w:proofErr w:type="spellStart"/>
-      <w:r>
-        <w:t>ro</w:t>
-      </w:r>
-      <w:proofErr w:type="spellEnd"/>
-      <w:r>
-        <w:t xml:space="preserve"> </w:t>
-      </w:r>
-      <w:proofErr w:type="spellStart"/>
-      <w:r>
-        <w:t>thiếu</w:t>
-      </w:r>
-      <w:proofErr w:type="spellEnd"/>
-      <w:r>
-        <w:t xml:space="preserve"> </w:t>
-      </w:r>
-      <w:proofErr w:type="spellStart"/>
-      <w:r>
-        <w:t>sót</w:t>
-      </w:r>
-      <w:proofErr w:type="spellEnd"/>
-      <w:r>
-        <w:t xml:space="preserve"> </w:t>
-      </w:r>
-      <w:proofErr w:type="spellStart"/>
-      <w:r>
-        <w:t>từ</w:t>
-      </w:r>
-      <w:proofErr w:type="spellEnd"/>
-      <w:r>
-        <w:t xml:space="preserve"> </w:t>
-      </w:r>
-      <w:proofErr w:type="spellStart"/>
-      <w:r>
-        <w:t>phía</w:t>
-      </w:r>
-      <w:proofErr w:type="spellEnd"/>
-      <w:r>
-        <w:t xml:space="preserve"> </w:t>
-      </w:r>
-      <w:proofErr w:type="spellStart"/>
-      <w:r>
-        <w:t>kỹ</w:t>
-      </w:r>
-      <w:proofErr w:type="spellEnd"/>
-      <w:r>
-        <w:t xml:space="preserve"> </w:t>
-      </w:r>
-      <w:proofErr w:type="spellStart"/>
-      <w:r>
-        <w:t>sư</w:t>
-      </w:r>
-      <w:proofErr w:type="spellEnd"/>
-      <w:r>
-        <w:t xml:space="preserve"> </w:t>
-      </w:r>
-      <w:proofErr w:type="spellStart"/>
-      <w:r>
-        <w:t>phần</w:t>
-      </w:r>
-      <w:proofErr w:type="spellEnd"/>
-      <w:r>
-        <w:t xml:space="preserve"> </w:t>
-      </w:r>
-      <w:proofErr w:type="spellStart"/>
-      <w:r>
-        <w:t>mềm</w:t>
-      </w:r>
-      <w:proofErr w:type="spellEnd"/>
-      <w:r>
-        <w:t xml:space="preserve"> </w:t>
-      </w:r>
-      <w:proofErr w:type="spellStart"/>
-      <w:r>
-        <w:t>trong</w:t>
-      </w:r>
-      <w:proofErr w:type="spellEnd"/>
-      <w:r>
-        <w:t xml:space="preserve"> </w:t>
-      </w:r>
-      <w:proofErr w:type="spellStart"/>
-      <w:r>
-        <w:t>việc</w:t>
-      </w:r>
-      <w:proofErr w:type="spellEnd"/>
-      <w:r>
-        <w:t xml:space="preserve"> </w:t>
-      </w:r>
-      <w:proofErr w:type="spellStart"/>
-      <w:r>
-        <w:t>ghi</w:t>
-      </w:r>
-      <w:proofErr w:type="spellEnd"/>
-      <w:r>
-        <w:t xml:space="preserve"> </w:t>
-      </w:r>
-      <w:proofErr w:type="spellStart"/>
-      <w:r>
-        <w:t>nhận</w:t>
-      </w:r>
-      <w:proofErr w:type="spellEnd"/>
-      <w:r>
-        <w:t xml:space="preserve"> </w:t>
-      </w:r>
-      <w:proofErr w:type="spellStart"/>
-      <w:r>
-        <w:t>nhật</w:t>
-      </w:r>
-      <w:proofErr w:type="spellEnd"/>
-      <w:r>
-        <w:t xml:space="preserve"> </w:t>
-      </w:r>
-      <w:proofErr w:type="spellStart"/>
-      <w:r>
-        <w:t>ký</w:t>
-      </w:r>
-      <w:proofErr w:type="spellEnd"/>
-      <w:r>
-        <w:t xml:space="preserve"> </w:t>
-      </w:r>
-      <w:proofErr w:type="spellStart"/>
-      <w:r>
-        <w:t>hệ</w:t>
-      </w:r>
-      <w:proofErr w:type="spellEnd"/>
-      <w:r>
-        <w:t xml:space="preserve"> </w:t>
-      </w:r>
-      <w:proofErr w:type="spellStart"/>
-      <w:r>
-        <w:t>thống</w:t>
-      </w:r>
-      <w:proofErr w:type="spellEnd"/>
-      <w:r>
-        <w:t xml:space="preserve"> (log).</w:t>
+        <w:t xml:space="preserve"> CSDL. </w:t>
+      </w:r>
+      <w:proofErr w:type="spellStart"/>
+      <w:r>
+        <w:t>Nếu</w:t>
+      </w:r>
+      <w:proofErr w:type="spellEnd"/>
+      <w:r>
+        <w:t xml:space="preserve"> </w:t>
+      </w:r>
+      <w:proofErr w:type="spellStart"/>
+      <w:r>
+        <w:t>trùng</w:t>
+      </w:r>
+      <w:proofErr w:type="spellEnd"/>
+      <w:r>
+        <w:t xml:space="preserve"> </w:t>
+      </w:r>
+      <w:proofErr w:type="spellStart"/>
+      <w:r>
+        <w:t>khớp</w:t>
+      </w:r>
+      <w:proofErr w:type="spellEnd"/>
+      <w:r>
+        <w:t xml:space="preserve">, logic </w:t>
+      </w:r>
+      <w:proofErr w:type="spellStart"/>
+      <w:r>
+        <w:t>kiểm</w:t>
+      </w:r>
+      <w:proofErr w:type="spellEnd"/>
+      <w:r>
+        <w:t xml:space="preserve"> </w:t>
+      </w:r>
+      <w:proofErr w:type="spellStart"/>
+      <w:r>
+        <w:t>tra</w:t>
+      </w:r>
+      <w:proofErr w:type="spellEnd"/>
+      <w:r>
+        <w:t xml:space="preserve"> </w:t>
+      </w:r>
+      <w:proofErr w:type="spellStart"/>
+      <w:r>
+        <w:t>sai</w:t>
+      </w:r>
+      <w:proofErr w:type="spellEnd"/>
+      <w:r>
+        <w:t xml:space="preserve"> </w:t>
+      </w:r>
+      <w:proofErr w:type="spellStart"/>
+      <w:r>
+        <w:t>lệch</w:t>
+      </w:r>
+      <w:proofErr w:type="spellEnd"/>
+      <w:r>
+        <w:t xml:space="preserve"> (±5%) </w:t>
+      </w:r>
+      <w:proofErr w:type="spellStart"/>
+      <w:r>
+        <w:t>mới</w:t>
+      </w:r>
+      <w:proofErr w:type="spellEnd"/>
+      <w:r>
+        <w:t xml:space="preserve"> </w:t>
+      </w:r>
+      <w:proofErr w:type="spellStart"/>
+      <w:r>
+        <w:t>được</w:t>
+      </w:r>
+      <w:proofErr w:type="spellEnd"/>
+      <w:r>
+        <w:t xml:space="preserve"> </w:t>
+      </w:r>
+      <w:proofErr w:type="spellStart"/>
+      <w:r>
+        <w:t>tính</w:t>
+      </w:r>
+      <w:proofErr w:type="spellEnd"/>
+      <w:r>
+        <w:t xml:space="preserve"> </w:t>
+      </w:r>
+      <w:proofErr w:type="spellStart"/>
+      <w:r>
+        <w:t>hợp</w:t>
+      </w:r>
+      <w:proofErr w:type="spellEnd"/>
+      <w:r>
+        <w:t xml:space="preserve"> </w:t>
+      </w:r>
+      <w:proofErr w:type="spellStart"/>
+      <w:r>
+        <w:t>lệ</w:t>
+      </w:r>
+      <w:proofErr w:type="spellEnd"/>
+      <w:r>
+        <w:t xml:space="preserve"> </w:t>
+      </w:r>
+      <w:proofErr w:type="spellStart"/>
+      <w:r>
+        <w:t>và</w:t>
+      </w:r>
+      <w:proofErr w:type="spellEnd"/>
+      <w:r>
+        <w:t xml:space="preserve"> commit </w:t>
+      </w:r>
+      <w:proofErr w:type="spellStart"/>
+      <w:r>
+        <w:t>xuống</w:t>
+      </w:r>
+      <w:proofErr w:type="spellEnd"/>
+      <w:r>
+        <w:t xml:space="preserve"> DB.</w:t>
       </w:r>
     </w:p>
     <w:p>
@@ -22052,2606 +22460,14 @@
     </w:p>
     <w:p>
       <w:pPr>
-        <w:spacing w:after="120"/>
-        <w:jc w:val="both"/>
-      </w:pPr>
-      <w:proofErr w:type="spellStart"/>
-      <w:r>
-        <w:rPr>
-          <w:i/>
-          <w:iCs/>
-        </w:rPr>
-        <w:t>Đoạn</w:t>
-      </w:r>
-      <w:proofErr w:type="spellEnd"/>
-      <w:r>
-        <w:rPr>
-          <w:i/>
-          <w:iCs/>
-        </w:rPr>
-        <w:t xml:space="preserve"> </w:t>
-      </w:r>
-      <w:proofErr w:type="spellStart"/>
-      <w:r>
-        <w:rPr>
-          <w:i/>
-          <w:iCs/>
-        </w:rPr>
-        <w:t>mã</w:t>
-      </w:r>
-      <w:proofErr w:type="spellEnd"/>
-      <w:r>
-        <w:rPr>
-          <w:i/>
-          <w:iCs/>
-        </w:rPr>
-        <w:t xml:space="preserve"> </w:t>
-      </w:r>
-      <w:proofErr w:type="spellStart"/>
-      <w:r>
-        <w:rPr>
-          <w:i/>
-          <w:iCs/>
-        </w:rPr>
-        <w:t>cốt</w:t>
-      </w:r>
-      <w:proofErr w:type="spellEnd"/>
-      <w:r>
-        <w:rPr>
-          <w:i/>
-          <w:iCs/>
-        </w:rPr>
-        <w:t xml:space="preserve"> </w:t>
-      </w:r>
-      <w:proofErr w:type="spellStart"/>
-      <w:r>
-        <w:rPr>
-          <w:i/>
-          <w:iCs/>
-        </w:rPr>
-        <w:t>lõi</w:t>
-      </w:r>
-      <w:proofErr w:type="spellEnd"/>
-      <w:r>
-        <w:rPr>
-          <w:i/>
-          <w:iCs/>
-        </w:rPr>
-        <w:t xml:space="preserve"> </w:t>
-      </w:r>
-      <w:proofErr w:type="spellStart"/>
-      <w:r>
-        <w:rPr>
-          <w:i/>
-          <w:iCs/>
-        </w:rPr>
-        <w:t>mô</w:t>
-      </w:r>
-      <w:proofErr w:type="spellEnd"/>
-      <w:r>
-        <w:rPr>
-          <w:i/>
-          <w:iCs/>
-        </w:rPr>
-        <w:t xml:space="preserve"> </w:t>
-      </w:r>
-      <w:proofErr w:type="spellStart"/>
-      <w:r>
-        <w:rPr>
-          <w:i/>
-          <w:iCs/>
-        </w:rPr>
-        <w:t>phỏng</w:t>
-      </w:r>
-      <w:proofErr w:type="spellEnd"/>
-      <w:r>
-        <w:rPr>
-          <w:i/>
-          <w:iCs/>
-        </w:rPr>
-        <w:t xml:space="preserve"> </w:t>
-      </w:r>
-      <w:proofErr w:type="spellStart"/>
-      <w:r>
-        <w:rPr>
-          <w:i/>
-          <w:iCs/>
-        </w:rPr>
-        <w:t>hoạt</w:t>
-      </w:r>
-      <w:proofErr w:type="spellEnd"/>
-      <w:r>
-        <w:rPr>
-          <w:i/>
-          <w:iCs/>
-        </w:rPr>
-        <w:t xml:space="preserve"> </w:t>
-      </w:r>
-      <w:proofErr w:type="spellStart"/>
-      <w:r>
-        <w:rPr>
-          <w:i/>
-          <w:iCs/>
-        </w:rPr>
-        <w:t>động</w:t>
-      </w:r>
-      <w:proofErr w:type="spellEnd"/>
-      <w:r>
-        <w:rPr>
-          <w:i/>
-          <w:iCs/>
-        </w:rPr>
-        <w:t xml:space="preserve"> </w:t>
-      </w:r>
-      <w:proofErr w:type="spellStart"/>
-      <w:r>
-        <w:rPr>
-          <w:i/>
-          <w:iCs/>
-        </w:rPr>
-        <w:t>của</w:t>
-      </w:r>
-      <w:proofErr w:type="spellEnd"/>
-      <w:r>
-        <w:rPr>
-          <w:i/>
-          <w:iCs/>
-        </w:rPr>
-        <w:t xml:space="preserve"> </w:t>
-      </w:r>
-      <w:proofErr w:type="spellStart"/>
-      <w:r>
-        <w:rPr>
-          <w:i/>
-          <w:iCs/>
-        </w:rPr>
-        <w:t>AuditLogInterceptor</w:t>
-      </w:r>
-      <w:proofErr w:type="spellEnd"/>
-      <w:r>
-        <w:rPr>
-          <w:i/>
-          <w:iCs/>
-        </w:rPr>
-        <w:t>:</w:t>
-      </w:r>
-    </w:p>
-    <w:p>
-      <w:pPr>
-        <w:jc w:val="both"/>
-      </w:pPr>
-      <w:r>
-        <w:t xml:space="preserve"> </w:t>
-      </w:r>
-    </w:p>
-    <w:p>
-      <w:pPr>
-        <w:jc w:val="both"/>
-      </w:pPr>
-      <w:r>
-        <w:rPr>
-          <w:rFonts w:eastAsia="Courier New"/>
+        <w:pStyle w:val="Heading2"/>
+        <w:jc w:val="both"/>
+        <w:rPr>
           <w:sz w:val="28"/>
           <w:szCs w:val="28"/>
         </w:rPr>
-        <w:t xml:space="preserve">         </w:t>
-      </w:r>
-      <w:r>
-        <w:rPr>
-          <w:sz w:val="40"/>
-          <w:szCs w:val="40"/>
-        </w:rPr>
-        <w:br/>
-      </w:r>
-      <w:r>
-        <w:rPr>
-          <w:rFonts w:eastAsia="Courier New"/>
-          <w:sz w:val="28"/>
-          <w:szCs w:val="28"/>
-        </w:rPr>
-        <w:t xml:space="preserve">    public override async </w:t>
-      </w:r>
-      <w:proofErr w:type="spellStart"/>
-      <w:r>
-        <w:rPr>
-          <w:rFonts w:eastAsia="Courier New"/>
-          <w:sz w:val="28"/>
-          <w:szCs w:val="28"/>
-        </w:rPr>
-        <w:t>ValueTask</w:t>
-      </w:r>
-      <w:proofErr w:type="spellEnd"/>
-      <w:r>
-        <w:rPr>
-          <w:rFonts w:eastAsia="Courier New"/>
-          <w:sz w:val="28"/>
-          <w:szCs w:val="28"/>
-        </w:rPr>
-        <w:t>&lt;</w:t>
-      </w:r>
-      <w:proofErr w:type="spellStart"/>
-      <w:r>
-        <w:rPr>
-          <w:rFonts w:eastAsia="Courier New"/>
-          <w:sz w:val="28"/>
-          <w:szCs w:val="28"/>
-        </w:rPr>
-        <w:t>InterceptionResult</w:t>
-      </w:r>
-      <w:proofErr w:type="spellEnd"/>
-      <w:r>
-        <w:rPr>
-          <w:rFonts w:eastAsia="Courier New"/>
-          <w:sz w:val="28"/>
-          <w:szCs w:val="28"/>
-        </w:rPr>
-        <w:t xml:space="preserve">&lt;int&gt;&gt; </w:t>
-      </w:r>
-      <w:proofErr w:type="spellStart"/>
-      <w:r>
-        <w:rPr>
-          <w:rFonts w:eastAsia="Courier New"/>
-          <w:sz w:val="28"/>
-          <w:szCs w:val="28"/>
-        </w:rPr>
-        <w:t>SavingChangesAsync</w:t>
-      </w:r>
-      <w:proofErr w:type="spellEnd"/>
-      <w:r>
-        <w:rPr>
-          <w:rFonts w:eastAsia="Courier New"/>
-          <w:sz w:val="28"/>
-          <w:szCs w:val="28"/>
-        </w:rPr>
-        <w:t xml:space="preserve">(    </w:t>
-      </w:r>
-      <w:r>
-        <w:rPr>
-          <w:sz w:val="40"/>
-          <w:szCs w:val="40"/>
-        </w:rPr>
-        <w:br/>
-      </w:r>
-      <w:r>
-        <w:rPr>
-          <w:rFonts w:eastAsia="Courier New"/>
-          <w:sz w:val="28"/>
-          <w:szCs w:val="28"/>
-        </w:rPr>
-        <w:t xml:space="preserve">        </w:t>
-      </w:r>
-      <w:proofErr w:type="spellStart"/>
-      <w:r>
-        <w:rPr>
-          <w:rFonts w:eastAsia="Courier New"/>
-          <w:sz w:val="28"/>
-          <w:szCs w:val="28"/>
-        </w:rPr>
-        <w:t>DbContextEventData</w:t>
-      </w:r>
-      <w:proofErr w:type="spellEnd"/>
-      <w:r>
-        <w:rPr>
-          <w:rFonts w:eastAsia="Courier New"/>
-          <w:sz w:val="28"/>
-          <w:szCs w:val="28"/>
-        </w:rPr>
-        <w:t xml:space="preserve"> </w:t>
-      </w:r>
-      <w:proofErr w:type="spellStart"/>
-      <w:r>
-        <w:rPr>
-          <w:rFonts w:eastAsia="Courier New"/>
-          <w:sz w:val="28"/>
-          <w:szCs w:val="28"/>
-        </w:rPr>
-        <w:t>eventData</w:t>
-      </w:r>
-      <w:proofErr w:type="spellEnd"/>
-      <w:r>
-        <w:rPr>
-          <w:rFonts w:eastAsia="Courier New"/>
-          <w:sz w:val="28"/>
-          <w:szCs w:val="28"/>
-        </w:rPr>
-        <w:t xml:space="preserve">, </w:t>
-      </w:r>
-      <w:proofErr w:type="spellStart"/>
-      <w:r>
-        <w:rPr>
-          <w:rFonts w:eastAsia="Courier New"/>
-          <w:sz w:val="28"/>
-          <w:szCs w:val="28"/>
-        </w:rPr>
-        <w:t>InterceptionResult</w:t>
-      </w:r>
-      <w:proofErr w:type="spellEnd"/>
-      <w:r>
-        <w:rPr>
-          <w:rFonts w:eastAsia="Courier New"/>
-          <w:sz w:val="28"/>
-          <w:szCs w:val="28"/>
-        </w:rPr>
-        <w:t xml:space="preserve">&lt;int&gt; result, </w:t>
-      </w:r>
-      <w:proofErr w:type="spellStart"/>
-      <w:r>
-        <w:rPr>
-          <w:rFonts w:eastAsia="Courier New"/>
-          <w:sz w:val="28"/>
-          <w:szCs w:val="28"/>
-        </w:rPr>
-        <w:t>CancellationToken</w:t>
-      </w:r>
-      <w:proofErr w:type="spellEnd"/>
-      <w:r>
-        <w:rPr>
-          <w:rFonts w:eastAsia="Courier New"/>
-          <w:sz w:val="28"/>
-          <w:szCs w:val="28"/>
-        </w:rPr>
-        <w:t xml:space="preserve"> </w:t>
-      </w:r>
-      <w:proofErr w:type="spellStart"/>
-      <w:r>
-        <w:rPr>
-          <w:rFonts w:eastAsia="Courier New"/>
-          <w:sz w:val="28"/>
-          <w:szCs w:val="28"/>
-        </w:rPr>
-        <w:t>cancellationToken</w:t>
-      </w:r>
-      <w:proofErr w:type="spellEnd"/>
-      <w:r>
-        <w:rPr>
-          <w:rFonts w:eastAsia="Courier New"/>
-          <w:sz w:val="28"/>
-          <w:szCs w:val="28"/>
-        </w:rPr>
-        <w:t xml:space="preserve">)    </w:t>
-      </w:r>
-      <w:r>
-        <w:rPr>
-          <w:sz w:val="40"/>
-          <w:szCs w:val="40"/>
-        </w:rPr>
-        <w:br/>
-      </w:r>
-      <w:r>
-        <w:rPr>
-          <w:rFonts w:eastAsia="Courier New"/>
-          <w:sz w:val="28"/>
-          <w:szCs w:val="28"/>
-        </w:rPr>
-        <w:t xml:space="preserve">    {    </w:t>
-      </w:r>
-      <w:r>
-        <w:rPr>
-          <w:sz w:val="40"/>
-          <w:szCs w:val="40"/>
-        </w:rPr>
-        <w:br/>
-      </w:r>
-      <w:r>
-        <w:rPr>
-          <w:rFonts w:eastAsia="Courier New"/>
-          <w:sz w:val="28"/>
-          <w:szCs w:val="28"/>
-        </w:rPr>
-        <w:t xml:space="preserve">        var context = </w:t>
-      </w:r>
-      <w:proofErr w:type="spellStart"/>
-      <w:r>
-        <w:rPr>
-          <w:rFonts w:eastAsia="Courier New"/>
-          <w:sz w:val="28"/>
-          <w:szCs w:val="28"/>
-        </w:rPr>
-        <w:t>eventData.Context</w:t>
-      </w:r>
-      <w:proofErr w:type="spellEnd"/>
-      <w:r>
-        <w:rPr>
-          <w:rFonts w:eastAsia="Courier New"/>
-          <w:sz w:val="28"/>
-          <w:szCs w:val="28"/>
-        </w:rPr>
-        <w:t xml:space="preserve">;    </w:t>
-      </w:r>
-      <w:r>
-        <w:rPr>
-          <w:sz w:val="40"/>
-          <w:szCs w:val="40"/>
-        </w:rPr>
-        <w:br/>
-      </w:r>
-      <w:r>
-        <w:rPr>
-          <w:rFonts w:eastAsia="Courier New"/>
-          <w:sz w:val="28"/>
-          <w:szCs w:val="28"/>
-        </w:rPr>
-        <w:t xml:space="preserve">        var </w:t>
-      </w:r>
-      <w:proofErr w:type="spellStart"/>
-      <w:r>
-        <w:rPr>
-          <w:rFonts w:eastAsia="Courier New"/>
-          <w:sz w:val="28"/>
-          <w:szCs w:val="28"/>
-        </w:rPr>
-        <w:t>auditEntries</w:t>
-      </w:r>
-      <w:proofErr w:type="spellEnd"/>
-      <w:r>
-        <w:rPr>
-          <w:rFonts w:eastAsia="Courier New"/>
-          <w:sz w:val="28"/>
-          <w:szCs w:val="28"/>
-        </w:rPr>
-        <w:t xml:space="preserve"> = new List&lt;</w:t>
-      </w:r>
-      <w:proofErr w:type="spellStart"/>
-      <w:r>
-        <w:rPr>
-          <w:rFonts w:eastAsia="Courier New"/>
-          <w:sz w:val="28"/>
-          <w:szCs w:val="28"/>
-        </w:rPr>
-        <w:t>SystemAuditLog</w:t>
-      </w:r>
-      <w:proofErr w:type="spellEnd"/>
-      <w:r>
-        <w:rPr>
-          <w:rFonts w:eastAsia="Courier New"/>
-          <w:sz w:val="28"/>
-          <w:szCs w:val="28"/>
-        </w:rPr>
-        <w:t xml:space="preserve">&gt;();    </w:t>
-      </w:r>
-      <w:r>
-        <w:rPr>
-          <w:sz w:val="40"/>
-          <w:szCs w:val="40"/>
-        </w:rPr>
-        <w:br/>
-      </w:r>
-      <w:r>
-        <w:rPr>
-          <w:rFonts w:eastAsia="Courier New"/>
-          <w:sz w:val="28"/>
-          <w:szCs w:val="28"/>
-        </w:rPr>
-        <w:t xml:space="preserve">         </w:t>
-      </w:r>
-      <w:r>
-        <w:rPr>
-          <w:sz w:val="40"/>
-          <w:szCs w:val="40"/>
-        </w:rPr>
-        <w:br/>
-      </w:r>
-      <w:r>
-        <w:rPr>
-          <w:rFonts w:eastAsia="Courier New"/>
-          <w:sz w:val="28"/>
-          <w:szCs w:val="28"/>
-        </w:rPr>
-        <w:t xml:space="preserve">        // </w:t>
-      </w:r>
-      <w:proofErr w:type="spellStart"/>
-      <w:r>
-        <w:rPr>
-          <w:rFonts w:eastAsia="Courier New"/>
-          <w:sz w:val="28"/>
-          <w:szCs w:val="28"/>
-        </w:rPr>
-        <w:t>Quét</w:t>
-      </w:r>
-      <w:proofErr w:type="spellEnd"/>
-      <w:r>
-        <w:rPr>
-          <w:rFonts w:eastAsia="Courier New"/>
-          <w:sz w:val="28"/>
-          <w:szCs w:val="28"/>
-        </w:rPr>
-        <w:t xml:space="preserve"> </w:t>
-      </w:r>
-      <w:proofErr w:type="spellStart"/>
-      <w:r>
-        <w:rPr>
-          <w:rFonts w:eastAsia="Courier New"/>
-          <w:sz w:val="28"/>
-          <w:szCs w:val="28"/>
-        </w:rPr>
-        <w:t>toàn</w:t>
-      </w:r>
-      <w:proofErr w:type="spellEnd"/>
-      <w:r>
-        <w:rPr>
-          <w:rFonts w:eastAsia="Courier New"/>
-          <w:sz w:val="28"/>
-          <w:szCs w:val="28"/>
-        </w:rPr>
-        <w:t xml:space="preserve"> </w:t>
-      </w:r>
-      <w:proofErr w:type="spellStart"/>
-      <w:r>
-        <w:rPr>
-          <w:rFonts w:eastAsia="Courier New"/>
-          <w:sz w:val="28"/>
-          <w:szCs w:val="28"/>
-        </w:rPr>
-        <w:t>bộ</w:t>
-      </w:r>
-      <w:proofErr w:type="spellEnd"/>
-      <w:r>
-        <w:rPr>
-          <w:rFonts w:eastAsia="Courier New"/>
-          <w:sz w:val="28"/>
-          <w:szCs w:val="28"/>
-        </w:rPr>
-        <w:t xml:space="preserve"> </w:t>
-      </w:r>
-      <w:proofErr w:type="spellStart"/>
-      <w:r>
-        <w:rPr>
-          <w:rFonts w:eastAsia="Courier New"/>
-          <w:sz w:val="28"/>
-          <w:szCs w:val="28"/>
-        </w:rPr>
-        <w:t>các</w:t>
-      </w:r>
-      <w:proofErr w:type="spellEnd"/>
-      <w:r>
-        <w:rPr>
-          <w:rFonts w:eastAsia="Courier New"/>
-          <w:sz w:val="28"/>
-          <w:szCs w:val="28"/>
-        </w:rPr>
-        <w:t xml:space="preserve"> Entity </w:t>
-      </w:r>
-      <w:proofErr w:type="spellStart"/>
-      <w:r>
-        <w:rPr>
-          <w:rFonts w:eastAsia="Courier New"/>
-          <w:sz w:val="28"/>
-          <w:szCs w:val="28"/>
-        </w:rPr>
-        <w:t>đang</w:t>
-      </w:r>
-      <w:proofErr w:type="spellEnd"/>
-      <w:r>
-        <w:rPr>
-          <w:rFonts w:eastAsia="Courier New"/>
-          <w:sz w:val="28"/>
-          <w:szCs w:val="28"/>
-        </w:rPr>
-        <w:t xml:space="preserve"> </w:t>
-      </w:r>
-      <w:proofErr w:type="spellStart"/>
-      <w:r>
-        <w:rPr>
-          <w:rFonts w:eastAsia="Courier New"/>
-          <w:sz w:val="28"/>
-          <w:szCs w:val="28"/>
-        </w:rPr>
-        <w:t>bị</w:t>
-      </w:r>
-      <w:proofErr w:type="spellEnd"/>
-      <w:r>
-        <w:rPr>
-          <w:rFonts w:eastAsia="Courier New"/>
-          <w:sz w:val="28"/>
-          <w:szCs w:val="28"/>
-        </w:rPr>
-        <w:t xml:space="preserve"> </w:t>
-      </w:r>
-      <w:proofErr w:type="spellStart"/>
-      <w:r>
-        <w:rPr>
-          <w:rFonts w:eastAsia="Courier New"/>
-          <w:sz w:val="28"/>
-          <w:szCs w:val="28"/>
-        </w:rPr>
-        <w:t>thay</w:t>
-      </w:r>
-      <w:proofErr w:type="spellEnd"/>
-      <w:r>
-        <w:rPr>
-          <w:rFonts w:eastAsia="Courier New"/>
-          <w:sz w:val="28"/>
-          <w:szCs w:val="28"/>
-        </w:rPr>
-        <w:t xml:space="preserve"> </w:t>
-      </w:r>
-      <w:proofErr w:type="spellStart"/>
-      <w:r>
-        <w:rPr>
-          <w:rFonts w:eastAsia="Courier New"/>
-          <w:sz w:val="28"/>
-          <w:szCs w:val="28"/>
-        </w:rPr>
-        <w:t>đổi</w:t>
-      </w:r>
-      <w:proofErr w:type="spellEnd"/>
-      <w:r>
-        <w:rPr>
-          <w:rFonts w:eastAsia="Courier New"/>
-          <w:sz w:val="28"/>
-          <w:szCs w:val="28"/>
-        </w:rPr>
-        <w:t xml:space="preserve"> </w:t>
-      </w:r>
-      <w:proofErr w:type="spellStart"/>
-      <w:r>
-        <w:rPr>
-          <w:rFonts w:eastAsia="Courier New"/>
-          <w:sz w:val="28"/>
-          <w:szCs w:val="28"/>
-        </w:rPr>
-        <w:t>trong</w:t>
-      </w:r>
-      <w:proofErr w:type="spellEnd"/>
-      <w:r>
-        <w:rPr>
-          <w:rFonts w:eastAsia="Courier New"/>
-          <w:sz w:val="28"/>
-          <w:szCs w:val="28"/>
-        </w:rPr>
-        <w:t xml:space="preserve"> </w:t>
-      </w:r>
-      <w:proofErr w:type="spellStart"/>
-      <w:r>
-        <w:rPr>
-          <w:rFonts w:eastAsia="Courier New"/>
-          <w:sz w:val="28"/>
-          <w:szCs w:val="28"/>
-        </w:rPr>
-        <w:t>ChangeTracker</w:t>
-      </w:r>
-      <w:proofErr w:type="spellEnd"/>
-      <w:r>
-        <w:rPr>
-          <w:rFonts w:eastAsia="Courier New"/>
-          <w:sz w:val="28"/>
-          <w:szCs w:val="28"/>
-        </w:rPr>
-        <w:t xml:space="preserve">    </w:t>
-      </w:r>
-      <w:r>
-        <w:rPr>
-          <w:sz w:val="40"/>
-          <w:szCs w:val="40"/>
-        </w:rPr>
-        <w:br/>
-      </w:r>
-      <w:r>
-        <w:rPr>
-          <w:rFonts w:eastAsia="Courier New"/>
-          <w:sz w:val="28"/>
-          <w:szCs w:val="28"/>
-        </w:rPr>
-        <w:t xml:space="preserve">        foreach (var entry in </w:t>
-      </w:r>
-      <w:proofErr w:type="spellStart"/>
-      <w:r>
-        <w:rPr>
-          <w:rFonts w:eastAsia="Courier New"/>
-          <w:sz w:val="28"/>
-          <w:szCs w:val="28"/>
-        </w:rPr>
-        <w:t>context.ChangeTracker.Entries</w:t>
-      </w:r>
-      <w:proofErr w:type="spellEnd"/>
-      <w:r>
-        <w:rPr>
-          <w:rFonts w:eastAsia="Courier New"/>
-          <w:sz w:val="28"/>
-          <w:szCs w:val="28"/>
-        </w:rPr>
-        <w:t xml:space="preserve">().Where(e =&gt; </w:t>
-      </w:r>
-      <w:proofErr w:type="spellStart"/>
-      <w:r>
-        <w:rPr>
-          <w:rFonts w:eastAsia="Courier New"/>
-          <w:sz w:val="28"/>
-          <w:szCs w:val="28"/>
-        </w:rPr>
-        <w:t>e.State</w:t>
-      </w:r>
-      <w:proofErr w:type="spellEnd"/>
-      <w:r>
-        <w:rPr>
-          <w:rFonts w:eastAsia="Courier New"/>
-          <w:sz w:val="28"/>
-          <w:szCs w:val="28"/>
-        </w:rPr>
-        <w:t xml:space="preserve"> == </w:t>
-      </w:r>
-      <w:proofErr w:type="spellStart"/>
-      <w:r>
-        <w:rPr>
-          <w:rFonts w:eastAsia="Courier New"/>
-          <w:sz w:val="28"/>
-          <w:szCs w:val="28"/>
-        </w:rPr>
-        <w:t>EntityState.Added</w:t>
-      </w:r>
-      <w:proofErr w:type="spellEnd"/>
-      <w:r>
-        <w:rPr>
-          <w:rFonts w:eastAsia="Courier New"/>
-          <w:sz w:val="28"/>
-          <w:szCs w:val="28"/>
-        </w:rPr>
-        <w:t xml:space="preserve"> || </w:t>
-      </w:r>
-      <w:proofErr w:type="spellStart"/>
-      <w:r>
-        <w:rPr>
-          <w:rFonts w:eastAsia="Courier New"/>
-          <w:sz w:val="28"/>
-          <w:szCs w:val="28"/>
-        </w:rPr>
-        <w:t>e.State</w:t>
-      </w:r>
-      <w:proofErr w:type="spellEnd"/>
-      <w:r>
-        <w:rPr>
-          <w:rFonts w:eastAsia="Courier New"/>
-          <w:sz w:val="28"/>
-          <w:szCs w:val="28"/>
-        </w:rPr>
-        <w:t xml:space="preserve"> == </w:t>
-      </w:r>
-      <w:proofErr w:type="spellStart"/>
-      <w:r>
-        <w:rPr>
-          <w:rFonts w:eastAsia="Courier New"/>
-          <w:sz w:val="28"/>
-          <w:szCs w:val="28"/>
-        </w:rPr>
-        <w:t>EntityState.Modified</w:t>
-      </w:r>
-      <w:proofErr w:type="spellEnd"/>
-      <w:r>
-        <w:rPr>
-          <w:rFonts w:eastAsia="Courier New"/>
-          <w:sz w:val="28"/>
-          <w:szCs w:val="28"/>
-        </w:rPr>
-        <w:t xml:space="preserve"> || </w:t>
-      </w:r>
-      <w:proofErr w:type="spellStart"/>
-      <w:r>
-        <w:rPr>
-          <w:rFonts w:eastAsia="Courier New"/>
-          <w:sz w:val="28"/>
-          <w:szCs w:val="28"/>
-        </w:rPr>
-        <w:t>e.State</w:t>
-      </w:r>
-      <w:proofErr w:type="spellEnd"/>
-      <w:r>
-        <w:rPr>
-          <w:rFonts w:eastAsia="Courier New"/>
-          <w:sz w:val="28"/>
-          <w:szCs w:val="28"/>
-        </w:rPr>
-        <w:t xml:space="preserve"> == </w:t>
-      </w:r>
-      <w:proofErr w:type="spellStart"/>
-      <w:r>
-        <w:rPr>
-          <w:rFonts w:eastAsia="Courier New"/>
-          <w:sz w:val="28"/>
-          <w:szCs w:val="28"/>
-        </w:rPr>
-        <w:t>EntityState.Deleted</w:t>
-      </w:r>
-      <w:proofErr w:type="spellEnd"/>
-      <w:r>
-        <w:rPr>
-          <w:rFonts w:eastAsia="Courier New"/>
-          <w:sz w:val="28"/>
-          <w:szCs w:val="28"/>
-        </w:rPr>
-        <w:t xml:space="preserve">))    </w:t>
-      </w:r>
-      <w:r>
-        <w:rPr>
-          <w:sz w:val="40"/>
-          <w:szCs w:val="40"/>
-        </w:rPr>
-        <w:br/>
-      </w:r>
-      <w:r>
-        <w:rPr>
-          <w:rFonts w:eastAsia="Courier New"/>
-          <w:sz w:val="28"/>
-          <w:szCs w:val="28"/>
-        </w:rPr>
-        <w:t xml:space="preserve">        {    </w:t>
-      </w:r>
-      <w:r>
-        <w:rPr>
-          <w:sz w:val="40"/>
-          <w:szCs w:val="40"/>
-        </w:rPr>
-        <w:br/>
-      </w:r>
-      <w:r>
-        <w:rPr>
-          <w:rFonts w:eastAsia="Courier New"/>
-          <w:sz w:val="28"/>
-          <w:szCs w:val="28"/>
-        </w:rPr>
-        <w:t xml:space="preserve">            var </w:t>
-      </w:r>
-      <w:proofErr w:type="spellStart"/>
-      <w:r>
-        <w:rPr>
-          <w:rFonts w:eastAsia="Courier New"/>
-          <w:sz w:val="28"/>
-          <w:szCs w:val="28"/>
-        </w:rPr>
-        <w:t>auditEntry</w:t>
-      </w:r>
-      <w:proofErr w:type="spellEnd"/>
-      <w:r>
-        <w:rPr>
-          <w:rFonts w:eastAsia="Courier New"/>
-          <w:sz w:val="28"/>
-          <w:szCs w:val="28"/>
-        </w:rPr>
-        <w:t xml:space="preserve"> = new </w:t>
-      </w:r>
-      <w:proofErr w:type="spellStart"/>
-      <w:r>
-        <w:rPr>
-          <w:rFonts w:eastAsia="Courier New"/>
-          <w:sz w:val="28"/>
-          <w:szCs w:val="28"/>
-        </w:rPr>
-        <w:t>SystemAuditLog</w:t>
-      </w:r>
-      <w:proofErr w:type="spellEnd"/>
-      <w:r>
-        <w:rPr>
-          <w:rFonts w:eastAsia="Courier New"/>
-          <w:sz w:val="28"/>
-          <w:szCs w:val="28"/>
-        </w:rPr>
-        <w:t xml:space="preserve">    </w:t>
-      </w:r>
-      <w:r>
-        <w:rPr>
-          <w:sz w:val="40"/>
-          <w:szCs w:val="40"/>
-        </w:rPr>
-        <w:br/>
-      </w:r>
-      <w:r>
-        <w:rPr>
-          <w:rFonts w:eastAsia="Courier New"/>
-          <w:sz w:val="28"/>
-          <w:szCs w:val="28"/>
-        </w:rPr>
-        <w:t xml:space="preserve">            {    </w:t>
-      </w:r>
-      <w:r>
-        <w:rPr>
-          <w:sz w:val="40"/>
-          <w:szCs w:val="40"/>
-        </w:rPr>
-        <w:br/>
-      </w:r>
-      <w:r>
-        <w:rPr>
-          <w:rFonts w:eastAsia="Courier New"/>
-          <w:sz w:val="28"/>
-          <w:szCs w:val="28"/>
-        </w:rPr>
-        <w:t xml:space="preserve">                </w:t>
-      </w:r>
-      <w:proofErr w:type="spellStart"/>
-      <w:r>
-        <w:rPr>
-          <w:rFonts w:eastAsia="Courier New"/>
-          <w:sz w:val="28"/>
-          <w:szCs w:val="28"/>
-        </w:rPr>
-        <w:t>TableName</w:t>
-      </w:r>
-      <w:proofErr w:type="spellEnd"/>
-      <w:r>
-        <w:rPr>
-          <w:rFonts w:eastAsia="Courier New"/>
-          <w:sz w:val="28"/>
-          <w:szCs w:val="28"/>
-        </w:rPr>
-        <w:t xml:space="preserve"> = </w:t>
-      </w:r>
-      <w:proofErr w:type="spellStart"/>
-      <w:r>
-        <w:rPr>
-          <w:rFonts w:eastAsia="Courier New"/>
-          <w:sz w:val="28"/>
-          <w:szCs w:val="28"/>
-        </w:rPr>
-        <w:t>entry.Metadata.GetTableName</w:t>
-      </w:r>
-      <w:proofErr w:type="spellEnd"/>
-      <w:r>
-        <w:rPr>
-          <w:rFonts w:eastAsia="Courier New"/>
-          <w:sz w:val="28"/>
-          <w:szCs w:val="28"/>
-        </w:rPr>
-        <w:t xml:space="preserve">(),    </w:t>
-      </w:r>
-      <w:r>
-        <w:rPr>
-          <w:sz w:val="40"/>
-          <w:szCs w:val="40"/>
-        </w:rPr>
-        <w:br/>
-      </w:r>
-      <w:r>
-        <w:rPr>
-          <w:rFonts w:eastAsia="Courier New"/>
-          <w:sz w:val="28"/>
-          <w:szCs w:val="28"/>
-        </w:rPr>
-        <w:t xml:space="preserve">                Action = </w:t>
-      </w:r>
-      <w:proofErr w:type="spellStart"/>
-      <w:r>
-        <w:rPr>
-          <w:rFonts w:eastAsia="Courier New"/>
-          <w:sz w:val="28"/>
-          <w:szCs w:val="28"/>
-        </w:rPr>
-        <w:t>entry.State.ToString</w:t>
-      </w:r>
-      <w:proofErr w:type="spellEnd"/>
-      <w:r>
-        <w:rPr>
-          <w:rFonts w:eastAsia="Courier New"/>
-          <w:sz w:val="28"/>
-          <w:szCs w:val="28"/>
-        </w:rPr>
-        <w:t xml:space="preserve">(),    </w:t>
-      </w:r>
-      <w:r>
-        <w:rPr>
-          <w:sz w:val="40"/>
-          <w:szCs w:val="40"/>
-        </w:rPr>
-        <w:br/>
-      </w:r>
-      <w:r>
-        <w:rPr>
-          <w:rFonts w:eastAsia="Courier New"/>
-          <w:sz w:val="28"/>
-          <w:szCs w:val="28"/>
-        </w:rPr>
-        <w:t xml:space="preserve">                </w:t>
-      </w:r>
-      <w:proofErr w:type="spellStart"/>
-      <w:r>
-        <w:rPr>
-          <w:rFonts w:eastAsia="Courier New"/>
-          <w:sz w:val="28"/>
-          <w:szCs w:val="28"/>
-        </w:rPr>
-        <w:t>UserId</w:t>
-      </w:r>
-      <w:proofErr w:type="spellEnd"/>
-      <w:r>
-        <w:rPr>
-          <w:rFonts w:eastAsia="Courier New"/>
-          <w:sz w:val="28"/>
-          <w:szCs w:val="28"/>
-        </w:rPr>
-        <w:t xml:space="preserve"> = _</w:t>
-      </w:r>
-      <w:proofErr w:type="spellStart"/>
-      <w:r>
-        <w:rPr>
-          <w:rFonts w:eastAsia="Courier New"/>
-          <w:sz w:val="28"/>
-          <w:szCs w:val="28"/>
-        </w:rPr>
-        <w:t>currentUserService.UserId</w:t>
-      </w:r>
-      <w:proofErr w:type="spellEnd"/>
-      <w:r>
-        <w:rPr>
-          <w:rFonts w:eastAsia="Courier New"/>
-          <w:sz w:val="28"/>
-          <w:szCs w:val="28"/>
-        </w:rPr>
-        <w:t xml:space="preserve">, // </w:t>
-      </w:r>
-      <w:proofErr w:type="spellStart"/>
-      <w:r>
-        <w:rPr>
-          <w:rFonts w:eastAsia="Courier New"/>
-          <w:sz w:val="28"/>
-          <w:szCs w:val="28"/>
-        </w:rPr>
-        <w:t>Lấy</w:t>
-      </w:r>
-      <w:proofErr w:type="spellEnd"/>
-      <w:r>
-        <w:rPr>
-          <w:rFonts w:eastAsia="Courier New"/>
-          <w:sz w:val="28"/>
-          <w:szCs w:val="28"/>
-        </w:rPr>
-        <w:t xml:space="preserve"> </w:t>
-      </w:r>
-      <w:proofErr w:type="spellStart"/>
-      <w:r>
-        <w:rPr>
-          <w:rFonts w:eastAsia="Courier New"/>
-          <w:sz w:val="28"/>
-          <w:szCs w:val="28"/>
-        </w:rPr>
-        <w:t>từ</w:t>
-      </w:r>
-      <w:proofErr w:type="spellEnd"/>
-      <w:r>
-        <w:rPr>
-          <w:rFonts w:eastAsia="Courier New"/>
-          <w:sz w:val="28"/>
-          <w:szCs w:val="28"/>
-        </w:rPr>
-        <w:t xml:space="preserve"> JWT Context    </w:t>
-      </w:r>
-      <w:r>
-        <w:rPr>
-          <w:sz w:val="40"/>
-          <w:szCs w:val="40"/>
-        </w:rPr>
-        <w:br/>
-      </w:r>
-      <w:r>
-        <w:rPr>
-          <w:rFonts w:eastAsia="Courier New"/>
-          <w:sz w:val="28"/>
-          <w:szCs w:val="28"/>
-        </w:rPr>
-        <w:t xml:space="preserve">                </w:t>
-      </w:r>
-      <w:proofErr w:type="spellStart"/>
-      <w:r>
-        <w:rPr>
-          <w:rFonts w:eastAsia="Courier New"/>
-          <w:sz w:val="28"/>
-          <w:szCs w:val="28"/>
-        </w:rPr>
-        <w:t>LoggedAt</w:t>
-      </w:r>
-      <w:proofErr w:type="spellEnd"/>
-      <w:r>
-        <w:rPr>
-          <w:rFonts w:eastAsia="Courier New"/>
-          <w:sz w:val="28"/>
-          <w:szCs w:val="28"/>
-        </w:rPr>
-        <w:t xml:space="preserve"> = </w:t>
-      </w:r>
-      <w:proofErr w:type="spellStart"/>
-      <w:r>
-        <w:rPr>
-          <w:rFonts w:eastAsia="Courier New"/>
-          <w:sz w:val="28"/>
-          <w:szCs w:val="28"/>
-        </w:rPr>
-        <w:t>DateTime.UtcNow</w:t>
-      </w:r>
-      <w:proofErr w:type="spellEnd"/>
-      <w:r>
-        <w:rPr>
-          <w:rFonts w:eastAsia="Courier New"/>
-          <w:sz w:val="28"/>
-          <w:szCs w:val="28"/>
-        </w:rPr>
-        <w:t xml:space="preserve">    </w:t>
-      </w:r>
-      <w:r>
-        <w:rPr>
-          <w:sz w:val="40"/>
-          <w:szCs w:val="40"/>
-        </w:rPr>
-        <w:br/>
-      </w:r>
-      <w:r>
-        <w:rPr>
-          <w:rFonts w:eastAsia="Courier New"/>
-          <w:sz w:val="28"/>
-          <w:szCs w:val="28"/>
-        </w:rPr>
-        <w:t xml:space="preserve">            };    </w:t>
-      </w:r>
-      <w:r>
-        <w:rPr>
-          <w:sz w:val="40"/>
-          <w:szCs w:val="40"/>
-        </w:rPr>
-        <w:br/>
-      </w:r>
-      <w:r>
-        <w:rPr>
-          <w:rFonts w:eastAsia="Courier New"/>
-          <w:sz w:val="28"/>
-          <w:szCs w:val="28"/>
-        </w:rPr>
-        <w:t xml:space="preserve">            // Serialize </w:t>
-      </w:r>
-      <w:proofErr w:type="spellStart"/>
-      <w:r>
-        <w:rPr>
-          <w:rFonts w:eastAsia="Courier New"/>
-          <w:sz w:val="28"/>
-          <w:szCs w:val="28"/>
-        </w:rPr>
-        <w:t>giá</w:t>
-      </w:r>
-      <w:proofErr w:type="spellEnd"/>
-      <w:r>
-        <w:rPr>
-          <w:rFonts w:eastAsia="Courier New"/>
-          <w:sz w:val="28"/>
-          <w:szCs w:val="28"/>
-        </w:rPr>
-        <w:t xml:space="preserve"> </w:t>
-      </w:r>
-      <w:proofErr w:type="spellStart"/>
-      <w:r>
-        <w:rPr>
-          <w:rFonts w:eastAsia="Courier New"/>
-          <w:sz w:val="28"/>
-          <w:szCs w:val="28"/>
-        </w:rPr>
-        <w:t>trị</w:t>
-      </w:r>
-      <w:proofErr w:type="spellEnd"/>
-      <w:r>
-        <w:rPr>
-          <w:rFonts w:eastAsia="Courier New"/>
-          <w:sz w:val="28"/>
-          <w:szCs w:val="28"/>
-        </w:rPr>
-        <w:t xml:space="preserve"> </w:t>
-      </w:r>
-      <w:proofErr w:type="spellStart"/>
-      <w:r>
-        <w:rPr>
-          <w:rFonts w:eastAsia="Courier New"/>
-          <w:sz w:val="28"/>
-          <w:szCs w:val="28"/>
-        </w:rPr>
-        <w:t>cũ</w:t>
-      </w:r>
-      <w:proofErr w:type="spellEnd"/>
-      <w:r>
-        <w:rPr>
-          <w:rFonts w:eastAsia="Courier New"/>
-          <w:sz w:val="28"/>
-          <w:szCs w:val="28"/>
-        </w:rPr>
-        <w:t>/</w:t>
-      </w:r>
-      <w:proofErr w:type="spellStart"/>
-      <w:r>
-        <w:rPr>
-          <w:rFonts w:eastAsia="Courier New"/>
-          <w:sz w:val="28"/>
-          <w:szCs w:val="28"/>
-        </w:rPr>
-        <w:t>mới</w:t>
-      </w:r>
-      <w:proofErr w:type="spellEnd"/>
-      <w:r>
-        <w:rPr>
-          <w:rFonts w:eastAsia="Courier New"/>
-          <w:sz w:val="28"/>
-          <w:szCs w:val="28"/>
-        </w:rPr>
-        <w:t xml:space="preserve"> ra JSON    </w:t>
-      </w:r>
-      <w:r>
-        <w:rPr>
-          <w:sz w:val="40"/>
-          <w:szCs w:val="40"/>
-        </w:rPr>
-        <w:br/>
-      </w:r>
-      <w:r>
-        <w:rPr>
-          <w:rFonts w:eastAsia="Courier New"/>
-          <w:sz w:val="28"/>
-          <w:szCs w:val="28"/>
-        </w:rPr>
-        <w:t xml:space="preserve">            if (</w:t>
-      </w:r>
-      <w:proofErr w:type="spellStart"/>
-      <w:r>
-        <w:rPr>
-          <w:rFonts w:eastAsia="Courier New"/>
-          <w:sz w:val="28"/>
-          <w:szCs w:val="28"/>
-        </w:rPr>
-        <w:t>entry.State</w:t>
-      </w:r>
-      <w:proofErr w:type="spellEnd"/>
-      <w:r>
-        <w:rPr>
-          <w:rFonts w:eastAsia="Courier New"/>
-          <w:sz w:val="28"/>
-          <w:szCs w:val="28"/>
-        </w:rPr>
-        <w:t xml:space="preserve"> == </w:t>
-      </w:r>
-      <w:proofErr w:type="spellStart"/>
-      <w:r>
-        <w:rPr>
-          <w:rFonts w:eastAsia="Courier New"/>
-          <w:sz w:val="28"/>
-          <w:szCs w:val="28"/>
-        </w:rPr>
-        <w:t>EntityState.Modified</w:t>
-      </w:r>
-      <w:proofErr w:type="spellEnd"/>
-      <w:r>
-        <w:rPr>
-          <w:rFonts w:eastAsia="Courier New"/>
-          <w:sz w:val="28"/>
-          <w:szCs w:val="28"/>
-        </w:rPr>
-        <w:t xml:space="preserve">)    </w:t>
-      </w:r>
-      <w:r>
-        <w:rPr>
-          <w:sz w:val="40"/>
-          <w:szCs w:val="40"/>
-        </w:rPr>
-        <w:br/>
-      </w:r>
-      <w:r>
-        <w:rPr>
-          <w:rFonts w:eastAsia="Courier New"/>
-          <w:sz w:val="28"/>
-          <w:szCs w:val="28"/>
-        </w:rPr>
-        <w:t xml:space="preserve">            {    </w:t>
-      </w:r>
-      <w:r>
-        <w:rPr>
-          <w:sz w:val="40"/>
-          <w:szCs w:val="40"/>
-        </w:rPr>
-        <w:br/>
-      </w:r>
-      <w:r>
-        <w:rPr>
-          <w:rFonts w:eastAsia="Courier New"/>
-          <w:sz w:val="28"/>
-          <w:szCs w:val="28"/>
-        </w:rPr>
-        <w:t xml:space="preserve">                </w:t>
-      </w:r>
-      <w:proofErr w:type="spellStart"/>
-      <w:r>
-        <w:rPr>
-          <w:rFonts w:eastAsia="Courier New"/>
-          <w:sz w:val="28"/>
-          <w:szCs w:val="28"/>
-        </w:rPr>
-        <w:t>auditEntry.OldValues</w:t>
-      </w:r>
-      <w:proofErr w:type="spellEnd"/>
-      <w:r>
-        <w:rPr>
-          <w:rFonts w:eastAsia="Courier New"/>
-          <w:sz w:val="28"/>
-          <w:szCs w:val="28"/>
-        </w:rPr>
-        <w:t xml:space="preserve"> = </w:t>
-      </w:r>
-      <w:proofErr w:type="spellStart"/>
-      <w:r>
-        <w:rPr>
-          <w:rFonts w:eastAsia="Courier New"/>
-          <w:sz w:val="28"/>
-          <w:szCs w:val="28"/>
-        </w:rPr>
-        <w:t>JsonSerializer.Serialize</w:t>
-      </w:r>
-      <w:proofErr w:type="spellEnd"/>
-      <w:r>
-        <w:rPr>
-          <w:rFonts w:eastAsia="Courier New"/>
-          <w:sz w:val="28"/>
-          <w:szCs w:val="28"/>
-        </w:rPr>
-        <w:t>(</w:t>
-      </w:r>
-      <w:proofErr w:type="spellStart"/>
-      <w:r>
-        <w:rPr>
-          <w:rFonts w:eastAsia="Courier New"/>
-          <w:sz w:val="28"/>
-          <w:szCs w:val="28"/>
-        </w:rPr>
-        <w:t>entry.OriginalValues.ToObject</w:t>
-      </w:r>
-      <w:proofErr w:type="spellEnd"/>
-      <w:r>
-        <w:rPr>
-          <w:rFonts w:eastAsia="Courier New"/>
-          <w:sz w:val="28"/>
-          <w:szCs w:val="28"/>
-        </w:rPr>
-        <w:t xml:space="preserve">());    </w:t>
-      </w:r>
-      <w:r>
-        <w:rPr>
-          <w:sz w:val="40"/>
-          <w:szCs w:val="40"/>
-        </w:rPr>
-        <w:br/>
-      </w:r>
-      <w:r>
-        <w:rPr>
-          <w:rFonts w:eastAsia="Courier New"/>
-          <w:sz w:val="28"/>
-          <w:szCs w:val="28"/>
-        </w:rPr>
-        <w:t xml:space="preserve">                </w:t>
-      </w:r>
-      <w:proofErr w:type="spellStart"/>
-      <w:r>
-        <w:rPr>
-          <w:rFonts w:eastAsia="Courier New"/>
-          <w:sz w:val="28"/>
-          <w:szCs w:val="28"/>
-        </w:rPr>
-        <w:t>auditEntry.NewValues</w:t>
-      </w:r>
-      <w:proofErr w:type="spellEnd"/>
-      <w:r>
-        <w:rPr>
-          <w:rFonts w:eastAsia="Courier New"/>
-          <w:sz w:val="28"/>
-          <w:szCs w:val="28"/>
-        </w:rPr>
-        <w:t xml:space="preserve"> = </w:t>
-      </w:r>
-      <w:proofErr w:type="spellStart"/>
-      <w:r>
-        <w:rPr>
-          <w:rFonts w:eastAsia="Courier New"/>
-          <w:sz w:val="28"/>
-          <w:szCs w:val="28"/>
-        </w:rPr>
-        <w:t>JsonSerializer.Serialize</w:t>
-      </w:r>
-      <w:proofErr w:type="spellEnd"/>
-      <w:r>
-        <w:rPr>
-          <w:rFonts w:eastAsia="Courier New"/>
-          <w:sz w:val="28"/>
-          <w:szCs w:val="28"/>
-        </w:rPr>
-        <w:t>(</w:t>
-      </w:r>
-      <w:proofErr w:type="spellStart"/>
-      <w:r>
-        <w:rPr>
-          <w:rFonts w:eastAsia="Courier New"/>
-          <w:sz w:val="28"/>
-          <w:szCs w:val="28"/>
-        </w:rPr>
-        <w:t>entry.CurrentValues.ToObject</w:t>
-      </w:r>
-      <w:proofErr w:type="spellEnd"/>
-      <w:r>
-        <w:rPr>
-          <w:rFonts w:eastAsia="Courier New"/>
-          <w:sz w:val="28"/>
-          <w:szCs w:val="28"/>
-        </w:rPr>
-        <w:t xml:space="preserve">());    </w:t>
-      </w:r>
-      <w:r>
-        <w:rPr>
-          <w:sz w:val="40"/>
-          <w:szCs w:val="40"/>
-        </w:rPr>
-        <w:br/>
-      </w:r>
-      <w:r>
-        <w:rPr>
-          <w:rFonts w:eastAsia="Courier New"/>
-          <w:sz w:val="28"/>
-          <w:szCs w:val="28"/>
-        </w:rPr>
-        <w:t xml:space="preserve">            }    </w:t>
-      </w:r>
-      <w:r>
-        <w:rPr>
-          <w:sz w:val="40"/>
-          <w:szCs w:val="40"/>
-        </w:rPr>
-        <w:br/>
-      </w:r>
-      <w:r>
-        <w:rPr>
-          <w:rFonts w:eastAsia="Courier New"/>
-          <w:sz w:val="28"/>
-          <w:szCs w:val="28"/>
-        </w:rPr>
-        <w:t xml:space="preserve">            </w:t>
-      </w:r>
-      <w:proofErr w:type="spellStart"/>
-      <w:r>
-        <w:rPr>
-          <w:rFonts w:eastAsia="Courier New"/>
-          <w:sz w:val="28"/>
-          <w:szCs w:val="28"/>
-        </w:rPr>
-        <w:t>auditEntries.Add</w:t>
-      </w:r>
-      <w:proofErr w:type="spellEnd"/>
-      <w:r>
-        <w:rPr>
-          <w:rFonts w:eastAsia="Courier New"/>
-          <w:sz w:val="28"/>
-          <w:szCs w:val="28"/>
-        </w:rPr>
-        <w:t>(</w:t>
-      </w:r>
-      <w:proofErr w:type="spellStart"/>
-      <w:r>
-        <w:rPr>
-          <w:rFonts w:eastAsia="Courier New"/>
-          <w:sz w:val="28"/>
-          <w:szCs w:val="28"/>
-        </w:rPr>
-        <w:t>auditEntry</w:t>
-      </w:r>
-      <w:proofErr w:type="spellEnd"/>
-      <w:r>
-        <w:rPr>
-          <w:rFonts w:eastAsia="Courier New"/>
-          <w:sz w:val="28"/>
-          <w:szCs w:val="28"/>
-        </w:rPr>
-        <w:t xml:space="preserve">);    </w:t>
-      </w:r>
-      <w:r>
-        <w:rPr>
-          <w:sz w:val="40"/>
-          <w:szCs w:val="40"/>
-        </w:rPr>
-        <w:br/>
-      </w:r>
-      <w:r>
-        <w:rPr>
-          <w:rFonts w:eastAsia="Courier New"/>
-          <w:sz w:val="28"/>
-          <w:szCs w:val="28"/>
-        </w:rPr>
-        <w:t xml:space="preserve">        }    </w:t>
-      </w:r>
-      <w:r>
-        <w:rPr>
-          <w:sz w:val="40"/>
-          <w:szCs w:val="40"/>
-        </w:rPr>
-        <w:br/>
-      </w:r>
-      <w:r>
-        <w:rPr>
-          <w:rFonts w:eastAsia="Courier New"/>
-          <w:sz w:val="28"/>
-          <w:szCs w:val="28"/>
-        </w:rPr>
-        <w:t xml:space="preserve">         </w:t>
-      </w:r>
-      <w:r>
-        <w:rPr>
-          <w:sz w:val="40"/>
-          <w:szCs w:val="40"/>
-        </w:rPr>
-        <w:br/>
-      </w:r>
-      <w:r>
-        <w:rPr>
-          <w:rFonts w:eastAsia="Courier New"/>
-          <w:sz w:val="28"/>
-          <w:szCs w:val="28"/>
-        </w:rPr>
-        <w:t xml:space="preserve">        // </w:t>
-      </w:r>
-      <w:proofErr w:type="spellStart"/>
-      <w:r>
-        <w:rPr>
-          <w:rFonts w:eastAsia="Courier New"/>
-          <w:sz w:val="28"/>
-          <w:szCs w:val="28"/>
-        </w:rPr>
-        <w:t>Ghi</w:t>
-      </w:r>
-      <w:proofErr w:type="spellEnd"/>
-      <w:r>
-        <w:rPr>
-          <w:rFonts w:eastAsia="Courier New"/>
-          <w:sz w:val="28"/>
-          <w:szCs w:val="28"/>
-        </w:rPr>
-        <w:t xml:space="preserve"> audit </w:t>
-      </w:r>
-      <w:proofErr w:type="spellStart"/>
-      <w:r>
-        <w:rPr>
-          <w:rFonts w:eastAsia="Courier New"/>
-          <w:sz w:val="28"/>
-          <w:szCs w:val="28"/>
-        </w:rPr>
-        <w:t>vào</w:t>
-      </w:r>
-      <w:proofErr w:type="spellEnd"/>
-      <w:r>
-        <w:rPr>
-          <w:rFonts w:eastAsia="Courier New"/>
-          <w:sz w:val="28"/>
-          <w:szCs w:val="28"/>
-        </w:rPr>
-        <w:t xml:space="preserve"> DB </w:t>
-      </w:r>
-      <w:proofErr w:type="spellStart"/>
-      <w:r>
-        <w:rPr>
-          <w:rFonts w:eastAsia="Courier New"/>
-          <w:sz w:val="28"/>
-          <w:szCs w:val="28"/>
-        </w:rPr>
-        <w:t>trong</w:t>
-      </w:r>
-      <w:proofErr w:type="spellEnd"/>
-      <w:r>
-        <w:rPr>
-          <w:rFonts w:eastAsia="Courier New"/>
-          <w:sz w:val="28"/>
-          <w:szCs w:val="28"/>
-        </w:rPr>
-        <w:t xml:space="preserve"> </w:t>
-      </w:r>
-      <w:proofErr w:type="spellStart"/>
-      <w:r>
-        <w:rPr>
-          <w:rFonts w:eastAsia="Courier New"/>
-          <w:sz w:val="28"/>
-          <w:szCs w:val="28"/>
-        </w:rPr>
-        <w:t>cùng</w:t>
-      </w:r>
-      <w:proofErr w:type="spellEnd"/>
-      <w:r>
-        <w:rPr>
-          <w:rFonts w:eastAsia="Courier New"/>
-          <w:sz w:val="28"/>
-          <w:szCs w:val="28"/>
-        </w:rPr>
-        <w:t xml:space="preserve"> 1 transaction    </w:t>
-      </w:r>
-      <w:r>
-        <w:rPr>
-          <w:sz w:val="40"/>
-          <w:szCs w:val="40"/>
-        </w:rPr>
-        <w:br/>
-      </w:r>
-      <w:r>
-        <w:rPr>
-          <w:rFonts w:eastAsia="Courier New"/>
-          <w:sz w:val="28"/>
-          <w:szCs w:val="28"/>
-        </w:rPr>
-        <w:t xml:space="preserve">        </w:t>
-      </w:r>
-      <w:proofErr w:type="spellStart"/>
-      <w:r>
-        <w:rPr>
-          <w:rFonts w:eastAsia="Courier New"/>
-          <w:sz w:val="28"/>
-          <w:szCs w:val="28"/>
-        </w:rPr>
-        <w:t>context.Set</w:t>
-      </w:r>
-      <w:proofErr w:type="spellEnd"/>
-      <w:r>
-        <w:rPr>
-          <w:rFonts w:eastAsia="Courier New"/>
-          <w:sz w:val="28"/>
-          <w:szCs w:val="28"/>
-        </w:rPr>
-        <w:t>&lt;</w:t>
-      </w:r>
-      <w:proofErr w:type="spellStart"/>
-      <w:r>
-        <w:rPr>
-          <w:rFonts w:eastAsia="Courier New"/>
-          <w:sz w:val="28"/>
-          <w:szCs w:val="28"/>
-        </w:rPr>
-        <w:t>SystemAuditLog</w:t>
-      </w:r>
-      <w:proofErr w:type="spellEnd"/>
-      <w:r>
-        <w:rPr>
-          <w:rFonts w:eastAsia="Courier New"/>
-          <w:sz w:val="28"/>
-          <w:szCs w:val="28"/>
-        </w:rPr>
-        <w:t>&gt;().</w:t>
-      </w:r>
-      <w:proofErr w:type="spellStart"/>
-      <w:r>
-        <w:rPr>
-          <w:rFonts w:eastAsia="Courier New"/>
-          <w:sz w:val="28"/>
-          <w:szCs w:val="28"/>
-        </w:rPr>
-        <w:t>AddRange</w:t>
-      </w:r>
-      <w:proofErr w:type="spellEnd"/>
-      <w:r>
-        <w:rPr>
-          <w:rFonts w:eastAsia="Courier New"/>
-          <w:sz w:val="28"/>
-          <w:szCs w:val="28"/>
-        </w:rPr>
-        <w:t>(</w:t>
-      </w:r>
-      <w:proofErr w:type="spellStart"/>
-      <w:r>
-        <w:rPr>
-          <w:rFonts w:eastAsia="Courier New"/>
-          <w:sz w:val="28"/>
-          <w:szCs w:val="28"/>
-        </w:rPr>
-        <w:t>auditEntries</w:t>
-      </w:r>
-      <w:proofErr w:type="spellEnd"/>
-      <w:r>
-        <w:rPr>
-          <w:rFonts w:eastAsia="Courier New"/>
-          <w:sz w:val="28"/>
-          <w:szCs w:val="28"/>
-        </w:rPr>
-        <w:t xml:space="preserve">);    </w:t>
-      </w:r>
-      <w:r>
-        <w:rPr>
-          <w:sz w:val="40"/>
-          <w:szCs w:val="40"/>
-        </w:rPr>
-        <w:br/>
-      </w:r>
-      <w:r>
-        <w:rPr>
-          <w:rFonts w:eastAsia="Courier New"/>
-          <w:sz w:val="28"/>
-          <w:szCs w:val="28"/>
-        </w:rPr>
-        <w:lastRenderedPageBreak/>
-        <w:t xml:space="preserve">        return await </w:t>
-      </w:r>
-      <w:proofErr w:type="spellStart"/>
-      <w:r>
-        <w:rPr>
-          <w:rFonts w:eastAsia="Courier New"/>
-          <w:sz w:val="28"/>
-          <w:szCs w:val="28"/>
-        </w:rPr>
-        <w:t>base.SavingChangesAsync</w:t>
-      </w:r>
-      <w:proofErr w:type="spellEnd"/>
-      <w:r>
-        <w:rPr>
-          <w:rFonts w:eastAsia="Courier New"/>
-          <w:sz w:val="28"/>
-          <w:szCs w:val="28"/>
-        </w:rPr>
-        <w:t>(</w:t>
-      </w:r>
-      <w:proofErr w:type="spellStart"/>
-      <w:r>
-        <w:rPr>
-          <w:rFonts w:eastAsia="Courier New"/>
-          <w:sz w:val="28"/>
-          <w:szCs w:val="28"/>
-        </w:rPr>
-        <w:t>eventData</w:t>
-      </w:r>
-      <w:proofErr w:type="spellEnd"/>
-      <w:r>
-        <w:rPr>
-          <w:rFonts w:eastAsia="Courier New"/>
-          <w:sz w:val="28"/>
-          <w:szCs w:val="28"/>
-        </w:rPr>
-        <w:t xml:space="preserve">, result, </w:t>
-      </w:r>
-      <w:proofErr w:type="spellStart"/>
-      <w:r>
-        <w:rPr>
-          <w:rFonts w:eastAsia="Courier New"/>
-          <w:sz w:val="28"/>
-          <w:szCs w:val="28"/>
-        </w:rPr>
-        <w:t>cancellationToken</w:t>
-      </w:r>
-      <w:proofErr w:type="spellEnd"/>
-      <w:r>
-        <w:rPr>
-          <w:rFonts w:eastAsia="Courier New"/>
-          <w:sz w:val="28"/>
-          <w:szCs w:val="28"/>
-        </w:rPr>
-        <w:t xml:space="preserve">);    </w:t>
-      </w:r>
-      <w:r>
-        <w:rPr>
-          <w:sz w:val="40"/>
-          <w:szCs w:val="40"/>
-        </w:rPr>
-        <w:br/>
-      </w:r>
-      <w:r>
-        <w:rPr>
-          <w:rFonts w:eastAsia="Courier New"/>
-          <w:sz w:val="28"/>
-          <w:szCs w:val="28"/>
-        </w:rPr>
-        <w:t xml:space="preserve">    }    </w:t>
-      </w:r>
-      <w:r>
-        <w:br/>
-      </w:r>
-      <w:r>
-        <w:rPr>
-          <w:rFonts w:eastAsia="Courier New"/>
-          <w:sz w:val="20"/>
-          <w:szCs w:val="20"/>
-        </w:rPr>
-        <w:t xml:space="preserve">         </w:t>
-      </w:r>
-    </w:p>
-    <w:p>
-      <w:pPr>
-        <w:spacing w:after="200"/>
-        <w:jc w:val="both"/>
-      </w:pPr>
-      <w:r>
-        <w:t xml:space="preserve"> </w:t>
-      </w:r>
-    </w:p>
-    <w:p>
-      <w:pPr>
-        <w:pStyle w:val="Heading3"/>
-        <w:jc w:val="both"/>
-        <w:rPr>
-          <w:sz w:val="28"/>
-          <w:szCs w:val="28"/>
-        </w:rPr>
-      </w:pPr>
-      <w:bookmarkStart w:id="44" w:name="_Toc230907048"/>
-      <w:r>
-        <w:rPr>
-          <w:sz w:val="28"/>
-          <w:szCs w:val="28"/>
-        </w:rPr>
-        <w:t xml:space="preserve">4.3.2. </w:t>
-      </w:r>
-      <w:proofErr w:type="spellStart"/>
-      <w:r>
-        <w:rPr>
-          <w:sz w:val="28"/>
-          <w:szCs w:val="28"/>
-        </w:rPr>
-        <w:t>Cài</w:t>
-      </w:r>
-      <w:proofErr w:type="spellEnd"/>
-      <w:r>
-        <w:rPr>
-          <w:sz w:val="28"/>
-          <w:szCs w:val="28"/>
-        </w:rPr>
-        <w:t xml:space="preserve"> </w:t>
-      </w:r>
-      <w:proofErr w:type="spellStart"/>
-      <w:r>
-        <w:rPr>
-          <w:sz w:val="28"/>
-          <w:szCs w:val="28"/>
-        </w:rPr>
-        <w:t>đặt</w:t>
-      </w:r>
-      <w:proofErr w:type="spellEnd"/>
-      <w:r>
-        <w:rPr>
-          <w:sz w:val="28"/>
-          <w:szCs w:val="28"/>
-        </w:rPr>
-        <w:t xml:space="preserve"> </w:t>
-      </w:r>
-      <w:proofErr w:type="spellStart"/>
-      <w:r>
-        <w:rPr>
-          <w:sz w:val="28"/>
-          <w:szCs w:val="28"/>
-        </w:rPr>
-        <w:t>tính</w:t>
-      </w:r>
-      <w:proofErr w:type="spellEnd"/>
-      <w:r>
-        <w:rPr>
-          <w:sz w:val="28"/>
-          <w:szCs w:val="28"/>
-        </w:rPr>
-        <w:t xml:space="preserve"> </w:t>
-      </w:r>
-      <w:proofErr w:type="spellStart"/>
-      <w:r>
-        <w:rPr>
-          <w:sz w:val="28"/>
-          <w:szCs w:val="28"/>
-        </w:rPr>
-        <w:t>năng</w:t>
-      </w:r>
-      <w:proofErr w:type="spellEnd"/>
-      <w:r>
-        <w:rPr>
-          <w:sz w:val="28"/>
-          <w:szCs w:val="28"/>
-        </w:rPr>
-        <w:t xml:space="preserve"> </w:t>
-      </w:r>
-      <w:proofErr w:type="spellStart"/>
-      <w:r>
-        <w:rPr>
-          <w:sz w:val="28"/>
-          <w:szCs w:val="28"/>
-        </w:rPr>
-        <w:t>Ký</w:t>
-      </w:r>
-      <w:proofErr w:type="spellEnd"/>
-      <w:r>
-        <w:rPr>
-          <w:sz w:val="28"/>
-          <w:szCs w:val="28"/>
-        </w:rPr>
-        <w:t xml:space="preserve"> </w:t>
-      </w:r>
-      <w:proofErr w:type="spellStart"/>
-      <w:r>
-        <w:rPr>
-          <w:sz w:val="28"/>
-          <w:szCs w:val="28"/>
-        </w:rPr>
-        <w:t>số</w:t>
-      </w:r>
-      <w:proofErr w:type="spellEnd"/>
-      <w:r>
-        <w:rPr>
-          <w:sz w:val="28"/>
-          <w:szCs w:val="28"/>
-        </w:rPr>
-        <w:t xml:space="preserve"> </w:t>
-      </w:r>
-      <w:proofErr w:type="spellStart"/>
-      <w:r>
-        <w:rPr>
-          <w:sz w:val="28"/>
-          <w:szCs w:val="28"/>
-        </w:rPr>
-        <w:t>trên</w:t>
-      </w:r>
-      <w:proofErr w:type="spellEnd"/>
-      <w:r>
-        <w:rPr>
-          <w:sz w:val="28"/>
-          <w:szCs w:val="28"/>
-        </w:rPr>
-        <w:t xml:space="preserve"> Mobile</w:t>
-      </w:r>
-      <w:bookmarkEnd w:id="44"/>
-    </w:p>
-    <w:p>
-      <w:pPr>
-        <w:spacing w:after="120"/>
-        <w:jc w:val="both"/>
-      </w:pPr>
-      <w:proofErr w:type="spellStart"/>
-      <w:r>
-        <w:t>Trong</w:t>
-      </w:r>
-      <w:proofErr w:type="spellEnd"/>
-      <w:r>
-        <w:t xml:space="preserve"> </w:t>
-      </w:r>
-      <w:proofErr w:type="spellStart"/>
-      <w:r>
-        <w:t>giao</w:t>
-      </w:r>
-      <w:proofErr w:type="spellEnd"/>
-      <w:r>
-        <w:t xml:space="preserve"> </w:t>
-      </w:r>
-      <w:proofErr w:type="spellStart"/>
-      <w:r>
-        <w:t>diện</w:t>
-      </w:r>
-      <w:proofErr w:type="spellEnd"/>
-      <w:r>
-        <w:t xml:space="preserve"> </w:t>
-      </w:r>
-      <w:proofErr w:type="spellStart"/>
-      <w:r>
-        <w:t>eBMR</w:t>
-      </w:r>
-      <w:proofErr w:type="spellEnd"/>
-      <w:r>
-        <w:t xml:space="preserve">, </w:t>
-      </w:r>
-      <w:proofErr w:type="spellStart"/>
-      <w:r>
-        <w:t>khi</w:t>
-      </w:r>
-      <w:proofErr w:type="spellEnd"/>
-      <w:r>
-        <w:t xml:space="preserve"> </w:t>
-      </w:r>
-      <w:proofErr w:type="spellStart"/>
-      <w:r>
-        <w:t>nhân</w:t>
-      </w:r>
-      <w:proofErr w:type="spellEnd"/>
-      <w:r>
-        <w:t xml:space="preserve"> </w:t>
-      </w:r>
-      <w:proofErr w:type="spellStart"/>
-      <w:r>
-        <w:t>sự</w:t>
-      </w:r>
-      <w:proofErr w:type="spellEnd"/>
-      <w:r>
-        <w:t xml:space="preserve"> </w:t>
-      </w:r>
-      <w:proofErr w:type="spellStart"/>
-      <w:r>
-        <w:t>vận</w:t>
-      </w:r>
-      <w:proofErr w:type="spellEnd"/>
-      <w:r>
-        <w:t xml:space="preserve"> </w:t>
-      </w:r>
-      <w:proofErr w:type="spellStart"/>
-      <w:r>
-        <w:t>hành</w:t>
-      </w:r>
-      <w:proofErr w:type="spellEnd"/>
-      <w:r>
-        <w:t xml:space="preserve"> </w:t>
-      </w:r>
-      <w:proofErr w:type="spellStart"/>
-      <w:r>
-        <w:t>chọn</w:t>
-      </w:r>
-      <w:proofErr w:type="spellEnd"/>
-      <w:r>
-        <w:t xml:space="preserve"> "</w:t>
-      </w:r>
-      <w:proofErr w:type="spellStart"/>
-      <w:r>
-        <w:t>Ký</w:t>
-      </w:r>
-      <w:proofErr w:type="spellEnd"/>
-      <w:r>
-        <w:t xml:space="preserve"> </w:t>
-      </w:r>
-      <w:proofErr w:type="spellStart"/>
-      <w:r>
-        <w:t>xác</w:t>
-      </w:r>
-      <w:proofErr w:type="spellEnd"/>
-      <w:r>
-        <w:t xml:space="preserve"> </w:t>
-      </w:r>
-      <w:proofErr w:type="spellStart"/>
-      <w:r>
-        <w:t>nhận</w:t>
-      </w:r>
-      <w:proofErr w:type="spellEnd"/>
-      <w:r>
-        <w:t xml:space="preserve">", </w:t>
-      </w:r>
-      <w:proofErr w:type="spellStart"/>
-      <w:r>
-        <w:t>hệ</w:t>
-      </w:r>
-      <w:proofErr w:type="spellEnd"/>
-      <w:r>
-        <w:t xml:space="preserve"> </w:t>
-      </w:r>
-      <w:proofErr w:type="spellStart"/>
-      <w:r>
-        <w:t>thống</w:t>
-      </w:r>
-      <w:proofErr w:type="spellEnd"/>
-      <w:r>
-        <w:t xml:space="preserve"> </w:t>
-      </w:r>
-      <w:proofErr w:type="spellStart"/>
-      <w:r>
-        <w:t>yêu</w:t>
-      </w:r>
-      <w:proofErr w:type="spellEnd"/>
-      <w:r>
-        <w:t xml:space="preserve"> </w:t>
-      </w:r>
-      <w:proofErr w:type="spellStart"/>
-      <w:r>
-        <w:t>cầu</w:t>
-      </w:r>
-      <w:proofErr w:type="spellEnd"/>
-      <w:r>
-        <w:t xml:space="preserve"> </w:t>
-      </w:r>
-      <w:proofErr w:type="spellStart"/>
-      <w:r>
-        <w:t>nhập</w:t>
-      </w:r>
-      <w:proofErr w:type="spellEnd"/>
-      <w:r>
-        <w:t xml:space="preserve"> </w:t>
-      </w:r>
-      <w:proofErr w:type="spellStart"/>
-      <w:r>
-        <w:t>mã</w:t>
-      </w:r>
-      <w:proofErr w:type="spellEnd"/>
-      <w:r>
-        <w:t xml:space="preserve"> PIN </w:t>
-      </w:r>
-      <w:proofErr w:type="spellStart"/>
-      <w:r>
-        <w:t>định</w:t>
-      </w:r>
-      <w:proofErr w:type="spellEnd"/>
-      <w:r>
-        <w:t xml:space="preserve"> </w:t>
-      </w:r>
-      <w:proofErr w:type="spellStart"/>
-      <w:r>
-        <w:t>danh</w:t>
-      </w:r>
-      <w:proofErr w:type="spellEnd"/>
-      <w:r>
-        <w:t xml:space="preserve"> </w:t>
-      </w:r>
-      <w:proofErr w:type="spellStart"/>
-      <w:r>
-        <w:t>gồm</w:t>
-      </w:r>
-      <w:proofErr w:type="spellEnd"/>
-      <w:r>
-        <w:t xml:space="preserve"> 6 </w:t>
-      </w:r>
-      <w:proofErr w:type="spellStart"/>
-      <w:r>
-        <w:t>chữ</w:t>
-      </w:r>
-      <w:proofErr w:type="spellEnd"/>
-      <w:r>
-        <w:t xml:space="preserve"> </w:t>
-      </w:r>
-      <w:proofErr w:type="spellStart"/>
-      <w:r>
-        <w:t>số</w:t>
-      </w:r>
-      <w:proofErr w:type="spellEnd"/>
-      <w:r>
-        <w:t xml:space="preserve">. API </w:t>
-      </w:r>
-      <w:r>
-        <w:rPr>
-          <w:rFonts w:eastAsia="Courier New"/>
-          <w:shd w:val="clear" w:color="auto" w:fill="F1F5F9"/>
-        </w:rPr>
-        <w:t>POST /</w:t>
-      </w:r>
-      <w:proofErr w:type="spellStart"/>
-      <w:r>
-        <w:rPr>
-          <w:rFonts w:eastAsia="Courier New"/>
-          <w:shd w:val="clear" w:color="auto" w:fill="F1F5F9"/>
-        </w:rPr>
-        <w:t>api</w:t>
-      </w:r>
-      <w:proofErr w:type="spellEnd"/>
-      <w:r>
-        <w:rPr>
-          <w:rFonts w:eastAsia="Courier New"/>
-          <w:shd w:val="clear" w:color="auto" w:fill="F1F5F9"/>
-        </w:rPr>
-        <w:t>/</w:t>
-      </w:r>
-      <w:proofErr w:type="spellStart"/>
-      <w:r>
-        <w:rPr>
-          <w:rFonts w:eastAsia="Courier New"/>
-          <w:shd w:val="clear" w:color="auto" w:fill="F1F5F9"/>
-        </w:rPr>
-        <w:t>batchprocesslogs</w:t>
-      </w:r>
-      <w:proofErr w:type="spellEnd"/>
-      <w:r>
-        <w:t xml:space="preserve"> </w:t>
-      </w:r>
-      <w:proofErr w:type="spellStart"/>
-      <w:r>
-        <w:t>sẽ</w:t>
-      </w:r>
-      <w:proofErr w:type="spellEnd"/>
-      <w:r>
-        <w:t xml:space="preserve"> </w:t>
-      </w:r>
-      <w:proofErr w:type="spellStart"/>
-      <w:r>
-        <w:t>tiếp</w:t>
-      </w:r>
-      <w:proofErr w:type="spellEnd"/>
-      <w:r>
-        <w:t xml:space="preserve"> </w:t>
-      </w:r>
-      <w:proofErr w:type="spellStart"/>
-      <w:r>
-        <w:t>nhận</w:t>
-      </w:r>
-      <w:proofErr w:type="spellEnd"/>
-      <w:r>
-        <w:t xml:space="preserve"> </w:t>
-      </w:r>
-      <w:proofErr w:type="spellStart"/>
-      <w:r>
-        <w:t>yêu</w:t>
-      </w:r>
-      <w:proofErr w:type="spellEnd"/>
-      <w:r>
-        <w:t xml:space="preserve"> </w:t>
-      </w:r>
-      <w:proofErr w:type="spellStart"/>
-      <w:r>
-        <w:t>cầu</w:t>
-      </w:r>
-      <w:proofErr w:type="spellEnd"/>
-      <w:r>
-        <w:t xml:space="preserve"> </w:t>
-      </w:r>
-      <w:proofErr w:type="spellStart"/>
-      <w:r>
-        <w:t>này</w:t>
-      </w:r>
-      <w:proofErr w:type="spellEnd"/>
-      <w:r>
-        <w:t>.</w:t>
-      </w:r>
-      <w:r>
-        <w:br/>
-      </w:r>
-      <w:proofErr w:type="spellStart"/>
-      <w:r>
-        <w:t>Tại</w:t>
-      </w:r>
-      <w:proofErr w:type="spellEnd"/>
-      <w:r>
-        <w:t xml:space="preserve"> Backend, </w:t>
-      </w:r>
-      <w:proofErr w:type="spellStart"/>
-      <w:r>
-        <w:t>hệ</w:t>
-      </w:r>
-      <w:proofErr w:type="spellEnd"/>
-      <w:r>
-        <w:t xml:space="preserve"> </w:t>
-      </w:r>
-      <w:proofErr w:type="spellStart"/>
-      <w:r>
-        <w:t>thống</w:t>
-      </w:r>
-      <w:proofErr w:type="spellEnd"/>
-      <w:r>
-        <w:t xml:space="preserve"> </w:t>
-      </w:r>
-      <w:proofErr w:type="spellStart"/>
-      <w:r>
-        <w:t>thực</w:t>
-      </w:r>
-      <w:proofErr w:type="spellEnd"/>
-      <w:r>
-        <w:t xml:space="preserve"> </w:t>
-      </w:r>
-      <w:proofErr w:type="spellStart"/>
-      <w:r>
-        <w:t>hiện</w:t>
-      </w:r>
-      <w:proofErr w:type="spellEnd"/>
-      <w:r>
-        <w:t xml:space="preserve"> </w:t>
-      </w:r>
-      <w:proofErr w:type="spellStart"/>
-      <w:r>
-        <w:t>hai</w:t>
-      </w:r>
-      <w:proofErr w:type="spellEnd"/>
-      <w:r>
-        <w:t xml:space="preserve"> </w:t>
-      </w:r>
-      <w:proofErr w:type="spellStart"/>
-      <w:r>
-        <w:t>lớp</w:t>
-      </w:r>
-      <w:proofErr w:type="spellEnd"/>
-      <w:r>
-        <w:t xml:space="preserve"> </w:t>
-      </w:r>
-      <w:proofErr w:type="spellStart"/>
-      <w:r>
-        <w:t>xác</w:t>
-      </w:r>
-      <w:proofErr w:type="spellEnd"/>
-      <w:r>
-        <w:t xml:space="preserve"> </w:t>
-      </w:r>
-      <w:proofErr w:type="spellStart"/>
-      <w:r>
-        <w:t>thực</w:t>
-      </w:r>
-      <w:proofErr w:type="spellEnd"/>
-      <w:r>
-        <w:t>:</w:t>
-      </w:r>
-    </w:p>
-    <w:p>
-      <w:pPr>
-        <w:spacing w:after="200"/>
-        <w:jc w:val="both"/>
-      </w:pPr>
-      <w:r>
-        <w:t xml:space="preserve"> </w:t>
-      </w:r>
-    </w:p>
-    <w:p>
-      <w:pPr>
-        <w:spacing w:after="100"/>
-        <w:ind w:left="20"/>
-        <w:jc w:val="both"/>
-      </w:pPr>
-      <w:r>
-        <w:t xml:space="preserve">1. </w:t>
-      </w:r>
-      <w:proofErr w:type="spellStart"/>
-      <w:r>
-        <w:t>Xác</w:t>
-      </w:r>
-      <w:proofErr w:type="spellEnd"/>
-      <w:r>
-        <w:t xml:space="preserve"> </w:t>
-      </w:r>
-      <w:proofErr w:type="spellStart"/>
-      <w:r>
-        <w:t>thực</w:t>
-      </w:r>
-      <w:proofErr w:type="spellEnd"/>
-      <w:r>
-        <w:t xml:space="preserve"> </w:t>
-      </w:r>
-      <w:proofErr w:type="spellStart"/>
-      <w:r>
-        <w:t>danh</w:t>
-      </w:r>
-      <w:proofErr w:type="spellEnd"/>
-      <w:r>
-        <w:t xml:space="preserve"> </w:t>
-      </w:r>
-      <w:proofErr w:type="spellStart"/>
-      <w:r>
-        <w:t>tính</w:t>
-      </w:r>
-      <w:proofErr w:type="spellEnd"/>
-      <w:r>
-        <w:t xml:space="preserve"> (Authentication) </w:t>
-      </w:r>
-      <w:proofErr w:type="spellStart"/>
-      <w:r>
-        <w:t>thông</w:t>
-      </w:r>
-      <w:proofErr w:type="spellEnd"/>
-      <w:r>
-        <w:t xml:space="preserve"> qua JWT Token </w:t>
-      </w:r>
-      <w:proofErr w:type="spellStart"/>
-      <w:r>
-        <w:t>tại</w:t>
-      </w:r>
-      <w:proofErr w:type="spellEnd"/>
-      <w:r>
-        <w:t xml:space="preserve"> Header.</w:t>
-      </w:r>
-    </w:p>
-    <w:p>
-      <w:pPr>
-        <w:spacing w:after="100"/>
-        <w:ind w:left="20"/>
-        <w:jc w:val="both"/>
-      </w:pPr>
-      <w:r>
-        <w:t xml:space="preserve">2. </w:t>
-      </w:r>
-      <w:proofErr w:type="spellStart"/>
-      <w:r>
-        <w:t>Mã</w:t>
-      </w:r>
-      <w:proofErr w:type="spellEnd"/>
-      <w:r>
-        <w:t xml:space="preserve"> </w:t>
-      </w:r>
-      <w:proofErr w:type="spellStart"/>
-      <w:r>
-        <w:t>hóa</w:t>
-      </w:r>
-      <w:proofErr w:type="spellEnd"/>
-      <w:r>
-        <w:t xml:space="preserve"> (Hashing) </w:t>
-      </w:r>
-      <w:proofErr w:type="spellStart"/>
-      <w:r>
-        <w:t>mã</w:t>
-      </w:r>
-      <w:proofErr w:type="spellEnd"/>
-      <w:r>
-        <w:t xml:space="preserve"> PIN </w:t>
-      </w:r>
-      <w:proofErr w:type="spellStart"/>
-      <w:r>
-        <w:t>từ</w:t>
-      </w:r>
-      <w:proofErr w:type="spellEnd"/>
-      <w:r>
-        <w:t xml:space="preserve"> request, </w:t>
-      </w:r>
-      <w:proofErr w:type="spellStart"/>
-      <w:r>
-        <w:t>đối</w:t>
-      </w:r>
-      <w:proofErr w:type="spellEnd"/>
-      <w:r>
-        <w:t xml:space="preserve"> </w:t>
-      </w:r>
-      <w:proofErr w:type="spellStart"/>
-      <w:r>
-        <w:t>chiếu</w:t>
-      </w:r>
-      <w:proofErr w:type="spellEnd"/>
-      <w:r>
-        <w:t xml:space="preserve"> </w:t>
-      </w:r>
-      <w:proofErr w:type="spellStart"/>
-      <w:r>
-        <w:t>với</w:t>
-      </w:r>
-      <w:proofErr w:type="spellEnd"/>
-      <w:r>
-        <w:t xml:space="preserve"> </w:t>
-      </w:r>
-      <w:proofErr w:type="spellStart"/>
-      <w:r>
-        <w:t>trường</w:t>
-      </w:r>
-      <w:proofErr w:type="spellEnd"/>
-      <w:r>
-        <w:t xml:space="preserve"> </w:t>
-      </w:r>
-      <w:proofErr w:type="spellStart"/>
-      <w:r>
-        <w:rPr>
-          <w:rFonts w:eastAsia="Courier New"/>
-          <w:shd w:val="clear" w:color="auto" w:fill="F1F5F9"/>
-        </w:rPr>
-        <w:t>PinHash</w:t>
-      </w:r>
-      <w:proofErr w:type="spellEnd"/>
-      <w:r>
-        <w:t xml:space="preserve"> </w:t>
-      </w:r>
-      <w:proofErr w:type="spellStart"/>
-      <w:r>
-        <w:t>trong</w:t>
-      </w:r>
-      <w:proofErr w:type="spellEnd"/>
-      <w:r>
-        <w:t xml:space="preserve"> </w:t>
-      </w:r>
-      <w:proofErr w:type="spellStart"/>
-      <w:r>
-        <w:t>bảng</w:t>
-      </w:r>
-      <w:proofErr w:type="spellEnd"/>
-      <w:r>
-        <w:t xml:space="preserve"> </w:t>
-      </w:r>
-      <w:proofErr w:type="spellStart"/>
-      <w:r>
-        <w:rPr>
-          <w:rFonts w:eastAsia="Courier New"/>
-          <w:shd w:val="clear" w:color="auto" w:fill="F1F5F9"/>
-        </w:rPr>
-        <w:t>AppUser</w:t>
-      </w:r>
-      <w:proofErr w:type="spellEnd"/>
-      <w:r>
-        <w:t xml:space="preserve"> </w:t>
-      </w:r>
-      <w:proofErr w:type="spellStart"/>
-      <w:r>
-        <w:t>của</w:t>
-      </w:r>
-      <w:proofErr w:type="spellEnd"/>
-      <w:r>
-        <w:t xml:space="preserve"> CSDL. </w:t>
-      </w:r>
-      <w:proofErr w:type="spellStart"/>
-      <w:r>
-        <w:t>Nếu</w:t>
-      </w:r>
-      <w:proofErr w:type="spellEnd"/>
-      <w:r>
-        <w:t xml:space="preserve"> </w:t>
-      </w:r>
-      <w:proofErr w:type="spellStart"/>
-      <w:r>
-        <w:t>trùng</w:t>
-      </w:r>
-      <w:proofErr w:type="spellEnd"/>
-      <w:r>
-        <w:t xml:space="preserve"> </w:t>
-      </w:r>
-      <w:proofErr w:type="spellStart"/>
-      <w:r>
-        <w:t>khớp</w:t>
-      </w:r>
-      <w:proofErr w:type="spellEnd"/>
-      <w:r>
-        <w:t xml:space="preserve">, logic </w:t>
-      </w:r>
-      <w:proofErr w:type="spellStart"/>
-      <w:r>
-        <w:t>kiểm</w:t>
-      </w:r>
-      <w:proofErr w:type="spellEnd"/>
-      <w:r>
-        <w:t xml:space="preserve"> </w:t>
-      </w:r>
-      <w:proofErr w:type="spellStart"/>
-      <w:r>
-        <w:t>tra</w:t>
-      </w:r>
-      <w:proofErr w:type="spellEnd"/>
-      <w:r>
-        <w:t xml:space="preserve"> </w:t>
-      </w:r>
-      <w:proofErr w:type="spellStart"/>
-      <w:r>
-        <w:t>sai</w:t>
-      </w:r>
-      <w:proofErr w:type="spellEnd"/>
-      <w:r>
-        <w:t xml:space="preserve"> </w:t>
-      </w:r>
-      <w:proofErr w:type="spellStart"/>
-      <w:r>
-        <w:t>lệch</w:t>
-      </w:r>
-      <w:proofErr w:type="spellEnd"/>
-      <w:r>
-        <w:t xml:space="preserve"> (±5%) </w:t>
-      </w:r>
-      <w:proofErr w:type="spellStart"/>
-      <w:r>
-        <w:t>mới</w:t>
-      </w:r>
-      <w:proofErr w:type="spellEnd"/>
-      <w:r>
-        <w:t xml:space="preserve"> </w:t>
-      </w:r>
-      <w:proofErr w:type="spellStart"/>
-      <w:r>
-        <w:t>được</w:t>
-      </w:r>
-      <w:proofErr w:type="spellEnd"/>
-      <w:r>
-        <w:t xml:space="preserve"> </w:t>
-      </w:r>
-      <w:proofErr w:type="spellStart"/>
-      <w:r>
-        <w:t>tính</w:t>
-      </w:r>
-      <w:proofErr w:type="spellEnd"/>
-      <w:r>
-        <w:t xml:space="preserve"> </w:t>
-      </w:r>
-      <w:proofErr w:type="spellStart"/>
-      <w:r>
-        <w:t>hợp</w:t>
-      </w:r>
-      <w:proofErr w:type="spellEnd"/>
-      <w:r>
-        <w:t xml:space="preserve"> </w:t>
-      </w:r>
-      <w:proofErr w:type="spellStart"/>
-      <w:r>
-        <w:t>lệ</w:t>
-      </w:r>
-      <w:proofErr w:type="spellEnd"/>
-      <w:r>
-        <w:t xml:space="preserve"> </w:t>
-      </w:r>
-      <w:proofErr w:type="spellStart"/>
-      <w:r>
-        <w:t>và</w:t>
-      </w:r>
-      <w:proofErr w:type="spellEnd"/>
-      <w:r>
-        <w:t xml:space="preserve"> commit </w:t>
-      </w:r>
-      <w:proofErr w:type="spellStart"/>
-      <w:r>
-        <w:t>xuống</w:t>
-      </w:r>
-      <w:proofErr w:type="spellEnd"/>
-      <w:r>
-        <w:t xml:space="preserve"> DB.</w:t>
-      </w:r>
-    </w:p>
-    <w:p>
-      <w:pPr>
-        <w:spacing w:after="200"/>
-        <w:jc w:val="both"/>
-      </w:pPr>
-      <w:r>
-        <w:t xml:space="preserve"> </w:t>
-      </w:r>
-    </w:p>
-    <w:p>
-      <w:pPr>
-        <w:pStyle w:val="Heading2"/>
-        <w:jc w:val="both"/>
-        <w:rPr>
-          <w:sz w:val="28"/>
-          <w:szCs w:val="28"/>
-        </w:rPr>
-      </w:pPr>
-      <w:bookmarkStart w:id="45" w:name="_Toc230907049"/>
+      </w:pPr>
+      <w:bookmarkStart w:id="45" w:name="_Toc230888328"/>
       <w:r>
         <w:rPr>
           <w:sz w:val="28"/>
@@ -25492,6 +23308,7 @@
       </w:r>
       <w:proofErr w:type="spellStart"/>
       <w:r>
+        <w:lastRenderedPageBreak/>
         <w:t>Quá</w:t>
       </w:r>
       <w:proofErr w:type="spellEnd"/>
@@ -25644,7 +23461,7 @@
           <w:lang w:val="vi-VN"/>
         </w:rPr>
       </w:pPr>
-      <w:bookmarkStart w:id="46" w:name="_Toc230907050"/>
+      <w:bookmarkStart w:id="46" w:name="_Toc230888329"/>
       <w:r>
         <w:rPr>
           <w:sz w:val="36"/>
@@ -25672,7 +23489,7 @@
           <w:lang w:val="vi-VN"/>
         </w:rPr>
       </w:pPr>
-      <w:bookmarkStart w:id="47" w:name="_Toc230907051"/>
+      <w:bookmarkStart w:id="47" w:name="_Toc230888330"/>
       <w:r>
         <w:rPr>
           <w:sz w:val="28"/>
@@ -26369,7 +24186,6 @@
         <w:jc w:val="both"/>
       </w:pPr>
       <w:r>
-        <w:lastRenderedPageBreak/>
         <w:t xml:space="preserve"> </w:t>
       </w:r>
     </w:p>
@@ -26382,7 +24198,7 @@
           <w:szCs w:val="28"/>
         </w:rPr>
       </w:pPr>
-      <w:bookmarkStart w:id="48" w:name="_Toc230907052"/>
+      <w:bookmarkStart w:id="48" w:name="_Toc230888331"/>
       <w:r>
         <w:rPr>
           <w:sz w:val="28"/>
@@ -26756,7 +24572,7 @@
                     </pic:cNvPicPr>
                   </pic:nvPicPr>
                   <pic:blipFill>
-                    <a:blip r:embed="rId27"/>
+                    <a:blip r:embed="rId28"/>
                     <a:srcRect/>
                     <a:stretch>
                       <a:fillRect/>
@@ -26843,7 +24659,7 @@
                     </pic:cNvPicPr>
                   </pic:nvPicPr>
                   <pic:blipFill>
-                    <a:blip r:embed="rId27"/>
+                    <a:blip r:embed="rId28"/>
                     <a:srcRect/>
                     <a:stretch>
                       <a:fillRect/>
@@ -26986,7 +24802,7 @@
                     </pic:cNvPicPr>
                   </pic:nvPicPr>
                   <pic:blipFill>
-                    <a:blip r:embed="rId27"/>
+                    <a:blip r:embed="rId28"/>
                     <a:srcRect/>
                     <a:stretch>
                       <a:fillRect/>
@@ -27217,7 +25033,7 @@
                     </pic:cNvPicPr>
                   </pic:nvPicPr>
                   <pic:blipFill>
-                    <a:blip r:embed="rId27"/>
+                    <a:blip r:embed="rId28"/>
                     <a:srcRect/>
                     <a:stretch>
                       <a:fillRect/>
@@ -27274,7 +25090,7 @@
                     </pic:cNvPicPr>
                   </pic:nvPicPr>
                   <pic:blipFill>
-                    <a:blip r:embed="rId27"/>
+                    <a:blip r:embed="rId28"/>
                     <a:srcRect/>
                     <a:stretch>
                       <a:fillRect/>
@@ -27333,7 +25149,7 @@
                     </pic:cNvPicPr>
                   </pic:nvPicPr>
                   <pic:blipFill>
-                    <a:blip r:embed="rId27"/>
+                    <a:blip r:embed="rId28"/>
                     <a:srcRect/>
                     <a:stretch>
                       <a:fillRect/>
@@ -29008,6 +26824,7 @@
       </w:pPr>
       <w:proofErr w:type="spellStart"/>
       <w:r>
+        <w:lastRenderedPageBreak/>
         <w:t>Kịch</w:t>
       </w:r>
       <w:proofErr w:type="spellEnd"/>
@@ -29893,7 +27710,7 @@
           <w:szCs w:val="28"/>
         </w:rPr>
       </w:pPr>
-      <w:bookmarkStart w:id="49" w:name="_Toc230907053"/>
+      <w:bookmarkStart w:id="49" w:name="_Toc230888332"/>
       <w:r>
         <w:rPr>
           <w:sz w:val="28"/>
@@ -30412,7 +28229,6 @@
           <w:b/>
           <w:bCs/>
         </w:rPr>
-        <w:lastRenderedPageBreak/>
         <w:t>Nhược</w:t>
       </w:r>
       <w:proofErr w:type="spellEnd"/>
@@ -30930,7 +28746,7 @@
           <w:szCs w:val="28"/>
         </w:rPr>
       </w:pPr>
-      <w:bookmarkStart w:id="50" w:name="_Toc230907054"/>
+      <w:bookmarkStart w:id="50" w:name="_Toc230888333"/>
       <w:r>
         <w:rPr>
           <w:sz w:val="28"/>
@@ -30950,7 +28766,7 @@
           <w:szCs w:val="28"/>
         </w:rPr>
       </w:pPr>
-      <w:bookmarkStart w:id="51" w:name="_Toc230907055"/>
+      <w:bookmarkStart w:id="51" w:name="_Toc230888334"/>
       <w:r>
         <w:rPr>
           <w:sz w:val="28"/>
@@ -32678,7 +30494,7 @@
           <w:szCs w:val="28"/>
         </w:rPr>
       </w:pPr>
-      <w:bookmarkStart w:id="52" w:name="_Toc230907056"/>
+      <w:bookmarkStart w:id="52" w:name="_Toc230888335"/>
       <w:r>
         <w:rPr>
           <w:sz w:val="28"/>
@@ -32933,6 +30749,7 @@
         <w:jc w:val="both"/>
       </w:pPr>
       <w:r>
+        <w:lastRenderedPageBreak/>
         <w:t xml:space="preserve"> </w:t>
       </w:r>
     </w:p>
@@ -33799,7 +31616,7 @@
           <w:szCs w:val="28"/>
         </w:rPr>
       </w:pPr>
-      <w:bookmarkStart w:id="53" w:name="_Toc230907057"/>
+      <w:bookmarkStart w:id="53" w:name="_Toc230888336"/>
       <w:r>
         <w:rPr>
           <w:sz w:val="28"/>
@@ -34288,7 +32105,6 @@
       </w:r>
       <w:proofErr w:type="spellStart"/>
       <w:r>
-        <w:lastRenderedPageBreak/>
         <w:t>trộn</w:t>
       </w:r>
       <w:proofErr w:type="spellEnd"/>
@@ -34961,7 +32777,7 @@
           <w:szCs w:val="36"/>
         </w:rPr>
       </w:pPr>
-      <w:bookmarkStart w:id="54" w:name="_Toc230907058"/>
+      <w:bookmarkStart w:id="54" w:name="_Toc230888337"/>
       <w:r>
         <w:rPr>
           <w:sz w:val="36"/>
@@ -35562,10 +33378,8 @@
       </w:r>
     </w:p>
     <w:sectPr>
-      <w:headerReference w:type="default" r:id="rId28"/>
       <w:pgSz w:w="11906" w:h="16838"/>
       <w:pgMar w:top="1440" w:right="1440" w:bottom="1440" w:left="1440" w:header="708" w:footer="708" w:gutter="0"/>
-      <w:pgNumType w:start="1"/>
       <w:cols w:space="720"/>
       <w:docGrid w:linePitch="360"/>
     </w:sectPr>
@@ -36834,7 +34648,7 @@
   <w15:commentEx w15:paraId="687C1221" w15:done="0"/>
   <w15:commentEx w15:paraId="6A3E1365" w15:done="0"/>
   <w15:commentEx w15:paraId="4A9BE92C" w15:done="0"/>
-  <w15:commentEx w15:paraId="309D4A5F" w15:done="0"/>
+  <w15:commentEx w15:paraId="309D4A5F" w15:done="1"/>
   <w15:commentEx w15:paraId="27F85175" w15:done="0"/>
   <w15:commentEx w15:paraId="630C012F" w15:done="0"/>
 </w15:commentsEx>
@@ -40039,6 +37853,7 @@
     <w:lsdException w:name="HTML Sample" w:semiHidden="1" w:unhideWhenUsed="1"/>
     <w:lsdException w:name="HTML Typewriter" w:semiHidden="1" w:unhideWhenUsed="1"/>
     <w:lsdException w:name="HTML Variable" w:semiHidden="1" w:unhideWhenUsed="1"/>
+    <w:lsdException w:name="Normal Table" w:semiHidden="1" w:unhideWhenUsed="1"/>
     <w:lsdException w:name="annotation subject" w:semiHidden="1" w:unhideWhenUsed="1"/>
     <w:lsdException w:name="No List" w:semiHidden="1" w:unhideWhenUsed="1"/>
     <w:lsdException w:name="Outline List 1" w:semiHidden="1" w:unhideWhenUsed="1"/>
@@ -40081,8 +37896,11 @@
     <w:lsdException w:name="Table Contemporary" w:semiHidden="1" w:unhideWhenUsed="1"/>
     <w:lsdException w:name="Table Elegant" w:semiHidden="1" w:unhideWhenUsed="1"/>
     <w:lsdException w:name="Table Professional" w:semiHidden="1" w:unhideWhenUsed="1"/>
+    <w:lsdException w:name="Table Subtle 1" w:semiHidden="1" w:unhideWhenUsed="1"/>
     <w:lsdException w:name="Table Subtle 2" w:semiHidden="1" w:unhideWhenUsed="1"/>
     <w:lsdException w:name="Table Web 1" w:semiHidden="1" w:unhideWhenUsed="1"/>
+    <w:lsdException w:name="Table Web 2" w:semiHidden="1" w:unhideWhenUsed="1"/>
+    <w:lsdException w:name="Table Web 3" w:semiHidden="1" w:unhideWhenUsed="1"/>
     <w:lsdException w:name="Balloon Text" w:semiHidden="1" w:unhideWhenUsed="1"/>
     <w:lsdException w:name="Table Grid" w:uiPriority="39"/>
     <w:lsdException w:name="Table Theme" w:semiHidden="1" w:unhideWhenUsed="1"/>
@@ -40409,7 +38227,6 @@
   <w:style w:type="character" w:default="1" w:styleId="DefaultParagraphFont">
     <w:name w:val="Default Paragraph Font"/>
     <w:uiPriority w:val="1"/>
-    <w:semiHidden/>
     <w:unhideWhenUsed/>
   </w:style>
   <w:style w:type="table" w:default="1" w:styleId="TableNormal">
